--- a/docs/modules/sample-audit/样本审计追踪功能说明书.docx
+++ b/docs/modules/sample-audit/样本审计追踪功能说明书.docx
@@ -22,7 +22,7 @@
         <w:jc w:val="left"/>
       </w:pPr>
       <w:r>
-        <w:t>本方案面向 Biotech Plus 的样本、质控、解读与报告交付链路。建议以永久样本追踪身份串联业务事件，以逐记录前后快照保存新增、修改、删除证据，再以不可覆盖的制品记录区分报告生成版本与交付尝试。样本编号用于搜索，不作为历史身份。</w:t>
+        <w:t>本方案面向 Biotech Plus 的样本、质控、解读与报告交付链路。样本编号已由业务确认唯一，建议直接以样本编号查询履历，并用现有 sample_file.id 关联业务事件，以逐记录前后快照保存新增、修改、删除证据，再以不可覆盖的制品记录区分报告生成版本与交付尝试。不新增第二套样本追踪身份；多表明细仍保存各表真实主键。</w:t>
       </w:r>
     </w:p>
     <w:p>
@@ -293,7 +293,7 @@
                 <w:color w:val="000000"/>
                 <w:sz w:val="19"/>
               </w:rPr>
-              <w:t>V0.1，2026年10月17日</w:t>
+              <w:t>V0.2，2026年10月18日；按样本编号唯一的业务确认修订</w:t>
             </w:r>
           </w:p>
         </w:tc>
@@ -544,7 +544,7 @@
         <w:jc w:val="left"/>
       </w:pPr>
       <w:r>
-        <w:t>AUD-03：支持业务编号重复、编号更正、软删恢复、删除后重建、多次分析、多报告及同报告多次生成，不将不同对象的历史混在一起。</w:t>
+        <w:t>AUD-03：样本编号唯一；一个样本可以对应多次质控接收、多次分析、多份报告和同报告多次生成。区分这些一对多对象，保留软删、重建及原业务编号更正的真实历史。</w:t>
       </w:r>
     </w:p>
     <w:p>
@@ -576,7 +576,7 @@
         <w:jc w:val="left"/>
       </w:pPr>
       <w:r>
-        <w:t>包括审计自动写入、样本候选检索、样本时间线、对象变更详情、报告版本与发送尝试查询、访问隔离及存量基线。查询已存在的历史制品属于本期设计；不承诺对历史任意时点重新计算或重建业务状态。</w:t>
+        <w:t>包括审计自动写入、唯一样本检索、样本时间线、对象变更详情、报告版本与发送尝试查询、访问隔离及存量基线。查询已存在的历史制品属于本期设计；不承诺对历史任意时点重新计算或重建业务状态。</w:t>
       </w:r>
     </w:p>
     <w:p>
@@ -608,7 +608,7 @@
         <w:jc w:val="left"/>
       </w:pPr>
       <w:r>
-        <w:t>第2章是代码事实；第3至7章是建议设计；第8章是开发接入计划；第9章是未执行的验收用例；第10章列出实施前须确认的事项。本轮未连接真实数据库，DDL 中的唯一约束只证明仓库声明，不能证明运行库没有重复数据。</w:t>
+        <w:t>第2章是代码事实；第3至7章是建议设计；第8章是开发接入计划；第9章是未执行的验收用例；第10章列出实施前须确认的事项。样本编号唯一是已确认业务前提。当前仓库 DDL 具体声明 tenant_id 与 subbarcode 联合唯一；数据库约束是否完整落实业务唯一范围，在实施时核验，本方案不将同号多样本作为正常业务。</w:t>
       </w:r>
     </w:p>
     <w:p>
@@ -2236,7 +2236,7 @@
           <w:b/>
           <w:color w:val="000000"/>
         </w:rPr>
-        <w:t>3 样本身份与关联设计</w:t>
+        <w:t>3 样本编号与关联设计</w:t>
       </w:r>
     </w:p>
     <w:p>
@@ -2250,7 +2250,7 @@
           <w:b/>
           <w:color w:val="000000"/>
         </w:rPr>
-        <w:t>3.1 稳定身份</w:t>
+        <w:t>3.1 唯一业务标识与真实主键</w:t>
       </w:r>
     </w:p>
     <w:p>
@@ -2259,7 +2259,7 @@
         <w:jc w:val="left"/>
       </w:pPr>
       <w:r>
-        <w:t>新增 audit_sample.id，作为 sample_trace_id。它代表系统确认的一个样本追踪实例，由服务端生成，永不因编号更正、记录软删除或文件替换而改变，也不随业务记录级联删除。</w:t>
+        <w:t>样本编号 subbarcode 是已确认的唯一业务标识。用户输入编号即可打开一个样本的履历，不设置同号多实例选择流程。现有 sample_file.id 作为录单对象的稳定内部关联，不再新增追踪根表、历史别名表或业务表 sample_id 列。</w:t>
       </w:r>
     </w:p>
     <w:p>
@@ -2268,16 +2268,7 @@
         <w:jc w:val="left"/>
       </w:pPr>
       <w:r>
-        <w:t>建议在 sample_file、analysis_data、analysis_report、wet_lab_qc、bioinfo_qc 增加 sample_trace_id bigint。它是关联列，不替换各表主键。文件和位点通过确定的 analysis_id 继承追踪身份；发送动作再通过 report_id 校验到 analysis_id。审计记录同时冻结实际对象主键，不能只存 trace id。</w:t>
-      </w:r>
-    </w:p>
-    <w:p>
-      <w:pPr>
-        <w:widowControl/>
-        <w:jc w:val="left"/>
-      </w:pPr>
-      <w:r>
-        <w:t>同一次采样的多次分析可以共享追踪身份；同一患者的不同取样默认不能共享。能否合并为一个样本须有明确业务依据，不能用患者姓名、患者编号或编号相似度推断。</w:t>
+        <w:t>样本编号唯一不代表下游记录一对一。analysis_data 仍按 analysis_id 区分分析，analysis_report 按 report_id 区分报告，质控、文件、位点及子表各按真实主键记录。一个样本的这些对象均可汇总到同一履历。</w:t>
       </w:r>
     </w:p>
     <w:p>
@@ -2291,7 +2282,7 @@
           <w:b/>
           <w:color w:val="000000"/>
         </w:rPr>
-        <w:t>3.2 定位优先级</w:t>
+        <w:t>3.2 关联与授权</w:t>
       </w:r>
     </w:p>
     <w:p>
@@ -2300,7 +2291,7 @@
         <w:jc w:val="left"/>
       </w:pPr>
       <w:r>
-        <w:t>1. 已授权的 sample_trace_id，加租户校验并与业务对象既有绑定交叉核对。</w:t>
+        <w:t>业务服务在授权范围内按 subbarcode 查唯一录单样本，冻结 sample_file.id、编号和药企归属。已有 analysis_id、report_id 的入口须交叉核对其编号与父子关联；不能把 analysis_id 或 report_id 当作样本主键。认证与租户授权仍由服务端执行，编号唯一不代表任何用户都能查看该样本。</w:t>
       </w:r>
     </w:p>
     <w:p>
@@ -2309,7 +2300,7 @@
         <w:jc w:val="left"/>
       </w:pPr>
       <w:r>
-        <w:t>2. 已确定的 sample_file.id、analysis_id、report_id 等内部主键，沿真实父子关系解析。</w:t>
+        <w:t>外部数据可能先于录单到达：事件与样本关联先保存唯一 subbarcode，sample_id 暂空；录单到达后仍按该编号检索早期事件，不修改已经保存的审计证据。若未来明确允许编号更正，则通过同一 sample_file.id 和更正事件关联旧号；不能自行推断编号永远不可修改。</w:t>
       </w:r>
     </w:p>
     <w:p>
@@ -2318,25 +2309,7 @@
         <w:jc w:val="left"/>
       </w:pPr>
       <w:r>
-        <w:t>3. 上游提供的稳定样本标识，且来源系统、租户、标识范围均已确认。当前接口未普遍提供此契约，此项是拟议接口增量。</w:t>
-      </w:r>
-    </w:p>
-    <w:p>
-      <w:pPr>
-        <w:widowControl/>
-        <w:jc w:val="left"/>
-      </w:pPr>
-      <w:r>
-        <w:t>4. 仅有 subbarcode 时，必须在已确定租户内检查当前样本、已删实例及历史编号冲突。仅在唯一且无复用歧义时允许解析；零候选或多候选不得 LIMIT 1 或 MAX(id) 猜测。</w:t>
-      </w:r>
-    </w:p>
-    <w:p>
-      <w:pPr>
-        <w:widowControl/>
-        <w:jc w:val="left"/>
-      </w:pPr>
-      <w:r>
-        <w:t>跨药企的接口先通过认证身份与授权范围确定候选药企，再定位样本。当前按客户名称推药企的路径须补充多候选检测，不能把客户名称或全库同编号第一条当可信归属。</w:t>
+        <w:t>查询若发现违反唯一性约束的多条录单记录，返回数据完整性错误并阻止错误关联，不设计成让用户选择其中一条的正常流程。药企归属应来自授权上下文和唯一录单记录，不根据客户名称随意切换租户。</w:t>
       </w:r>
     </w:p>
     <w:p>
@@ -2350,7 +2323,7 @@
           <w:b/>
           <w:color w:val="000000"/>
         </w:rPr>
-        <w:t>3.3 重复与生命周期规则</w:t>
+        <w:t>3.3 生命周期规则</w:t>
       </w:r>
     </w:p>
     <w:tbl>
@@ -2462,7 +2435,7 @@
                 <w:color w:val="000000"/>
                 <w:sz w:val="19"/>
               </w:rPr>
-              <w:t>不同药企使用同编号</w:t>
+              <w:t>同一编号再次导入</w:t>
             </w:r>
           </w:p>
         </w:tc>
@@ -2490,7 +2463,7 @@
                 <w:color w:val="000000"/>
                 <w:sz w:val="19"/>
               </w:rPr>
-              <w:t>各自独立，查询先做租户过滤</w:t>
+              <w:t>定位同一样本；实际有变化则 UPDATE，无变化记 NO_CHANGE</w:t>
             </w:r>
           </w:p>
         </w:tc>
@@ -2523,7 +2496,7 @@
                 <w:color w:val="000000"/>
                 <w:sz w:val="19"/>
               </w:rPr>
-              <w:t>同药企同编号多条存量记录</w:t>
+              <w:t>原业务允许编号由 A 更正为 B</w:t>
             </w:r>
           </w:p>
         </w:tc>
@@ -2551,7 +2524,7 @@
                 <w:color w:val="000000"/>
                 <w:sz w:val="19"/>
               </w:rPr>
-              <w:t>默认分别建立追踪根；只合并有可信关联证据的记录，搜索返回候选</w:t>
+              <w:t>sample_file.id 不变；更正事件保存旧新号；下游引用同步一致后提交</w:t>
             </w:r>
           </w:p>
         </w:tc>
@@ -2584,7 +2557,7 @@
                 <w:color w:val="000000"/>
                 <w:sz w:val="19"/>
               </w:rPr>
-              <w:t>编号由 A 改成 B</w:t>
+              <w:t>原导入逻辑恢复已软删样本</w:t>
             </w:r>
           </w:p>
         </w:tc>
@@ -2612,7 +2585,7 @@
                 <w:color w:val="000000"/>
                 <w:sz w:val="19"/>
               </w:rPr>
-              <w:t>trace id 不变；A、B 都保留为历史检索入口；事件记录改号前后值</w:t>
+              <w:t>原 id 和编号不变；记录 RESTORE 与真实字段变化</w:t>
             </w:r>
           </w:p>
         </w:tc>
@@ -2645,7 +2618,7 @@
                 <w:color w:val="000000"/>
                 <w:sz w:val="19"/>
               </w:rPr>
-              <w:t>已有导入逻辑恢复同一 sample_file.id</w:t>
+              <w:t>样本软删除</w:t>
             </w:r>
           </w:p>
         </w:tc>
@@ -2673,7 +2646,7 @@
                 <w:color w:val="000000"/>
                 <w:sz w:val="19"/>
               </w:rPr>
-              <w:t>保留 trace id；记录业务软删恢复及字段变化；不提供审计还原按钮</w:t>
+              <w:t>审计快照继续可查；不把已删样本编号重新分配给另一份样本作为本期新语义</w:t>
             </w:r>
           </w:p>
         </w:tc>
@@ -2706,7 +2679,7 @@
                 <w:color w:val="000000"/>
                 <w:sz w:val="19"/>
               </w:rPr>
-              <w:t>编号删除后用于新一次取样</w:t>
+              <w:t>质控旧行清除后重建</w:t>
             </w:r>
           </w:p>
         </w:tc>
@@ -2734,7 +2707,7 @@
                 <w:color w:val="000000"/>
                 <w:sz w:val="19"/>
               </w:rPr>
-              <w:t>新 trace id；与旧实例并列，不继承旧历史；是否允许复用编号须由业务先确定</w:t>
+              <w:t>保存旧质控主键及删除前快照，再保存新质控主键；都关联同一样本</w:t>
             </w:r>
           </w:p>
         </w:tc>
@@ -2767,7 +2740,7 @@
                 <w:color w:val="000000"/>
                 <w:sz w:val="19"/>
               </w:rPr>
-              <w:t>质控旧行清除后重建</w:t>
+              <w:t>一个样本多产品、多分析批次</w:t>
             </w:r>
           </w:p>
         </w:tc>
@@ -2795,7 +2768,7 @@
                 <w:color w:val="000000"/>
                 <w:sz w:val="19"/>
               </w:rPr>
-              <w:t>先保存旧主键及删除前快照，再记录新主键；可归同一已确定 trace id，但不能伪装成原行普通更新</w:t>
+              <w:t>按 analysis_id 分支，保留产品和日期快照</w:t>
             </w:r>
           </w:p>
         </w:tc>
@@ -2828,7 +2801,7 @@
                 <w:color w:val="000000"/>
                 <w:sz w:val="19"/>
               </w:rPr>
-              <w:t>一个样本多产品、多分析批次</w:t>
+              <w:t>外部数据先到、录单后到</w:t>
             </w:r>
           </w:p>
         </w:tc>
@@ -2856,68 +2829,7 @@
                 <w:color w:val="000000"/>
                 <w:sz w:val="19"/>
               </w:rPr>
-              <w:t>同一追踪根下按 analysis_id 分支，保留产品、日期快照</w:t>
-            </w:r>
-          </w:p>
-        </w:tc>
-      </w:tr>
-      <w:tr>
-        <w:trPr>
-          <w:cantSplit/>
-        </w:trPr>
-        <w:tc>
-          <w:tcPr>
-            <w:tcW w:type="dxa" w:w="2376"/>
-            <w:vAlign w:val="center"/>
-            <w:tcMar>
-              <w:top w:w="75" w:type="dxa"/>
-              <w:bottom w:w="75" w:type="dxa"/>
-              <w:left w:w="90" w:type="dxa"/>
-              <w:right w:w="90" w:type="dxa"/>
-            </w:tcMar>
-            <w:shd w:fill="F7F9FB"/>
-          </w:tcPr>
-          <w:p>
-            <w:pPr>
-              <w:spacing w:after="0" w:before="0" w:line="269" w:lineRule="auto"/>
-              <w:jc w:val="left"/>
-            </w:pPr>
-            <w:r>
-              <w:rPr>
-                <w:rFonts w:ascii="Microsoft YaHei" w:hAnsi="Microsoft YaHei" w:eastAsia="Microsoft YaHei"/>
-                <w:b w:val="0"/>
-                <w:color w:val="000000"/>
-                <w:sz w:val="19"/>
-              </w:rPr>
-              <w:t>外部数据先到、录单后到</w:t>
-            </w:r>
-          </w:p>
-        </w:tc>
-        <w:tc>
-          <w:tcPr>
-            <w:tcW w:type="dxa" w:w="7704"/>
-            <w:vAlign w:val="center"/>
-            <w:tcMar>
-              <w:top w:w="75" w:type="dxa"/>
-              <w:bottom w:w="75" w:type="dxa"/>
-              <w:left w:w="90" w:type="dxa"/>
-              <w:right w:w="90" w:type="dxa"/>
-            </w:tcMar>
-            <w:shd w:fill="F7F9FB"/>
-          </w:tcPr>
-          <w:p>
-            <w:pPr>
-              <w:spacing w:after="0" w:before="0" w:line="269" w:lineRule="auto"/>
-              <w:jc w:val="left"/>
-            </w:pPr>
-            <w:r>
-              <w:rPr>
-                <w:rFonts w:ascii="Microsoft YaHei" w:hAnsi="Microsoft YaHei" w:eastAsia="Microsoft YaHei"/>
-                <w:b w:val="0"/>
-                <w:color w:val="000000"/>
-                <w:sz w:val="19"/>
-              </w:rPr>
-              <w:t>有可信上游身份则建立追踪根；否则按独立来源对象建临时根，并标为“尚未关联录单样本”</w:t>
+              <w:t>先按唯一编号保存审计；后续查询自动包含录单前事件</w:t>
             </w:r>
           </w:p>
         </w:tc>
@@ -2939,16 +2851,7 @@
         <w:jc w:val="left"/>
       </w:pPr>
       <w:r>
-        <w:t>临时根和后到录单记录只有在可信上游身份或明确内部绑定证明一致时才能归并关联。缺乏证据时维持分离，并在候选列表提示缺口；本期不实现人工样本合并流程。对新操作，如果已知关联存在歧义，返回关联冲突并拒绝该行写入，不能为了留痕而把错误业务更新成功。</w:t>
-      </w:r>
-    </w:p>
-    <w:p>
-      <w:pPr>
-        <w:widowControl/>
-        <w:jc w:val="left"/>
-      </w:pPr>
-      <w:r>
-        <w:t>audit_sample_alias 保存已出现过的编号，只用于搜索和排查，不天然证明两个对象属于同一样本。编号搜索必须允许一对多；即使当前 sample_file 只有一条，也不能忽略旧实例的同号历史。</w:t>
+        <w:t>本期不新增改号、编号复用或样本合并功能。若现有业务实际发生编号更正，应审计该动作，并在 audit_event_subject.context_json 保存 oldSubbarcode、newSubbarcode 与 sampleId；旧号入口和录单前事件的关联由这些事实解析，不另建别名表。不能借审计模块改变已有样本生命周期。</w:t>
       </w:r>
     </w:p>
     <w:p>
@@ -2971,7 +2874,7 @@
         <w:jc w:val="left"/>
       </w:pPr>
       <w:r>
-        <w:t>一个追踪根对应多个样本相关业务对象；一个分析批次对应多份报告；一个报告对应多次生成；一次生成可有 JSON、DOCX、PDF、签署 PDF；每次发送引用实际使用的制品 id。一次事件可以影响多个样本，通过事件与样本关联表表达。</w:t>
+        <w:t>一个唯一样本对应多个样本相关业务对象；一个分析批次对应多份报告；一个报告对应多次生成；一次生成可有 JSON、DOCX、PDF、签署 PDF；每次发送引用实际使用的制品 id。一次事件可以影响多个样本，通过事件与样本关联表表达。</w:t>
       </w:r>
     </w:p>
     <w:p>
@@ -3008,7 +2911,7 @@
           <w:b/>
           <w:color w:val="000000"/>
         </w:rPr>
-        <w:t>4.1 六张建议表</w:t>
+        <w:t>4.1 四张建议表</w:t>
       </w:r>
     </w:p>
     <w:tbl>
@@ -3117,184 +3020,6 @@
                 <w:sz w:val="19"/>
               </w:rPr>
               <w:t>解决的问题</w:t>
-            </w:r>
-          </w:p>
-        </w:tc>
-      </w:tr>
-      <w:tr>
-        <w:trPr>
-          <w:cantSplit/>
-        </w:trPr>
-        <w:tc>
-          <w:tcPr>
-            <w:tcW w:type="dxa" w:w="2232"/>
-            <w:vAlign w:val="center"/>
-            <w:tcMar>
-              <w:top w:w="75" w:type="dxa"/>
-              <w:bottom w:w="75" w:type="dxa"/>
-              <w:left w:w="90" w:type="dxa"/>
-              <w:right w:w="90" w:type="dxa"/>
-            </w:tcMar>
-            <w:shd w:fill="FFFFFF"/>
-          </w:tcPr>
-          <w:p>
-            <w:pPr>
-              <w:spacing w:after="0" w:before="0" w:line="269" w:lineRule="auto"/>
-              <w:jc w:val="left"/>
-            </w:pPr>
-            <w:r>
-              <w:rPr>
-                <w:rFonts w:ascii="Microsoft YaHei" w:hAnsi="Microsoft YaHei" w:eastAsia="Microsoft YaHei"/>
-                <w:b w:val="0"/>
-                <w:color w:val="000000"/>
-                <w:sz w:val="19"/>
-              </w:rPr>
-              <w:t>audit_sample</w:t>
-            </w:r>
-          </w:p>
-        </w:tc>
-        <w:tc>
-          <w:tcPr>
-            <w:tcW w:type="dxa" w:w="3168"/>
-            <w:vAlign w:val="center"/>
-            <w:tcMar>
-              <w:top w:w="75" w:type="dxa"/>
-              <w:bottom w:w="75" w:type="dxa"/>
-              <w:left w:w="90" w:type="dxa"/>
-              <w:right w:w="90" w:type="dxa"/>
-            </w:tcMar>
-            <w:shd w:fill="FFFFFF"/>
-          </w:tcPr>
-          <w:p>
-            <w:pPr>
-              <w:spacing w:after="0" w:before="0" w:line="269" w:lineRule="auto"/>
-              <w:jc w:val="left"/>
-            </w:pPr>
-            <w:r>
-              <w:rPr>
-                <w:rFonts w:ascii="Microsoft YaHei" w:hAnsi="Microsoft YaHei" w:eastAsia="Microsoft YaHei"/>
-                <w:b w:val="0"/>
-                <w:color w:val="000000"/>
-                <w:sz w:val="19"/>
-              </w:rPr>
-              <w:t>永久追踪身份与最初来源摘要</w:t>
-            </w:r>
-          </w:p>
-        </w:tc>
-        <w:tc>
-          <w:tcPr>
-            <w:tcW w:type="dxa" w:w="4680"/>
-            <w:vAlign w:val="center"/>
-            <w:tcMar>
-              <w:top w:w="75" w:type="dxa"/>
-              <w:bottom w:w="75" w:type="dxa"/>
-              <w:left w:w="90" w:type="dxa"/>
-              <w:right w:w="90" w:type="dxa"/>
-            </w:tcMar>
-            <w:shd w:fill="FFFFFF"/>
-          </w:tcPr>
-          <w:p>
-            <w:pPr>
-              <w:spacing w:after="0" w:before="0" w:line="269" w:lineRule="auto"/>
-              <w:jc w:val="left"/>
-            </w:pPr>
-            <w:r>
-              <w:rPr>
-                <w:rFonts w:ascii="Microsoft YaHei" w:hAnsi="Microsoft YaHei" w:eastAsia="Microsoft YaHei"/>
-                <w:b w:val="0"/>
-                <w:color w:val="000000"/>
-                <w:sz w:val="19"/>
-              </w:rPr>
-              <w:t>业务编号变化、业务记录删除后仍可定位历史</w:t>
-            </w:r>
-          </w:p>
-        </w:tc>
-      </w:tr>
-      <w:tr>
-        <w:trPr>
-          <w:cantSplit/>
-        </w:trPr>
-        <w:tc>
-          <w:tcPr>
-            <w:tcW w:type="dxa" w:w="2232"/>
-            <w:vAlign w:val="center"/>
-            <w:tcMar>
-              <w:top w:w="75" w:type="dxa"/>
-              <w:bottom w:w="75" w:type="dxa"/>
-              <w:left w:w="90" w:type="dxa"/>
-              <w:right w:w="90" w:type="dxa"/>
-            </w:tcMar>
-            <w:shd w:fill="F7F9FB"/>
-          </w:tcPr>
-          <w:p>
-            <w:pPr>
-              <w:spacing w:after="0" w:before="0" w:line="269" w:lineRule="auto"/>
-              <w:jc w:val="left"/>
-            </w:pPr>
-            <w:r>
-              <w:rPr>
-                <w:rFonts w:ascii="Microsoft YaHei" w:hAnsi="Microsoft YaHei" w:eastAsia="Microsoft YaHei"/>
-                <w:b w:val="0"/>
-                <w:color w:val="000000"/>
-                <w:sz w:val="19"/>
-              </w:rPr>
-              <w:t>audit_sample_alias</w:t>
-            </w:r>
-          </w:p>
-        </w:tc>
-        <w:tc>
-          <w:tcPr>
-            <w:tcW w:type="dxa" w:w="3168"/>
-            <w:vAlign w:val="center"/>
-            <w:tcMar>
-              <w:top w:w="75" w:type="dxa"/>
-              <w:bottom w:w="75" w:type="dxa"/>
-              <w:left w:w="90" w:type="dxa"/>
-              <w:right w:w="90" w:type="dxa"/>
-            </w:tcMar>
-            <w:shd w:fill="F7F9FB"/>
-          </w:tcPr>
-          <w:p>
-            <w:pPr>
-              <w:spacing w:after="0" w:before="0" w:line="269" w:lineRule="auto"/>
-              <w:jc w:val="left"/>
-            </w:pPr>
-            <w:r>
-              <w:rPr>
-                <w:rFonts w:ascii="Microsoft YaHei" w:hAnsi="Microsoft YaHei" w:eastAsia="Microsoft YaHei"/>
-                <w:b w:val="0"/>
-                <w:color w:val="000000"/>
-                <w:sz w:val="19"/>
-              </w:rPr>
-              <w:t>追踪身份曾用过的编号和来源标识</w:t>
-            </w:r>
-          </w:p>
-        </w:tc>
-        <w:tc>
-          <w:tcPr>
-            <w:tcW w:type="dxa" w:w="4680"/>
-            <w:vAlign w:val="center"/>
-            <w:tcMar>
-              <w:top w:w="75" w:type="dxa"/>
-              <w:bottom w:w="75" w:type="dxa"/>
-              <w:left w:w="90" w:type="dxa"/>
-              <w:right w:w="90" w:type="dxa"/>
-            </w:tcMar>
-            <w:shd w:fill="F7F9FB"/>
-          </w:tcPr>
-          <w:p>
-            <w:pPr>
-              <w:spacing w:after="0" w:before="0" w:line="269" w:lineRule="auto"/>
-              <w:jc w:val="left"/>
-            </w:pPr>
-            <w:r>
-              <w:rPr>
-                <w:rFonts w:ascii="Microsoft YaHei" w:hAnsi="Microsoft YaHei" w:eastAsia="Microsoft YaHei"/>
-                <w:b w:val="0"/>
-                <w:color w:val="000000"/>
-                <w:sz w:val="19"/>
-              </w:rPr>
-              <w:t>新旧编号搜索；同号多实例候选</w:t>
             </w:r>
           </w:p>
         </w:tc>
@@ -3686,7 +3411,7 @@
         <w:jc w:val="left"/>
       </w:pPr>
       <w:r>
-        <w:t>以下是建议物理字段，不是已经存在的数据库结构。六表均采用 id bigint AUTO_INCREMENT 主键；tenant_id varchar(20) NOT NULL DEFAULT '000000'，应用仍须显式校验业务归属，不能把默认值当归属解析兜底。均设置 idx_tenant_id，以 InnoDB、utf8mb4、utf8mb4_general_ci 建表；所有业务唯一索引以 tenant_id 开头。</w:t>
+        <w:t>以下是建议物理字段，不是已经存在的数据库结构。四表均采用 id bigint AUTO_INCREMENT 主键；tenant_id varchar(20) NOT NULL DEFAULT '000000'，应用仍须显式校验业务归属，不能把默认值当归属解析兜底。均设置 idx_tenant_id，以 InnoDB、utf8mb4、utf8mb4_general_ci 建表；所有业务唯一索引以 tenant_id 开头。</w:t>
       </w:r>
     </w:p>
     <w:p>
@@ -3695,7 +3420,7 @@
         <w:jc w:val="left"/>
       </w:pPr>
       <w:r>
-        <w:t>六表保留 create_by bigint NULL、create_time datetime NULL、update_by bigint NULL、update_time datetime NULL，不添加 create_dept 或 del_flag。证据表只 INSERT 和 SELECT；update 列首次写入后不再变更，不使用自动更新填充破坏证据。业务表保留自身原有软删规则。</w:t>
+        <w:t>四表保留 create_by bigint NULL、create_time datetime NULL、update_by bigint NULL、update_time datetime NULL，不添加 create_dept 或 del_flag。证据表只 INSERT 和 SELECT；update 列首次写入后不再变更，不使用自动更新填充破坏证据。业务表保留自身原有软删规则。</w:t>
       </w:r>
     </w:p>
     <w:p>
@@ -3727,1196 +3452,7 @@
           <w:b/>
           <w:color w:val="000000"/>
         </w:rPr>
-        <w:t>4.3 样本主体与历史编号</w:t>
-      </w:r>
-    </w:p>
-    <w:tbl>
-      <w:tblPr>
-        <w:tblW w:type="auto" w:w="0"/>
-        <w:jc w:val="center"/>
-        <w:tblLayout w:type="fixed"/>
-        <w:tblLook w:firstColumn="1" w:firstRow="1" w:lastColumn="0" w:lastRow="0" w:noHBand="0" w:noVBand="1" w:val="04A0"/>
-        <w:tblBorders>
-          <w:top w:val="single" w:sz="4" w:color="D9D9D9"/>
-          <w:left w:val="single" w:sz="4" w:color="D9D9D9"/>
-          <w:bottom w:val="single" w:sz="4" w:color="D9D9D9"/>
-          <w:right w:val="single" w:sz="4" w:color="D9D9D9"/>
-          <w:insideH w:val="single" w:sz="4" w:color="D9D9D9"/>
-          <w:insideV w:val="single" w:sz="4" w:color="D9D9D9"/>
-        </w:tblBorders>
-      </w:tblPr>
-      <w:tblGrid>
-        <w:gridCol w:w="2880"/>
-        <w:gridCol w:w="2448"/>
-        <w:gridCol w:w="4752"/>
-      </w:tblGrid>
-      <w:tr>
-        <w:trPr>
-          <w:cantSplit/>
-          <w:tblHeader/>
-        </w:trPr>
-        <w:tc>
-          <w:tcPr>
-            <w:tcW w:type="dxa" w:w="2880"/>
-            <w:vAlign w:val="center"/>
-            <w:tcMar>
-              <w:top w:w="75" w:type="dxa"/>
-              <w:bottom w:w="75" w:type="dxa"/>
-              <w:left w:w="90" w:type="dxa"/>
-              <w:right w:w="90" w:type="dxa"/>
-            </w:tcMar>
-            <w:shd w:fill="DCE6F1"/>
-          </w:tcPr>
-          <w:p>
-            <w:pPr>
-              <w:spacing w:after="0" w:before="0" w:line="269" w:lineRule="auto"/>
-              <w:jc w:val="left"/>
-            </w:pPr>
-            <w:r>
-              <w:rPr>
-                <w:rFonts w:ascii="Microsoft YaHei" w:hAnsi="Microsoft YaHei" w:eastAsia="Microsoft YaHei"/>
-                <w:b/>
-                <w:color w:val="000000"/>
-                <w:sz w:val="19"/>
-              </w:rPr>
-              <w:t>表与字段</w:t>
-            </w:r>
-          </w:p>
-        </w:tc>
-        <w:tc>
-          <w:tcPr>
-            <w:tcW w:type="dxa" w:w="2448"/>
-            <w:vAlign w:val="center"/>
-            <w:tcMar>
-              <w:top w:w="75" w:type="dxa"/>
-              <w:bottom w:w="75" w:type="dxa"/>
-              <w:left w:w="90" w:type="dxa"/>
-              <w:right w:w="90" w:type="dxa"/>
-            </w:tcMar>
-            <w:shd w:fill="DCE6F1"/>
-          </w:tcPr>
-          <w:p>
-            <w:pPr>
-              <w:spacing w:after="0" w:before="0" w:line="269" w:lineRule="auto"/>
-              <w:jc w:val="left"/>
-            </w:pPr>
-            <w:r>
-              <w:rPr>
-                <w:rFonts w:ascii="Microsoft YaHei" w:hAnsi="Microsoft YaHei" w:eastAsia="Microsoft YaHei"/>
-                <w:b/>
-                <w:color w:val="000000"/>
-                <w:sz w:val="19"/>
-              </w:rPr>
-              <w:t>建议类型及可空性</w:t>
-            </w:r>
-          </w:p>
-        </w:tc>
-        <w:tc>
-          <w:tcPr>
-            <w:tcW w:type="dxa" w:w="4752"/>
-            <w:vAlign w:val="center"/>
-            <w:tcMar>
-              <w:top w:w="75" w:type="dxa"/>
-              <w:bottom w:w="75" w:type="dxa"/>
-              <w:left w:w="90" w:type="dxa"/>
-              <w:right w:w="90" w:type="dxa"/>
-            </w:tcMar>
-            <w:shd w:fill="DCE6F1"/>
-          </w:tcPr>
-          <w:p>
-            <w:pPr>
-              <w:spacing w:after="0" w:before="0" w:line="269" w:lineRule="auto"/>
-              <w:jc w:val="left"/>
-            </w:pPr>
-            <w:r>
-              <w:rPr>
-                <w:rFonts w:ascii="Microsoft YaHei" w:hAnsi="Microsoft YaHei" w:eastAsia="Microsoft YaHei"/>
-                <w:b/>
-                <w:color w:val="000000"/>
-                <w:sz w:val="19"/>
-              </w:rPr>
-              <w:t>含义与约束</w:t>
-            </w:r>
-          </w:p>
-        </w:tc>
-      </w:tr>
-      <w:tr>
-        <w:trPr>
-          <w:cantSplit/>
-        </w:trPr>
-        <w:tc>
-          <w:tcPr>
-            <w:tcW w:type="dxa" w:w="2880"/>
-            <w:vAlign w:val="center"/>
-            <w:tcMar>
-              <w:top w:w="75" w:type="dxa"/>
-              <w:bottom w:w="75" w:type="dxa"/>
-              <w:left w:w="90" w:type="dxa"/>
-              <w:right w:w="90" w:type="dxa"/>
-            </w:tcMar>
-            <w:shd w:fill="FFFFFF"/>
-          </w:tcPr>
-          <w:p>
-            <w:pPr>
-              <w:spacing w:after="0" w:before="0" w:line="269" w:lineRule="auto"/>
-              <w:jc w:val="left"/>
-            </w:pPr>
-            <w:r>
-              <w:rPr>
-                <w:rFonts w:ascii="Microsoft YaHei" w:hAnsi="Microsoft YaHei" w:eastAsia="Microsoft YaHei"/>
-                <w:b w:val="0"/>
-                <w:color w:val="000000"/>
-                <w:sz w:val="19"/>
-              </w:rPr>
-              <w:t>audit_sample.id</w:t>
-            </w:r>
-          </w:p>
-        </w:tc>
-        <w:tc>
-          <w:tcPr>
-            <w:tcW w:type="dxa" w:w="2448"/>
-            <w:vAlign w:val="center"/>
-            <w:tcMar>
-              <w:top w:w="75" w:type="dxa"/>
-              <w:bottom w:w="75" w:type="dxa"/>
-              <w:left w:w="90" w:type="dxa"/>
-              <w:right w:w="90" w:type="dxa"/>
-            </w:tcMar>
-            <w:shd w:fill="FFFFFF"/>
-          </w:tcPr>
-          <w:p>
-            <w:pPr>
-              <w:spacing w:after="0" w:before="0" w:line="269" w:lineRule="auto"/>
-              <w:jc w:val="left"/>
-            </w:pPr>
-            <w:r>
-              <w:rPr>
-                <w:rFonts w:ascii="Microsoft YaHei" w:hAnsi="Microsoft YaHei" w:eastAsia="Microsoft YaHei"/>
-                <w:b w:val="0"/>
-                <w:color w:val="000000"/>
-                <w:sz w:val="19"/>
-              </w:rPr>
-              <w:t>bigint 非空</w:t>
-            </w:r>
-          </w:p>
-        </w:tc>
-        <w:tc>
-          <w:tcPr>
-            <w:tcW w:type="dxa" w:w="4752"/>
-            <w:vAlign w:val="center"/>
-            <w:tcMar>
-              <w:top w:w="75" w:type="dxa"/>
-              <w:bottom w:w="75" w:type="dxa"/>
-              <w:left w:w="90" w:type="dxa"/>
-              <w:right w:w="90" w:type="dxa"/>
-            </w:tcMar>
-            <w:shd w:fill="FFFFFF"/>
-          </w:tcPr>
-          <w:p>
-            <w:pPr>
-              <w:spacing w:after="0" w:before="0" w:line="269" w:lineRule="auto"/>
-              <w:jc w:val="left"/>
-            </w:pPr>
-            <w:r>
-              <w:rPr>
-                <w:rFonts w:ascii="Microsoft YaHei" w:hAnsi="Microsoft YaHei" w:eastAsia="Microsoft YaHei"/>
-                <w:b w:val="0"/>
-                <w:color w:val="000000"/>
-                <w:sz w:val="19"/>
-              </w:rPr>
-              <w:t>永久 sample_trace_id</w:t>
-            </w:r>
-          </w:p>
-        </w:tc>
-      </w:tr>
-      <w:tr>
-        <w:trPr>
-          <w:cantSplit/>
-        </w:trPr>
-        <w:tc>
-          <w:tcPr>
-            <w:tcW w:type="dxa" w:w="2880"/>
-            <w:vAlign w:val="center"/>
-            <w:tcMar>
-              <w:top w:w="75" w:type="dxa"/>
-              <w:bottom w:w="75" w:type="dxa"/>
-              <w:left w:w="90" w:type="dxa"/>
-              <w:right w:w="90" w:type="dxa"/>
-            </w:tcMar>
-            <w:shd w:fill="F7F9FB"/>
-          </w:tcPr>
-          <w:p>
-            <w:pPr>
-              <w:spacing w:after="0" w:before="0" w:line="269" w:lineRule="auto"/>
-              <w:jc w:val="left"/>
-            </w:pPr>
-            <w:r>
-              <w:rPr>
-                <w:rFonts w:ascii="Microsoft YaHei" w:hAnsi="Microsoft YaHei" w:eastAsia="Microsoft YaHei"/>
-                <w:b w:val="0"/>
-                <w:color w:val="000000"/>
-                <w:sz w:val="19"/>
-              </w:rPr>
-              <w:t>initial_subbarcode</w:t>
-            </w:r>
-          </w:p>
-        </w:tc>
-        <w:tc>
-          <w:tcPr>
-            <w:tcW w:type="dxa" w:w="2448"/>
-            <w:vAlign w:val="center"/>
-            <w:tcMar>
-              <w:top w:w="75" w:type="dxa"/>
-              <w:bottom w:w="75" w:type="dxa"/>
-              <w:left w:w="90" w:type="dxa"/>
-              <w:right w:w="90" w:type="dxa"/>
-            </w:tcMar>
-            <w:shd w:fill="F7F9FB"/>
-          </w:tcPr>
-          <w:p>
-            <w:pPr>
-              <w:spacing w:after="0" w:before="0" w:line="269" w:lineRule="auto"/>
-              <w:jc w:val="left"/>
-            </w:pPr>
-            <w:r>
-              <w:rPr>
-                <w:rFonts w:ascii="Microsoft YaHei" w:hAnsi="Microsoft YaHei" w:eastAsia="Microsoft YaHei"/>
-                <w:b w:val="0"/>
-                <w:color w:val="000000"/>
-                <w:sz w:val="19"/>
-              </w:rPr>
-              <w:t>varchar(160) 可空</w:t>
-            </w:r>
-          </w:p>
-        </w:tc>
-        <w:tc>
-          <w:tcPr>
-            <w:tcW w:type="dxa" w:w="4752"/>
-            <w:vAlign w:val="center"/>
-            <w:tcMar>
-              <w:top w:w="75" w:type="dxa"/>
-              <w:bottom w:w="75" w:type="dxa"/>
-              <w:left w:w="90" w:type="dxa"/>
-              <w:right w:w="90" w:type="dxa"/>
-            </w:tcMar>
-            <w:shd w:fill="F7F9FB"/>
-          </w:tcPr>
-          <w:p>
-            <w:pPr>
-              <w:spacing w:after="0" w:before="0" w:line="269" w:lineRule="auto"/>
-              <w:jc w:val="left"/>
-            </w:pPr>
-            <w:r>
-              <w:rPr>
-                <w:rFonts w:ascii="Microsoft YaHei" w:hAnsi="Microsoft YaHei" w:eastAsia="Microsoft YaHei"/>
-                <w:b w:val="0"/>
-                <w:color w:val="000000"/>
-                <w:sz w:val="19"/>
-              </w:rPr>
-              <w:t>初次识别的编号快照，不更新成最新编号</w:t>
-            </w:r>
-          </w:p>
-        </w:tc>
-      </w:tr>
-      <w:tr>
-        <w:trPr>
-          <w:cantSplit/>
-        </w:trPr>
-        <w:tc>
-          <w:tcPr>
-            <w:tcW w:type="dxa" w:w="2880"/>
-            <w:vAlign w:val="center"/>
-            <w:tcMar>
-              <w:top w:w="75" w:type="dxa"/>
-              <w:bottom w:w="75" w:type="dxa"/>
-              <w:left w:w="90" w:type="dxa"/>
-              <w:right w:w="90" w:type="dxa"/>
-            </w:tcMar>
-            <w:shd w:fill="FFFFFF"/>
-          </w:tcPr>
-          <w:p>
-            <w:pPr>
-              <w:spacing w:after="0" w:before="0" w:line="269" w:lineRule="auto"/>
-              <w:jc w:val="left"/>
-            </w:pPr>
-            <w:r>
-              <w:rPr>
-                <w:rFonts w:ascii="Microsoft YaHei" w:hAnsi="Microsoft YaHei" w:eastAsia="Microsoft YaHei"/>
-                <w:b w:val="0"/>
-                <w:color w:val="000000"/>
-                <w:sz w:val="19"/>
-              </w:rPr>
-              <w:t>origin_type</w:t>
-            </w:r>
-          </w:p>
-        </w:tc>
-        <w:tc>
-          <w:tcPr>
-            <w:tcW w:type="dxa" w:w="2448"/>
-            <w:vAlign w:val="center"/>
-            <w:tcMar>
-              <w:top w:w="75" w:type="dxa"/>
-              <w:bottom w:w="75" w:type="dxa"/>
-              <w:left w:w="90" w:type="dxa"/>
-              <w:right w:w="90" w:type="dxa"/>
-            </w:tcMar>
-            <w:shd w:fill="FFFFFF"/>
-          </w:tcPr>
-          <w:p>
-            <w:pPr>
-              <w:spacing w:after="0" w:before="0" w:line="269" w:lineRule="auto"/>
-              <w:jc w:val="left"/>
-            </w:pPr>
-            <w:r>
-              <w:rPr>
-                <w:rFonts w:ascii="Microsoft YaHei" w:hAnsi="Microsoft YaHei" w:eastAsia="Microsoft YaHei"/>
-                <w:b w:val="0"/>
-                <w:color w:val="000000"/>
-                <w:sz w:val="19"/>
-              </w:rPr>
-              <w:t>varchar(32) 非空</w:t>
-            </w:r>
-          </w:p>
-        </w:tc>
-        <w:tc>
-          <w:tcPr>
-            <w:tcW w:type="dxa" w:w="4752"/>
-            <w:vAlign w:val="center"/>
-            <w:tcMar>
-              <w:top w:w="75" w:type="dxa"/>
-              <w:bottom w:w="75" w:type="dxa"/>
-              <w:left w:w="90" w:type="dxa"/>
-              <w:right w:w="90" w:type="dxa"/>
-            </w:tcMar>
-            <w:shd w:fill="FFFFFF"/>
-          </w:tcPr>
-          <w:p>
-            <w:pPr>
-              <w:spacing w:after="0" w:before="0" w:line="269" w:lineRule="auto"/>
-              <w:jc w:val="left"/>
-            </w:pPr>
-            <w:r>
-              <w:rPr>
-                <w:rFonts w:ascii="Microsoft YaHei" w:hAnsi="Microsoft YaHei" w:eastAsia="Microsoft YaHei"/>
-                <w:b w:val="0"/>
-                <w:color w:val="000000"/>
-                <w:sz w:val="19"/>
-              </w:rPr>
-              <w:t>SAMPLE_FILE／ANALYSIS／QC／BASELINE 等来源类别</w:t>
-            </w:r>
-          </w:p>
-        </w:tc>
-      </w:tr>
-      <w:tr>
-        <w:trPr>
-          <w:cantSplit/>
-        </w:trPr>
-        <w:tc>
-          <w:tcPr>
-            <w:tcW w:type="dxa" w:w="2880"/>
-            <w:vAlign w:val="center"/>
-            <w:tcMar>
-              <w:top w:w="75" w:type="dxa"/>
-              <w:bottom w:w="75" w:type="dxa"/>
-              <w:left w:w="90" w:type="dxa"/>
-              <w:right w:w="90" w:type="dxa"/>
-            </w:tcMar>
-            <w:shd w:fill="F7F9FB"/>
-          </w:tcPr>
-          <w:p>
-            <w:pPr>
-              <w:spacing w:after="0" w:before="0" w:line="269" w:lineRule="auto"/>
-              <w:jc w:val="left"/>
-            </w:pPr>
-            <w:r>
-              <w:rPr>
-                <w:rFonts w:ascii="Microsoft YaHei" w:hAnsi="Microsoft YaHei" w:eastAsia="Microsoft YaHei"/>
-                <w:b w:val="0"/>
-                <w:color w:val="000000"/>
-                <w:sz w:val="19"/>
-              </w:rPr>
-              <w:t>origin_system</w:t>
-            </w:r>
-          </w:p>
-        </w:tc>
-        <w:tc>
-          <w:tcPr>
-            <w:tcW w:type="dxa" w:w="2448"/>
-            <w:vAlign w:val="center"/>
-            <w:tcMar>
-              <w:top w:w="75" w:type="dxa"/>
-              <w:bottom w:w="75" w:type="dxa"/>
-              <w:left w:w="90" w:type="dxa"/>
-              <w:right w:w="90" w:type="dxa"/>
-            </w:tcMar>
-            <w:shd w:fill="F7F9FB"/>
-          </w:tcPr>
-          <w:p>
-            <w:pPr>
-              <w:spacing w:after="0" w:before="0" w:line="269" w:lineRule="auto"/>
-              <w:jc w:val="left"/>
-            </w:pPr>
-            <w:r>
-              <w:rPr>
-                <w:rFonts w:ascii="Microsoft YaHei" w:hAnsi="Microsoft YaHei" w:eastAsia="Microsoft YaHei"/>
-                <w:b w:val="0"/>
-                <w:color w:val="000000"/>
-                <w:sz w:val="19"/>
-              </w:rPr>
-              <w:t>varchar(64) 非空</w:t>
-            </w:r>
-          </w:p>
-        </w:tc>
-        <w:tc>
-          <w:tcPr>
-            <w:tcW w:type="dxa" w:w="4752"/>
-            <w:vAlign w:val="center"/>
-            <w:tcMar>
-              <w:top w:w="75" w:type="dxa"/>
-              <w:bottom w:w="75" w:type="dxa"/>
-              <w:left w:w="90" w:type="dxa"/>
-              <w:right w:w="90" w:type="dxa"/>
-            </w:tcMar>
-            <w:shd w:fill="F7F9FB"/>
-          </w:tcPr>
-          <w:p>
-            <w:pPr>
-              <w:spacing w:after="0" w:before="0" w:line="269" w:lineRule="auto"/>
-              <w:jc w:val="left"/>
-            </w:pPr>
-            <w:r>
-              <w:rPr>
-                <w:rFonts w:ascii="Microsoft YaHei" w:hAnsi="Microsoft YaHei" w:eastAsia="Microsoft YaHei"/>
-                <w:b w:val="0"/>
-                <w:color w:val="000000"/>
-                <w:sz w:val="19"/>
-              </w:rPr>
-              <w:t>服务端认可的系统标识，不含凭证</w:t>
-            </w:r>
-          </w:p>
-        </w:tc>
-      </w:tr>
-      <w:tr>
-        <w:trPr>
-          <w:cantSplit/>
-        </w:trPr>
-        <w:tc>
-          <w:tcPr>
-            <w:tcW w:type="dxa" w:w="2880"/>
-            <w:vAlign w:val="center"/>
-            <w:tcMar>
-              <w:top w:w="75" w:type="dxa"/>
-              <w:bottom w:w="75" w:type="dxa"/>
-              <w:left w:w="90" w:type="dxa"/>
-              <w:right w:w="90" w:type="dxa"/>
-            </w:tcMar>
-            <w:shd w:fill="FFFFFF"/>
-          </w:tcPr>
-          <w:p>
-            <w:pPr>
-              <w:spacing w:after="0" w:before="0" w:line="269" w:lineRule="auto"/>
-              <w:jc w:val="left"/>
-            </w:pPr>
-            <w:r>
-              <w:rPr>
-                <w:rFonts w:ascii="Microsoft YaHei" w:hAnsi="Microsoft YaHei" w:eastAsia="Microsoft YaHei"/>
-                <w:b w:val="0"/>
-                <w:color w:val="000000"/>
-                <w:sz w:val="19"/>
-              </w:rPr>
-              <w:t>origin_object_key</w:t>
-            </w:r>
-          </w:p>
-        </w:tc>
-        <w:tc>
-          <w:tcPr>
-            <w:tcW w:type="dxa" w:w="2448"/>
-            <w:vAlign w:val="center"/>
-            <w:tcMar>
-              <w:top w:w="75" w:type="dxa"/>
-              <w:bottom w:w="75" w:type="dxa"/>
-              <w:left w:w="90" w:type="dxa"/>
-              <w:right w:w="90" w:type="dxa"/>
-            </w:tcMar>
-            <w:shd w:fill="FFFFFF"/>
-          </w:tcPr>
-          <w:p>
-            <w:pPr>
-              <w:spacing w:after="0" w:before="0" w:line="269" w:lineRule="auto"/>
-              <w:jc w:val="left"/>
-            </w:pPr>
-            <w:r>
-              <w:rPr>
-                <w:rFonts w:ascii="Microsoft YaHei" w:hAnsi="Microsoft YaHei" w:eastAsia="Microsoft YaHei"/>
-                <w:b w:val="0"/>
-                <w:color w:val="000000"/>
-                <w:sz w:val="19"/>
-              </w:rPr>
-              <w:t>varchar(240) 非空</w:t>
-            </w:r>
-          </w:p>
-        </w:tc>
-        <w:tc>
-          <w:tcPr>
-            <w:tcW w:type="dxa" w:w="4752"/>
-            <w:vAlign w:val="center"/>
-            <w:tcMar>
-              <w:top w:w="75" w:type="dxa"/>
-              <w:bottom w:w="75" w:type="dxa"/>
-              <w:left w:w="90" w:type="dxa"/>
-              <w:right w:w="90" w:type="dxa"/>
-            </w:tcMar>
-            <w:shd w:fill="FFFFFF"/>
-          </w:tcPr>
-          <w:p>
-            <w:pPr>
-              <w:spacing w:after="0" w:before="0" w:line="269" w:lineRule="auto"/>
-              <w:jc w:val="left"/>
-            </w:pPr>
-            <w:r>
-              <w:rPr>
-                <w:rFonts w:ascii="Microsoft YaHei" w:hAnsi="Microsoft YaHei" w:eastAsia="Microsoft YaHei"/>
-                <w:b w:val="0"/>
-                <w:color w:val="000000"/>
-                <w:sz w:val="19"/>
-              </w:rPr>
-              <w:t>原始对象类型与真实主键的规范化表示</w:t>
-            </w:r>
-          </w:p>
-        </w:tc>
-      </w:tr>
-      <w:tr>
-        <w:trPr>
-          <w:cantSplit/>
-        </w:trPr>
-        <w:tc>
-          <w:tcPr>
-            <w:tcW w:type="dxa" w:w="2880"/>
-            <w:vAlign w:val="center"/>
-            <w:tcMar>
-              <w:top w:w="75" w:type="dxa"/>
-              <w:bottom w:w="75" w:type="dxa"/>
-              <w:left w:w="90" w:type="dxa"/>
-              <w:right w:w="90" w:type="dxa"/>
-            </w:tcMar>
-            <w:shd w:fill="F7F9FB"/>
-          </w:tcPr>
-          <w:p>
-            <w:pPr>
-              <w:spacing w:after="0" w:before="0" w:line="269" w:lineRule="auto"/>
-              <w:jc w:val="left"/>
-            </w:pPr>
-            <w:r>
-              <w:rPr>
-                <w:rFonts w:ascii="Microsoft YaHei" w:hAnsi="Microsoft YaHei" w:eastAsia="Microsoft YaHei"/>
-                <w:b w:val="0"/>
-                <w:color w:val="000000"/>
-                <w:sz w:val="19"/>
-              </w:rPr>
-              <w:t>identity_state</w:t>
-            </w:r>
-          </w:p>
-        </w:tc>
-        <w:tc>
-          <w:tcPr>
-            <w:tcW w:type="dxa" w:w="2448"/>
-            <w:vAlign w:val="center"/>
-            <w:tcMar>
-              <w:top w:w="75" w:type="dxa"/>
-              <w:bottom w:w="75" w:type="dxa"/>
-              <w:left w:w="90" w:type="dxa"/>
-              <w:right w:w="90" w:type="dxa"/>
-            </w:tcMar>
-            <w:shd w:fill="F7F9FB"/>
-          </w:tcPr>
-          <w:p>
-            <w:pPr>
-              <w:spacing w:after="0" w:before="0" w:line="269" w:lineRule="auto"/>
-              <w:jc w:val="left"/>
-            </w:pPr>
-            <w:r>
-              <w:rPr>
-                <w:rFonts w:ascii="Microsoft YaHei" w:hAnsi="Microsoft YaHei" w:eastAsia="Microsoft YaHei"/>
-                <w:b w:val="0"/>
-                <w:color w:val="000000"/>
-                <w:sz w:val="19"/>
-              </w:rPr>
-              <w:t>varchar(24) 非空</w:t>
-            </w:r>
-          </w:p>
-        </w:tc>
-        <w:tc>
-          <w:tcPr>
-            <w:tcW w:type="dxa" w:w="4752"/>
-            <w:vAlign w:val="center"/>
-            <w:tcMar>
-              <w:top w:w="75" w:type="dxa"/>
-              <w:bottom w:w="75" w:type="dxa"/>
-              <w:left w:w="90" w:type="dxa"/>
-              <w:right w:w="90" w:type="dxa"/>
-            </w:tcMar>
-            <w:shd w:fill="F7F9FB"/>
-          </w:tcPr>
-          <w:p>
-            <w:pPr>
-              <w:spacing w:after="0" w:before="0" w:line="269" w:lineRule="auto"/>
-              <w:jc w:val="left"/>
-            </w:pPr>
-            <w:r>
-              <w:rPr>
-                <w:rFonts w:ascii="Microsoft YaHei" w:hAnsi="Microsoft YaHei" w:eastAsia="Microsoft YaHei"/>
-                <w:b w:val="0"/>
-                <w:color w:val="000000"/>
-                <w:sz w:val="19"/>
-              </w:rPr>
-              <w:t>初始状态 CONFIRMED／PROVISIONAL；之后的确认以新事件表达</w:t>
-            </w:r>
-          </w:p>
-        </w:tc>
-      </w:tr>
-      <w:tr>
-        <w:trPr>
-          <w:cantSplit/>
-        </w:trPr>
-        <w:tc>
-          <w:tcPr>
-            <w:tcW w:type="dxa" w:w="2880"/>
-            <w:vAlign w:val="center"/>
-            <w:tcMar>
-              <w:top w:w="75" w:type="dxa"/>
-              <w:bottom w:w="75" w:type="dxa"/>
-              <w:left w:w="90" w:type="dxa"/>
-              <w:right w:w="90" w:type="dxa"/>
-            </w:tcMar>
-            <w:shd w:fill="FFFFFF"/>
-          </w:tcPr>
-          <w:p>
-            <w:pPr>
-              <w:spacing w:after="0" w:before="0" w:line="269" w:lineRule="auto"/>
-              <w:jc w:val="left"/>
-            </w:pPr>
-            <w:r>
-              <w:rPr>
-                <w:rFonts w:ascii="Microsoft YaHei" w:hAnsi="Microsoft YaHei" w:eastAsia="Microsoft YaHei"/>
-                <w:b w:val="0"/>
-                <w:color w:val="000000"/>
-                <w:sz w:val="19"/>
-              </w:rPr>
-              <w:t>audit_sample_alias.sample_trace_id</w:t>
-            </w:r>
-          </w:p>
-        </w:tc>
-        <w:tc>
-          <w:tcPr>
-            <w:tcW w:type="dxa" w:w="2448"/>
-            <w:vAlign w:val="center"/>
-            <w:tcMar>
-              <w:top w:w="75" w:type="dxa"/>
-              <w:bottom w:w="75" w:type="dxa"/>
-              <w:left w:w="90" w:type="dxa"/>
-              <w:right w:w="90" w:type="dxa"/>
-            </w:tcMar>
-            <w:shd w:fill="FFFFFF"/>
-          </w:tcPr>
-          <w:p>
-            <w:pPr>
-              <w:spacing w:after="0" w:before="0" w:line="269" w:lineRule="auto"/>
-              <w:jc w:val="left"/>
-            </w:pPr>
-            <w:r>
-              <w:rPr>
-                <w:rFonts w:ascii="Microsoft YaHei" w:hAnsi="Microsoft YaHei" w:eastAsia="Microsoft YaHei"/>
-                <w:b w:val="0"/>
-                <w:color w:val="000000"/>
-                <w:sz w:val="19"/>
-              </w:rPr>
-              <w:t>bigint 非空</w:t>
-            </w:r>
-          </w:p>
-        </w:tc>
-        <w:tc>
-          <w:tcPr>
-            <w:tcW w:type="dxa" w:w="4752"/>
-            <w:vAlign w:val="center"/>
-            <w:tcMar>
-              <w:top w:w="75" w:type="dxa"/>
-              <w:bottom w:w="75" w:type="dxa"/>
-              <w:left w:w="90" w:type="dxa"/>
-              <w:right w:w="90" w:type="dxa"/>
-            </w:tcMar>
-            <w:shd w:fill="FFFFFF"/>
-          </w:tcPr>
-          <w:p>
-            <w:pPr>
-              <w:spacing w:after="0" w:before="0" w:line="269" w:lineRule="auto"/>
-              <w:jc w:val="left"/>
-            </w:pPr>
-            <w:r>
-              <w:rPr>
-                <w:rFonts w:ascii="Microsoft YaHei" w:hAnsi="Microsoft YaHei" w:eastAsia="Microsoft YaHei"/>
-                <w:b w:val="0"/>
-                <w:color w:val="000000"/>
-                <w:sz w:val="19"/>
-              </w:rPr>
-              <w:t>关联追踪根，不依赖业务行仍存在</w:t>
-            </w:r>
-          </w:p>
-        </w:tc>
-      </w:tr>
-      <w:tr>
-        <w:trPr>
-          <w:cantSplit/>
-        </w:trPr>
-        <w:tc>
-          <w:tcPr>
-            <w:tcW w:type="dxa" w:w="2880"/>
-            <w:vAlign w:val="center"/>
-            <w:tcMar>
-              <w:top w:w="75" w:type="dxa"/>
-              <w:bottom w:w="75" w:type="dxa"/>
-              <w:left w:w="90" w:type="dxa"/>
-              <w:right w:w="90" w:type="dxa"/>
-            </w:tcMar>
-            <w:shd w:fill="F7F9FB"/>
-          </w:tcPr>
-          <w:p>
-            <w:pPr>
-              <w:spacing w:after="0" w:before="0" w:line="269" w:lineRule="auto"/>
-              <w:jc w:val="left"/>
-            </w:pPr>
-            <w:r>
-              <w:rPr>
-                <w:rFonts w:ascii="Microsoft YaHei" w:hAnsi="Microsoft YaHei" w:eastAsia="Microsoft YaHei"/>
-                <w:b w:val="0"/>
-                <w:color w:val="000000"/>
-                <w:sz w:val="19"/>
-              </w:rPr>
-              <w:t>alias_type</w:t>
-            </w:r>
-          </w:p>
-        </w:tc>
-        <w:tc>
-          <w:tcPr>
-            <w:tcW w:type="dxa" w:w="2448"/>
-            <w:vAlign w:val="center"/>
-            <w:tcMar>
-              <w:top w:w="75" w:type="dxa"/>
-              <w:bottom w:w="75" w:type="dxa"/>
-              <w:left w:w="90" w:type="dxa"/>
-              <w:right w:w="90" w:type="dxa"/>
-            </w:tcMar>
-            <w:shd w:fill="F7F9FB"/>
-          </w:tcPr>
-          <w:p>
-            <w:pPr>
-              <w:spacing w:after="0" w:before="0" w:line="269" w:lineRule="auto"/>
-              <w:jc w:val="left"/>
-            </w:pPr>
-            <w:r>
-              <w:rPr>
-                <w:rFonts w:ascii="Microsoft YaHei" w:hAnsi="Microsoft YaHei" w:eastAsia="Microsoft YaHei"/>
-                <w:b w:val="0"/>
-                <w:color w:val="000000"/>
-                <w:sz w:val="19"/>
-              </w:rPr>
-              <w:t>varchar(32) 非空</w:t>
-            </w:r>
-          </w:p>
-        </w:tc>
-        <w:tc>
-          <w:tcPr>
-            <w:tcW w:type="dxa" w:w="4752"/>
-            <w:vAlign w:val="center"/>
-            <w:tcMar>
-              <w:top w:w="75" w:type="dxa"/>
-              <w:bottom w:w="75" w:type="dxa"/>
-              <w:left w:w="90" w:type="dxa"/>
-              <w:right w:w="90" w:type="dxa"/>
-            </w:tcMar>
-            <w:shd w:fill="F7F9FB"/>
-          </w:tcPr>
-          <w:p>
-            <w:pPr>
-              <w:spacing w:after="0" w:before="0" w:line="269" w:lineRule="auto"/>
-              <w:jc w:val="left"/>
-            </w:pPr>
-            <w:r>
-              <w:rPr>
-                <w:rFonts w:ascii="Microsoft YaHei" w:hAnsi="Microsoft YaHei" w:eastAsia="Microsoft YaHei"/>
-                <w:b w:val="0"/>
-                <w:color w:val="000000"/>
-                <w:sz w:val="19"/>
-              </w:rPr>
-              <w:t>SUBBARCODE／UPSTREAM_SAMPLE_KEY</w:t>
-            </w:r>
-          </w:p>
-        </w:tc>
-      </w:tr>
-      <w:tr>
-        <w:trPr>
-          <w:cantSplit/>
-        </w:trPr>
-        <w:tc>
-          <w:tcPr>
-            <w:tcW w:type="dxa" w:w="2880"/>
-            <w:vAlign w:val="center"/>
-            <w:tcMar>
-              <w:top w:w="75" w:type="dxa"/>
-              <w:bottom w:w="75" w:type="dxa"/>
-              <w:left w:w="90" w:type="dxa"/>
-              <w:right w:w="90" w:type="dxa"/>
-            </w:tcMar>
-            <w:shd w:fill="FFFFFF"/>
-          </w:tcPr>
-          <w:p>
-            <w:pPr>
-              <w:spacing w:after="0" w:before="0" w:line="269" w:lineRule="auto"/>
-              <w:jc w:val="left"/>
-            </w:pPr>
-            <w:r>
-              <w:rPr>
-                <w:rFonts w:ascii="Microsoft YaHei" w:hAnsi="Microsoft YaHei" w:eastAsia="Microsoft YaHei"/>
-                <w:b w:val="0"/>
-                <w:color w:val="000000"/>
-                <w:sz w:val="19"/>
-              </w:rPr>
-              <w:t>source_system</w:t>
-            </w:r>
-          </w:p>
-        </w:tc>
-        <w:tc>
-          <w:tcPr>
-            <w:tcW w:type="dxa" w:w="2448"/>
-            <w:vAlign w:val="center"/>
-            <w:tcMar>
-              <w:top w:w="75" w:type="dxa"/>
-              <w:bottom w:w="75" w:type="dxa"/>
-              <w:left w:w="90" w:type="dxa"/>
-              <w:right w:w="90" w:type="dxa"/>
-            </w:tcMar>
-            <w:shd w:fill="FFFFFF"/>
-          </w:tcPr>
-          <w:p>
-            <w:pPr>
-              <w:spacing w:after="0" w:before="0" w:line="269" w:lineRule="auto"/>
-              <w:jc w:val="left"/>
-            </w:pPr>
-            <w:r>
-              <w:rPr>
-                <w:rFonts w:ascii="Microsoft YaHei" w:hAnsi="Microsoft YaHei" w:eastAsia="Microsoft YaHei"/>
-                <w:b w:val="0"/>
-                <w:color w:val="000000"/>
-                <w:sz w:val="19"/>
-              </w:rPr>
-              <w:t>varchar(64) 非空</w:t>
-            </w:r>
-          </w:p>
-        </w:tc>
-        <w:tc>
-          <w:tcPr>
-            <w:tcW w:type="dxa" w:w="4752"/>
-            <w:vAlign w:val="center"/>
-            <w:tcMar>
-              <w:top w:w="75" w:type="dxa"/>
-              <w:bottom w:w="75" w:type="dxa"/>
-              <w:left w:w="90" w:type="dxa"/>
-              <w:right w:w="90" w:type="dxa"/>
-            </w:tcMar>
-            <w:shd w:fill="FFFFFF"/>
-          </w:tcPr>
-          <w:p>
-            <w:pPr>
-              <w:spacing w:after="0" w:before="0" w:line="269" w:lineRule="auto"/>
-              <w:jc w:val="left"/>
-            </w:pPr>
-            <w:r>
-              <w:rPr>
-                <w:rFonts w:ascii="Microsoft YaHei" w:hAnsi="Microsoft YaHei" w:eastAsia="Microsoft YaHei"/>
-                <w:b w:val="0"/>
-                <w:color w:val="000000"/>
-                <w:sz w:val="19"/>
-              </w:rPr>
-              <w:t>标识的来源命名空间</w:t>
-            </w:r>
-          </w:p>
-        </w:tc>
-      </w:tr>
-      <w:tr>
-        <w:trPr>
-          <w:cantSplit/>
-        </w:trPr>
-        <w:tc>
-          <w:tcPr>
-            <w:tcW w:type="dxa" w:w="2880"/>
-            <w:vAlign w:val="center"/>
-            <w:tcMar>
-              <w:top w:w="75" w:type="dxa"/>
-              <w:bottom w:w="75" w:type="dxa"/>
-              <w:left w:w="90" w:type="dxa"/>
-              <w:right w:w="90" w:type="dxa"/>
-            </w:tcMar>
-            <w:shd w:fill="F7F9FB"/>
-          </w:tcPr>
-          <w:p>
-            <w:pPr>
-              <w:spacing w:after="0" w:before="0" w:line="269" w:lineRule="auto"/>
-              <w:jc w:val="left"/>
-            </w:pPr>
-            <w:r>
-              <w:rPr>
-                <w:rFonts w:ascii="Microsoft YaHei" w:hAnsi="Microsoft YaHei" w:eastAsia="Microsoft YaHei"/>
-                <w:b w:val="0"/>
-                <w:color w:val="000000"/>
-                <w:sz w:val="19"/>
-              </w:rPr>
-              <w:t>alias_value</w:t>
-            </w:r>
-          </w:p>
-        </w:tc>
-        <w:tc>
-          <w:tcPr>
-            <w:tcW w:type="dxa" w:w="2448"/>
-            <w:vAlign w:val="center"/>
-            <w:tcMar>
-              <w:top w:w="75" w:type="dxa"/>
-              <w:bottom w:w="75" w:type="dxa"/>
-              <w:left w:w="90" w:type="dxa"/>
-              <w:right w:w="90" w:type="dxa"/>
-            </w:tcMar>
-            <w:shd w:fill="F7F9FB"/>
-          </w:tcPr>
-          <w:p>
-            <w:pPr>
-              <w:spacing w:after="0" w:before="0" w:line="269" w:lineRule="auto"/>
-              <w:jc w:val="left"/>
-            </w:pPr>
-            <w:r>
-              <w:rPr>
-                <w:rFonts w:ascii="Microsoft YaHei" w:hAnsi="Microsoft YaHei" w:eastAsia="Microsoft YaHei"/>
-                <w:b w:val="0"/>
-                <w:color w:val="000000"/>
-                <w:sz w:val="19"/>
-              </w:rPr>
-              <w:t>varchar(160) 非空</w:t>
-            </w:r>
-          </w:p>
-        </w:tc>
-        <w:tc>
-          <w:tcPr>
-            <w:tcW w:type="dxa" w:w="4752"/>
-            <w:vAlign w:val="center"/>
-            <w:tcMar>
-              <w:top w:w="75" w:type="dxa"/>
-              <w:bottom w:w="75" w:type="dxa"/>
-              <w:left w:w="90" w:type="dxa"/>
-              <w:right w:w="90" w:type="dxa"/>
-            </w:tcMar>
-            <w:shd w:fill="F7F9FB"/>
-          </w:tcPr>
-          <w:p>
-            <w:pPr>
-              <w:spacing w:after="0" w:before="0" w:line="269" w:lineRule="auto"/>
-              <w:jc w:val="left"/>
-            </w:pPr>
-            <w:r>
-              <w:rPr>
-                <w:rFonts w:ascii="Microsoft YaHei" w:hAnsi="Microsoft YaHei" w:eastAsia="Microsoft YaHei"/>
-                <w:b w:val="0"/>
-                <w:color w:val="000000"/>
-                <w:sz w:val="19"/>
-              </w:rPr>
-              <w:t>真实出现过的原始编号或标识</w:t>
-            </w:r>
-          </w:p>
-        </w:tc>
-      </w:tr>
-      <w:tr>
-        <w:trPr>
-          <w:cantSplit/>
-        </w:trPr>
-        <w:tc>
-          <w:tcPr>
-            <w:tcW w:type="dxa" w:w="2880"/>
-            <w:vAlign w:val="center"/>
-            <w:tcMar>
-              <w:top w:w="75" w:type="dxa"/>
-              <w:bottom w:w="75" w:type="dxa"/>
-              <w:left w:w="90" w:type="dxa"/>
-              <w:right w:w="90" w:type="dxa"/>
-            </w:tcMar>
-            <w:shd w:fill="FFFFFF"/>
-          </w:tcPr>
-          <w:p>
-            <w:pPr>
-              <w:spacing w:after="0" w:before="0" w:line="269" w:lineRule="auto"/>
-              <w:jc w:val="left"/>
-            </w:pPr>
-            <w:r>
-              <w:rPr>
-                <w:rFonts w:ascii="Microsoft YaHei" w:hAnsi="Microsoft YaHei" w:eastAsia="Microsoft YaHei"/>
-                <w:b w:val="0"/>
-                <w:color w:val="000000"/>
-                <w:sz w:val="19"/>
-              </w:rPr>
-              <w:t>alias_search_value</w:t>
-            </w:r>
-          </w:p>
-        </w:tc>
-        <w:tc>
-          <w:tcPr>
-            <w:tcW w:type="dxa" w:w="2448"/>
-            <w:vAlign w:val="center"/>
-            <w:tcMar>
-              <w:top w:w="75" w:type="dxa"/>
-              <w:bottom w:w="75" w:type="dxa"/>
-              <w:left w:w="90" w:type="dxa"/>
-              <w:right w:w="90" w:type="dxa"/>
-            </w:tcMar>
-            <w:shd w:fill="FFFFFF"/>
-          </w:tcPr>
-          <w:p>
-            <w:pPr>
-              <w:spacing w:after="0" w:before="0" w:line="269" w:lineRule="auto"/>
-              <w:jc w:val="left"/>
-            </w:pPr>
-            <w:r>
-              <w:rPr>
-                <w:rFonts w:ascii="Microsoft YaHei" w:hAnsi="Microsoft YaHei" w:eastAsia="Microsoft YaHei"/>
-                <w:b w:val="0"/>
-                <w:color w:val="000000"/>
-                <w:sz w:val="19"/>
-              </w:rPr>
-              <w:t>varchar(160) 非空</w:t>
-            </w:r>
-          </w:p>
-        </w:tc>
-        <w:tc>
-          <w:tcPr>
-            <w:tcW w:type="dxa" w:w="4752"/>
-            <w:vAlign w:val="center"/>
-            <w:tcMar>
-              <w:top w:w="75" w:type="dxa"/>
-              <w:bottom w:w="75" w:type="dxa"/>
-              <w:left w:w="90" w:type="dxa"/>
-              <w:right w:w="90" w:type="dxa"/>
-            </w:tcMar>
-            <w:shd w:fill="FFFFFF"/>
-          </w:tcPr>
-          <w:p>
-            <w:pPr>
-              <w:spacing w:after="0" w:before="0" w:line="269" w:lineRule="auto"/>
-              <w:jc w:val="left"/>
-            </w:pPr>
-            <w:r>
-              <w:rPr>
-                <w:rFonts w:ascii="Microsoft YaHei" w:hAnsi="Microsoft YaHei" w:eastAsia="Microsoft YaHei"/>
-                <w:b w:val="0"/>
-                <w:color w:val="000000"/>
-                <w:sz w:val="19"/>
-              </w:rPr>
-              <w:t>按已确认编号规则生成的检索值</w:t>
-            </w:r>
-          </w:p>
-        </w:tc>
-      </w:tr>
-      <w:tr>
-        <w:trPr>
-          <w:cantSplit/>
-        </w:trPr>
-        <w:tc>
-          <w:tcPr>
-            <w:tcW w:type="dxa" w:w="2880"/>
-            <w:vAlign w:val="center"/>
-            <w:tcMar>
-              <w:top w:w="75" w:type="dxa"/>
-              <w:bottom w:w="75" w:type="dxa"/>
-              <w:left w:w="90" w:type="dxa"/>
-              <w:right w:w="90" w:type="dxa"/>
-            </w:tcMar>
-            <w:shd w:fill="F7F9FB"/>
-          </w:tcPr>
-          <w:p>
-            <w:pPr>
-              <w:spacing w:after="0" w:before="0" w:line="269" w:lineRule="auto"/>
-              <w:jc w:val="left"/>
-            </w:pPr>
-            <w:r>
-              <w:rPr>
-                <w:rFonts w:ascii="Microsoft YaHei" w:hAnsi="Microsoft YaHei" w:eastAsia="Microsoft YaHei"/>
-                <w:b w:val="0"/>
-                <w:color w:val="000000"/>
-                <w:sz w:val="19"/>
-              </w:rPr>
-              <w:t>first_seen_event_id</w:t>
-            </w:r>
-          </w:p>
-        </w:tc>
-        <w:tc>
-          <w:tcPr>
-            <w:tcW w:type="dxa" w:w="2448"/>
-            <w:vAlign w:val="center"/>
-            <w:tcMar>
-              <w:top w:w="75" w:type="dxa"/>
-              <w:bottom w:w="75" w:type="dxa"/>
-              <w:left w:w="90" w:type="dxa"/>
-              <w:right w:w="90" w:type="dxa"/>
-            </w:tcMar>
-            <w:shd w:fill="F7F9FB"/>
-          </w:tcPr>
-          <w:p>
-            <w:pPr>
-              <w:spacing w:after="0" w:before="0" w:line="269" w:lineRule="auto"/>
-              <w:jc w:val="left"/>
-            </w:pPr>
-            <w:r>
-              <w:rPr>
-                <w:rFonts w:ascii="Microsoft YaHei" w:hAnsi="Microsoft YaHei" w:eastAsia="Microsoft YaHei"/>
-                <w:b w:val="0"/>
-                <w:color w:val="000000"/>
-                <w:sz w:val="19"/>
-              </w:rPr>
-              <w:t>bigint 非空</w:t>
-            </w:r>
-          </w:p>
-        </w:tc>
-        <w:tc>
-          <w:tcPr>
-            <w:tcW w:type="dxa" w:w="4752"/>
-            <w:vAlign w:val="center"/>
-            <w:tcMar>
-              <w:top w:w="75" w:type="dxa"/>
-              <w:bottom w:w="75" w:type="dxa"/>
-              <w:left w:w="90" w:type="dxa"/>
-              <w:right w:w="90" w:type="dxa"/>
-            </w:tcMar>
-            <w:shd w:fill="F7F9FB"/>
-          </w:tcPr>
-          <w:p>
-            <w:pPr>
-              <w:spacing w:after="0" w:before="0" w:line="269" w:lineRule="auto"/>
-              <w:jc w:val="left"/>
-            </w:pPr>
-            <w:r>
-              <w:rPr>
-                <w:rFonts w:ascii="Microsoft YaHei" w:hAnsi="Microsoft YaHei" w:eastAsia="Microsoft YaHei"/>
-                <w:b w:val="0"/>
-                <w:color w:val="000000"/>
-                <w:sz w:val="19"/>
-              </w:rPr>
-              <w:t>首次在审计中使用该别名的事件</w:t>
-            </w:r>
-          </w:p>
-        </w:tc>
-      </w:tr>
-    </w:tbl>
-    <w:p>
-      <w:pPr>
-        <w:spacing w:after="60" w:before="0" w:line="120" w:lineRule="auto"/>
-      </w:pPr>
-      <w:r>
-        <w:rPr>
-          <w:sz w:val="6"/>
-        </w:rPr>
+        <w:t>4.3 样本关联列</w:t>
       </w:r>
     </w:p>
     <w:p>
@@ -4925,7 +3461,7 @@
         <w:jc w:val="left"/>
       </w:pPr>
       <w:r>
-        <w:t>audit_sample 建议唯一索引 uk_audit_sample_origin(tenant_id, origin_system, origin_object_key)，防止同一来源主键重复建根。origin_object_key 包含对象类型；来源可能重用主键时还必须包含来源世代，不允许仅依赖会被复用的自然编号。</w:t>
+        <w:t>审计中的 sample_id 是已有 sample_file.id 的快照，subbarcode_snapshot 是当时的唯一样本编号。无需新增业务主键或给五张业务表增加关联列。业务行已删除时仍可通过审计关联列和编号快照查询，不设置业务删除到审计的级联删除。</w:t>
       </w:r>
     </w:p>
     <w:p>
@@ -4934,16 +3470,7 @@
         <w:jc w:val="left"/>
       </w:pPr>
       <w:r>
-        <w:t>alias 建议唯一索引 uk_audit_sample_alias(tenant_id, sample_trace_id, alias_type, source_system, alias_value)，只去重同一样本自己的别名；绝不能设置 tenant_id 与 alias_value 全局唯一。查询索引 idx_alias_search(tenant_id, alias_type, alias_search_value, sample_trace_id)。别名出现的次数、改号与回改仍由事件表达。</w:t>
-      </w:r>
-    </w:p>
-    <w:p>
-      <w:pPr>
-        <w:widowControl/>
-        <w:jc w:val="left"/>
-      </w:pPr>
-      <w:r>
-        <w:t>技术主键和上游标识的规范化不能误用面向显示的大小写折叠规则。若来源区分大小写，需要在实现时采用精确比较和相应列排序规则，并记录为既有表级排序规则的字段例外；不得默认把两个来源 id 视作相同。</w:t>
+        <w:t>外部先到的数据允许 sample_id 暂空，但 subbarcode_snapshot 必须有值。样本专属变更明细同样保存编号快照；共享配置对象的 sample_id 和编号可空，其可见范围按共享对象权限判定。编号更正是否允许仍遵循原业务，不能由“唯一”推导出“不可更正”。</w:t>
       </w:r>
     </w:p>
     <w:p>
@@ -7209,7 +5736,7 @@
                 <w:color w:val="000000"/>
                 <w:sz w:val="19"/>
               </w:rPr>
-              <w:t>sample_trace_id</w:t>
+              <w:t>sample_id</w:t>
             </w:r>
           </w:p>
         </w:tc>
@@ -7237,7 +5764,7 @@
                 <w:color w:val="000000"/>
                 <w:sz w:val="19"/>
               </w:rPr>
-              <w:t>bigint 非空</w:t>
+              <w:t>bigint 可空</w:t>
             </w:r>
           </w:p>
         </w:tc>
@@ -7265,7 +5792,7 @@
                 <w:color w:val="000000"/>
                 <w:sz w:val="19"/>
               </w:rPr>
-              <w:t>被影响的稳定样本身份</w:t>
+              <w:t>当时 sample_file.id；录单前事件可空</w:t>
             </w:r>
           </w:p>
         </w:tc>
@@ -7298,7 +5825,7 @@
                 <w:color w:val="000000"/>
                 <w:sz w:val="19"/>
               </w:rPr>
-              <w:t>sample_file_id</w:t>
+              <w:t>subbarcode_snapshot</w:t>
             </w:r>
           </w:p>
         </w:tc>
@@ -7326,7 +5853,7 @@
                 <w:color w:val="000000"/>
                 <w:sz w:val="19"/>
               </w:rPr>
-              <w:t>bigint 可空</w:t>
+              <w:t>varchar(160) 非空</w:t>
             </w:r>
           </w:p>
         </w:tc>
@@ -7354,7 +5881,7 @@
                 <w:color w:val="000000"/>
                 <w:sz w:val="19"/>
               </w:rPr>
-              <w:t>当时录单行主键</w:t>
+              <w:t>事件发生时的唯一样本编号</w:t>
             </w:r>
           </w:p>
         </w:tc>
@@ -7387,7 +5914,7 @@
                 <w:color w:val="000000"/>
                 <w:sz w:val="19"/>
               </w:rPr>
-              <w:t>subbarcode_snapshot</w:t>
+              <w:t>analysis_id</w:t>
             </w:r>
           </w:p>
         </w:tc>
@@ -7415,7 +5942,7 @@
                 <w:color w:val="000000"/>
                 <w:sz w:val="19"/>
               </w:rPr>
-              <w:t>varchar(160) 可空</w:t>
+              <w:t>bigint 可空</w:t>
             </w:r>
           </w:p>
         </w:tc>
@@ -7443,7 +5970,7 @@
                 <w:color w:val="000000"/>
                 <w:sz w:val="19"/>
               </w:rPr>
-              <w:t>事件发生时的样本编号</w:t>
+              <w:t>本事件针对的分析批次；事件跨多个批次时见 context_json</w:t>
             </w:r>
           </w:p>
         </w:tc>
@@ -7476,7 +6003,7 @@
                 <w:color w:val="000000"/>
                 <w:sz w:val="19"/>
               </w:rPr>
-              <w:t>analysis_id</w:t>
+              <w:t>report_id</w:t>
             </w:r>
           </w:p>
         </w:tc>
@@ -7532,7 +6059,7 @@
                 <w:color w:val="000000"/>
                 <w:sz w:val="19"/>
               </w:rPr>
-              <w:t>本事件针对的分析批次；事件跨多个批次时见 context_json</w:t>
+              <w:t>本事件针对的报告；事件跨多报告时见 context_json</w:t>
             </w:r>
           </w:p>
         </w:tc>
@@ -7565,7 +6092,7 @@
                 <w:color w:val="000000"/>
                 <w:sz w:val="19"/>
               </w:rPr>
-              <w:t>report_id</w:t>
+              <w:t>context_json</w:t>
             </w:r>
           </w:p>
         </w:tc>
@@ -7593,7 +6120,7 @@
                 <w:color w:val="000000"/>
                 <w:sz w:val="19"/>
               </w:rPr>
-              <w:t>bigint 可空</w:t>
+              <w:t>json 可空</w:t>
             </w:r>
           </w:p>
         </w:tc>
@@ -7608,95 +6135,6 @@
               <w:right w:w="90" w:type="dxa"/>
             </w:tcMar>
             <w:shd w:fill="F7F9FB"/>
-          </w:tcPr>
-          <w:p>
-            <w:pPr>
-              <w:spacing w:after="0" w:before="0" w:line="269" w:lineRule="auto"/>
-              <w:jc w:val="left"/>
-            </w:pPr>
-            <w:r>
-              <w:rPr>
-                <w:rFonts w:ascii="Microsoft YaHei" w:hAnsi="Microsoft YaHei" w:eastAsia="Microsoft YaHei"/>
-                <w:b w:val="0"/>
-                <w:color w:val="000000"/>
-                <w:sz w:val="19"/>
-              </w:rPr>
-              <w:t>本事件针对的报告；事件跨多报告时见 context_json</w:t>
-            </w:r>
-          </w:p>
-        </w:tc>
-      </w:tr>
-      <w:tr>
-        <w:trPr>
-          <w:cantSplit/>
-        </w:trPr>
-        <w:tc>
-          <w:tcPr>
-            <w:tcW w:type="dxa" w:w="2880"/>
-            <w:vAlign w:val="center"/>
-            <w:tcMar>
-              <w:top w:w="75" w:type="dxa"/>
-              <w:bottom w:w="75" w:type="dxa"/>
-              <w:left w:w="90" w:type="dxa"/>
-              <w:right w:w="90" w:type="dxa"/>
-            </w:tcMar>
-            <w:shd w:fill="FFFFFF"/>
-          </w:tcPr>
-          <w:p>
-            <w:pPr>
-              <w:spacing w:after="0" w:before="0" w:line="269" w:lineRule="auto"/>
-              <w:jc w:val="left"/>
-            </w:pPr>
-            <w:r>
-              <w:rPr>
-                <w:rFonts w:ascii="Microsoft YaHei" w:hAnsi="Microsoft YaHei" w:eastAsia="Microsoft YaHei"/>
-                <w:b w:val="0"/>
-                <w:color w:val="000000"/>
-                <w:sz w:val="19"/>
-              </w:rPr>
-              <w:t>context_json</w:t>
-            </w:r>
-          </w:p>
-        </w:tc>
-        <w:tc>
-          <w:tcPr>
-            <w:tcW w:type="dxa" w:w="2448"/>
-            <w:vAlign w:val="center"/>
-            <w:tcMar>
-              <w:top w:w="75" w:type="dxa"/>
-              <w:bottom w:w="75" w:type="dxa"/>
-              <w:left w:w="90" w:type="dxa"/>
-              <w:right w:w="90" w:type="dxa"/>
-            </w:tcMar>
-            <w:shd w:fill="FFFFFF"/>
-          </w:tcPr>
-          <w:p>
-            <w:pPr>
-              <w:spacing w:after="0" w:before="0" w:line="269" w:lineRule="auto"/>
-              <w:jc w:val="left"/>
-            </w:pPr>
-            <w:r>
-              <w:rPr>
-                <w:rFonts w:ascii="Microsoft YaHei" w:hAnsi="Microsoft YaHei" w:eastAsia="Microsoft YaHei"/>
-                <w:b w:val="0"/>
-                <w:color w:val="000000"/>
-                <w:sz w:val="19"/>
-              </w:rPr>
-              <w:t>json 可空</w:t>
-            </w:r>
-          </w:p>
-        </w:tc>
-        <w:tc>
-          <w:tcPr>
-            <w:tcW w:type="dxa" w:w="4752"/>
-            <w:vAlign w:val="center"/>
-            <w:tcMar>
-              <w:top w:w="75" w:type="dxa"/>
-              <w:bottom w:w="75" w:type="dxa"/>
-              <w:left w:w="90" w:type="dxa"/>
-              <w:right w:w="90" w:type="dxa"/>
-            </w:tcMar>
-            <w:shd w:fill="FFFFFF"/>
           </w:tcPr>
           <w:p>
             <w:pPr>
@@ -7732,7 +6170,7 @@
         <w:jc w:val="left"/>
       </w:pPr>
       <w:r>
-        <w:t>唯一索引 uk_audit_event_subject(tenant_id, event_id, sample_trace_id)。查询索引 idx_subject_timeline(tenant_id, sample_trace_id, event_id)、idx_subject_analysis(tenant_id, analysis_id, event_id)、idx_subject_report(tenant_id, report_id, event_id)。</w:t>
+        <w:t>唯一索引 uk_audit_event_subject(tenant_id, event_id, subbarcode_snapshot)。增加 idx_subject_number(tenant_id, subbarcode_snapshot, event_id)；查询索引 idx_subject_timeline(tenant_id, sample_id, event_id)、idx_subject_analysis(tenant_id, analysis_id, event_id)、idx_subject_report(tenant_id, report_id, event_id)。</w:t>
       </w:r>
     </w:p>
     <w:p>
@@ -7985,7 +6423,7 @@
                 <w:color w:val="000000"/>
                 <w:sz w:val="19"/>
               </w:rPr>
-              <w:t>sample_trace_id</w:t>
+              <w:t>sample_id</w:t>
             </w:r>
           </w:p>
         </w:tc>
@@ -8041,7 +6479,7 @@
                 <w:color w:val="000000"/>
                 <w:sz w:val="19"/>
               </w:rPr>
-              <w:t>此条明细所属样本；共享对象可空，但须有单独可见性判断</w:t>
+              <w:t>所属 sample_file.id；录单前或共享对象可空</w:t>
             </w:r>
           </w:p>
         </w:tc>
@@ -8074,7 +6512,7 @@
                 <w:color w:val="000000"/>
                 <w:sz w:val="19"/>
               </w:rPr>
-              <w:t>ordinal</w:t>
+              <w:t>subbarcode_snapshot</w:t>
             </w:r>
           </w:p>
         </w:tc>
@@ -8102,7 +6540,7 @@
                 <w:color w:val="000000"/>
                 <w:sz w:val="19"/>
               </w:rPr>
-              <w:t>int 非空</w:t>
+              <w:t>varchar(160) 可空</w:t>
             </w:r>
           </w:p>
         </w:tc>
@@ -8130,7 +6568,7 @@
                 <w:color w:val="000000"/>
                 <w:sz w:val="19"/>
               </w:rPr>
-              <w:t>同一事件内的稳定明细顺序</w:t>
+              <w:t>样本专属明细必填；共享配置对象可空</w:t>
             </w:r>
           </w:p>
         </w:tc>
@@ -8163,7 +6601,7 @@
                 <w:color w:val="000000"/>
                 <w:sz w:val="19"/>
               </w:rPr>
-              <w:t>object_type</w:t>
+              <w:t>ordinal</w:t>
             </w:r>
           </w:p>
         </w:tc>
@@ -8191,7 +6629,7 @@
                 <w:color w:val="000000"/>
                 <w:sz w:val="19"/>
               </w:rPr>
-              <w:t>varchar(64) 非空</w:t>
+              <w:t>int 非空</w:t>
             </w:r>
           </w:p>
         </w:tc>
@@ -8219,7 +6657,7 @@
                 <w:color w:val="000000"/>
                 <w:sz w:val="19"/>
               </w:rPr>
-              <w:t>SAMPLE／BIO_QC／REPORT／VARIANT／HISTORY 等业务对象类别</w:t>
+              <w:t>同一事件内的稳定明细顺序</w:t>
             </w:r>
           </w:p>
         </w:tc>
@@ -8252,7 +6690,7 @@
                 <w:color w:val="000000"/>
                 <w:sz w:val="19"/>
               </w:rPr>
-              <w:t>table_name</w:t>
+              <w:t>object_type</w:t>
             </w:r>
           </w:p>
         </w:tc>
@@ -8308,7 +6746,7 @@
                 <w:color w:val="000000"/>
                 <w:sz w:val="19"/>
               </w:rPr>
-              <w:t>服务端白名单中的实际表名，仅作证据标识</w:t>
+              <w:t>SAMPLE／BIO_QC／REPORT／VARIANT／HISTORY 等业务对象类别</w:t>
             </w:r>
           </w:p>
         </w:tc>
@@ -8341,7 +6779,7 @@
                 <w:color w:val="000000"/>
                 <w:sz w:val="19"/>
               </w:rPr>
-              <w:t>object_pk_json</w:t>
+              <w:t>table_name</w:t>
             </w:r>
           </w:p>
         </w:tc>
@@ -8369,7 +6807,7 @@
                 <w:color w:val="000000"/>
                 <w:sz w:val="19"/>
               </w:rPr>
-              <w:t>json 非空</w:t>
+              <w:t>varchar(64) 非空</w:t>
             </w:r>
           </w:p>
         </w:tc>
@@ -8397,7 +6835,7 @@
                 <w:color w:val="000000"/>
                 <w:sz w:val="19"/>
               </w:rPr>
-              <w:t>实际主键，例如 report_id，或关联表的完整复合主键</w:t>
+              <w:t>服务端白名单中的实际表名，仅作证据标识</w:t>
             </w:r>
           </w:p>
         </w:tc>
@@ -8430,7 +6868,7 @@
                 <w:color w:val="000000"/>
                 <w:sz w:val="19"/>
               </w:rPr>
-              <w:t>object_key_hash</w:t>
+              <w:t>object_pk_json</w:t>
             </w:r>
           </w:p>
         </w:tc>
@@ -8458,7 +6896,7 @@
                 <w:color w:val="000000"/>
                 <w:sz w:val="19"/>
               </w:rPr>
-              <w:t>char(64) 非空</w:t>
+              <w:t>json 非空</w:t>
             </w:r>
           </w:p>
         </w:tc>
@@ -8486,7 +6924,7 @@
                 <w:color w:val="000000"/>
                 <w:sz w:val="19"/>
               </w:rPr>
-              <w:t>规范化表名与主键的 SHA256 检索摘要；命中后仍校验原主键</w:t>
+              <w:t>实际主键，例如 report_id，或关联表的完整复合主键</w:t>
             </w:r>
           </w:p>
         </w:tc>
@@ -8519,7 +6957,7 @@
                 <w:color w:val="000000"/>
                 <w:sz w:val="19"/>
               </w:rPr>
-              <w:t>change_type</w:t>
+              <w:t>object_key_hash</w:t>
             </w:r>
           </w:p>
         </w:tc>
@@ -8547,7 +6985,7 @@
                 <w:color w:val="000000"/>
                 <w:sz w:val="19"/>
               </w:rPr>
-              <w:t>varchar(24) 非空</w:t>
+              <w:t>char(64) 非空</w:t>
             </w:r>
           </w:p>
         </w:tc>
@@ -8575,7 +7013,7 @@
                 <w:color w:val="000000"/>
                 <w:sz w:val="19"/>
               </w:rPr>
-              <w:t>CREATE／UPDATE／SOFT_DELETE／DELETE／RESTORE</w:t>
+              <w:t>规范化表名与主键的 SHA256 检索摘要；命中后仍校验原主键</w:t>
             </w:r>
           </w:p>
         </w:tc>
@@ -8608,7 +7046,7 @@
                 <w:color w:val="000000"/>
                 <w:sz w:val="19"/>
               </w:rPr>
-              <w:t>before_json</w:t>
+              <w:t>change_type</w:t>
             </w:r>
           </w:p>
         </w:tc>
@@ -8636,7 +7074,7 @@
                 <w:color w:val="000000"/>
                 <w:sz w:val="19"/>
               </w:rPr>
-              <w:t>json 可空</w:t>
+              <w:t>varchar(24) 非空</w:t>
             </w:r>
           </w:p>
         </w:tc>
@@ -8664,7 +7102,7 @@
                 <w:color w:val="000000"/>
                 <w:sz w:val="19"/>
               </w:rPr>
-              <w:t>实际变更前的受控快照；新增时为 SQL NULL</w:t>
+              <w:t>CREATE／UPDATE／SOFT_DELETE／DELETE／RESTORE</w:t>
             </w:r>
           </w:p>
         </w:tc>
@@ -8697,7 +7135,7 @@
                 <w:color w:val="000000"/>
                 <w:sz w:val="19"/>
               </w:rPr>
-              <w:t>after_json</w:t>
+              <w:t>before_json</w:t>
             </w:r>
           </w:p>
         </w:tc>
@@ -8753,7 +7191,7 @@
                 <w:color w:val="000000"/>
                 <w:sz w:val="19"/>
               </w:rPr>
-              <w:t>实际变更后的受控快照；物理删除时为 SQL NULL</w:t>
+              <w:t>实际变更前的受控快照；新增时为 SQL NULL</w:t>
             </w:r>
           </w:p>
         </w:tc>
@@ -8786,7 +7224,7 @@
                 <w:color w:val="000000"/>
                 <w:sz w:val="19"/>
               </w:rPr>
-              <w:t>changed_fields_json</w:t>
+              <w:t>after_json</w:t>
             </w:r>
           </w:p>
         </w:tc>
@@ -8814,7 +7252,7 @@
                 <w:color w:val="000000"/>
                 <w:sz w:val="19"/>
               </w:rPr>
-              <w:t>json 非空</w:t>
+              <w:t>json 可空</w:t>
             </w:r>
           </w:p>
         </w:tc>
@@ -8842,7 +7280,7 @@
                 <w:color w:val="000000"/>
                 <w:sz w:val="19"/>
               </w:rPr>
-              <w:t>字段路径、中文名快照、类型、单位、旧值、新值、敏感等级</w:t>
+              <w:t>实际变更后的受控快照；物理删除时为 SQL NULL</w:t>
             </w:r>
           </w:p>
         </w:tc>
@@ -8875,7 +7313,7 @@
                 <w:color w:val="000000"/>
                 <w:sz w:val="19"/>
               </w:rPr>
-              <w:t>context_json</w:t>
+              <w:t>changed_fields_json</w:t>
             </w:r>
           </w:p>
         </w:tc>
@@ -8903,7 +7341,7 @@
                 <w:color w:val="000000"/>
                 <w:sz w:val="19"/>
               </w:rPr>
-              <w:t>json 可空</w:t>
+              <w:t>json 非空</w:t>
             </w:r>
           </w:p>
         </w:tc>
@@ -8931,7 +7369,7 @@
                 <w:color w:val="000000"/>
                 <w:sz w:val="19"/>
               </w:rPr>
-              <w:t>analysis_id、report_id、生成批次、影响范围及替换关联</w:t>
+              <w:t>字段路径、中文名快照、类型、单位、旧值、新值、敏感等级</w:t>
             </w:r>
           </w:p>
         </w:tc>
@@ -8964,6 +7402,95 @@
                 <w:color w:val="000000"/>
                 <w:sz w:val="19"/>
               </w:rPr>
+              <w:t>context_json</w:t>
+            </w:r>
+          </w:p>
+        </w:tc>
+        <w:tc>
+          <w:tcPr>
+            <w:tcW w:type="dxa" w:w="2448"/>
+            <w:vAlign w:val="center"/>
+            <w:tcMar>
+              <w:top w:w="75" w:type="dxa"/>
+              <w:bottom w:w="75" w:type="dxa"/>
+              <w:left w:w="90" w:type="dxa"/>
+              <w:right w:w="90" w:type="dxa"/>
+            </w:tcMar>
+            <w:shd w:fill="FFFFFF"/>
+          </w:tcPr>
+          <w:p>
+            <w:pPr>
+              <w:spacing w:after="0" w:before="0" w:line="269" w:lineRule="auto"/>
+              <w:jc w:val="left"/>
+            </w:pPr>
+            <w:r>
+              <w:rPr>
+                <w:rFonts w:ascii="Microsoft YaHei" w:hAnsi="Microsoft YaHei" w:eastAsia="Microsoft YaHei"/>
+                <w:b w:val="0"/>
+                <w:color w:val="000000"/>
+                <w:sz w:val="19"/>
+              </w:rPr>
+              <w:t>json 可空</w:t>
+            </w:r>
+          </w:p>
+        </w:tc>
+        <w:tc>
+          <w:tcPr>
+            <w:tcW w:type="dxa" w:w="4752"/>
+            <w:vAlign w:val="center"/>
+            <w:tcMar>
+              <w:top w:w="75" w:type="dxa"/>
+              <w:bottom w:w="75" w:type="dxa"/>
+              <w:left w:w="90" w:type="dxa"/>
+              <w:right w:w="90" w:type="dxa"/>
+            </w:tcMar>
+            <w:shd w:fill="FFFFFF"/>
+          </w:tcPr>
+          <w:p>
+            <w:pPr>
+              <w:spacing w:after="0" w:before="0" w:line="269" w:lineRule="auto"/>
+              <w:jc w:val="left"/>
+            </w:pPr>
+            <w:r>
+              <w:rPr>
+                <w:rFonts w:ascii="Microsoft YaHei" w:hAnsi="Microsoft YaHei" w:eastAsia="Microsoft YaHei"/>
+                <w:b w:val="0"/>
+                <w:color w:val="000000"/>
+                <w:sz w:val="19"/>
+              </w:rPr>
+              <w:t>analysis_id、report_id、生成批次、影响范围及替换关联</w:t>
+            </w:r>
+          </w:p>
+        </w:tc>
+      </w:tr>
+      <w:tr>
+        <w:trPr>
+          <w:cantSplit/>
+        </w:trPr>
+        <w:tc>
+          <w:tcPr>
+            <w:tcW w:type="dxa" w:w="2880"/>
+            <w:vAlign w:val="center"/>
+            <w:tcMar>
+              <w:top w:w="75" w:type="dxa"/>
+              <w:bottom w:w="75" w:type="dxa"/>
+              <w:left w:w="90" w:type="dxa"/>
+              <w:right w:w="90" w:type="dxa"/>
+            </w:tcMar>
+            <w:shd w:fill="F7F9FB"/>
+          </w:tcPr>
+          <w:p>
+            <w:pPr>
+              <w:spacing w:after="0" w:before="0" w:line="269" w:lineRule="auto"/>
+              <w:jc w:val="left"/>
+            </w:pPr>
+            <w:r>
+              <w:rPr>
+                <w:rFonts w:ascii="Microsoft YaHei" w:hAnsi="Microsoft YaHei" w:eastAsia="Microsoft YaHei"/>
+                <w:b w:val="0"/>
+                <w:color w:val="000000"/>
+                <w:sz w:val="19"/>
+              </w:rPr>
               <w:t>schema_version</w:t>
             </w:r>
           </w:p>
@@ -8978,7 +7505,7 @@
               <w:left w:w="90" w:type="dxa"/>
               <w:right w:w="90" w:type="dxa"/>
             </w:tcMar>
-            <w:shd w:fill="FFFFFF"/>
+            <w:shd w:fill="F7F9FB"/>
           </w:tcPr>
           <w:p>
             <w:pPr>
@@ -9006,7 +7533,7 @@
               <w:left w:w="90" w:type="dxa"/>
               <w:right w:w="90" w:type="dxa"/>
             </w:tcMar>
-            <w:shd w:fill="FFFFFF"/>
+            <w:shd w:fill="F7F9FB"/>
           </w:tcPr>
           <w:p>
             <w:pPr>
@@ -9042,7 +7569,7 @@
         <w:jc w:val="left"/>
       </w:pPr>
       <w:r>
-        <w:t>索引 idx_change_event(tenant_id, event_id, ordinal)、idx_change_object(tenant_id, table_name, object_key_hash, id)、idx_change_subject(tenant_id, sample_trace_id, id)。同一个表中多个相同“业务唯一字段”仍分别按真实主键存明细；无主键关联表记录完整键列及该次成员快照，不能按名称配对旧新行。</w:t>
+        <w:t>索引 idx_change_event(tenant_id, event_id, ordinal)、idx_change_object(tenant_id, table_name, object_key_hash, id)、idx_change_subject(tenant_id, sample_id, id)。同一个表中多个相同“业务唯一字段”仍分别按真实主键存明细；无主键关联表记录完整键列及该次成员快照，不能按名称配对旧新行。</w:t>
       </w:r>
     </w:p>
     <w:p>
@@ -9206,7 +7733,7 @@
                 <w:color w:val="000000"/>
                 <w:sz w:val="19"/>
               </w:rPr>
-              <w:t>sample_trace_id</w:t>
+              <w:t>sample_id</w:t>
             </w:r>
           </w:p>
         </w:tc>
@@ -9262,7 +7789,7 @@
                 <w:color w:val="000000"/>
                 <w:sz w:val="19"/>
               </w:rPr>
-              <w:t>样本追踪身份</w:t>
+              <w:t>已有 sample_file.id；正式报告须完成录单关联</w:t>
             </w:r>
           </w:p>
         </w:tc>
@@ -9295,7 +7822,7 @@
                 <w:color w:val="000000"/>
                 <w:sz w:val="19"/>
               </w:rPr>
-              <w:t>analysis_id</w:t>
+              <w:t>subbarcode_snapshot</w:t>
             </w:r>
           </w:p>
         </w:tc>
@@ -9323,7 +7850,7 @@
                 <w:color w:val="000000"/>
                 <w:sz w:val="19"/>
               </w:rPr>
-              <w:t>bigint 非空</w:t>
+              <w:t>varchar(160) 非空</w:t>
             </w:r>
           </w:p>
         </w:tc>
@@ -9351,7 +7878,7 @@
                 <w:color w:val="000000"/>
                 <w:sz w:val="19"/>
               </w:rPr>
-              <w:t>分析批次</w:t>
+              <w:t>当次生成时的唯一样本编号</w:t>
             </w:r>
           </w:p>
         </w:tc>
@@ -9384,7 +7911,7 @@
                 <w:color w:val="000000"/>
                 <w:sz w:val="19"/>
               </w:rPr>
-              <w:t>report_id</w:t>
+              <w:t>analysis_id</w:t>
             </w:r>
           </w:p>
         </w:tc>
@@ -9440,7 +7967,7 @@
                 <w:color w:val="000000"/>
                 <w:sz w:val="19"/>
               </w:rPr>
-              <w:t>业务报告记录</w:t>
+              <w:t>分析批次</w:t>
             </w:r>
           </w:p>
         </w:tc>
@@ -9473,7 +8000,7 @@
                 <w:color w:val="000000"/>
                 <w:sz w:val="19"/>
               </w:rPr>
-              <w:t>generation_no</w:t>
+              <w:t>report_id</w:t>
             </w:r>
           </w:p>
         </w:tc>
@@ -9501,7 +8028,7 @@
                 <w:color w:val="000000"/>
                 <w:sz w:val="19"/>
               </w:rPr>
-              <w:t>int 可空</w:t>
+              <w:t>bigint 非空</w:t>
             </w:r>
           </w:p>
         </w:tc>
@@ -9529,7 +8056,7 @@
                 <w:color w:val="000000"/>
                 <w:sz w:val="19"/>
               </w:rPr>
-              <w:t>新生成产物必须为正数；仅未知顺序的历史导入可空，允许失败留下缺号</w:t>
+              <w:t>业务报告记录</w:t>
             </w:r>
           </w:p>
         </w:tc>
@@ -9562,7 +8089,7 @@
                 <w:color w:val="000000"/>
                 <w:sz w:val="19"/>
               </w:rPr>
-              <w:t>artifact_origin</w:t>
+              <w:t>generation_no</w:t>
             </w:r>
           </w:p>
         </w:tc>
@@ -9590,7 +8117,7 @@
                 <w:color w:val="000000"/>
                 <w:sz w:val="19"/>
               </w:rPr>
-              <w:t>varchar(24) 非空</w:t>
+              <w:t>int 可空</w:t>
             </w:r>
           </w:p>
         </w:tc>
@@ -9618,7 +8145,7 @@
                 <w:color w:val="000000"/>
                 <w:sz w:val="19"/>
               </w:rPr>
-              <w:t>GENERATED／SIGN_RESULT／LEGACY_IMPORT</w:t>
+              <w:t>新生成产物必须为正数；仅未知顺序的历史导入可空，允许失败留下缺号</w:t>
             </w:r>
           </w:p>
         </w:tc>
@@ -9651,7 +8178,7 @@
                 <w:color w:val="000000"/>
                 <w:sz w:val="19"/>
               </w:rPr>
-              <w:t>artifact_kind</w:t>
+              <w:t>artifact_origin</w:t>
             </w:r>
           </w:p>
         </w:tc>
@@ -9707,7 +8234,7 @@
                 <w:color w:val="000000"/>
                 <w:sz w:val="19"/>
               </w:rPr>
-              <w:t>INPUT_JSON／DOCX／PDF／SIGNED_PDF</w:t>
+              <w:t>GENERATED／SIGN_RESULT／LEGACY_IMPORT</w:t>
             </w:r>
           </w:p>
         </w:tc>
@@ -9740,7 +8267,7 @@
                 <w:color w:val="000000"/>
                 <w:sz w:val="19"/>
               </w:rPr>
-              <w:t>parent_artifact_id</w:t>
+              <w:t>artifact_kind</w:t>
             </w:r>
           </w:p>
         </w:tc>
@@ -9768,7 +8295,7 @@
                 <w:color w:val="000000"/>
                 <w:sz w:val="19"/>
               </w:rPr>
-              <w:t>bigint 可空</w:t>
+              <w:t>varchar(24) 非空</w:t>
             </w:r>
           </w:p>
         </w:tc>
@@ -9796,7 +8323,7 @@
                 <w:color w:val="000000"/>
                 <w:sz w:val="19"/>
               </w:rPr>
-              <w:t>签署 PDF 指向实际送签的 PDF</w:t>
+              <w:t>INPUT_JSON／DOCX／PDF／SIGNED_PDF</w:t>
             </w:r>
           </w:p>
         </w:tc>
@@ -9829,7 +8356,7 @@
                 <w:color w:val="000000"/>
                 <w:sz w:val="19"/>
               </w:rPr>
-              <w:t>event_id</w:t>
+              <w:t>parent_artifact_id</w:t>
             </w:r>
           </w:p>
         </w:tc>
@@ -9857,7 +8384,7 @@
                 <w:color w:val="000000"/>
                 <w:sz w:val="19"/>
               </w:rPr>
-              <w:t>bigint 非空</w:t>
+              <w:t>bigint 可空</w:t>
             </w:r>
           </w:p>
         </w:tc>
@@ -9885,7 +8412,7 @@
                 <w:color w:val="000000"/>
                 <w:sz w:val="19"/>
               </w:rPr>
-              <w:t>成功登记该产物的事件</w:t>
+              <w:t>签署 PDF 指向实际送签的 PDF</w:t>
             </w:r>
           </w:p>
         </w:tc>
@@ -9918,7 +8445,7 @@
                 <w:color w:val="000000"/>
                 <w:sz w:val="19"/>
               </w:rPr>
-              <w:t>file_ref</w:t>
+              <w:t>event_id</w:t>
             </w:r>
           </w:p>
         </w:tc>
@@ -9946,7 +8473,7 @@
                 <w:color w:val="000000"/>
                 <w:sz w:val="19"/>
               </w:rPr>
-              <w:t>varchar(1000) 非空</w:t>
+              <w:t>bigint 非空</w:t>
             </w:r>
           </w:p>
         </w:tc>
@@ -9974,7 +8501,7 @@
                 <w:color w:val="000000"/>
                 <w:sz w:val="19"/>
               </w:rPr>
-              <w:t>不可覆盖的内部文件／对象版本引用，不是临时下载 URL</w:t>
+              <w:t>成功登记该产物的事件</w:t>
             </w:r>
           </w:p>
         </w:tc>
@@ -10007,7 +8534,7 @@
                 <w:color w:val="000000"/>
                 <w:sz w:val="19"/>
               </w:rPr>
-              <w:t>file_name</w:t>
+              <w:t>file_ref</w:t>
             </w:r>
           </w:p>
         </w:tc>
@@ -10035,7 +8562,7 @@
                 <w:color w:val="000000"/>
                 <w:sz w:val="19"/>
               </w:rPr>
-              <w:t>varchar(500) 非空</w:t>
+              <w:t>varchar(1000) 非空</w:t>
             </w:r>
           </w:p>
         </w:tc>
@@ -10063,7 +8590,7 @@
                 <w:color w:val="000000"/>
                 <w:sz w:val="19"/>
               </w:rPr>
-              <w:t>当时名称</w:t>
+              <w:t>不可覆盖的内部文件／对象版本引用，不是临时下载 URL</w:t>
             </w:r>
           </w:p>
         </w:tc>
@@ -10096,7 +8623,7 @@
                 <w:color w:val="000000"/>
                 <w:sz w:val="19"/>
               </w:rPr>
-              <w:t>byte_size</w:t>
+              <w:t>file_name</w:t>
             </w:r>
           </w:p>
         </w:tc>
@@ -10124,7 +8651,7 @@
                 <w:color w:val="000000"/>
                 <w:sz w:val="19"/>
               </w:rPr>
-              <w:t>bigint 非空</w:t>
+              <w:t>varchar(500) 非空</w:t>
             </w:r>
           </w:p>
         </w:tc>
@@ -10152,7 +8679,7 @@
                 <w:color w:val="000000"/>
                 <w:sz w:val="19"/>
               </w:rPr>
-              <w:t>实际文件大小</w:t>
+              <w:t>当时名称</w:t>
             </w:r>
           </w:p>
         </w:tc>
@@ -10185,7 +8712,7 @@
                 <w:color w:val="000000"/>
                 <w:sz w:val="19"/>
               </w:rPr>
-              <w:t>sha256</w:t>
+              <w:t>byte_size</w:t>
             </w:r>
           </w:p>
         </w:tc>
@@ -10213,7 +8740,7 @@
                 <w:color w:val="000000"/>
                 <w:sz w:val="19"/>
               </w:rPr>
-              <w:t>char(64) 非空</w:t>
+              <w:t>bigint 非空</w:t>
             </w:r>
           </w:p>
         </w:tc>
@@ -10241,7 +8768,7 @@
                 <w:color w:val="000000"/>
                 <w:sz w:val="19"/>
               </w:rPr>
-              <w:t>实际文件内容校验值</w:t>
+              <w:t>实际文件大小</w:t>
             </w:r>
           </w:p>
         </w:tc>
@@ -10274,7 +8801,7 @@
                 <w:color w:val="000000"/>
                 <w:sz w:val="19"/>
               </w:rPr>
-              <w:t>input_snapshot_ref</w:t>
+              <w:t>sha256</w:t>
             </w:r>
           </w:p>
         </w:tc>
@@ -10302,7 +8829,7 @@
                 <w:color w:val="000000"/>
                 <w:sz w:val="19"/>
               </w:rPr>
-              <w:t>varchar(1000) 可空</w:t>
+              <w:t>char(64) 非空</w:t>
             </w:r>
           </w:p>
         </w:tc>
@@ -10330,7 +8857,7 @@
                 <w:color w:val="000000"/>
                 <w:sz w:val="19"/>
               </w:rPr>
-              <w:t>新生成／签署产物必须有当次冻结输入引用；旧制品无法证明时为空并标缺口</w:t>
+              <w:t>实际文件内容校验值</w:t>
             </w:r>
           </w:p>
         </w:tc>
@@ -10363,7 +8890,7 @@
                 <w:color w:val="000000"/>
                 <w:sz w:val="19"/>
               </w:rPr>
-              <w:t>dependencies_json</w:t>
+              <w:t>input_snapshot_ref</w:t>
             </w:r>
           </w:p>
         </w:tc>
@@ -10391,7 +8918,7 @@
                 <w:color w:val="000000"/>
                 <w:sz w:val="19"/>
               </w:rPr>
-              <w:t>json 非空</w:t>
+              <w:t>varchar(1000) 可空</w:t>
             </w:r>
           </w:p>
         </w:tc>
@@ -10419,7 +8946,7 @@
                 <w:color w:val="000000"/>
                 <w:sz w:val="19"/>
               </w:rPr>
-              <w:t>模板内容摘要、规则快照／版本、知识证据标识、来源文件与生成器版本</w:t>
+              <w:t>新生成／签署产物必须有当次冻结输入引用；旧制品无法证明时为空并标缺口</w:t>
             </w:r>
           </w:p>
         </w:tc>
@@ -10452,6 +8979,95 @@
                 <w:color w:val="000000"/>
                 <w:sz w:val="19"/>
               </w:rPr>
+              <w:t>dependencies_json</w:t>
+            </w:r>
+          </w:p>
+        </w:tc>
+        <w:tc>
+          <w:tcPr>
+            <w:tcW w:type="dxa" w:w="2448"/>
+            <w:vAlign w:val="center"/>
+            <w:tcMar>
+              <w:top w:w="75" w:type="dxa"/>
+              <w:bottom w:w="75" w:type="dxa"/>
+              <w:left w:w="90" w:type="dxa"/>
+              <w:right w:w="90" w:type="dxa"/>
+            </w:tcMar>
+            <w:shd w:fill="FFFFFF"/>
+          </w:tcPr>
+          <w:p>
+            <w:pPr>
+              <w:spacing w:after="0" w:before="0" w:line="269" w:lineRule="auto"/>
+              <w:jc w:val="left"/>
+            </w:pPr>
+            <w:r>
+              <w:rPr>
+                <w:rFonts w:ascii="Microsoft YaHei" w:hAnsi="Microsoft YaHei" w:eastAsia="Microsoft YaHei"/>
+                <w:b w:val="0"/>
+                <w:color w:val="000000"/>
+                <w:sz w:val="19"/>
+              </w:rPr>
+              <w:t>json 非空</w:t>
+            </w:r>
+          </w:p>
+        </w:tc>
+        <w:tc>
+          <w:tcPr>
+            <w:tcW w:type="dxa" w:w="4752"/>
+            <w:vAlign w:val="center"/>
+            <w:tcMar>
+              <w:top w:w="75" w:type="dxa"/>
+              <w:bottom w:w="75" w:type="dxa"/>
+              <w:left w:w="90" w:type="dxa"/>
+              <w:right w:w="90" w:type="dxa"/>
+            </w:tcMar>
+            <w:shd w:fill="FFFFFF"/>
+          </w:tcPr>
+          <w:p>
+            <w:pPr>
+              <w:spacing w:after="0" w:before="0" w:line="269" w:lineRule="auto"/>
+              <w:jc w:val="left"/>
+            </w:pPr>
+            <w:r>
+              <w:rPr>
+                <w:rFonts w:ascii="Microsoft YaHei" w:hAnsi="Microsoft YaHei" w:eastAsia="Microsoft YaHei"/>
+                <w:b w:val="0"/>
+                <w:color w:val="000000"/>
+                <w:sz w:val="19"/>
+              </w:rPr>
+              <w:t>模板内容摘要、规则快照／版本、知识证据标识、来源文件与生成器版本</w:t>
+            </w:r>
+          </w:p>
+        </w:tc>
+      </w:tr>
+      <w:tr>
+        <w:trPr>
+          <w:cantSplit/>
+        </w:trPr>
+        <w:tc>
+          <w:tcPr>
+            <w:tcW w:type="dxa" w:w="2880"/>
+            <w:vAlign w:val="center"/>
+            <w:tcMar>
+              <w:top w:w="75" w:type="dxa"/>
+              <w:bottom w:w="75" w:type="dxa"/>
+              <w:left w:w="90" w:type="dxa"/>
+              <w:right w:w="90" w:type="dxa"/>
+            </w:tcMar>
+            <w:shd w:fill="F7F9FB"/>
+          </w:tcPr>
+          <w:p>
+            <w:pPr>
+              <w:spacing w:after="0" w:before="0" w:line="269" w:lineRule="auto"/>
+              <w:jc w:val="left"/>
+            </w:pPr>
+            <w:r>
+              <w:rPr>
+                <w:rFonts w:ascii="Microsoft YaHei" w:hAnsi="Microsoft YaHei" w:eastAsia="Microsoft YaHei"/>
+                <w:b w:val="0"/>
+                <w:color w:val="000000"/>
+                <w:sz w:val="19"/>
+              </w:rPr>
               <w:t>produced_at</w:t>
             </w:r>
           </w:p>
@@ -10466,7 +9082,7 @@
               <w:left w:w="90" w:type="dxa"/>
               <w:right w:w="90" w:type="dxa"/>
             </w:tcMar>
-            <w:shd w:fill="FFFFFF"/>
+            <w:shd w:fill="F7F9FB"/>
           </w:tcPr>
           <w:p>
             <w:pPr>
@@ -10494,7 +9110,7 @@
               <w:left w:w="90" w:type="dxa"/>
               <w:right w:w="90" w:type="dxa"/>
             </w:tcMar>
-            <w:shd w:fill="FFFFFF"/>
+            <w:shd w:fill="F7F9FB"/>
           </w:tcPr>
           <w:p>
             <w:pPr>
@@ -10530,7 +9146,7 @@
         <w:jc w:val="left"/>
       </w:pPr>
       <w:r>
-        <w:t>唯一索引 uk_audit_report_artifact(tenant_id, report_id, generation_no, artifact_kind, sha256)。查询索引 idx_artifact_report(tenant_id, report_id, generation_no, id)、idx_artifact_subject(tenant_id, sample_trace_id, id)。同一次生成的不同制品共用 generation_no 和冻结输入；签署件继承该生成序号，但产生独立 artifact id。</w:t>
+        <w:t>唯一索引 uk_audit_report_artifact(tenant_id, report_id, generation_no, artifact_kind, sha256)。查询索引 idx_artifact_report(tenant_id, report_id, generation_no, id)、idx_artifact_subject(tenant_id, sample_id, id)。同一次生成的不同制品共用 generation_no 和冻结输入；签署件继承该生成序号，但产生独立 artifact id。</w:t>
       </w:r>
     </w:p>
     <w:p>
@@ -10571,7 +9187,7 @@
         <w:jc w:val="left"/>
       </w:pPr>
       <w:r>
-        <w:t>本期交付设计字典，不提供或执行最终 DDL。进入实现前先核对运行库版本、实际约束、编号重复、外部写入方及上游样本身份，再生成独立的 audit 建表与 trace 列迁移脚本。迁移脚本须走数据库规范闸门和隔离库验证，不修改已发布历史迁移。</w:t>
+        <w:t>本期交付设计字典，不提供或执行最终 DDL。进入实现前先核对运行库版本、样本编号唯一约束及外部写入方，再生成独立的四张 audit 表建表脚本。迁移脚本须走数据库规范闸门和隔离库验证，不修改已发布历史迁移。</w:t>
       </w:r>
     </w:p>
     <w:p>
@@ -10580,7 +9196,7 @@
         <w:jc w:val="left"/>
       </w:pPr>
       <w:r>
-        <w:t>五张业务表的新增关联索引建议为 (tenant_id, sample_trace_id, 原主键)。分阶段允许存量 trace 列为空，迁移期显式返回关联缺口；新接入操作应保证 trace id 非空或按第3章明示临时身份，不能默默沿用 NULL。迁移结束是否改为数据库 NOT NULL 由异常处置结果决定。</w:t>
+        <w:t>现有业务表主键和关联保持原有结构。本方案不新增 sample_id 到业务表；只在审计表保存已有主键与编号快照。存量导入时，能够定位录单记录则填 sample_id；只有唯一编号而尚无录单记录则标明关联缺口，后续按编号汇总。</w:t>
       </w:r>
     </w:p>
     <w:p>
@@ -10635,7 +9251,7 @@
         <w:jc w:val="left"/>
       </w:pPr>
       <w:r>
-        <w:t>新增一个需要审计的写操作时，开发者依次完成：识别事务入口；登记对象和字段口径；解析稳定身份；捕获旧值；执行业务并读取实际结果；共同写入事件及明细；补充正常、并发、回滚、重试和权限用例。接入映射随模块代码维护，不增加可被普通管理员关闭关键审计的开关。</w:t>
+        <w:t>新增一个需要审计的写操作时，开发者依次完成：识别事务入口；登记对象和字段口径；解析唯一编号及现有样本主键；捕获旧值；执行业务并读取实际结果；共同写入事件及明细；补充正常、并发、回滚、重试和权限用例。接入映射随模块代码维护，不增加可被普通管理员关闭关键审计的开关。</w:t>
       </w:r>
     </w:p>
     <w:p>
@@ -10667,7 +9283,7 @@
         <w:jc w:val="left"/>
       </w:pPr>
       <w:r>
-        <w:t>涉及新增对象先获取真实自增主键再写审计；多表动作只在最外层业务边界生成一个事件，各协作步骤贡献明细，避免每个 Mapper 重复生成看似独立的动作。插入 subject、alias、artifact 的内部顺序由统一写入组件控制并共同提交；应用校验须处理同事务中新建的父子关系。</w:t>
+        <w:t>涉及新增对象先获取真实自增主键再写审计；多表动作只在最外层业务边界生成一个事件，各协作步骤贡献明细，避免每个 Mapper 重复生成看似独立的动作。插入 subject、artifact 的内部顺序由统一写入组件控制并共同提交；应用校验须处理同事务中新建的父子关系。</w:t>
       </w:r>
     </w:p>
     <w:p>
@@ -11414,7 +10030,7 @@
         <w:jc w:val="left"/>
       </w:pPr>
       <w:r>
-        <w:t>先根据租户权限和当前／历史编号搜索 audit_sample_alias，返回追踪根候选；用户选定 sample_trace_id 后，按 audit_event_subject 查事件，再批量取事件头与该样本的 change。主链查询不依赖 sample_file 当前是否存在，也不要求报告仍是最新版本。</w:t>
+        <w:t>先在授权范围内按唯一样本编号查询，得到已有 sample_file.id，再按 audit_event_subject 的 sample_id 或编号快照查事件，批量读取事件头和该样本明细。录单行已删除或尚未到达时，直接从审计编号快照定位事件和已有样本主键，不要求业务表查询成功。录单前事件通过编号快照纳入；发生过原业务编号更正时，依据同一 sample_id 的更正事件扩展旧号查询范围。主链查询不依赖 sample_file 当前是否存在，也不要求报告仍是最新版本。</w:t>
       </w:r>
     </w:p>
     <w:p>
@@ -11423,7 +10039,7 @@
         <w:jc w:val="left"/>
       </w:pPr>
       <w:r>
-        <w:t>直接从样本、流转或报告页面进入时传已授权的内部 id，由服务端解析 trace id；仍需重新检查权限，不能因为从业务页面跳转就信任前端传入的租户。原业务行被删除后，只要具有相应历史查看权限，仍可通过审计主体索引查询。</w:t>
+        <w:t>直接从样本、流转或报告页面进入时传已授权的内部 id，由服务端解析唯一编号及样本主键；仍需重新检查权限，不能因为从业务页面跳转就信任前端传入的租户。原业务行被删除后，只要具有相应历史查看权限，仍可通过审计主体索引查询。</w:t>
       </w:r>
     </w:p>
     <w:p>
@@ -11615,7 +10231,7 @@
                 <w:color w:val="000000"/>
                 <w:sz w:val="19"/>
               </w:rPr>
-              <w:t>keyword、aliasType、来源筛选、pageNum/pageSize；返回候选根、编号摘要、来源、关联完整性与记录数</w:t>
+              <w:t>subbarcode 精确定位，列表可按 keyword、pageNum/pageSize 检索；返回样本编号、sampleId、来源与记录数</w:t>
             </w:r>
           </w:p>
         </w:tc>
@@ -11676,7 +10292,7 @@
                 <w:color w:val="000000"/>
                 <w:sz w:val="19"/>
               </w:rPr>
-              <w:t>GET /audit/samples/{traceId}/overview</w:t>
+              <w:t>GET /audit/samples/by-number</w:t>
             </w:r>
           </w:p>
         </w:tc>
@@ -11704,7 +10320,7 @@
                 <w:color w:val="000000"/>
                 <w:sz w:val="19"/>
               </w:rPr>
-              <w:t>返回样本身份、当前摘要、存量基线、已知分析批次、全部报告及缺口提示</w:t>
+              <w:t>subbarcode 必填；返回唯一样本、当前摘要、存量基线、分析批次、报告及关联缺口</w:t>
             </w:r>
           </w:p>
         </w:tc>
@@ -11765,7 +10381,7 @@
                 <w:color w:val="000000"/>
                 <w:sz w:val="19"/>
               </w:rPr>
-              <w:t>GET /audit/samples/{traceId}/events</w:t>
+              <w:t>GET /audit/events</w:t>
             </w:r>
           </w:p>
         </w:tc>
@@ -11793,7 +10409,7 @@
                 <w:color w:val="000000"/>
                 <w:sz w:val="19"/>
               </w:rPr>
-              <w:t>stage、eventCode、outcome、analysisId、reportId、时间区间、cursor、pageSize；返回事件卡片</w:t>
+              <w:t>subbarcode 必填；支持 stage、eventCode、outcome、analysisId、reportId、时间、cursor、pageSize；返回事件卡片</w:t>
             </w:r>
           </w:p>
         </w:tc>
@@ -11882,7 +10498,7 @@
                 <w:color w:val="000000"/>
                 <w:sz w:val="19"/>
               </w:rPr>
-              <w:t>必须附当前 traceId 查询上下文；返回该样本可见的多表明细与因果事件</w:t>
+              <w:t>必须附当前 subbarcode 查询上下文；返回该样本可见的多表明细与因果事件</w:t>
             </w:r>
           </w:p>
         </w:tc>
@@ -11943,7 +10559,7 @@
                 <w:color w:val="000000"/>
                 <w:sz w:val="19"/>
               </w:rPr>
-              <w:t>GET /audit/samples/{traceId}/reports</w:t>
+              <w:t>GET /audit/samples/reports</w:t>
             </w:r>
           </w:p>
         </w:tc>
@@ -11971,7 +10587,7 @@
                 <w:color w:val="000000"/>
                 <w:sz w:val="19"/>
               </w:rPr>
-              <w:t>返回所有 analysisId／reportId、各次生成及签署制品、各次交付事件</w:t>
+              <w:t>subbarcode 必填；返回所有 analysisId／reportId、生成与签署制品、交付事件</w:t>
             </w:r>
           </w:p>
         </w:tc>
@@ -12119,7 +10735,7 @@
         <w:jc w:val="left"/>
       </w:pPr>
       <w:r>
-        <w:t>候选搜索对编号优先精确匹配，允许历史别名；确需模糊检索时限制长度、页大小及频率。时间线默认按 event_id 倒序进行键集分页，首屏返回 ceilingEventId，后续请求固定上界，避免新写入使翻页重复；新数据通过刷新获取。记录时间筛选与排序口径分别标明，不伪装为完整时间点数据库快照。</w:t>
+        <w:t>输入完整样本编号直接定位唯一履历，无同号多候选步骤；模糊搜索只用于样本列表，限制长度、页大小及频率。旧号查询通过已审计更正事件定位同一 sample_id，若更正历史缺失则明确提示，不能猜测。时间线默认按 event_id 倒序进行键集分页，首屏返回 ceilingEventId，后续请求固定上界，避免新写入使翻页重复；新数据通过刷新获取。记录时间筛选与排序口径分别标明，不伪装为完整时间点数据库快照。</w:t>
       </w:r>
     </w:p>
     <w:p>
@@ -12142,7 +10758,7 @@
         <w:jc w:val="left"/>
       </w:pPr>
       <w:r>
-        <w:t>审计权限与原业务权限分别校验，范围至少为药企与当前已有的业务授权；未来增加项目／试验限制时同样下推到候选、统计、列表、详情与文件。批次标题和计数也不能暴露其他药企数据。多样本事件详情只返回当前样本明细；共享对象快照须有共享配置查看权限。</w:t>
+        <w:t>审计权限与原业务权限分别校验，范围至少为药企与当前已有的业务授权；未来增加项目／试验限制时同样下推到检索、统计、列表、详情与文件。批次标题和计数也不能暴露其他药企数据。多样本事件详情只返回当前样本明细：已录单按 sample_id，录单前明细按 subbarcode_snapshot 精确匹配；共享对象快照须有共享配置查看权限。</w:t>
       </w:r>
     </w:p>
     <w:p>
@@ -12197,7 +10813,7 @@
         <w:jc w:val="left"/>
       </w:pPr>
       <w:r>
-        <w:t>建议新增“审计追踪 → 样本履历”独立页面，拟议路由 /audit/samples。候选结果包含当前与曾用编号、药企、内部追踪号、录单主键、来源摘要、分析次数、报告数和关联缺口；同号多条时必须先选择具体实例。</w:t>
+        <w:t>建议新增“审计追踪 → 样本履历”独立页面，拟议路由 /audit/samples。输入唯一编号直接进入该样本；样本列表包含编号、药企、录单主键、来源摘要、分析次数、报告数和关联缺口，不显示同号样本选择器。</w:t>
       </w:r>
     </w:p>
     <w:p>
@@ -12229,7 +10845,7 @@
         <w:jc w:val="left"/>
       </w:pPr>
       <w:r>
-        <w:t>页面顶部展示稳定追踪号、当前编号、曾用编号、所属药企和历史起点；编号重复、临时身份、缺失关联或启用前历史不完整须直接可见。</w:t>
+        <w:t>页面顶部展示唯一样本编号、现有录单主键、所属药企和历史起点；录单尚未到达、缺失关联或启用前历史不完整须直接可见。发生过编号更正时展示其事件，不增加独立追踪号。</w:t>
       </w:r>
     </w:p>
     <w:p>
@@ -12279,7 +10895,7 @@
         <w:jc w:val="left"/>
       </w:pPr>
       <w:r>
-        <w:t>以下编号与数值仅为设计示例，非运行数据。样本追踪号 T100、样本编号 S001，有两个分析批次 A10、A20。</w:t>
+        <w:t>以下编号与数值仅为设计示例，非运行数据。录单主键 sample_file.id=101、唯一样本编号 S001，有两个分析批次 A10、A20。</w:t>
       </w:r>
     </w:p>
     <w:tbl>
@@ -13411,7 +12027,7 @@
         <w:jc w:val="left"/>
       </w:pPr>
       <w:r>
-        <w:t>沿用 Vue3／Naive UI、现有表格 hooks、分页、主题和抽屉规范，不引入新 UI 库。候选选择采用 NSelect 或候选列表；多条候选不自动默认选第一条。事件摘要、长字段值和多表明细可逐层展开，窄屏保留上下文并允许表格横向查看。</w:t>
+        <w:t>沿用 Vue3／Naive UI、现有表格 hooks、分页、主题和抽屉规范，不引入新 UI 库。编号查询直接打开唯一样本；分析批次和报告筛选使用 NSelect。事件摘要、长字段值和多表明细可逐层展开，窄屏保留上下文并允许表格横向查看。</w:t>
       </w:r>
     </w:p>
     <w:p>
@@ -13588,7 +12204,7 @@
                 <w:color w:val="000000"/>
                 <w:sz w:val="19"/>
               </w:rPr>
-              <w:t>新增／修改／删除／Excel 每个提交单元留痕；改号补 alias；业务恢复保留 trace id</w:t>
+              <w:t>新增／修改／删除／Excel 每个提交单元留痕；原业务改号留前后值；恢复保留原样本 id</w:t>
             </w:r>
           </w:p>
         </w:tc>
@@ -13649,7 +12265,7 @@
                 <w:color w:val="000000"/>
                 <w:sz w:val="19"/>
               </w:rPr>
-              <w:t>接收、人工修改与删除；实际合并值及判定依据；歧义归属拦截；物理重建分别记录</w:t>
+              <w:t>接收、人工修改与删除；实际合并值及判定依据；归属与唯一性校验；物理重建分别记录</w:t>
             </w:r>
           </w:p>
         </w:tc>
@@ -14173,7 +12789,7 @@
         <w:jc w:val="left"/>
       </w:pPr>
       <w:r>
-        <w:t>先只读体检运行库：租户与编号重复、空编号、编号复用、孤儿 analysis_id／report_id、跨租户关联、软删对象、外部源 id 冲突，以及仅剩最新路径的旧报告。体检结果不能由仓库 DDL 或模拟数据代替。</w:t>
+        <w:t>先只读体检运行库：样本编号唯一约束是否落实、空编号、孤儿 analysis_id／report_id、跨租户关联、软删对象、外部源 id 冲突，以及仅剩最新路径的旧报告。体检结果不能由仓库 DDL 或模拟数据代替。</w:t>
       </w:r>
     </w:p>
     <w:p>
@@ -14182,7 +12798,7 @@
         <w:jc w:val="left"/>
       </w:pPr>
       <w:r>
-        <w:t>为每条已确认样本身份分配 trace id；沿可信内部主键和经确认的一对一来源关系回填。仅同编号但无法证明一致的记录不强行合并，单独列为缺口。基线在共同快照或暂停写入窗口获取，记录切换时点；并行运行时须制定水位与增量补齐方案，避免切换丢变更。</w:t>
+        <w:t>不分配新样本身份；沿现有 sample_file.id 与唯一样本编号回填审计关联，多分析和多报告保留各自真实主键。缺少录单信息的记录先按编号纳入，并明确显示关联缺口。基线在共同快照或暂停写入窗口获取，记录切换时点；并行运行时须制定水位与增量补齐方案，避免切换丢变更。</w:t>
       </w:r>
     </w:p>
     <w:p>
@@ -14214,7 +12830,7 @@
         <w:jc w:val="left"/>
       </w:pPr>
       <w:r>
-        <w:t>第一步完成重复数据体检、身份规则和一条样本的端到端设计确认。第二步实现六表、trace 关联、统一写入与查询，并以样本／质控 CRUD 验证事务、差异和删除后查询。第三步接入解读多表、文件重驱动、报告多版本和交付尝试。第四步核对全部实际写入方、迁移基线及权限后再启用完整覆盖声明。</w:t>
+        <w:t>第一步核对唯一样本编号关联和一条样本的端到端设计。第二步实现四表、现有主键关联、统一写入与查询，并以样本／质控 CRUD 验证事务、差异和删除后查询。第三步接入解读多表、文件重驱动、报告多版本和交付尝试。第四步核对全部实际写入方、迁移基线及权限后再启用完整覆盖声明。</w:t>
       </w:r>
     </w:p>
     <w:p>
@@ -14415,7 +13031,7 @@
                 <w:color w:val="000000"/>
                 <w:sz w:val="19"/>
               </w:rPr>
-              <w:t>两药企同样本编号</w:t>
+              <w:t>用户查询未授权药企的唯一编号</w:t>
             </w:r>
           </w:p>
         </w:tc>
@@ -14443,7 +13059,7 @@
                 <w:color w:val="000000"/>
                 <w:sz w:val="19"/>
               </w:rPr>
-              <w:t>普通用户只见本药企候选、计数、事件、详情及文件</w:t>
+              <w:t>普通用户不能访问该样本的计数、事件、详情及文件</w:t>
             </w:r>
           </w:p>
         </w:tc>
@@ -14504,7 +13120,7 @@
                 <w:color w:val="000000"/>
                 <w:sz w:val="19"/>
               </w:rPr>
-              <w:t>同药企两条同编号存量行</w:t>
+              <w:t>唯一编号下有多个分析与多个报告</w:t>
             </w:r>
           </w:p>
         </w:tc>
@@ -14532,7 +13148,7 @@
                 <w:color w:val="000000"/>
                 <w:sz w:val="19"/>
               </w:rPr>
-              <w:t>搜索返回两个候选；无依据不合并，不自动取最大 id</w:t>
+              <w:t>直接打开一个样本；全部分析和报告独立分支展示</w:t>
             </w:r>
           </w:p>
         </w:tc>
@@ -14593,7 +13209,7 @@
                 <w:color w:val="000000"/>
                 <w:sz w:val="19"/>
               </w:rPr>
-              <w:t>编号 A 改 B</w:t>
+              <w:t>原业务执行编号 A 更正为 B</w:t>
             </w:r>
           </w:p>
         </w:tc>
@@ -14621,7 +13237,7 @@
                 <w:color w:val="000000"/>
                 <w:sz w:val="19"/>
               </w:rPr>
-              <w:t>新旧编号均可找到同 trace id；事件显示 A→B</w:t>
+              <w:t>保留同一 sample_file.id；事件显示 A→B，下游关联一致</w:t>
             </w:r>
           </w:p>
         </w:tc>
@@ -14682,7 +13298,7 @@
                 <w:color w:val="000000"/>
                 <w:sz w:val="19"/>
               </w:rPr>
-              <w:t>已删样本编号用于新取样</w:t>
+              <w:t>样本删除后按唯一编号查询</w:t>
             </w:r>
           </w:p>
         </w:tc>
@@ -14710,7 +13326,7 @@
                 <w:color w:val="000000"/>
                 <w:sz w:val="19"/>
               </w:rPr>
-              <w:t>旧新 trace id 分离，旧历史仍可查询</w:t>
+              <w:t>原审计仍可查询，不依赖业务行存在</w:t>
             </w:r>
           </w:p>
         </w:tc>
@@ -14799,7 +13415,7 @@
                 <w:color w:val="000000"/>
                 <w:sz w:val="19"/>
               </w:rPr>
-              <w:t>原 id／trace 不变；RESTORE 与字段变化可见</w:t>
+              <w:t>原样本 id 和编号不变；RESTORE 与字段变化可见</w:t>
             </w:r>
           </w:p>
         </w:tc>
@@ -16624,7 +15240,7 @@
         <w:jc w:val="left"/>
       </w:pPr>
       <w:r>
-        <w:t>需确认：同编号是否允许代表新的取样；上游能否提供稳定样本身份和幂等消息号；真实运行库的重复／孤儿情况；外部集群及脚本的写库边界；审计可见范围与敏感原值权限；文件及审计保留策略。这些不阻止本版方案评审，但不能在实现中用猜测补齐。</w:t>
+        <w:t>已确认：样本编号唯一。实施前需核对业务唯一范围与数据库约束、原业务是否允许编号更正；上游幂等消息号；真实运行库的孤儿情况；外部集群及脚本的写库边界；审计可见范围与敏感原值权限；文件及审计保留策略。这些不阻止本版方案评审，但不能在实现中用猜测补齐。</w:t>
       </w:r>
     </w:p>
     <w:p>
@@ -16643,15 +15259,6 @@
       </w:pPr>
       <w:r>
         <w:t>未来复核可建立引用 event_id 与范围水位的独立记录；未来还原须重新检查权限、状态、外部副作用与兼容性，并以新的业务写入产生审计，不能篡改旧事件。本期不实现上述服务，也不承诺现有快照可自动恢复所有数据。</w:t>
-      </w:r>
-    </w:p>
-    <w:p>
-      <w:pPr>
-        <w:widowControl/>
-        <w:jc w:val="left"/>
-      </w:pPr>
-      <w:r>
-        <w:t>正式开发仍须依当前后端、前端和 ai-rules 规范执行，特别是数据库闸门、结构闸门、可读性闸门及独立代码评审。本文件只完成设计，数据库、API、页面、迁移与上述25项业务用例均未实施。</w:t>
       </w:r>
     </w:p>
     <w:sectPr>
@@ -16679,7 +15286,7 @@
         <w:color w:val="000000"/>
         <w:sz w:val="16"/>
       </w:rPr>
-      <w:t xml:space="preserve">V0.1  |  </w:t>
+      <w:t xml:space="preserve">V0.2  |  </w:t>
     </w:r>
     <w:fldSimple w:instr="PAGE"/>
   </w:p>

--- a/docs/modules/sample-audit/样本审计追踪功能说明书.docx
+++ b/docs/modules/sample-audit/样本审计追踪功能说明书.docx
@@ -22,7 +22,7 @@
         <w:jc w:val="left"/>
       </w:pPr>
       <w:r>
-        <w:t>本方案面向 Biotech Plus 的样本、质控、解读与报告交付链路。样本编号已由业务确认唯一，建议直接以样本编号查询履历，并用现有 sample_file.id 关联业务事件，以逐记录前后快照保存新增、修改、删除证据，再以不可覆盖的制品记录区分报告生成版本与交付尝试。不新增第二套样本追踪身份；多表明细仍保存各表真实主键。</w:t>
+        <w:t>本方案覆盖两类修改：样本相关业务表的修改，以及用户、角色、授权和配置等非样本修改。两类共用事件与逐记录前后值；查询分为“变更记录”和“样本履历”。subbarcode 在不同药企之间也全局唯一；同一样本可有多份数据，以 analysis_id + subbarcode 区分分析数据批次。暂按 file-v1 → report-v1、file-v2 → report-v2 关联，在一个样本的时间线上汇总导入、修改、质控、位点上传与报出、状态流转、解读、生成和交付记录。</w:t>
       </w:r>
     </w:p>
     <w:p>
@@ -72,6 +72,7 @@
           </w:tcPr>
           <w:p>
             <w:pPr>
+              <w:keepNext/>
               <w:spacing w:after="0" w:before="0" w:line="269" w:lineRule="auto"/>
               <w:jc w:val="left"/>
             </w:pPr>
@@ -100,6 +101,7 @@
           </w:tcPr>
           <w:p>
             <w:pPr>
+              <w:keepNext/>
               <w:spacing w:after="0" w:before="0" w:line="269" w:lineRule="auto"/>
               <w:jc w:val="left"/>
             </w:pPr>
@@ -133,6 +135,7 @@
           </w:tcPr>
           <w:p>
             <w:pPr>
+              <w:keepNext w:val="0"/>
               <w:spacing w:after="0" w:before="0" w:line="269" w:lineRule="auto"/>
               <w:jc w:val="left"/>
             </w:pPr>
@@ -161,6 +164,7 @@
           </w:tcPr>
           <w:p>
             <w:pPr>
+              <w:keepNext w:val="0"/>
               <w:spacing w:after="0" w:before="0" w:line="269" w:lineRule="auto"/>
               <w:jc w:val="left"/>
             </w:pPr>
@@ -194,6 +198,7 @@
           </w:tcPr>
           <w:p>
             <w:pPr>
+              <w:keepNext w:val="0"/>
               <w:spacing w:after="0" w:before="0" w:line="269" w:lineRule="auto"/>
               <w:jc w:val="left"/>
             </w:pPr>
@@ -222,6 +227,7 @@
           </w:tcPr>
           <w:p>
             <w:pPr>
+              <w:keepNext w:val="0"/>
               <w:spacing w:after="0" w:before="0" w:line="269" w:lineRule="auto"/>
               <w:jc w:val="left"/>
             </w:pPr>
@@ -255,6 +261,7 @@
           </w:tcPr>
           <w:p>
             <w:pPr>
+              <w:keepNext w:val="0"/>
               <w:spacing w:after="0" w:before="0" w:line="269" w:lineRule="auto"/>
               <w:jc w:val="left"/>
             </w:pPr>
@@ -283,17 +290,18 @@
           </w:tcPr>
           <w:p>
             <w:pPr>
-              <w:spacing w:after="0" w:before="0" w:line="269" w:lineRule="auto"/>
-              <w:jc w:val="left"/>
-            </w:pPr>
-            <w:r>
-              <w:rPr>
-                <w:rFonts w:ascii="Microsoft YaHei" w:hAnsi="Microsoft YaHei" w:eastAsia="Microsoft YaHei"/>
-                <w:b w:val="0"/>
-                <w:color w:val="000000"/>
-                <w:sz w:val="19"/>
-              </w:rPr>
-              <w:t>V0.2，2026年10月18日；按样本编号唯一的业务确认修订</w:t>
+              <w:keepNext w:val="0"/>
+              <w:spacing w:after="0" w:before="0" w:line="269" w:lineRule="auto"/>
+              <w:jc w:val="left"/>
+            </w:pPr>
+            <w:r>
+              <w:rPr>
+                <w:rFonts w:ascii="Microsoft YaHei" w:hAnsi="Microsoft YaHei" w:eastAsia="Microsoft YaHei"/>
+                <w:b w:val="0"/>
+                <w:color w:val="000000"/>
+                <w:sz w:val="19"/>
+              </w:rPr>
+              <w:t>V0.3，2026年10月18日；明确全局唯一样本、多份数据、两类修改与时间线边界</w:t>
             </w:r>
           </w:p>
         </w:tc>
@@ -316,6 +324,7 @@
           </w:tcPr>
           <w:p>
             <w:pPr>
+              <w:keepNext w:val="0"/>
               <w:spacing w:after="0" w:before="0" w:line="269" w:lineRule="auto"/>
               <w:jc w:val="left"/>
             </w:pPr>
@@ -344,6 +353,7 @@
           </w:tcPr>
           <w:p>
             <w:pPr>
+              <w:keepNext w:val="0"/>
               <w:spacing w:after="0" w:before="0" w:line="269" w:lineRule="auto"/>
               <w:jc w:val="left"/>
             </w:pPr>
@@ -377,6 +387,7 @@
           </w:tcPr>
           <w:p>
             <w:pPr>
+              <w:keepNext w:val="0"/>
               <w:spacing w:after="0" w:before="0" w:line="269" w:lineRule="auto"/>
               <w:jc w:val="left"/>
             </w:pPr>
@@ -405,6 +416,7 @@
           </w:tcPr>
           <w:p>
             <w:pPr>
+              <w:keepNext w:val="0"/>
               <w:spacing w:after="0" w:before="0" w:line="269" w:lineRule="auto"/>
               <w:jc w:val="left"/>
             </w:pPr>
@@ -438,6 +450,7 @@
           </w:tcPr>
           <w:p>
             <w:pPr>
+              <w:keepNext w:val="0"/>
               <w:spacing w:after="0" w:before="0" w:line="269" w:lineRule="auto"/>
               <w:jc w:val="left"/>
             </w:pPr>
@@ -466,6 +479,7 @@
           </w:tcPr>
           <w:p>
             <w:pPr>
+              <w:keepNext w:val="0"/>
               <w:spacing w:after="0" w:before="0" w:line="269" w:lineRule="auto"/>
               <w:jc w:val="left"/>
             </w:pPr>
@@ -535,7 +549,7 @@
         <w:jc w:val="left"/>
       </w:pPr>
       <w:r>
-        <w:t>AUD-02：保存新增、修改、删除的操作者、时间、来源、结果及前后值，覆盖多表、多行、批量、接口与后台处理。</w:t>
+        <w:t>AUD-02：记录样本相关业务表与非样本对象的新增、修改、删除，保存操作者、操作时间、来源、结果及字段前后值，覆盖多表、多行、批量、接口与后台处理。非样本对象至少包括用户、角色及授权关系，后续新增对象按同一规则接入。</w:t>
       </w:r>
     </w:p>
     <w:p>
@@ -544,7 +558,7 @@
         <w:jc w:val="left"/>
       </w:pPr>
       <w:r>
-        <w:t>AUD-03：样本编号唯一；一个样本可以对应多次质控接收、多次分析、多份报告和同报告多次生成。区分这些一对多对象，保留软删、重建及原业务编号更正的真实历史。</w:t>
+        <w:t>AUD-03：样本编号唯一，且跨药企全局唯一。同一样本多次上传可对应多份数据，以 analysis_id + subbarcode 定位批次；暂定一份数据版本对应一份报告业务版本。保留原有对象的真实主键，区分数据版本、报告业务版本与同一报告的文件生成次数。</w:t>
       </w:r>
     </w:p>
     <w:p>
@@ -576,7 +590,7 @@
         <w:jc w:val="left"/>
       </w:pPr>
       <w:r>
-        <w:t>包括审计自动写入、唯一样本检索、样本时间线、对象变更详情、报告版本与发送尝试查询、访问隔离及存量基线。查询已存在的历史制品属于本期设计；不承诺对历史任意时点重新计算或重建业务状态。</w:t>
+        <w:t>包括两类对象的自动留痕、变更记录查询、唯一样本检索、按操作时间组合的样本流转解读履历、字段变更详情、数据与报告版本及发送尝试查询、访问隔离和存量基线。样本过程记录既包括字段修改，也包括确实发生的导入、上传、状态迁移及解读动作；仅靠字段差异不能覆盖全部过程。查询已存在的历史制品属于本期设计；不承诺历史任意时点的业务还原。</w:t>
       </w:r>
     </w:p>
     <w:p>
@@ -608,7 +622,7 @@
         <w:jc w:val="left"/>
       </w:pPr>
       <w:r>
-        <w:t>第2章是代码事实；第3至7章是建议设计；第8章是开发接入计划；第9章是未执行的验收用例；第10章列出实施前须确认的事项。样本编号唯一是已确认业务前提。当前仓库 DDL 具体声明 tenant_id 与 subbarcode 联合唯一；数据库约束是否完整落实业务唯一范围，在实施时核验，本方案不将同号多样本作为正常业务。</w:t>
+        <w:t>第2章是代码事实；第3至7章是建议设计；第8章是开发接入计划；第9章是未执行的验收用例；第10章列出实施前须确认的事项。样本编号跨药企全局唯一是已确认业务前提。当前仓库 DDL 只有 tenant_id 与 subbarcode 联合唯一，尚未从数据库层保证跨药企唯一；实施时须补充全局唯一校验与最终数据库约束，规则冲突按本次业务确认处理。本文不执行迁移，也不将不同药企同号视为正常业务。</w:t>
       </w:r>
     </w:p>
     <w:p>
@@ -687,6 +701,7 @@
           </w:tcPr>
           <w:p>
             <w:pPr>
+              <w:keepNext/>
               <w:spacing w:after="0" w:before="0" w:line="269" w:lineRule="auto"/>
               <w:jc w:val="center"/>
             </w:pPr>
@@ -715,6 +730,7 @@
           </w:tcPr>
           <w:p>
             <w:pPr>
+              <w:keepNext/>
               <w:spacing w:after="0" w:before="0" w:line="269" w:lineRule="auto"/>
               <w:jc w:val="left"/>
             </w:pPr>
@@ -743,6 +759,7 @@
           </w:tcPr>
           <w:p>
             <w:pPr>
+              <w:keepNext/>
               <w:spacing w:after="0" w:before="0" w:line="269" w:lineRule="auto"/>
               <w:jc w:val="left"/>
             </w:pPr>
@@ -776,6 +793,7 @@
           </w:tcPr>
           <w:p>
             <w:pPr>
+              <w:keepNext w:val="0"/>
               <w:spacing w:after="0" w:before="0" w:line="269" w:lineRule="auto"/>
               <w:jc w:val="center"/>
             </w:pPr>
@@ -804,6 +822,7 @@
           </w:tcPr>
           <w:p>
             <w:pPr>
+              <w:keepNext w:val="0"/>
               <w:spacing w:after="0" w:before="0" w:line="269" w:lineRule="auto"/>
               <w:jc w:val="left"/>
             </w:pPr>
@@ -832,6 +851,7 @@
           </w:tcPr>
           <w:p>
             <w:pPr>
+              <w:keepNext w:val="0"/>
               <w:spacing w:after="0" w:before="0" w:line="269" w:lineRule="auto"/>
               <w:jc w:val="left"/>
             </w:pPr>
@@ -865,6 +885,7 @@
           </w:tcPr>
           <w:p>
             <w:pPr>
+              <w:keepNext w:val="0"/>
               <w:spacing w:after="0" w:before="0" w:line="269" w:lineRule="auto"/>
               <w:jc w:val="center"/>
             </w:pPr>
@@ -893,6 +914,7 @@
           </w:tcPr>
           <w:p>
             <w:pPr>
+              <w:keepNext w:val="0"/>
               <w:spacing w:after="0" w:before="0" w:line="269" w:lineRule="auto"/>
               <w:jc w:val="left"/>
             </w:pPr>
@@ -921,6 +943,7 @@
           </w:tcPr>
           <w:p>
             <w:pPr>
+              <w:keepNext w:val="0"/>
               <w:spacing w:after="0" w:before="0" w:line="269" w:lineRule="auto"/>
               <w:jc w:val="left"/>
             </w:pPr>
@@ -954,6 +977,7 @@
           </w:tcPr>
           <w:p>
             <w:pPr>
+              <w:keepNext w:val="0"/>
               <w:spacing w:after="0" w:before="0" w:line="269" w:lineRule="auto"/>
               <w:jc w:val="center"/>
             </w:pPr>
@@ -982,6 +1006,7 @@
           </w:tcPr>
           <w:p>
             <w:pPr>
+              <w:keepNext w:val="0"/>
               <w:spacing w:after="0" w:before="0" w:line="269" w:lineRule="auto"/>
               <w:jc w:val="left"/>
             </w:pPr>
@@ -1010,6 +1035,7 @@
           </w:tcPr>
           <w:p>
             <w:pPr>
+              <w:keepNext w:val="0"/>
               <w:spacing w:after="0" w:before="0" w:line="269" w:lineRule="auto"/>
               <w:jc w:val="left"/>
             </w:pPr>
@@ -1043,6 +1069,7 @@
           </w:tcPr>
           <w:p>
             <w:pPr>
+              <w:keepNext w:val="0"/>
               <w:spacing w:after="0" w:before="0" w:line="269" w:lineRule="auto"/>
               <w:jc w:val="center"/>
             </w:pPr>
@@ -1071,6 +1098,7 @@
           </w:tcPr>
           <w:p>
             <w:pPr>
+              <w:keepNext w:val="0"/>
               <w:spacing w:after="0" w:before="0" w:line="269" w:lineRule="auto"/>
               <w:jc w:val="left"/>
             </w:pPr>
@@ -1099,6 +1127,7 @@
           </w:tcPr>
           <w:p>
             <w:pPr>
+              <w:keepNext w:val="0"/>
               <w:spacing w:after="0" w:before="0" w:line="269" w:lineRule="auto"/>
               <w:jc w:val="left"/>
             </w:pPr>
@@ -1132,6 +1161,7 @@
           </w:tcPr>
           <w:p>
             <w:pPr>
+              <w:keepNext w:val="0"/>
               <w:spacing w:after="0" w:before="0" w:line="269" w:lineRule="auto"/>
               <w:jc w:val="center"/>
             </w:pPr>
@@ -1160,6 +1190,7 @@
           </w:tcPr>
           <w:p>
             <w:pPr>
+              <w:keepNext w:val="0"/>
               <w:spacing w:after="0" w:before="0" w:line="269" w:lineRule="auto"/>
               <w:jc w:val="left"/>
             </w:pPr>
@@ -1188,6 +1219,7 @@
           </w:tcPr>
           <w:p>
             <w:pPr>
+              <w:keepNext w:val="0"/>
               <w:spacing w:after="0" w:before="0" w:line="269" w:lineRule="auto"/>
               <w:jc w:val="left"/>
             </w:pPr>
@@ -1221,6 +1253,7 @@
           </w:tcPr>
           <w:p>
             <w:pPr>
+              <w:keepNext w:val="0"/>
               <w:spacing w:after="0" w:before="0" w:line="269" w:lineRule="auto"/>
               <w:jc w:val="center"/>
             </w:pPr>
@@ -1249,6 +1282,7 @@
           </w:tcPr>
           <w:p>
             <w:pPr>
+              <w:keepNext w:val="0"/>
               <w:spacing w:after="0" w:before="0" w:line="269" w:lineRule="auto"/>
               <w:jc w:val="left"/>
             </w:pPr>
@@ -1277,6 +1311,7 @@
           </w:tcPr>
           <w:p>
             <w:pPr>
+              <w:keepNext w:val="0"/>
               <w:spacing w:after="0" w:before="0" w:line="269" w:lineRule="auto"/>
               <w:jc w:val="left"/>
             </w:pPr>
@@ -1310,6 +1345,7 @@
           </w:tcPr>
           <w:p>
             <w:pPr>
+              <w:keepNext w:val="0"/>
               <w:spacing w:after="0" w:before="0" w:line="269" w:lineRule="auto"/>
               <w:jc w:val="center"/>
             </w:pPr>
@@ -1338,6 +1374,7 @@
           </w:tcPr>
           <w:p>
             <w:pPr>
+              <w:keepNext w:val="0"/>
               <w:spacing w:after="0" w:before="0" w:line="269" w:lineRule="auto"/>
               <w:jc w:val="left"/>
             </w:pPr>
@@ -1366,6 +1403,7 @@
           </w:tcPr>
           <w:p>
             <w:pPr>
+              <w:keepNext w:val="0"/>
               <w:spacing w:after="0" w:before="0" w:line="269" w:lineRule="auto"/>
               <w:jc w:val="left"/>
             </w:pPr>
@@ -1399,6 +1437,7 @@
           </w:tcPr>
           <w:p>
             <w:pPr>
+              <w:keepNext w:val="0"/>
               <w:spacing w:after="0" w:before="0" w:line="269" w:lineRule="auto"/>
               <w:jc w:val="center"/>
             </w:pPr>
@@ -1427,6 +1466,7 @@
           </w:tcPr>
           <w:p>
             <w:pPr>
+              <w:keepNext w:val="0"/>
               <w:spacing w:after="0" w:before="0" w:line="269" w:lineRule="auto"/>
               <w:jc w:val="left"/>
             </w:pPr>
@@ -1455,6 +1495,7 @@
           </w:tcPr>
           <w:p>
             <w:pPr>
+              <w:keepNext w:val="0"/>
               <w:spacing w:after="0" w:before="0" w:line="269" w:lineRule="auto"/>
               <w:jc w:val="left"/>
             </w:pPr>
@@ -1488,6 +1529,7 @@
           </w:tcPr>
           <w:p>
             <w:pPr>
+              <w:keepNext w:val="0"/>
               <w:spacing w:after="0" w:before="0" w:line="269" w:lineRule="auto"/>
               <w:jc w:val="center"/>
             </w:pPr>
@@ -1516,6 +1558,7 @@
           </w:tcPr>
           <w:p>
             <w:pPr>
+              <w:keepNext w:val="0"/>
               <w:spacing w:after="0" w:before="0" w:line="269" w:lineRule="auto"/>
               <w:jc w:val="left"/>
             </w:pPr>
@@ -1544,6 +1587,7 @@
           </w:tcPr>
           <w:p>
             <w:pPr>
+              <w:keepNext w:val="0"/>
               <w:spacing w:after="0" w:before="0" w:line="269" w:lineRule="auto"/>
               <w:jc w:val="left"/>
             </w:pPr>
@@ -1577,6 +1621,7 @@
           </w:tcPr>
           <w:p>
             <w:pPr>
+              <w:keepNext w:val="0"/>
               <w:spacing w:after="0" w:before="0" w:line="269" w:lineRule="auto"/>
               <w:jc w:val="center"/>
             </w:pPr>
@@ -1605,6 +1650,7 @@
           </w:tcPr>
           <w:p>
             <w:pPr>
+              <w:keepNext w:val="0"/>
               <w:spacing w:after="0" w:before="0" w:line="269" w:lineRule="auto"/>
               <w:jc w:val="left"/>
             </w:pPr>
@@ -1633,6 +1679,7 @@
           </w:tcPr>
           <w:p>
             <w:pPr>
+              <w:keepNext w:val="0"/>
               <w:spacing w:after="0" w:before="0" w:line="269" w:lineRule="auto"/>
               <w:jc w:val="left"/>
             </w:pPr>
@@ -1666,6 +1713,7 @@
           </w:tcPr>
           <w:p>
             <w:pPr>
+              <w:keepNext w:val="0"/>
               <w:spacing w:after="0" w:before="0" w:line="269" w:lineRule="auto"/>
               <w:jc w:val="center"/>
             </w:pPr>
@@ -1694,6 +1742,7 @@
           </w:tcPr>
           <w:p>
             <w:pPr>
+              <w:keepNext w:val="0"/>
               <w:spacing w:after="0" w:before="0" w:line="269" w:lineRule="auto"/>
               <w:jc w:val="left"/>
             </w:pPr>
@@ -1722,6 +1771,7 @@
           </w:tcPr>
           <w:p>
             <w:pPr>
+              <w:keepNext w:val="0"/>
               <w:spacing w:after="0" w:before="0" w:line="269" w:lineRule="auto"/>
               <w:jc w:val="left"/>
             </w:pPr>
@@ -1755,6 +1805,7 @@
           </w:tcPr>
           <w:p>
             <w:pPr>
+              <w:keepNext w:val="0"/>
               <w:spacing w:after="0" w:before="0" w:line="269" w:lineRule="auto"/>
               <w:jc w:val="center"/>
             </w:pPr>
@@ -1783,6 +1834,7 @@
           </w:tcPr>
           <w:p>
             <w:pPr>
+              <w:keepNext w:val="0"/>
               <w:spacing w:after="0" w:before="0" w:line="269" w:lineRule="auto"/>
               <w:jc w:val="left"/>
             </w:pPr>
@@ -1811,6 +1863,7 @@
           </w:tcPr>
           <w:p>
             <w:pPr>
+              <w:keepNext w:val="0"/>
               <w:spacing w:after="0" w:before="0" w:line="269" w:lineRule="auto"/>
               <w:jc w:val="left"/>
             </w:pPr>
@@ -1844,6 +1897,7 @@
           </w:tcPr>
           <w:p>
             <w:pPr>
+              <w:keepNext w:val="0"/>
               <w:spacing w:after="0" w:before="0" w:line="269" w:lineRule="auto"/>
               <w:jc w:val="center"/>
             </w:pPr>
@@ -1872,6 +1926,7 @@
           </w:tcPr>
           <w:p>
             <w:pPr>
+              <w:keepNext w:val="0"/>
               <w:spacing w:after="0" w:before="0" w:line="269" w:lineRule="auto"/>
               <w:jc w:val="left"/>
             </w:pPr>
@@ -1900,6 +1955,7 @@
           </w:tcPr>
           <w:p>
             <w:pPr>
+              <w:keepNext w:val="0"/>
               <w:spacing w:after="0" w:before="0" w:line="269" w:lineRule="auto"/>
               <w:jc w:val="left"/>
             </w:pPr>
@@ -1933,6 +1989,7 @@
           </w:tcPr>
           <w:p>
             <w:pPr>
+              <w:keepNext w:val="0"/>
               <w:spacing w:after="0" w:before="0" w:line="269" w:lineRule="auto"/>
               <w:jc w:val="center"/>
             </w:pPr>
@@ -1961,6 +2018,7 @@
           </w:tcPr>
           <w:p>
             <w:pPr>
+              <w:keepNext w:val="0"/>
               <w:spacing w:after="0" w:before="0" w:line="269" w:lineRule="auto"/>
               <w:jc w:val="left"/>
             </w:pPr>
@@ -1989,6 +2047,7 @@
           </w:tcPr>
           <w:p>
             <w:pPr>
+              <w:keepNext w:val="0"/>
               <w:spacing w:after="0" w:before="0" w:line="269" w:lineRule="auto"/>
               <w:jc w:val="left"/>
             </w:pPr>
@@ -2022,6 +2081,7 @@
           </w:tcPr>
           <w:p>
             <w:pPr>
+              <w:keepNext w:val="0"/>
               <w:spacing w:after="0" w:before="0" w:line="269" w:lineRule="auto"/>
               <w:jc w:val="center"/>
             </w:pPr>
@@ -2050,6 +2110,7 @@
           </w:tcPr>
           <w:p>
             <w:pPr>
+              <w:keepNext w:val="0"/>
               <w:spacing w:after="0" w:before="0" w:line="269" w:lineRule="auto"/>
               <w:jc w:val="left"/>
             </w:pPr>
@@ -2078,6 +2139,7 @@
           </w:tcPr>
           <w:p>
             <w:pPr>
+              <w:keepNext w:val="0"/>
               <w:spacing w:after="0" w:before="0" w:line="269" w:lineRule="auto"/>
               <w:jc w:val="left"/>
             </w:pPr>
@@ -2111,6 +2173,7 @@
           </w:tcPr>
           <w:p>
             <w:pPr>
+              <w:keepNext w:val="0"/>
               <w:spacing w:after="0" w:before="0" w:line="269" w:lineRule="auto"/>
               <w:jc w:val="center"/>
             </w:pPr>
@@ -2139,6 +2202,7 @@
           </w:tcPr>
           <w:p>
             <w:pPr>
+              <w:keepNext w:val="0"/>
               <w:spacing w:after="0" w:before="0" w:line="269" w:lineRule="auto"/>
               <w:jc w:val="left"/>
             </w:pPr>
@@ -2167,6 +2231,7 @@
           </w:tcPr>
           <w:p>
             <w:pPr>
+              <w:keepNext w:val="0"/>
               <w:spacing w:after="0" w:before="0" w:line="269" w:lineRule="auto"/>
               <w:jc w:val="left"/>
             </w:pPr>
@@ -2178,6 +2243,190 @@
                 <w:sz w:val="19"/>
               </w:rPr>
               <w:t>MySQL 8、自增 bigint、租户与索引、公共列；审计类不设 del_flag</w:t>
+            </w:r>
+          </w:p>
+        </w:tc>
+      </w:tr>
+      <w:tr>
+        <w:trPr>
+          <w:cantSplit/>
+        </w:trPr>
+        <w:tc>
+          <w:tcPr>
+            <w:tcW w:type="dxa" w:w="691"/>
+            <w:vAlign w:val="center"/>
+            <w:tcMar>
+              <w:top w:w="75" w:type="dxa"/>
+              <w:bottom w:w="75" w:type="dxa"/>
+              <w:left w:w="90" w:type="dxa"/>
+              <w:right w:w="90" w:type="dxa"/>
+            </w:tcMar>
+            <w:shd w:fill="FFFFFF"/>
+          </w:tcPr>
+          <w:p>
+            <w:pPr>
+              <w:keepNext w:val="0"/>
+              <w:spacing w:after="0" w:before="0" w:line="269" w:lineRule="auto"/>
+              <w:jc w:val="center"/>
+            </w:pPr>
+            <w:r>
+              <w:rPr>
+                <w:rFonts w:ascii="Microsoft YaHei" w:hAnsi="Microsoft YaHei" w:eastAsia="Microsoft YaHei"/>
+                <w:b w:val="0"/>
+                <w:color w:val="000000"/>
+                <w:sz w:val="19"/>
+              </w:rPr>
+              <w:t>S17</w:t>
+            </w:r>
+          </w:p>
+        </w:tc>
+        <w:tc>
+          <w:tcPr>
+            <w:tcW w:type="dxa" w:w="5443"/>
+            <w:vAlign w:val="center"/>
+            <w:tcMar>
+              <w:top w:w="75" w:type="dxa"/>
+              <w:bottom w:w="75" w:type="dxa"/>
+              <w:left w:w="90" w:type="dxa"/>
+              <w:right w:w="90" w:type="dxa"/>
+            </w:tcMar>
+            <w:shd w:fill="FFFFFF"/>
+          </w:tcPr>
+          <w:p>
+            <w:pPr>
+              <w:keepNext w:val="0"/>
+              <w:spacing w:after="0" w:before="0" w:line="269" w:lineRule="auto"/>
+              <w:jc w:val="left"/>
+            </w:pPr>
+            <w:r>
+              <w:rPr>
+                <w:rFonts w:ascii="Microsoft YaHei" w:hAnsi="Microsoft YaHei" w:eastAsia="Microsoft YaHei"/>
+                <w:b w:val="0"/>
+                <w:color w:val="000000"/>
+                <w:sz w:val="19"/>
+              </w:rPr>
+              <w:t>template-backend/ruoyi-modules/ruoyi-system/src/main/java/org/dromara/system/service/impl/SysUserServiceImpl.java</w:t>
+            </w:r>
+          </w:p>
+        </w:tc>
+        <w:tc>
+          <w:tcPr>
+            <w:tcW w:type="dxa" w:w="3946"/>
+            <w:vAlign w:val="center"/>
+            <w:tcMar>
+              <w:top w:w="75" w:type="dxa"/>
+              <w:bottom w:w="75" w:type="dxa"/>
+              <w:left w:w="90" w:type="dxa"/>
+              <w:right w:w="90" w:type="dxa"/>
+            </w:tcMar>
+            <w:shd w:fill="FFFFFF"/>
+          </w:tcPr>
+          <w:p>
+            <w:pPr>
+              <w:keepNext w:val="0"/>
+              <w:spacing w:after="0" w:before="0" w:line="269" w:lineRule="auto"/>
+              <w:jc w:val="left"/>
+            </w:pPr>
+            <w:r>
+              <w:rPr>
+                <w:rFonts w:ascii="Microsoft YaHei" w:hAnsi="Microsoft YaHei" w:eastAsia="Microsoft YaHei"/>
+                <w:b w:val="0"/>
+                <w:color w:val="000000"/>
+                <w:sz w:val="19"/>
+              </w:rPr>
+              <w:t>用户新增／修改与角色分配涉及用户及关联记录；密码重置须排除凭证内容</w:t>
+            </w:r>
+          </w:p>
+        </w:tc>
+      </w:tr>
+      <w:tr>
+        <w:trPr>
+          <w:cantSplit/>
+        </w:trPr>
+        <w:tc>
+          <w:tcPr>
+            <w:tcW w:type="dxa" w:w="691"/>
+            <w:vAlign w:val="center"/>
+            <w:tcMar>
+              <w:top w:w="75" w:type="dxa"/>
+              <w:bottom w:w="75" w:type="dxa"/>
+              <w:left w:w="90" w:type="dxa"/>
+              <w:right w:w="90" w:type="dxa"/>
+            </w:tcMar>
+            <w:shd w:fill="F7F9FB"/>
+          </w:tcPr>
+          <w:p>
+            <w:pPr>
+              <w:keepNext w:val="0"/>
+              <w:spacing w:after="0" w:before="0" w:line="269" w:lineRule="auto"/>
+              <w:jc w:val="center"/>
+            </w:pPr>
+            <w:r>
+              <w:rPr>
+                <w:rFonts w:ascii="Microsoft YaHei" w:hAnsi="Microsoft YaHei" w:eastAsia="Microsoft YaHei"/>
+                <w:b w:val="0"/>
+                <w:color w:val="000000"/>
+                <w:sz w:val="19"/>
+              </w:rPr>
+              <w:t>S18</w:t>
+            </w:r>
+          </w:p>
+        </w:tc>
+        <w:tc>
+          <w:tcPr>
+            <w:tcW w:type="dxa" w:w="5443"/>
+            <w:vAlign w:val="center"/>
+            <w:tcMar>
+              <w:top w:w="75" w:type="dxa"/>
+              <w:bottom w:w="75" w:type="dxa"/>
+              <w:left w:w="90" w:type="dxa"/>
+              <w:right w:w="90" w:type="dxa"/>
+            </w:tcMar>
+            <w:shd w:fill="F7F9FB"/>
+          </w:tcPr>
+          <w:p>
+            <w:pPr>
+              <w:keepNext w:val="0"/>
+              <w:spacing w:after="0" w:before="0" w:line="269" w:lineRule="auto"/>
+              <w:jc w:val="left"/>
+            </w:pPr>
+            <w:r>
+              <w:rPr>
+                <w:rFonts w:ascii="Microsoft YaHei" w:hAnsi="Microsoft YaHei" w:eastAsia="Microsoft YaHei"/>
+                <w:b w:val="0"/>
+                <w:color w:val="000000"/>
+                <w:sz w:val="19"/>
+              </w:rPr>
+              <w:t>template-backend/ruoyi-modules/ruoyi-system/src/main/java/org/dromara/system/service/impl/SysRoleServiceImpl.java</w:t>
+            </w:r>
+          </w:p>
+        </w:tc>
+        <w:tc>
+          <w:tcPr>
+            <w:tcW w:type="dxa" w:w="3946"/>
+            <w:vAlign w:val="center"/>
+            <w:tcMar>
+              <w:top w:w="75" w:type="dxa"/>
+              <w:bottom w:w="75" w:type="dxa"/>
+              <w:left w:w="90" w:type="dxa"/>
+              <w:right w:w="90" w:type="dxa"/>
+            </w:tcMar>
+            <w:shd w:fill="F7F9FB"/>
+          </w:tcPr>
+          <w:p>
+            <w:pPr>
+              <w:keepNext w:val="0"/>
+              <w:spacing w:after="0" w:before="0" w:line="269" w:lineRule="auto"/>
+              <w:jc w:val="left"/>
+            </w:pPr>
+            <w:r>
+              <w:rPr>
+                <w:rFonts w:ascii="Microsoft YaHei" w:hAnsi="Microsoft YaHei" w:eastAsia="Microsoft YaHei"/>
+                <w:b w:val="0"/>
+                <w:color w:val="000000"/>
+                <w:sz w:val="19"/>
+              </w:rPr>
+              <w:t>角色新增／修改涉及角色及角色菜单关系；授权／撤权也有独立入口</w:t>
             </w:r>
           </w:p>
         </w:tc>
@@ -2227,6 +2476,15 @@
     </w:p>
     <w:p>
       <w:pPr>
+        <w:widowControl/>
+        <w:jc w:val="left"/>
+      </w:pPr>
+      <w:r>
+        <w:t>当前 analysis_data 的唯一键包含 tenant_id、subbarcode、product、analysis_date；data_file_status 以 file_id 为主键并带 analysis_id 和 subbarcode。相同产品、相同日期再次上传是否新建分析，不能仅由现有唯一键推断。新业务版本须能区分独立数据批次；若外部写入方会复用 analysis_id 并覆盖文件，应在实施阶段调整版本接入规则或保存不可变输入清单，不能仅靠文件名或当前路径识别旧数据。现有 enter 在报告完成后可为同一 analysis_id 创建新 report_id，是代码事实；暂定的数据版本与报告版本对应关系属于本次需求，二者应在实施前对齐，审计不得篡改已有一对多历史。</w:t>
+      </w:r>
+    </w:p>
+    <w:p>
+      <w:pPr>
         <w:pStyle w:val="Heading1"/>
         <w:jc w:val="left"/>
       </w:pPr>
@@ -2259,7 +2517,7 @@
         <w:jc w:val="left"/>
       </w:pPr>
       <w:r>
-        <w:t>样本编号 subbarcode 是已确认的唯一业务标识。用户输入编号即可打开一个样本的履历，不设置同号多实例选择流程。现有 sample_file.id 作为录单对象的稳定内部关联，不再新增追踪根表、历史别名表或业务表 sample_id 列。</w:t>
+        <w:t>样本编号 subbarcode 是已确认的全局唯一业务标识，不同药企不会拥有相同编号的不同样本。用户输入编号即可打开一个样本的履历，不设置同号多实例选择流程。现有 sample_file.id 作为录单对象的稳定内部关联，不再新增追踪根表、历史别名表或业务表 sample_id 列。</w:t>
       </w:r>
     </w:p>
     <w:p>
@@ -2364,6 +2622,7 @@
           </w:tcPr>
           <w:p>
             <w:pPr>
+              <w:keepNext/>
               <w:spacing w:after="0" w:before="0" w:line="269" w:lineRule="auto"/>
               <w:jc w:val="left"/>
             </w:pPr>
@@ -2392,6 +2651,7 @@
           </w:tcPr>
           <w:p>
             <w:pPr>
+              <w:keepNext/>
               <w:spacing w:after="0" w:before="0" w:line="269" w:lineRule="auto"/>
               <w:jc w:val="left"/>
             </w:pPr>
@@ -2425,6 +2685,7 @@
           </w:tcPr>
           <w:p>
             <w:pPr>
+              <w:keepNext w:val="0"/>
               <w:spacing w:after="0" w:before="0" w:line="269" w:lineRule="auto"/>
               <w:jc w:val="left"/>
             </w:pPr>
@@ -2453,6 +2714,7 @@
           </w:tcPr>
           <w:p>
             <w:pPr>
+              <w:keepNext w:val="0"/>
               <w:spacing w:after="0" w:before="0" w:line="269" w:lineRule="auto"/>
               <w:jc w:val="left"/>
             </w:pPr>
@@ -2486,6 +2748,7 @@
           </w:tcPr>
           <w:p>
             <w:pPr>
+              <w:keepNext w:val="0"/>
               <w:spacing w:after="0" w:before="0" w:line="269" w:lineRule="auto"/>
               <w:jc w:val="left"/>
             </w:pPr>
@@ -2514,6 +2777,7 @@
           </w:tcPr>
           <w:p>
             <w:pPr>
+              <w:keepNext w:val="0"/>
               <w:spacing w:after="0" w:before="0" w:line="269" w:lineRule="auto"/>
               <w:jc w:val="left"/>
             </w:pPr>
@@ -2547,6 +2811,7 @@
           </w:tcPr>
           <w:p>
             <w:pPr>
+              <w:keepNext w:val="0"/>
               <w:spacing w:after="0" w:before="0" w:line="269" w:lineRule="auto"/>
               <w:jc w:val="left"/>
             </w:pPr>
@@ -2575,6 +2840,7 @@
           </w:tcPr>
           <w:p>
             <w:pPr>
+              <w:keepNext w:val="0"/>
               <w:spacing w:after="0" w:before="0" w:line="269" w:lineRule="auto"/>
               <w:jc w:val="left"/>
             </w:pPr>
@@ -2608,6 +2874,7 @@
           </w:tcPr>
           <w:p>
             <w:pPr>
+              <w:keepNext w:val="0"/>
               <w:spacing w:after="0" w:before="0" w:line="269" w:lineRule="auto"/>
               <w:jc w:val="left"/>
             </w:pPr>
@@ -2636,6 +2903,7 @@
           </w:tcPr>
           <w:p>
             <w:pPr>
+              <w:keepNext w:val="0"/>
               <w:spacing w:after="0" w:before="0" w:line="269" w:lineRule="auto"/>
               <w:jc w:val="left"/>
             </w:pPr>
@@ -2669,6 +2937,7 @@
           </w:tcPr>
           <w:p>
             <w:pPr>
+              <w:keepNext w:val="0"/>
               <w:spacing w:after="0" w:before="0" w:line="269" w:lineRule="auto"/>
               <w:jc w:val="left"/>
             </w:pPr>
@@ -2697,6 +2966,7 @@
           </w:tcPr>
           <w:p>
             <w:pPr>
+              <w:keepNext w:val="0"/>
               <w:spacing w:after="0" w:before="0" w:line="269" w:lineRule="auto"/>
               <w:jc w:val="left"/>
             </w:pPr>
@@ -2730,6 +3000,7 @@
           </w:tcPr>
           <w:p>
             <w:pPr>
+              <w:keepNext w:val="0"/>
               <w:spacing w:after="0" w:before="0" w:line="269" w:lineRule="auto"/>
               <w:jc w:val="left"/>
             </w:pPr>
@@ -2758,6 +3029,7 @@
           </w:tcPr>
           <w:p>
             <w:pPr>
+              <w:keepNext w:val="0"/>
               <w:spacing w:after="0" w:before="0" w:line="269" w:lineRule="auto"/>
               <w:jc w:val="left"/>
             </w:pPr>
@@ -2791,6 +3063,7 @@
           </w:tcPr>
           <w:p>
             <w:pPr>
+              <w:keepNext w:val="0"/>
               <w:spacing w:after="0" w:before="0" w:line="269" w:lineRule="auto"/>
               <w:jc w:val="left"/>
             </w:pPr>
@@ -2819,6 +3092,7 @@
           </w:tcPr>
           <w:p>
             <w:pPr>
+              <w:keepNext w:val="0"/>
               <w:spacing w:after="0" w:before="0" w:line="269" w:lineRule="auto"/>
               <w:jc w:val="left"/>
             </w:pPr>
@@ -2874,7 +3148,7 @@
         <w:jc w:val="left"/>
       </w:pPr>
       <w:r>
-        <w:t>一个唯一样本对应多个样本相关业务对象；一个分析批次对应多份报告；一个报告对应多次生成；一次生成可有 JSON、DOCX、PDF、签署 PDF；每次发送引用实际使用的制品 id。一次事件可以影响多个样本，通过事件与样本关联表表达。</w:t>
+        <w:t>样本层用 subbarcode 汇总全部历史；数据层用 analysis_id + subbarcode 定位一次分析数据批次；报告层用 report_id 定位基于该数据批次形成的报告；文件生成层用 report_id + generation_no 定位同一报告的一次渲染。data_file_status.file_id 区分批次内各个真实文件，一次数据上传可能包含多个文件，不把单个文件主键等同于分析批次。</w:t>
       </w:r>
     </w:p>
     <w:p>
@@ -2883,7 +3157,75 @@
         <w:jc w:val="left"/>
       </w:pPr>
       <w:r>
-        <w:t>界面默认按 event_id 的系统登记顺序查看事实，recorded_at 用于显示及记录时间筛选。occurred_at 保存实际动作时间，外部声明的发生时间另存 source_occurred_at；导入旧数据不能把来源时间冒充本系统实时审计时间。并发事件的 event_id 不等于数据库全局提交序号，不宣称它能恢复严格全局事务先后。</w:t>
+        <w:t>暂定业务链为 S001 → 数据v1（A10及其输入文件）→ 报告v1（R30），再次上传形成数据v2（A20及其输入文件）→ 报告v2（R40）。v1／v2 是已登记的数据与报告业务版本标签，不能用列表行号、文件名后缀或最新更新时间临时推导。建议冻结在 subject.context_json 的 dataVersionLabel、reportVersionLabel、sourceFileIds、inputManifestSha256 中；具体版本分配以实施时的数据接入契约为准。生成事件与 dependencies_json 同时保存实际输入清单和内容校验值。</w:t>
+      </w:r>
+    </w:p>
+    <w:p>
+      <w:pPr>
+        <w:widowControl/>
+        <w:jc w:val="left"/>
+      </w:pPr>
+      <w:r>
+        <w:t>同一报告因渲染失败重试或重新生成得到 generation_no=1、2，仍归属于原数据版本和报告业务版本；不会自动成为新的 report-v2。重新解析同一数据也不自动代表新数据版本。若原业务确实在同批数据下建立了另一报告，保留真实 report_id 分支并注明对应关系，不强行删除或合并历史。一项事件可以影响多个样本，通过事件与样本关联表表达。</w:t>
+      </w:r>
+    </w:p>
+    <w:p>
+      <w:pPr>
+        <w:widowControl/>
+        <w:jc w:val="left"/>
+      </w:pPr>
+      <w:r>
+        <w:t>样本履历默认按 occurred_at 升序展示，即本系统确认的操作／变更发生时间；同一毫秒按 event_id 升序稳定排序，也可切换倒序。导入、上传、无字段变化的已处理动作、状态迁移和解读均保存自己的事件时间，不能事后对各表当前 update_time 做 UNION 来冒充完整历史，因为后续修改会覆盖旧时间。</w:t>
+      </w:r>
+    </w:p>
+    <w:p>
+      <w:pPr>
+        <w:widowControl/>
+        <w:jc w:val="left"/>
+      </w:pPr>
+      <w:r>
+        <w:t>recorded_at 保存审计登记时间，用于追查延迟；source_occurred_at 保存外部声明时间并显示来源。失败或请求中事件使用该次尝试的发生时间；导入旧数据使用基线登记时间，旧业务时间仅作为来源信息，不伪造实时审计。服务端统一校时；延迟到达事件可以插入其发生时间位置，并提示登记延迟。同一事务的多表改动作为一个事件展开；一个报告的多步动作仍分别留痕。时间线是线性展示的事实序列，允许重传、失败、退回和重做；时间排序不证明并发事务的全局提交先后，因果关系仍按 parent_event_id 和真实状态转换判断。</w:t>
+      </w:r>
+    </w:p>
+    <w:p>
+      <w:pPr>
+        <w:pStyle w:val="Heading2"/>
+        <w:jc w:val="left"/>
+      </w:pPr>
+      <w:r>
+        <w:rPr>
+          <w:rFonts w:ascii="Microsoft YaHei" w:hAnsi="Microsoft YaHei" w:eastAsia="Microsoft YaHei"/>
+          <w:b/>
+          <w:color w:val="000000"/>
+        </w:rPr>
+        <w:t>3.5 两类修改与两个查询视图</w:t>
+      </w:r>
+    </w:p>
+    <w:p>
+      <w:pPr>
+        <w:widowControl/>
+        <w:jc w:val="left"/>
+      </w:pPr>
+      <w:r>
+        <w:t>样本相关修改包括样本信息、湿／干质控、数据和位点文件、是否报出及报出集合、报告状态迁移与解读内容。每项事件关联唯一编号，可进一步关联 analysis_id、file_id 和 report_id。样本信息等公共阶段没有 analysis_id 时不强行挂到某个数据版本；查看单个分析批次时，允许显式包含“样本公共事件”，并标明其范围，不复制生成多条历史。</w:t>
+      </w:r>
+    </w:p>
+    <w:p>
+      <w:pPr>
+        <w:widowControl/>
+        <w:jc w:val="left"/>
+      </w:pPr>
+      <w:r>
+        <w:t>非样本修改包括用户、角色、用户角色绑定、角色菜单授权及产品／规则／模板等配置对象。它们保存真实对象主键和前后值，不填虚构 subbarcode，不给全部样本逐一追加配置修改事件。样本实际使用的配置或模板版本，记录在该次分析／解读事件及报告输入快照中。操作者的昵称或角色事后变化，不回写旧事件的操作者快照。</w:t>
+      </w:r>
+    </w:p>
+    <w:p>
+      <w:pPr>
+        <w:widowControl/>
+        <w:jc w:val="left"/>
+      </w:pPr>
+      <w:r>
+        <w:t>“变更记录”查询两类对象的增删改，可按范围、模块、对象类型／主键、操作人、动作和时间筛选；“样本履历”按 subbarcode 查询该样本的所有过程事件及关联字段变化。二者读取同一份审计事实，避免重复写两套日志；没有行变化的过程事件可有零条 change，但仍保留动作、结果和上下文。</w:t>
       </w:r>
     </w:p>
     <w:p>
@@ -2953,6 +3295,7 @@
           </w:tcPr>
           <w:p>
             <w:pPr>
+              <w:keepNext/>
               <w:spacing w:after="0" w:before="0" w:line="269" w:lineRule="auto"/>
               <w:jc w:val="left"/>
             </w:pPr>
@@ -2981,6 +3324,7 @@
           </w:tcPr>
           <w:p>
             <w:pPr>
+              <w:keepNext/>
               <w:spacing w:after="0" w:before="0" w:line="269" w:lineRule="auto"/>
               <w:jc w:val="left"/>
             </w:pPr>
@@ -3009,6 +3353,7 @@
           </w:tcPr>
           <w:p>
             <w:pPr>
+              <w:keepNext/>
               <w:spacing w:after="0" w:before="0" w:line="269" w:lineRule="auto"/>
               <w:jc w:val="left"/>
             </w:pPr>
@@ -3042,6 +3387,7 @@
           </w:tcPr>
           <w:p>
             <w:pPr>
+              <w:keepNext w:val="0"/>
               <w:spacing w:after="0" w:before="0" w:line="269" w:lineRule="auto"/>
               <w:jc w:val="left"/>
             </w:pPr>
@@ -3070,6 +3416,7 @@
           </w:tcPr>
           <w:p>
             <w:pPr>
+              <w:keepNext w:val="0"/>
               <w:spacing w:after="0" w:before="0" w:line="269" w:lineRule="auto"/>
               <w:jc w:val="left"/>
             </w:pPr>
@@ -3098,6 +3445,7 @@
           </w:tcPr>
           <w:p>
             <w:pPr>
+              <w:keepNext w:val="0"/>
               <w:spacing w:after="0" w:before="0" w:line="269" w:lineRule="auto"/>
               <w:jc w:val="left"/>
             </w:pPr>
@@ -3131,6 +3479,7 @@
           </w:tcPr>
           <w:p>
             <w:pPr>
+              <w:keepNext w:val="0"/>
               <w:spacing w:after="0" w:before="0" w:line="269" w:lineRule="auto"/>
               <w:jc w:val="left"/>
             </w:pPr>
@@ -3159,6 +3508,7 @@
           </w:tcPr>
           <w:p>
             <w:pPr>
+              <w:keepNext w:val="0"/>
               <w:spacing w:after="0" w:before="0" w:line="269" w:lineRule="auto"/>
               <w:jc w:val="left"/>
             </w:pPr>
@@ -3187,6 +3537,7 @@
           </w:tcPr>
           <w:p>
             <w:pPr>
+              <w:keepNext w:val="0"/>
               <w:spacing w:after="0" w:before="0" w:line="269" w:lineRule="auto"/>
               <w:jc w:val="left"/>
             </w:pPr>
@@ -3220,6 +3571,7 @@
           </w:tcPr>
           <w:p>
             <w:pPr>
+              <w:keepNext w:val="0"/>
               <w:spacing w:after="0" w:before="0" w:line="269" w:lineRule="auto"/>
               <w:jc w:val="left"/>
             </w:pPr>
@@ -3248,6 +3600,7 @@
           </w:tcPr>
           <w:p>
             <w:pPr>
+              <w:keepNext w:val="0"/>
               <w:spacing w:after="0" w:before="0" w:line="269" w:lineRule="auto"/>
               <w:jc w:val="left"/>
             </w:pPr>
@@ -3276,6 +3629,7 @@
           </w:tcPr>
           <w:p>
             <w:pPr>
+              <w:keepNext w:val="0"/>
               <w:spacing w:after="0" w:before="0" w:line="269" w:lineRule="auto"/>
               <w:jc w:val="left"/>
             </w:pPr>
@@ -3309,6 +3663,7 @@
           </w:tcPr>
           <w:p>
             <w:pPr>
+              <w:keepNext w:val="0"/>
               <w:spacing w:after="0" w:before="0" w:line="269" w:lineRule="auto"/>
               <w:jc w:val="left"/>
             </w:pPr>
@@ -3337,6 +3692,7 @@
           </w:tcPr>
           <w:p>
             <w:pPr>
+              <w:keepNext w:val="0"/>
               <w:spacing w:after="0" w:before="0" w:line="269" w:lineRule="auto"/>
               <w:jc w:val="left"/>
             </w:pPr>
@@ -3365,6 +3721,7 @@
           </w:tcPr>
           <w:p>
             <w:pPr>
+              <w:keepNext w:val="0"/>
               <w:spacing w:after="0" w:before="0" w:line="269" w:lineRule="auto"/>
               <w:jc w:val="left"/>
             </w:pPr>
@@ -3411,7 +3768,7 @@
         <w:jc w:val="left"/>
       </w:pPr>
       <w:r>
-        <w:t>以下是建议物理字段，不是已经存在的数据库结构。四表均采用 id bigint AUTO_INCREMENT 主键；tenant_id varchar(20) NOT NULL DEFAULT '000000'，应用仍须显式校验业务归属，不能把默认值当归属解析兜底。均设置 idx_tenant_id，以 InnoDB、utf8mb4、utf8mb4_general_ci 建表；所有业务唯一索引以 tenant_id 开头。</w:t>
+        <w:t>以下是建议物理字段，不是已经存在的数据库结构。四表均采用 id bigint AUTO_INCREMENT 主键；tenant_id varchar(20) NOT NULL DEFAULT '000000'，应用仍须显式校验业务归属，不能把默认值当归属解析兜底。均设置 idx_tenant_id，以 InnoDB、utf8mb4、utf8mb4_general_ci 建表；四张 audit 表的业务唯一索引以 tenant_id 开头。样本业务表的全局编号唯一属于本次已确认的业务例外，应在实现阶段为 sample_file.subbarcode 制定单独全局约束并同步更新数据库规则及闸门例外；本次不修改该规范或 DDL。</w:t>
       </w:r>
     </w:p>
     <w:p>
@@ -3526,6 +3883,7 @@
           </w:tcPr>
           <w:p>
             <w:pPr>
+              <w:keepNext/>
               <w:spacing w:after="0" w:before="0" w:line="269" w:lineRule="auto"/>
               <w:jc w:val="left"/>
             </w:pPr>
@@ -3554,6 +3912,7 @@
           </w:tcPr>
           <w:p>
             <w:pPr>
+              <w:keepNext/>
               <w:spacing w:after="0" w:before="0" w:line="269" w:lineRule="auto"/>
               <w:jc w:val="left"/>
             </w:pPr>
@@ -3582,6 +3941,7 @@
           </w:tcPr>
           <w:p>
             <w:pPr>
+              <w:keepNext/>
               <w:spacing w:after="0" w:before="0" w:line="269" w:lineRule="auto"/>
               <w:jc w:val="left"/>
             </w:pPr>
@@ -3615,6 +3975,7 @@
           </w:tcPr>
           <w:p>
             <w:pPr>
+              <w:keepNext w:val="0"/>
               <w:spacing w:after="0" w:before="0" w:line="269" w:lineRule="auto"/>
               <w:jc w:val="left"/>
             </w:pPr>
@@ -3643,6 +4004,7 @@
           </w:tcPr>
           <w:p>
             <w:pPr>
+              <w:keepNext w:val="0"/>
               <w:spacing w:after="0" w:before="0" w:line="269" w:lineRule="auto"/>
               <w:jc w:val="left"/>
             </w:pPr>
@@ -3671,6 +4033,7 @@
           </w:tcPr>
           <w:p>
             <w:pPr>
+              <w:keepNext w:val="0"/>
               <w:spacing w:after="0" w:before="0" w:line="269" w:lineRule="auto"/>
               <w:jc w:val="left"/>
             </w:pPr>
@@ -3704,6 +4067,7 @@
           </w:tcPr>
           <w:p>
             <w:pPr>
+              <w:keepNext w:val="0"/>
               <w:spacing w:after="0" w:before="0" w:line="269" w:lineRule="auto"/>
               <w:jc w:val="left"/>
             </w:pPr>
@@ -3732,6 +4096,7 @@
           </w:tcPr>
           <w:p>
             <w:pPr>
+              <w:keepNext w:val="0"/>
               <w:spacing w:after="0" w:before="0" w:line="269" w:lineRule="auto"/>
               <w:jc w:val="left"/>
             </w:pPr>
@@ -3760,6 +4125,7 @@
           </w:tcPr>
           <w:p>
             <w:pPr>
+              <w:keepNext w:val="0"/>
               <w:spacing w:after="0" w:before="0" w:line="269" w:lineRule="auto"/>
               <w:jc w:val="left"/>
             </w:pPr>
@@ -3793,17 +4159,18 @@
           </w:tcPr>
           <w:p>
             <w:pPr>
-              <w:spacing w:after="0" w:before="0" w:line="269" w:lineRule="auto"/>
-              <w:jc w:val="left"/>
-            </w:pPr>
-            <w:r>
-              <w:rPr>
-                <w:rFonts w:ascii="Microsoft YaHei" w:hAnsi="Microsoft YaHei" w:eastAsia="Microsoft YaHei"/>
-                <w:b w:val="0"/>
-                <w:color w:val="000000"/>
-                <w:sz w:val="19"/>
-              </w:rPr>
-              <w:t>batch_id</w:t>
+              <w:keepNext w:val="0"/>
+              <w:spacing w:after="0" w:before="0" w:line="269" w:lineRule="auto"/>
+              <w:jc w:val="left"/>
+            </w:pPr>
+            <w:r>
+              <w:rPr>
+                <w:rFonts w:ascii="Microsoft YaHei" w:hAnsi="Microsoft YaHei" w:eastAsia="Microsoft YaHei"/>
+                <w:b w:val="0"/>
+                <w:color w:val="000000"/>
+                <w:sz w:val="19"/>
+              </w:rPr>
+              <w:t>audit_scope</w:t>
             </w:r>
           </w:p>
         </w:tc>
@@ -3821,17 +4188,18 @@
           </w:tcPr>
           <w:p>
             <w:pPr>
-              <w:spacing w:after="0" w:before="0" w:line="269" w:lineRule="auto"/>
-              <w:jc w:val="left"/>
-            </w:pPr>
-            <w:r>
-              <w:rPr>
-                <w:rFonts w:ascii="Microsoft YaHei" w:hAnsi="Microsoft YaHei" w:eastAsia="Microsoft YaHei"/>
-                <w:b w:val="0"/>
-                <w:color w:val="000000"/>
-                <w:sz w:val="19"/>
-              </w:rPr>
-              <w:t>char(32) 可空</w:t>
+              <w:keepNext w:val="0"/>
+              <w:spacing w:after="0" w:before="0" w:line="269" w:lineRule="auto"/>
+              <w:jc w:val="left"/>
+            </w:pPr>
+            <w:r>
+              <w:rPr>
+                <w:rFonts w:ascii="Microsoft YaHei" w:hAnsi="Microsoft YaHei" w:eastAsia="Microsoft YaHei"/>
+                <w:b w:val="0"/>
+                <w:color w:val="000000"/>
+                <w:sz w:val="19"/>
+              </w:rPr>
+              <w:t>varchar(16) 非空</w:t>
             </w:r>
           </w:p>
         </w:tc>
@@ -3849,17 +4217,18 @@
           </w:tcPr>
           <w:p>
             <w:pPr>
-              <w:spacing w:after="0" w:before="0" w:line="269" w:lineRule="auto"/>
-              <w:jc w:val="left"/>
-            </w:pPr>
-            <w:r>
-              <w:rPr>
-                <w:rFonts w:ascii="Microsoft YaHei" w:hAnsi="Microsoft YaHei" w:eastAsia="Microsoft YaHei"/>
-                <w:b w:val="0"/>
-                <w:color w:val="000000"/>
-                <w:sz w:val="19"/>
-              </w:rPr>
-              <w:t>一次导入或任务批次，多个独立事务共享</w:t>
+              <w:keepNext w:val="0"/>
+              <w:spacing w:after="0" w:before="0" w:line="269" w:lineRule="auto"/>
+              <w:jc w:val="left"/>
+            </w:pPr>
+            <w:r>
+              <w:rPr>
+                <w:rFonts w:ascii="Microsoft YaHei" w:hAnsi="Microsoft YaHei" w:eastAsia="Microsoft YaHei"/>
+                <w:b w:val="0"/>
+                <w:color w:val="000000"/>
+                <w:sz w:val="19"/>
+              </w:rPr>
+              <w:t>SAMPLE／NON_SAMPLE；区分样本相关与非样本对象</w:t>
             </w:r>
           </w:p>
         </w:tc>
@@ -3882,17 +4251,18 @@
           </w:tcPr>
           <w:p>
             <w:pPr>
-              <w:spacing w:after="0" w:before="0" w:line="269" w:lineRule="auto"/>
-              <w:jc w:val="left"/>
-            </w:pPr>
-            <w:r>
-              <w:rPr>
-                <w:rFonts w:ascii="Microsoft YaHei" w:hAnsi="Microsoft YaHei" w:eastAsia="Microsoft YaHei"/>
-                <w:b w:val="0"/>
-                <w:color w:val="000000"/>
-                <w:sz w:val="19"/>
-              </w:rPr>
-              <w:t>parent_event_id</w:t>
+              <w:keepNext w:val="0"/>
+              <w:spacing w:after="0" w:before="0" w:line="269" w:lineRule="auto"/>
+              <w:jc w:val="left"/>
+            </w:pPr>
+            <w:r>
+              <w:rPr>
+                <w:rFonts w:ascii="Microsoft YaHei" w:hAnsi="Microsoft YaHei" w:eastAsia="Microsoft YaHei"/>
+                <w:b w:val="0"/>
+                <w:color w:val="000000"/>
+                <w:sz w:val="19"/>
+              </w:rPr>
+              <w:t>batch_id</w:t>
             </w:r>
           </w:p>
         </w:tc>
@@ -3910,17 +4280,18 @@
           </w:tcPr>
           <w:p>
             <w:pPr>
-              <w:spacing w:after="0" w:before="0" w:line="269" w:lineRule="auto"/>
-              <w:jc w:val="left"/>
-            </w:pPr>
-            <w:r>
-              <w:rPr>
-                <w:rFonts w:ascii="Microsoft YaHei" w:hAnsi="Microsoft YaHei" w:eastAsia="Microsoft YaHei"/>
-                <w:b w:val="0"/>
-                <w:color w:val="000000"/>
-                <w:sz w:val="19"/>
-              </w:rPr>
-              <w:t>bigint 可空</w:t>
+              <w:keepNext w:val="0"/>
+              <w:spacing w:after="0" w:before="0" w:line="269" w:lineRule="auto"/>
+              <w:jc w:val="left"/>
+            </w:pPr>
+            <w:r>
+              <w:rPr>
+                <w:rFonts w:ascii="Microsoft YaHei" w:hAnsi="Microsoft YaHei" w:eastAsia="Microsoft YaHei"/>
+                <w:b w:val="0"/>
+                <w:color w:val="000000"/>
+                <w:sz w:val="19"/>
+              </w:rPr>
+              <w:t>char(32) 可空</w:t>
             </w:r>
           </w:p>
         </w:tc>
@@ -3938,17 +4309,18 @@
           </w:tcPr>
           <w:p>
             <w:pPr>
-              <w:spacing w:after="0" w:before="0" w:line="269" w:lineRule="auto"/>
-              <w:jc w:val="left"/>
-            </w:pPr>
-            <w:r>
-              <w:rPr>
-                <w:rFonts w:ascii="Microsoft YaHei" w:hAnsi="Microsoft YaHei" w:eastAsia="Microsoft YaHei"/>
-                <w:b w:val="0"/>
-                <w:color w:val="000000"/>
-                <w:sz w:val="19"/>
-              </w:rPr>
-              <w:t>请求、回调、重试等明确因果关系</w:t>
+              <w:keepNext w:val="0"/>
+              <w:spacing w:after="0" w:before="0" w:line="269" w:lineRule="auto"/>
+              <w:jc w:val="left"/>
+            </w:pPr>
+            <w:r>
+              <w:rPr>
+                <w:rFonts w:ascii="Microsoft YaHei" w:hAnsi="Microsoft YaHei" w:eastAsia="Microsoft YaHei"/>
+                <w:b w:val="0"/>
+                <w:color w:val="000000"/>
+                <w:sz w:val="19"/>
+              </w:rPr>
+              <w:t>一次导入或任务批次，多个独立事务共享</w:t>
             </w:r>
           </w:p>
         </w:tc>
@@ -3971,17 +4343,18 @@
           </w:tcPr>
           <w:p>
             <w:pPr>
-              <w:spacing w:after="0" w:before="0" w:line="269" w:lineRule="auto"/>
-              <w:jc w:val="left"/>
-            </w:pPr>
-            <w:r>
-              <w:rPr>
-                <w:rFonts w:ascii="Microsoft YaHei" w:hAnsi="Microsoft YaHei" w:eastAsia="Microsoft YaHei"/>
-                <w:b w:val="0"/>
-                <w:color w:val="000000"/>
-                <w:sz w:val="19"/>
-              </w:rPr>
-              <w:t>stage</w:t>
+              <w:keepNext w:val="0"/>
+              <w:spacing w:after="0" w:before="0" w:line="269" w:lineRule="auto"/>
+              <w:jc w:val="left"/>
+            </w:pPr>
+            <w:r>
+              <w:rPr>
+                <w:rFonts w:ascii="Microsoft YaHei" w:hAnsi="Microsoft YaHei" w:eastAsia="Microsoft YaHei"/>
+                <w:b w:val="0"/>
+                <w:color w:val="000000"/>
+                <w:sz w:val="19"/>
+              </w:rPr>
+              <w:t>parent_event_id</w:t>
             </w:r>
           </w:p>
         </w:tc>
@@ -3999,17 +4372,18 @@
           </w:tcPr>
           <w:p>
             <w:pPr>
-              <w:spacing w:after="0" w:before="0" w:line="269" w:lineRule="auto"/>
-              <w:jc w:val="left"/>
-            </w:pPr>
-            <w:r>
-              <w:rPr>
-                <w:rFonts w:ascii="Microsoft YaHei" w:hAnsi="Microsoft YaHei" w:eastAsia="Microsoft YaHei"/>
-                <w:b w:val="0"/>
-                <w:color w:val="000000"/>
-                <w:sz w:val="19"/>
-              </w:rPr>
-              <w:t>varchar(32) 非空</w:t>
+              <w:keepNext w:val="0"/>
+              <w:spacing w:after="0" w:before="0" w:line="269" w:lineRule="auto"/>
+              <w:jc w:val="left"/>
+            </w:pPr>
+            <w:r>
+              <w:rPr>
+                <w:rFonts w:ascii="Microsoft YaHei" w:hAnsi="Microsoft YaHei" w:eastAsia="Microsoft YaHei"/>
+                <w:b w:val="0"/>
+                <w:color w:val="000000"/>
+                <w:sz w:val="19"/>
+              </w:rPr>
+              <w:t>bigint 可空</w:t>
             </w:r>
           </w:p>
         </w:tc>
@@ -4027,17 +4401,18 @@
           </w:tcPr>
           <w:p>
             <w:pPr>
-              <w:spacing w:after="0" w:before="0" w:line="269" w:lineRule="auto"/>
-              <w:jc w:val="left"/>
-            </w:pPr>
-            <w:r>
-              <w:rPr>
-                <w:rFonts w:ascii="Microsoft YaHei" w:hAnsi="Microsoft YaHei" w:eastAsia="Microsoft YaHei"/>
-                <w:b w:val="0"/>
-                <w:color w:val="000000"/>
-                <w:sz w:val="19"/>
-              </w:rPr>
-              <w:t>SAMPLE／WET_QC／BIO_QC／ANALYSIS／INTERPRETATION／REPORT／DELIVERY／SYSTEM</w:t>
+              <w:keepNext w:val="0"/>
+              <w:spacing w:after="0" w:before="0" w:line="269" w:lineRule="auto"/>
+              <w:jc w:val="left"/>
+            </w:pPr>
+            <w:r>
+              <w:rPr>
+                <w:rFonts w:ascii="Microsoft YaHei" w:hAnsi="Microsoft YaHei" w:eastAsia="Microsoft YaHei"/>
+                <w:b w:val="0"/>
+                <w:color w:val="000000"/>
+                <w:sz w:val="19"/>
+              </w:rPr>
+              <w:t>请求、回调、重试等明确因果关系</w:t>
             </w:r>
           </w:p>
         </w:tc>
@@ -4060,17 +4435,18 @@
           </w:tcPr>
           <w:p>
             <w:pPr>
-              <w:spacing w:after="0" w:before="0" w:line="269" w:lineRule="auto"/>
-              <w:jc w:val="left"/>
-            </w:pPr>
-            <w:r>
-              <w:rPr>
-                <w:rFonts w:ascii="Microsoft YaHei" w:hAnsi="Microsoft YaHei" w:eastAsia="Microsoft YaHei"/>
-                <w:b w:val="0"/>
-                <w:color w:val="000000"/>
-                <w:sz w:val="19"/>
-              </w:rPr>
-              <w:t>event_code</w:t>
+              <w:keepNext w:val="0"/>
+              <w:spacing w:after="0" w:before="0" w:line="269" w:lineRule="auto"/>
+              <w:jc w:val="left"/>
+            </w:pPr>
+            <w:r>
+              <w:rPr>
+                <w:rFonts w:ascii="Microsoft YaHei" w:hAnsi="Microsoft YaHei" w:eastAsia="Microsoft YaHei"/>
+                <w:b w:val="0"/>
+                <w:color w:val="000000"/>
+                <w:sz w:val="19"/>
+              </w:rPr>
+              <w:t>stage</w:t>
             </w:r>
           </w:p>
         </w:tc>
@@ -4088,17 +4464,18 @@
           </w:tcPr>
           <w:p>
             <w:pPr>
-              <w:spacing w:after="0" w:before="0" w:line="269" w:lineRule="auto"/>
-              <w:jc w:val="left"/>
-            </w:pPr>
-            <w:r>
-              <w:rPr>
-                <w:rFonts w:ascii="Microsoft YaHei" w:hAnsi="Microsoft YaHei" w:eastAsia="Microsoft YaHei"/>
-                <w:b w:val="0"/>
-                <w:color w:val="000000"/>
-                <w:sz w:val="19"/>
-              </w:rPr>
-              <w:t>varchar(64) 非空</w:t>
+              <w:keepNext w:val="0"/>
+              <w:spacing w:after="0" w:before="0" w:line="269" w:lineRule="auto"/>
+              <w:jc w:val="left"/>
+            </w:pPr>
+            <w:r>
+              <w:rPr>
+                <w:rFonts w:ascii="Microsoft YaHei" w:hAnsi="Microsoft YaHei" w:eastAsia="Microsoft YaHei"/>
+                <w:b w:val="0"/>
+                <w:color w:val="000000"/>
+                <w:sz w:val="19"/>
+              </w:rPr>
+              <w:t>varchar(32) 非空</w:t>
             </w:r>
           </w:p>
         </w:tc>
@@ -4116,17 +4493,18 @@
           </w:tcPr>
           <w:p>
             <w:pPr>
-              <w:spacing w:after="0" w:before="0" w:line="269" w:lineRule="auto"/>
-              <w:jc w:val="left"/>
-            </w:pPr>
-            <w:r>
-              <w:rPr>
-                <w:rFonts w:ascii="Microsoft YaHei" w:hAnsi="Microsoft YaHei" w:eastAsia="Microsoft YaHei"/>
-                <w:b w:val="0"/>
-                <w:color w:val="000000"/>
-                <w:sz w:val="19"/>
-              </w:rPr>
-              <w:t>稳定动作代码，中文文案另存快照</w:t>
+              <w:keepNext w:val="0"/>
+              <w:spacing w:after="0" w:before="0" w:line="269" w:lineRule="auto"/>
+              <w:jc w:val="left"/>
+            </w:pPr>
+            <w:r>
+              <w:rPr>
+                <w:rFonts w:ascii="Microsoft YaHei" w:hAnsi="Microsoft YaHei" w:eastAsia="Microsoft YaHei"/>
+                <w:b w:val="0"/>
+                <w:color w:val="000000"/>
+                <w:sz w:val="19"/>
+              </w:rPr>
+              <w:t>SAMPLE／WET_QC／BIO_QC／ANALYSIS／INTERPRETATION／REPORT／DELIVERY／SYSTEM</w:t>
             </w:r>
           </w:p>
         </w:tc>
@@ -4149,17 +4527,18 @@
           </w:tcPr>
           <w:p>
             <w:pPr>
-              <w:spacing w:after="0" w:before="0" w:line="269" w:lineRule="auto"/>
-              <w:jc w:val="left"/>
-            </w:pPr>
-            <w:r>
-              <w:rPr>
-                <w:rFonts w:ascii="Microsoft YaHei" w:hAnsi="Microsoft YaHei" w:eastAsia="Microsoft YaHei"/>
-                <w:b w:val="0"/>
-                <w:color w:val="000000"/>
-                <w:sz w:val="19"/>
-              </w:rPr>
-              <w:t>title</w:t>
+              <w:keepNext w:val="0"/>
+              <w:spacing w:after="0" w:before="0" w:line="269" w:lineRule="auto"/>
+              <w:jc w:val="left"/>
+            </w:pPr>
+            <w:r>
+              <w:rPr>
+                <w:rFonts w:ascii="Microsoft YaHei" w:hAnsi="Microsoft YaHei" w:eastAsia="Microsoft YaHei"/>
+                <w:b w:val="0"/>
+                <w:color w:val="000000"/>
+                <w:sz w:val="19"/>
+              </w:rPr>
+              <w:t>event_code</w:t>
             </w:r>
           </w:p>
         </w:tc>
@@ -4177,17 +4556,18 @@
           </w:tcPr>
           <w:p>
             <w:pPr>
-              <w:spacing w:after="0" w:before="0" w:line="269" w:lineRule="auto"/>
-              <w:jc w:val="left"/>
-            </w:pPr>
-            <w:r>
-              <w:rPr>
-                <w:rFonts w:ascii="Microsoft YaHei" w:hAnsi="Microsoft YaHei" w:eastAsia="Microsoft YaHei"/>
-                <w:b w:val="0"/>
-                <w:color w:val="000000"/>
-                <w:sz w:val="19"/>
-              </w:rPr>
-              <w:t>varchar(300) 非空</w:t>
+              <w:keepNext w:val="0"/>
+              <w:spacing w:after="0" w:before="0" w:line="269" w:lineRule="auto"/>
+              <w:jc w:val="left"/>
+            </w:pPr>
+            <w:r>
+              <w:rPr>
+                <w:rFonts w:ascii="Microsoft YaHei" w:hAnsi="Microsoft YaHei" w:eastAsia="Microsoft YaHei"/>
+                <w:b w:val="0"/>
+                <w:color w:val="000000"/>
+                <w:sz w:val="19"/>
+              </w:rPr>
+              <w:t>varchar(64) 非空</w:t>
             </w:r>
           </w:p>
         </w:tc>
@@ -4205,17 +4585,18 @@
           </w:tcPr>
           <w:p>
             <w:pPr>
-              <w:spacing w:after="0" w:before="0" w:line="269" w:lineRule="auto"/>
-              <w:jc w:val="left"/>
-            </w:pPr>
-            <w:r>
-              <w:rPr>
-                <w:rFonts w:ascii="Microsoft YaHei" w:hAnsi="Microsoft YaHei" w:eastAsia="Microsoft YaHei"/>
-                <w:b w:val="0"/>
-                <w:color w:val="000000"/>
-                <w:sz w:val="19"/>
-              </w:rPr>
-              <w:t>可读摘要，不拼接其他样本敏感内容</w:t>
+              <w:keepNext w:val="0"/>
+              <w:spacing w:after="0" w:before="0" w:line="269" w:lineRule="auto"/>
+              <w:jc w:val="left"/>
+            </w:pPr>
+            <w:r>
+              <w:rPr>
+                <w:rFonts w:ascii="Microsoft YaHei" w:hAnsi="Microsoft YaHei" w:eastAsia="Microsoft YaHei"/>
+                <w:b w:val="0"/>
+                <w:color w:val="000000"/>
+                <w:sz w:val="19"/>
+              </w:rPr>
+              <w:t>稳定动作代码，中文文案另存快照</w:t>
             </w:r>
           </w:p>
         </w:tc>
@@ -4238,17 +4619,18 @@
           </w:tcPr>
           <w:p>
             <w:pPr>
-              <w:spacing w:after="0" w:before="0" w:line="269" w:lineRule="auto"/>
-              <w:jc w:val="left"/>
-            </w:pPr>
-            <w:r>
-              <w:rPr>
-                <w:rFonts w:ascii="Microsoft YaHei" w:hAnsi="Microsoft YaHei" w:eastAsia="Microsoft YaHei"/>
-                <w:b w:val="0"/>
-                <w:color w:val="000000"/>
-                <w:sz w:val="19"/>
-              </w:rPr>
-              <w:t>outcome</w:t>
+              <w:keepNext w:val="0"/>
+              <w:spacing w:after="0" w:before="0" w:line="269" w:lineRule="auto"/>
+              <w:jc w:val="left"/>
+            </w:pPr>
+            <w:r>
+              <w:rPr>
+                <w:rFonts w:ascii="Microsoft YaHei" w:hAnsi="Microsoft YaHei" w:eastAsia="Microsoft YaHei"/>
+                <w:b w:val="0"/>
+                <w:color w:val="000000"/>
+                <w:sz w:val="19"/>
+              </w:rPr>
+              <w:t>title</w:t>
             </w:r>
           </w:p>
         </w:tc>
@@ -4266,17 +4648,18 @@
           </w:tcPr>
           <w:p>
             <w:pPr>
-              <w:spacing w:after="0" w:before="0" w:line="269" w:lineRule="auto"/>
-              <w:jc w:val="left"/>
-            </w:pPr>
-            <w:r>
-              <w:rPr>
-                <w:rFonts w:ascii="Microsoft YaHei" w:hAnsi="Microsoft YaHei" w:eastAsia="Microsoft YaHei"/>
-                <w:b w:val="0"/>
-                <w:color w:val="000000"/>
-                <w:sz w:val="19"/>
-              </w:rPr>
-              <w:t>varchar(24) 非空</w:t>
+              <w:keepNext w:val="0"/>
+              <w:spacing w:after="0" w:before="0" w:line="269" w:lineRule="auto"/>
+              <w:jc w:val="left"/>
+            </w:pPr>
+            <w:r>
+              <w:rPr>
+                <w:rFonts w:ascii="Microsoft YaHei" w:hAnsi="Microsoft YaHei" w:eastAsia="Microsoft YaHei"/>
+                <w:b w:val="0"/>
+                <w:color w:val="000000"/>
+                <w:sz w:val="19"/>
+              </w:rPr>
+              <w:t>varchar(300) 非空</w:t>
             </w:r>
           </w:p>
         </w:tc>
@@ -4294,17 +4677,18 @@
           </w:tcPr>
           <w:p>
             <w:pPr>
-              <w:spacing w:after="0" w:before="0" w:line="269" w:lineRule="auto"/>
-              <w:jc w:val="left"/>
-            </w:pPr>
-            <w:r>
-              <w:rPr>
-                <w:rFonts w:ascii="Microsoft YaHei" w:hAnsi="Microsoft YaHei" w:eastAsia="Microsoft YaHei"/>
-                <w:b w:val="0"/>
-                <w:color w:val="000000"/>
-                <w:sz w:val="19"/>
-              </w:rPr>
-              <w:t>STARTED／SUCCESS／FAILED／NO_CHANGE／UNKNOWN／SUPERSEDED</w:t>
+              <w:keepNext w:val="0"/>
+              <w:spacing w:after="0" w:before="0" w:line="269" w:lineRule="auto"/>
+              <w:jc w:val="left"/>
+            </w:pPr>
+            <w:r>
+              <w:rPr>
+                <w:rFonts w:ascii="Microsoft YaHei" w:hAnsi="Microsoft YaHei" w:eastAsia="Microsoft YaHei"/>
+                <w:b w:val="0"/>
+                <w:color w:val="000000"/>
+                <w:sz w:val="19"/>
+              </w:rPr>
+              <w:t>可读摘要，不拼接其他样本敏感内容</w:t>
             </w:r>
           </w:p>
         </w:tc>
@@ -4327,17 +4711,18 @@
           </w:tcPr>
           <w:p>
             <w:pPr>
-              <w:spacing w:after="0" w:before="0" w:line="269" w:lineRule="auto"/>
-              <w:jc w:val="left"/>
-            </w:pPr>
-            <w:r>
-              <w:rPr>
-                <w:rFonts w:ascii="Microsoft YaHei" w:hAnsi="Microsoft YaHei" w:eastAsia="Microsoft YaHei"/>
-                <w:b w:val="0"/>
-                <w:color w:val="000000"/>
-                <w:sz w:val="19"/>
-              </w:rPr>
-              <w:t>occurred_at</w:t>
+              <w:keepNext w:val="0"/>
+              <w:spacing w:after="0" w:before="0" w:line="269" w:lineRule="auto"/>
+              <w:jc w:val="left"/>
+            </w:pPr>
+            <w:r>
+              <w:rPr>
+                <w:rFonts w:ascii="Microsoft YaHei" w:hAnsi="Microsoft YaHei" w:eastAsia="Microsoft YaHei"/>
+                <w:b w:val="0"/>
+                <w:color w:val="000000"/>
+                <w:sz w:val="19"/>
+              </w:rPr>
+              <w:t>outcome</w:t>
             </w:r>
           </w:p>
         </w:tc>
@@ -4355,17 +4740,18 @@
           </w:tcPr>
           <w:p>
             <w:pPr>
-              <w:spacing w:after="0" w:before="0" w:line="269" w:lineRule="auto"/>
-              <w:jc w:val="left"/>
-            </w:pPr>
-            <w:r>
-              <w:rPr>
-                <w:rFonts w:ascii="Microsoft YaHei" w:hAnsi="Microsoft YaHei" w:eastAsia="Microsoft YaHei"/>
-                <w:b w:val="0"/>
-                <w:color w:val="000000"/>
-                <w:sz w:val="19"/>
-              </w:rPr>
-              <w:t>datetime(3) 非空</w:t>
+              <w:keepNext w:val="0"/>
+              <w:spacing w:after="0" w:before="0" w:line="269" w:lineRule="auto"/>
+              <w:jc w:val="left"/>
+            </w:pPr>
+            <w:r>
+              <w:rPr>
+                <w:rFonts w:ascii="Microsoft YaHei" w:hAnsi="Microsoft YaHei" w:eastAsia="Microsoft YaHei"/>
+                <w:b w:val="0"/>
+                <w:color w:val="000000"/>
+                <w:sz w:val="19"/>
+              </w:rPr>
+              <w:t>varchar(24) 非空</w:t>
             </w:r>
           </w:p>
         </w:tc>
@@ -4383,17 +4769,18 @@
           </w:tcPr>
           <w:p>
             <w:pPr>
-              <w:spacing w:after="0" w:before="0" w:line="269" w:lineRule="auto"/>
-              <w:jc w:val="left"/>
-            </w:pPr>
-            <w:r>
-              <w:rPr>
-                <w:rFonts w:ascii="Microsoft YaHei" w:hAnsi="Microsoft YaHei" w:eastAsia="Microsoft YaHei"/>
-                <w:b w:val="0"/>
-                <w:color w:val="000000"/>
-                <w:sz w:val="19"/>
-              </w:rPr>
-              <w:t>服务端确认的动作发生时间</w:t>
+              <w:keepNext w:val="0"/>
+              <w:spacing w:after="0" w:before="0" w:line="269" w:lineRule="auto"/>
+              <w:jc w:val="left"/>
+            </w:pPr>
+            <w:r>
+              <w:rPr>
+                <w:rFonts w:ascii="Microsoft YaHei" w:hAnsi="Microsoft YaHei" w:eastAsia="Microsoft YaHei"/>
+                <w:b w:val="0"/>
+                <w:color w:val="000000"/>
+                <w:sz w:val="19"/>
+              </w:rPr>
+              <w:t>STARTED／SUCCESS／FAILED／NO_CHANGE／UNKNOWN／SUPERSEDED</w:t>
             </w:r>
           </w:p>
         </w:tc>
@@ -4416,17 +4803,18 @@
           </w:tcPr>
           <w:p>
             <w:pPr>
-              <w:spacing w:after="0" w:before="0" w:line="269" w:lineRule="auto"/>
-              <w:jc w:val="left"/>
-            </w:pPr>
-            <w:r>
-              <w:rPr>
-                <w:rFonts w:ascii="Microsoft YaHei" w:hAnsi="Microsoft YaHei" w:eastAsia="Microsoft YaHei"/>
-                <w:b w:val="0"/>
-                <w:color w:val="000000"/>
-                <w:sz w:val="19"/>
-              </w:rPr>
-              <w:t>recorded_at</w:t>
+              <w:keepNext w:val="0"/>
+              <w:spacing w:after="0" w:before="0" w:line="269" w:lineRule="auto"/>
+              <w:jc w:val="left"/>
+            </w:pPr>
+            <w:r>
+              <w:rPr>
+                <w:rFonts w:ascii="Microsoft YaHei" w:hAnsi="Microsoft YaHei" w:eastAsia="Microsoft YaHei"/>
+                <w:b w:val="0"/>
+                <w:color w:val="000000"/>
+                <w:sz w:val="19"/>
+              </w:rPr>
+              <w:t>occurred_at</w:t>
             </w:r>
           </w:p>
         </w:tc>
@@ -4444,6 +4832,7 @@
           </w:tcPr>
           <w:p>
             <w:pPr>
+              <w:keepNext w:val="0"/>
               <w:spacing w:after="0" w:before="0" w:line="269" w:lineRule="auto"/>
               <w:jc w:val="left"/>
             </w:pPr>
@@ -4472,17 +4861,18 @@
           </w:tcPr>
           <w:p>
             <w:pPr>
-              <w:spacing w:after="0" w:before="0" w:line="269" w:lineRule="auto"/>
-              <w:jc w:val="left"/>
-            </w:pPr>
-            <w:r>
-              <w:rPr>
-                <w:rFonts w:ascii="Microsoft YaHei" w:hAnsi="Microsoft YaHei" w:eastAsia="Microsoft YaHei"/>
-                <w:b w:val="0"/>
-                <w:color w:val="000000"/>
-                <w:sz w:val="19"/>
-              </w:rPr>
-              <w:t>服务端写入审计的时间</w:t>
+              <w:keepNext w:val="0"/>
+              <w:spacing w:after="0" w:before="0" w:line="269" w:lineRule="auto"/>
+              <w:jc w:val="left"/>
+            </w:pPr>
+            <w:r>
+              <w:rPr>
+                <w:rFonts w:ascii="Microsoft YaHei" w:hAnsi="Microsoft YaHei" w:eastAsia="Microsoft YaHei"/>
+                <w:b w:val="0"/>
+                <w:color w:val="000000"/>
+                <w:sz w:val="19"/>
+              </w:rPr>
+              <w:t>服务端确认的动作发生时间</w:t>
             </w:r>
           </w:p>
         </w:tc>
@@ -4505,17 +4895,18 @@
           </w:tcPr>
           <w:p>
             <w:pPr>
-              <w:spacing w:after="0" w:before="0" w:line="269" w:lineRule="auto"/>
-              <w:jc w:val="left"/>
-            </w:pPr>
-            <w:r>
-              <w:rPr>
-                <w:rFonts w:ascii="Microsoft YaHei" w:hAnsi="Microsoft YaHei" w:eastAsia="Microsoft YaHei"/>
-                <w:b w:val="0"/>
-                <w:color w:val="000000"/>
-                <w:sz w:val="19"/>
-              </w:rPr>
-              <w:t>source_occurred_at</w:t>
+              <w:keepNext w:val="0"/>
+              <w:spacing w:after="0" w:before="0" w:line="269" w:lineRule="auto"/>
+              <w:jc w:val="left"/>
+            </w:pPr>
+            <w:r>
+              <w:rPr>
+                <w:rFonts w:ascii="Microsoft YaHei" w:hAnsi="Microsoft YaHei" w:eastAsia="Microsoft YaHei"/>
+                <w:b w:val="0"/>
+                <w:color w:val="000000"/>
+                <w:sz w:val="19"/>
+              </w:rPr>
+              <w:t>recorded_at</w:t>
             </w:r>
           </w:p>
         </w:tc>
@@ -4533,17 +4924,18 @@
           </w:tcPr>
           <w:p>
             <w:pPr>
-              <w:spacing w:after="0" w:before="0" w:line="269" w:lineRule="auto"/>
-              <w:jc w:val="left"/>
-            </w:pPr>
-            <w:r>
-              <w:rPr>
-                <w:rFonts w:ascii="Microsoft YaHei" w:hAnsi="Microsoft YaHei" w:eastAsia="Microsoft YaHei"/>
-                <w:b w:val="0"/>
-                <w:color w:val="000000"/>
-                <w:sz w:val="19"/>
-              </w:rPr>
-              <w:t>datetime(3) 可空</w:t>
+              <w:keepNext w:val="0"/>
+              <w:spacing w:after="0" w:before="0" w:line="269" w:lineRule="auto"/>
+              <w:jc w:val="left"/>
+            </w:pPr>
+            <w:r>
+              <w:rPr>
+                <w:rFonts w:ascii="Microsoft YaHei" w:hAnsi="Microsoft YaHei" w:eastAsia="Microsoft YaHei"/>
+                <w:b w:val="0"/>
+                <w:color w:val="000000"/>
+                <w:sz w:val="19"/>
+              </w:rPr>
+              <w:t>datetime(3) 非空</w:t>
             </w:r>
           </w:p>
         </w:tc>
@@ -4561,17 +4953,18 @@
           </w:tcPr>
           <w:p>
             <w:pPr>
-              <w:spacing w:after="0" w:before="0" w:line="269" w:lineRule="auto"/>
-              <w:jc w:val="left"/>
-            </w:pPr>
-            <w:r>
-              <w:rPr>
-                <w:rFonts w:ascii="Microsoft YaHei" w:hAnsi="Microsoft YaHei" w:eastAsia="Microsoft YaHei"/>
-                <w:b w:val="0"/>
-                <w:color w:val="000000"/>
-                <w:sz w:val="19"/>
-              </w:rPr>
-              <w:t>上游声明的时间，须标明来源</w:t>
+              <w:keepNext w:val="0"/>
+              <w:spacing w:after="0" w:before="0" w:line="269" w:lineRule="auto"/>
+              <w:jc w:val="left"/>
+            </w:pPr>
+            <w:r>
+              <w:rPr>
+                <w:rFonts w:ascii="Microsoft YaHei" w:hAnsi="Microsoft YaHei" w:eastAsia="Microsoft YaHei"/>
+                <w:b w:val="0"/>
+                <w:color w:val="000000"/>
+                <w:sz w:val="19"/>
+              </w:rPr>
+              <w:t>服务端写入审计的时间</w:t>
             </w:r>
           </w:p>
         </w:tc>
@@ -4594,17 +4987,18 @@
           </w:tcPr>
           <w:p>
             <w:pPr>
-              <w:spacing w:after="0" w:before="0" w:line="269" w:lineRule="auto"/>
-              <w:jc w:val="left"/>
-            </w:pPr>
-            <w:r>
-              <w:rPr>
-                <w:rFonts w:ascii="Microsoft YaHei" w:hAnsi="Microsoft YaHei" w:eastAsia="Microsoft YaHei"/>
-                <w:b w:val="0"/>
-                <w:color w:val="000000"/>
-                <w:sz w:val="19"/>
-              </w:rPr>
-              <w:t>actor_type</w:t>
+              <w:keepNext w:val="0"/>
+              <w:spacing w:after="0" w:before="0" w:line="269" w:lineRule="auto"/>
+              <w:jc w:val="left"/>
+            </w:pPr>
+            <w:r>
+              <w:rPr>
+                <w:rFonts w:ascii="Microsoft YaHei" w:hAnsi="Microsoft YaHei" w:eastAsia="Microsoft YaHei"/>
+                <w:b w:val="0"/>
+                <w:color w:val="000000"/>
+                <w:sz w:val="19"/>
+              </w:rPr>
+              <w:t>source_occurred_at</w:t>
             </w:r>
           </w:p>
         </w:tc>
@@ -4622,17 +5016,18 @@
           </w:tcPr>
           <w:p>
             <w:pPr>
-              <w:spacing w:after="0" w:before="0" w:line="269" w:lineRule="auto"/>
-              <w:jc w:val="left"/>
-            </w:pPr>
-            <w:r>
-              <w:rPr>
-                <w:rFonts w:ascii="Microsoft YaHei" w:hAnsi="Microsoft YaHei" w:eastAsia="Microsoft YaHei"/>
-                <w:b w:val="0"/>
-                <w:color w:val="000000"/>
-                <w:sz w:val="19"/>
-              </w:rPr>
-              <w:t>varchar(24) 非空</w:t>
+              <w:keepNext w:val="0"/>
+              <w:spacing w:after="0" w:before="0" w:line="269" w:lineRule="auto"/>
+              <w:jc w:val="left"/>
+            </w:pPr>
+            <w:r>
+              <w:rPr>
+                <w:rFonts w:ascii="Microsoft YaHei" w:hAnsi="Microsoft YaHei" w:eastAsia="Microsoft YaHei"/>
+                <w:b w:val="0"/>
+                <w:color w:val="000000"/>
+                <w:sz w:val="19"/>
+              </w:rPr>
+              <w:t>datetime(3) 可空</w:t>
             </w:r>
           </w:p>
         </w:tc>
@@ -4650,17 +5045,18 @@
           </w:tcPr>
           <w:p>
             <w:pPr>
-              <w:spacing w:after="0" w:before="0" w:line="269" w:lineRule="auto"/>
-              <w:jc w:val="left"/>
-            </w:pPr>
-            <w:r>
-              <w:rPr>
-                <w:rFonts w:ascii="Microsoft YaHei" w:hAnsi="Microsoft YaHei" w:eastAsia="Microsoft YaHei"/>
-                <w:b w:val="0"/>
-                <w:color w:val="000000"/>
-                <w:sz w:val="19"/>
-              </w:rPr>
-              <w:t>USER／SERVICE／JOB／CALLBACK／MIGRATION</w:t>
+              <w:keepNext w:val="0"/>
+              <w:spacing w:after="0" w:before="0" w:line="269" w:lineRule="auto"/>
+              <w:jc w:val="left"/>
+            </w:pPr>
+            <w:r>
+              <w:rPr>
+                <w:rFonts w:ascii="Microsoft YaHei" w:hAnsi="Microsoft YaHei" w:eastAsia="Microsoft YaHei"/>
+                <w:b w:val="0"/>
+                <w:color w:val="000000"/>
+                <w:sz w:val="19"/>
+              </w:rPr>
+              <w:t>上游声明的时间，须标明来源</w:t>
             </w:r>
           </w:p>
         </w:tc>
@@ -4683,17 +5079,18 @@
           </w:tcPr>
           <w:p>
             <w:pPr>
-              <w:spacing w:after="0" w:before="0" w:line="269" w:lineRule="auto"/>
-              <w:jc w:val="left"/>
-            </w:pPr>
-            <w:r>
-              <w:rPr>
-                <w:rFonts w:ascii="Microsoft YaHei" w:hAnsi="Microsoft YaHei" w:eastAsia="Microsoft YaHei"/>
-                <w:b w:val="0"/>
-                <w:color w:val="000000"/>
-                <w:sz w:val="19"/>
-              </w:rPr>
-              <w:t>actor_id</w:t>
+              <w:keepNext w:val="0"/>
+              <w:spacing w:after="0" w:before="0" w:line="269" w:lineRule="auto"/>
+              <w:jc w:val="left"/>
+            </w:pPr>
+            <w:r>
+              <w:rPr>
+                <w:rFonts w:ascii="Microsoft YaHei" w:hAnsi="Microsoft YaHei" w:eastAsia="Microsoft YaHei"/>
+                <w:b w:val="0"/>
+                <w:color w:val="000000"/>
+                <w:sz w:val="19"/>
+              </w:rPr>
+              <w:t>actor_type</w:t>
             </w:r>
           </w:p>
         </w:tc>
@@ -4711,17 +5108,18 @@
           </w:tcPr>
           <w:p>
             <w:pPr>
-              <w:spacing w:after="0" w:before="0" w:line="269" w:lineRule="auto"/>
-              <w:jc w:val="left"/>
-            </w:pPr>
-            <w:r>
-              <w:rPr>
-                <w:rFonts w:ascii="Microsoft YaHei" w:hAnsi="Microsoft YaHei" w:eastAsia="Microsoft YaHei"/>
-                <w:b w:val="0"/>
-                <w:color w:val="000000"/>
-                <w:sz w:val="19"/>
-              </w:rPr>
-              <w:t>varchar(100) 非空</w:t>
+              <w:keepNext w:val="0"/>
+              <w:spacing w:after="0" w:before="0" w:line="269" w:lineRule="auto"/>
+              <w:jc w:val="left"/>
+            </w:pPr>
+            <w:r>
+              <w:rPr>
+                <w:rFonts w:ascii="Microsoft YaHei" w:hAnsi="Microsoft YaHei" w:eastAsia="Microsoft YaHei"/>
+                <w:b w:val="0"/>
+                <w:color w:val="000000"/>
+                <w:sz w:val="19"/>
+              </w:rPr>
+              <w:t>varchar(24) 非空</w:t>
             </w:r>
           </w:p>
         </w:tc>
@@ -4739,17 +5137,18 @@
           </w:tcPr>
           <w:p>
             <w:pPr>
-              <w:spacing w:after="0" w:before="0" w:line="269" w:lineRule="auto"/>
-              <w:jc w:val="left"/>
-            </w:pPr>
-            <w:r>
-              <w:rPr>
-                <w:rFonts w:ascii="Microsoft YaHei" w:hAnsi="Microsoft YaHei" w:eastAsia="Microsoft YaHei"/>
-                <w:b w:val="0"/>
-                <w:color w:val="000000"/>
-                <w:sz w:val="19"/>
-              </w:rPr>
-              <w:t>用户或服务主体稳定标识，服务端确定</w:t>
+              <w:keepNext w:val="0"/>
+              <w:spacing w:after="0" w:before="0" w:line="269" w:lineRule="auto"/>
+              <w:jc w:val="left"/>
+            </w:pPr>
+            <w:r>
+              <w:rPr>
+                <w:rFonts w:ascii="Microsoft YaHei" w:hAnsi="Microsoft YaHei" w:eastAsia="Microsoft YaHei"/>
+                <w:b w:val="0"/>
+                <w:color w:val="000000"/>
+                <w:sz w:val="19"/>
+              </w:rPr>
+              <w:t>USER／SERVICE／JOB／CALLBACK／MIGRATION</w:t>
             </w:r>
           </w:p>
         </w:tc>
@@ -4772,17 +5171,18 @@
           </w:tcPr>
           <w:p>
             <w:pPr>
-              <w:spacing w:after="0" w:before="0" w:line="269" w:lineRule="auto"/>
-              <w:jc w:val="left"/>
-            </w:pPr>
-            <w:r>
-              <w:rPr>
-                <w:rFonts w:ascii="Microsoft YaHei" w:hAnsi="Microsoft YaHei" w:eastAsia="Microsoft YaHei"/>
-                <w:b w:val="0"/>
-                <w:color w:val="000000"/>
-                <w:sz w:val="19"/>
-              </w:rPr>
-              <w:t>actor_name</w:t>
+              <w:keepNext w:val="0"/>
+              <w:spacing w:after="0" w:before="0" w:line="269" w:lineRule="auto"/>
+              <w:jc w:val="left"/>
+            </w:pPr>
+            <w:r>
+              <w:rPr>
+                <w:rFonts w:ascii="Microsoft YaHei" w:hAnsi="Microsoft YaHei" w:eastAsia="Microsoft YaHei"/>
+                <w:b w:val="0"/>
+                <w:color w:val="000000"/>
+                <w:sz w:val="19"/>
+              </w:rPr>
+              <w:t>actor_id</w:t>
             </w:r>
           </w:p>
         </w:tc>
@@ -4800,17 +5200,18 @@
           </w:tcPr>
           <w:p>
             <w:pPr>
-              <w:spacing w:after="0" w:before="0" w:line="269" w:lineRule="auto"/>
-              <w:jc w:val="left"/>
-            </w:pPr>
-            <w:r>
-              <w:rPr>
-                <w:rFonts w:ascii="Microsoft YaHei" w:hAnsi="Microsoft YaHei" w:eastAsia="Microsoft YaHei"/>
-                <w:b w:val="0"/>
-                <w:color w:val="000000"/>
-                <w:sz w:val="19"/>
-              </w:rPr>
-              <w:t>varchar(120) 非空</w:t>
+              <w:keepNext w:val="0"/>
+              <w:spacing w:after="0" w:before="0" w:line="269" w:lineRule="auto"/>
+              <w:jc w:val="left"/>
+            </w:pPr>
+            <w:r>
+              <w:rPr>
+                <w:rFonts w:ascii="Microsoft YaHei" w:hAnsi="Microsoft YaHei" w:eastAsia="Microsoft YaHei"/>
+                <w:b w:val="0"/>
+                <w:color w:val="000000"/>
+                <w:sz w:val="19"/>
+              </w:rPr>
+              <w:t>varchar(100) 非空</w:t>
             </w:r>
           </w:p>
         </w:tc>
@@ -4828,17 +5229,18 @@
           </w:tcPr>
           <w:p>
             <w:pPr>
-              <w:spacing w:after="0" w:before="0" w:line="269" w:lineRule="auto"/>
-              <w:jc w:val="left"/>
-            </w:pPr>
-            <w:r>
-              <w:rPr>
-                <w:rFonts w:ascii="Microsoft YaHei" w:hAnsi="Microsoft YaHei" w:eastAsia="Microsoft YaHei"/>
-                <w:b w:val="0"/>
-                <w:color w:val="000000"/>
-                <w:sz w:val="19"/>
-              </w:rPr>
-              <w:t>当时显示名称快照，不随改名变化</w:t>
+              <w:keepNext w:val="0"/>
+              <w:spacing w:after="0" w:before="0" w:line="269" w:lineRule="auto"/>
+              <w:jc w:val="left"/>
+            </w:pPr>
+            <w:r>
+              <w:rPr>
+                <w:rFonts w:ascii="Microsoft YaHei" w:hAnsi="Microsoft YaHei" w:eastAsia="Microsoft YaHei"/>
+                <w:b w:val="0"/>
+                <w:color w:val="000000"/>
+                <w:sz w:val="19"/>
+              </w:rPr>
+              <w:t>用户或服务主体稳定标识，服务端确定</w:t>
             </w:r>
           </w:p>
         </w:tc>
@@ -4861,17 +5263,18 @@
           </w:tcPr>
           <w:p>
             <w:pPr>
-              <w:spacing w:after="0" w:before="0" w:line="269" w:lineRule="auto"/>
-              <w:jc w:val="left"/>
-            </w:pPr>
-            <w:r>
-              <w:rPr>
-                <w:rFonts w:ascii="Microsoft YaHei" w:hAnsi="Microsoft YaHei" w:eastAsia="Microsoft YaHei"/>
-                <w:b w:val="0"/>
-                <w:color w:val="000000"/>
-                <w:sz w:val="19"/>
-              </w:rPr>
-              <w:t>actor_tenant_id</w:t>
+              <w:keepNext w:val="0"/>
+              <w:spacing w:after="0" w:before="0" w:line="269" w:lineRule="auto"/>
+              <w:jc w:val="left"/>
+            </w:pPr>
+            <w:r>
+              <w:rPr>
+                <w:rFonts w:ascii="Microsoft YaHei" w:hAnsi="Microsoft YaHei" w:eastAsia="Microsoft YaHei"/>
+                <w:b w:val="0"/>
+                <w:color w:val="000000"/>
+                <w:sz w:val="19"/>
+              </w:rPr>
+              <w:t>actor_name</w:t>
             </w:r>
           </w:p>
         </w:tc>
@@ -4889,17 +5292,18 @@
           </w:tcPr>
           <w:p>
             <w:pPr>
-              <w:spacing w:after="0" w:before="0" w:line="269" w:lineRule="auto"/>
-              <w:jc w:val="left"/>
-            </w:pPr>
-            <w:r>
-              <w:rPr>
-                <w:rFonts w:ascii="Microsoft YaHei" w:hAnsi="Microsoft YaHei" w:eastAsia="Microsoft YaHei"/>
-                <w:b w:val="0"/>
-                <w:color w:val="000000"/>
-                <w:sz w:val="19"/>
-              </w:rPr>
-              <w:t>varchar(20) 可空</w:t>
+              <w:keepNext w:val="0"/>
+              <w:spacing w:after="0" w:before="0" w:line="269" w:lineRule="auto"/>
+              <w:jc w:val="left"/>
+            </w:pPr>
+            <w:r>
+              <w:rPr>
+                <w:rFonts w:ascii="Microsoft YaHei" w:hAnsi="Microsoft YaHei" w:eastAsia="Microsoft YaHei"/>
+                <w:b w:val="0"/>
+                <w:color w:val="000000"/>
+                <w:sz w:val="19"/>
+              </w:rPr>
+              <w:t>varchar(120) 非空</w:t>
             </w:r>
           </w:p>
         </w:tc>
@@ -4917,17 +5321,18 @@
           </w:tcPr>
           <w:p>
             <w:pPr>
-              <w:spacing w:after="0" w:before="0" w:line="269" w:lineRule="auto"/>
-              <w:jc w:val="left"/>
-            </w:pPr>
-            <w:r>
-              <w:rPr>
-                <w:rFonts w:ascii="Microsoft YaHei" w:hAnsi="Microsoft YaHei" w:eastAsia="Microsoft YaHei"/>
-                <w:b w:val="0"/>
-                <w:color w:val="000000"/>
-                <w:sz w:val="19"/>
-              </w:rPr>
-              <w:t>操作主体归属，区别于业务 tenant_id</w:t>
+              <w:keepNext w:val="0"/>
+              <w:spacing w:after="0" w:before="0" w:line="269" w:lineRule="auto"/>
+              <w:jc w:val="left"/>
+            </w:pPr>
+            <w:r>
+              <w:rPr>
+                <w:rFonts w:ascii="Microsoft YaHei" w:hAnsi="Microsoft YaHei" w:eastAsia="Microsoft YaHei"/>
+                <w:b w:val="0"/>
+                <w:color w:val="000000"/>
+                <w:sz w:val="19"/>
+              </w:rPr>
+              <w:t>当时显示名称快照，不随改名变化</w:t>
             </w:r>
           </w:p>
         </w:tc>
@@ -4950,17 +5355,18 @@
           </w:tcPr>
           <w:p>
             <w:pPr>
-              <w:spacing w:after="0" w:before="0" w:line="269" w:lineRule="auto"/>
-              <w:jc w:val="left"/>
-            </w:pPr>
-            <w:r>
-              <w:rPr>
-                <w:rFonts w:ascii="Microsoft YaHei" w:hAnsi="Microsoft YaHei" w:eastAsia="Microsoft YaHei"/>
-                <w:b w:val="0"/>
-                <w:color w:val="000000"/>
-                <w:sz w:val="19"/>
-              </w:rPr>
-              <w:t>source_system</w:t>
+              <w:keepNext w:val="0"/>
+              <w:spacing w:after="0" w:before="0" w:line="269" w:lineRule="auto"/>
+              <w:jc w:val="left"/>
+            </w:pPr>
+            <w:r>
+              <w:rPr>
+                <w:rFonts w:ascii="Microsoft YaHei" w:hAnsi="Microsoft YaHei" w:eastAsia="Microsoft YaHei"/>
+                <w:b w:val="0"/>
+                <w:color w:val="000000"/>
+                <w:sz w:val="19"/>
+              </w:rPr>
+              <w:t>actor_tenant_id</w:t>
             </w:r>
           </w:p>
         </w:tc>
@@ -4978,17 +5384,18 @@
           </w:tcPr>
           <w:p>
             <w:pPr>
-              <w:spacing w:after="0" w:before="0" w:line="269" w:lineRule="auto"/>
-              <w:jc w:val="left"/>
-            </w:pPr>
-            <w:r>
-              <w:rPr>
-                <w:rFonts w:ascii="Microsoft YaHei" w:hAnsi="Microsoft YaHei" w:eastAsia="Microsoft YaHei"/>
-                <w:b w:val="0"/>
-                <w:color w:val="000000"/>
-                <w:sz w:val="19"/>
-              </w:rPr>
-              <w:t>varchar(64) 非空</w:t>
+              <w:keepNext w:val="0"/>
+              <w:spacing w:after="0" w:before="0" w:line="269" w:lineRule="auto"/>
+              <w:jc w:val="left"/>
+            </w:pPr>
+            <w:r>
+              <w:rPr>
+                <w:rFonts w:ascii="Microsoft YaHei" w:hAnsi="Microsoft YaHei" w:eastAsia="Microsoft YaHei"/>
+                <w:b w:val="0"/>
+                <w:color w:val="000000"/>
+                <w:sz w:val="19"/>
+              </w:rPr>
+              <w:t>varchar(20) 可空</w:t>
             </w:r>
           </w:p>
         </w:tc>
@@ -5006,17 +5413,18 @@
           </w:tcPr>
           <w:p>
             <w:pPr>
-              <w:spacing w:after="0" w:before="0" w:line="269" w:lineRule="auto"/>
-              <w:jc w:val="left"/>
-            </w:pPr>
-            <w:r>
-              <w:rPr>
-                <w:rFonts w:ascii="Microsoft YaHei" w:hAnsi="Microsoft YaHei" w:eastAsia="Microsoft YaHei"/>
-                <w:b w:val="0"/>
-                <w:color w:val="000000"/>
-                <w:sz w:val="19"/>
-              </w:rPr>
-              <w:t>已认可来源系统</w:t>
+              <w:keepNext w:val="0"/>
+              <w:spacing w:after="0" w:before="0" w:line="269" w:lineRule="auto"/>
+              <w:jc w:val="left"/>
+            </w:pPr>
+            <w:r>
+              <w:rPr>
+                <w:rFonts w:ascii="Microsoft YaHei" w:hAnsi="Microsoft YaHei" w:eastAsia="Microsoft YaHei"/>
+                <w:b w:val="0"/>
+                <w:color w:val="000000"/>
+                <w:sz w:val="19"/>
+              </w:rPr>
+              <w:t>操作主体归属，区别于业务 tenant_id</w:t>
             </w:r>
           </w:p>
         </w:tc>
@@ -5039,17 +5447,18 @@
           </w:tcPr>
           <w:p>
             <w:pPr>
-              <w:spacing w:after="0" w:before="0" w:line="269" w:lineRule="auto"/>
-              <w:jc w:val="left"/>
-            </w:pPr>
-            <w:r>
-              <w:rPr>
-                <w:rFonts w:ascii="Microsoft YaHei" w:hAnsi="Microsoft YaHei" w:eastAsia="Microsoft YaHei"/>
-                <w:b w:val="0"/>
-                <w:color w:val="000000"/>
-                <w:sz w:val="19"/>
-              </w:rPr>
-              <w:t>request_id</w:t>
+              <w:keepNext w:val="0"/>
+              <w:spacing w:after="0" w:before="0" w:line="269" w:lineRule="auto"/>
+              <w:jc w:val="left"/>
+            </w:pPr>
+            <w:r>
+              <w:rPr>
+                <w:rFonts w:ascii="Microsoft YaHei" w:hAnsi="Microsoft YaHei" w:eastAsia="Microsoft YaHei"/>
+                <w:b w:val="0"/>
+                <w:color w:val="000000"/>
+                <w:sz w:val="19"/>
+              </w:rPr>
+              <w:t>source_system</w:t>
             </w:r>
           </w:p>
         </w:tc>
@@ -5067,17 +5476,18 @@
           </w:tcPr>
           <w:p>
             <w:pPr>
-              <w:spacing w:after="0" w:before="0" w:line="269" w:lineRule="auto"/>
-              <w:jc w:val="left"/>
-            </w:pPr>
-            <w:r>
-              <w:rPr>
-                <w:rFonts w:ascii="Microsoft YaHei" w:hAnsi="Microsoft YaHei" w:eastAsia="Microsoft YaHei"/>
-                <w:b w:val="0"/>
-                <w:color w:val="000000"/>
-                <w:sz w:val="19"/>
-              </w:rPr>
-              <w:t>varchar(100) 可空</w:t>
+              <w:keepNext w:val="0"/>
+              <w:spacing w:after="0" w:before="0" w:line="269" w:lineRule="auto"/>
+              <w:jc w:val="left"/>
+            </w:pPr>
+            <w:r>
+              <w:rPr>
+                <w:rFonts w:ascii="Microsoft YaHei" w:hAnsi="Microsoft YaHei" w:eastAsia="Microsoft YaHei"/>
+                <w:b w:val="0"/>
+                <w:color w:val="000000"/>
+                <w:sz w:val="19"/>
+              </w:rPr>
+              <w:t>varchar(64) 非空</w:t>
             </w:r>
           </w:p>
         </w:tc>
@@ -5095,17 +5505,18 @@
           </w:tcPr>
           <w:p>
             <w:pPr>
-              <w:spacing w:after="0" w:before="0" w:line="269" w:lineRule="auto"/>
-              <w:jc w:val="left"/>
-            </w:pPr>
-            <w:r>
-              <w:rPr>
-                <w:rFonts w:ascii="Microsoft YaHei" w:hAnsi="Microsoft YaHei" w:eastAsia="Microsoft YaHei"/>
-                <w:b w:val="0"/>
-                <w:color w:val="000000"/>
-                <w:sz w:val="19"/>
-              </w:rPr>
-              <w:t>请求追踪号，不等同于幂等键</w:t>
+              <w:keepNext w:val="0"/>
+              <w:spacing w:after="0" w:before="0" w:line="269" w:lineRule="auto"/>
+              <w:jc w:val="left"/>
+            </w:pPr>
+            <w:r>
+              <w:rPr>
+                <w:rFonts w:ascii="Microsoft YaHei" w:hAnsi="Microsoft YaHei" w:eastAsia="Microsoft YaHei"/>
+                <w:b w:val="0"/>
+                <w:color w:val="000000"/>
+                <w:sz w:val="19"/>
+              </w:rPr>
+              <w:t>已认可来源系统</w:t>
             </w:r>
           </w:p>
         </w:tc>
@@ -5128,17 +5539,18 @@
           </w:tcPr>
           <w:p>
             <w:pPr>
-              <w:spacing w:after="0" w:before="0" w:line="269" w:lineRule="auto"/>
-              <w:jc w:val="left"/>
-            </w:pPr>
-            <w:r>
-              <w:rPr>
-                <w:rFonts w:ascii="Microsoft YaHei" w:hAnsi="Microsoft YaHei" w:eastAsia="Microsoft YaHei"/>
-                <w:b w:val="0"/>
-                <w:color w:val="000000"/>
-                <w:sz w:val="19"/>
-              </w:rPr>
-              <w:t>source_event_key</w:t>
+              <w:keepNext w:val="0"/>
+              <w:spacing w:after="0" w:before="0" w:line="269" w:lineRule="auto"/>
+              <w:jc w:val="left"/>
+            </w:pPr>
+            <w:r>
+              <w:rPr>
+                <w:rFonts w:ascii="Microsoft YaHei" w:hAnsi="Microsoft YaHei" w:eastAsia="Microsoft YaHei"/>
+                <w:b w:val="0"/>
+                <w:color w:val="000000"/>
+                <w:sz w:val="19"/>
+              </w:rPr>
+              <w:t>request_id</w:t>
             </w:r>
           </w:p>
         </w:tc>
@@ -5156,17 +5568,18 @@
           </w:tcPr>
           <w:p>
             <w:pPr>
-              <w:spacing w:after="0" w:before="0" w:line="269" w:lineRule="auto"/>
-              <w:jc w:val="left"/>
-            </w:pPr>
-            <w:r>
-              <w:rPr>
-                <w:rFonts w:ascii="Microsoft YaHei" w:hAnsi="Microsoft YaHei" w:eastAsia="Microsoft YaHei"/>
-                <w:b w:val="0"/>
-                <w:color w:val="000000"/>
-                <w:sz w:val="19"/>
-              </w:rPr>
-              <w:t>varchar(160) 可空</w:t>
+              <w:keepNext w:val="0"/>
+              <w:spacing w:after="0" w:before="0" w:line="269" w:lineRule="auto"/>
+              <w:jc w:val="left"/>
+            </w:pPr>
+            <w:r>
+              <w:rPr>
+                <w:rFonts w:ascii="Microsoft YaHei" w:hAnsi="Microsoft YaHei" w:eastAsia="Microsoft YaHei"/>
+                <w:b w:val="0"/>
+                <w:color w:val="000000"/>
+                <w:sz w:val="19"/>
+              </w:rPr>
+              <w:t>varchar(100) 可空</w:t>
             </w:r>
           </w:p>
         </w:tc>
@@ -5184,17 +5597,18 @@
           </w:tcPr>
           <w:p>
             <w:pPr>
-              <w:spacing w:after="0" w:before="0" w:line="269" w:lineRule="auto"/>
-              <w:jc w:val="left"/>
-            </w:pPr>
-            <w:r>
-              <w:rPr>
-                <w:rFonts w:ascii="Microsoft YaHei" w:hAnsi="Microsoft YaHei" w:eastAsia="Microsoft YaHei"/>
-                <w:b w:val="0"/>
-                <w:color w:val="000000"/>
-                <w:sz w:val="19"/>
-              </w:rPr>
-              <w:t>上游事件／消息号，可辅助去重</w:t>
+              <w:keepNext w:val="0"/>
+              <w:spacing w:after="0" w:before="0" w:line="269" w:lineRule="auto"/>
+              <w:jc w:val="left"/>
+            </w:pPr>
+            <w:r>
+              <w:rPr>
+                <w:rFonts w:ascii="Microsoft YaHei" w:hAnsi="Microsoft YaHei" w:eastAsia="Microsoft YaHei"/>
+                <w:b w:val="0"/>
+                <w:color w:val="000000"/>
+                <w:sz w:val="19"/>
+              </w:rPr>
+              <w:t>请求追踪号，不等同于幂等键</w:t>
             </w:r>
           </w:p>
         </w:tc>
@@ -5217,17 +5631,18 @@
           </w:tcPr>
           <w:p>
             <w:pPr>
-              <w:spacing w:after="0" w:before="0" w:line="269" w:lineRule="auto"/>
-              <w:jc w:val="left"/>
-            </w:pPr>
-            <w:r>
-              <w:rPr>
-                <w:rFonts w:ascii="Microsoft YaHei" w:hAnsi="Microsoft YaHei" w:eastAsia="Microsoft YaHei"/>
-                <w:b w:val="0"/>
-                <w:color w:val="000000"/>
-                <w:sz w:val="19"/>
-              </w:rPr>
-              <w:t>reason</w:t>
+              <w:keepNext w:val="0"/>
+              <w:spacing w:after="0" w:before="0" w:line="269" w:lineRule="auto"/>
+              <w:jc w:val="left"/>
+            </w:pPr>
+            <w:r>
+              <w:rPr>
+                <w:rFonts w:ascii="Microsoft YaHei" w:hAnsi="Microsoft YaHei" w:eastAsia="Microsoft YaHei"/>
+                <w:b w:val="0"/>
+                <w:color w:val="000000"/>
+                <w:sz w:val="19"/>
+              </w:rPr>
+              <w:t>source_event_key</w:t>
             </w:r>
           </w:p>
         </w:tc>
@@ -5245,17 +5660,18 @@
           </w:tcPr>
           <w:p>
             <w:pPr>
-              <w:spacing w:after="0" w:before="0" w:line="269" w:lineRule="auto"/>
-              <w:jc w:val="left"/>
-            </w:pPr>
-            <w:r>
-              <w:rPr>
-                <w:rFonts w:ascii="Microsoft YaHei" w:hAnsi="Microsoft YaHei" w:eastAsia="Microsoft YaHei"/>
-                <w:b w:val="0"/>
-                <w:color w:val="000000"/>
-                <w:sz w:val="19"/>
-              </w:rPr>
-              <w:t>text 可空</w:t>
+              <w:keepNext w:val="0"/>
+              <w:spacing w:after="0" w:before="0" w:line="269" w:lineRule="auto"/>
+              <w:jc w:val="left"/>
+            </w:pPr>
+            <w:r>
+              <w:rPr>
+                <w:rFonts w:ascii="Microsoft YaHei" w:hAnsi="Microsoft YaHei" w:eastAsia="Microsoft YaHei"/>
+                <w:b w:val="0"/>
+                <w:color w:val="000000"/>
+                <w:sz w:val="19"/>
+              </w:rPr>
+              <w:t>varchar(160) 可空</w:t>
             </w:r>
           </w:p>
         </w:tc>
@@ -5273,17 +5689,18 @@
           </w:tcPr>
           <w:p>
             <w:pPr>
-              <w:spacing w:after="0" w:before="0" w:line="269" w:lineRule="auto"/>
-              <w:jc w:val="left"/>
-            </w:pPr>
-            <w:r>
-              <w:rPr>
-                <w:rFonts w:ascii="Microsoft YaHei" w:hAnsi="Microsoft YaHei" w:eastAsia="Microsoft YaHei"/>
-                <w:b w:val="0"/>
-                <w:color w:val="000000"/>
-                <w:sz w:val="19"/>
-              </w:rPr>
-              <w:t>原业务已有原因或更正说明；自动任务使用结构化来源说明</w:t>
+              <w:keepNext w:val="0"/>
+              <w:spacing w:after="0" w:before="0" w:line="269" w:lineRule="auto"/>
+              <w:jc w:val="left"/>
+            </w:pPr>
+            <w:r>
+              <w:rPr>
+                <w:rFonts w:ascii="Microsoft YaHei" w:hAnsi="Microsoft YaHei" w:eastAsia="Microsoft YaHei"/>
+                <w:b w:val="0"/>
+                <w:color w:val="000000"/>
+                <w:sz w:val="19"/>
+              </w:rPr>
+              <w:t>上游事件／消息号，可辅助去重</w:t>
             </w:r>
           </w:p>
         </w:tc>
@@ -5306,17 +5723,18 @@
           </w:tcPr>
           <w:p>
             <w:pPr>
-              <w:spacing w:after="0" w:before="0" w:line="269" w:lineRule="auto"/>
-              <w:jc w:val="left"/>
-            </w:pPr>
-            <w:r>
-              <w:rPr>
-                <w:rFonts w:ascii="Microsoft YaHei" w:hAnsi="Microsoft YaHei" w:eastAsia="Microsoft YaHei"/>
-                <w:b w:val="0"/>
-                <w:color w:val="000000"/>
-                <w:sz w:val="19"/>
-              </w:rPr>
-              <w:t>context_json</w:t>
+              <w:keepNext w:val="0"/>
+              <w:spacing w:after="0" w:before="0" w:line="269" w:lineRule="auto"/>
+              <w:jc w:val="left"/>
+            </w:pPr>
+            <w:r>
+              <w:rPr>
+                <w:rFonts w:ascii="Microsoft YaHei" w:hAnsi="Microsoft YaHei" w:eastAsia="Microsoft YaHei"/>
+                <w:b w:val="0"/>
+                <w:color w:val="000000"/>
+                <w:sz w:val="19"/>
+              </w:rPr>
+              <w:t>reason</w:t>
             </w:r>
           </w:p>
         </w:tc>
@@ -5334,17 +5752,18 @@
           </w:tcPr>
           <w:p>
             <w:pPr>
-              <w:spacing w:after="0" w:before="0" w:line="269" w:lineRule="auto"/>
-              <w:jc w:val="left"/>
-            </w:pPr>
-            <w:r>
-              <w:rPr>
-                <w:rFonts w:ascii="Microsoft YaHei" w:hAnsi="Microsoft YaHei" w:eastAsia="Microsoft YaHei"/>
-                <w:b w:val="0"/>
-                <w:color w:val="000000"/>
-                <w:sz w:val="19"/>
-              </w:rPr>
-              <w:t>json 可空</w:t>
+              <w:keepNext w:val="0"/>
+              <w:spacing w:after="0" w:before="0" w:line="269" w:lineRule="auto"/>
+              <w:jc w:val="left"/>
+            </w:pPr>
+            <w:r>
+              <w:rPr>
+                <w:rFonts w:ascii="Microsoft YaHei" w:hAnsi="Microsoft YaHei" w:eastAsia="Microsoft YaHei"/>
+                <w:b w:val="0"/>
+                <w:color w:val="000000"/>
+                <w:sz w:val="19"/>
+              </w:rPr>
+              <w:t>text 可空</w:t>
             </w:r>
           </w:p>
         </w:tc>
@@ -5362,17 +5781,18 @@
           </w:tcPr>
           <w:p>
             <w:pPr>
-              <w:spacing w:after="0" w:before="0" w:line="269" w:lineRule="auto"/>
-              <w:jc w:val="left"/>
-            </w:pPr>
-            <w:r>
-              <w:rPr>
-                <w:rFonts w:ascii="Microsoft YaHei" w:hAnsi="Microsoft YaHei" w:eastAsia="Microsoft YaHei"/>
-                <w:b w:val="0"/>
-                <w:color w:val="000000"/>
-                <w:sz w:val="19"/>
-              </w:rPr>
-              <w:t>状态转换路径、任务参数摘要、原系统定位、来源证据引用</w:t>
+              <w:keepNext w:val="0"/>
+              <w:spacing w:after="0" w:before="0" w:line="269" w:lineRule="auto"/>
+              <w:jc w:val="left"/>
+            </w:pPr>
+            <w:r>
+              <w:rPr>
+                <w:rFonts w:ascii="Microsoft YaHei" w:hAnsi="Microsoft YaHei" w:eastAsia="Microsoft YaHei"/>
+                <w:b w:val="0"/>
+                <w:color w:val="000000"/>
+                <w:sz w:val="19"/>
+              </w:rPr>
+              <w:t>原业务已有原因或更正说明；自动任务使用结构化来源说明</w:t>
             </w:r>
           </w:p>
         </w:tc>
@@ -5395,6 +5815,99 @@
           </w:tcPr>
           <w:p>
             <w:pPr>
+              <w:keepNext w:val="0"/>
+              <w:spacing w:after="0" w:before="0" w:line="269" w:lineRule="auto"/>
+              <w:jc w:val="left"/>
+            </w:pPr>
+            <w:r>
+              <w:rPr>
+                <w:rFonts w:ascii="Microsoft YaHei" w:hAnsi="Microsoft YaHei" w:eastAsia="Microsoft YaHei"/>
+                <w:b w:val="0"/>
+                <w:color w:val="000000"/>
+                <w:sz w:val="19"/>
+              </w:rPr>
+              <w:t>context_json</w:t>
+            </w:r>
+          </w:p>
+        </w:tc>
+        <w:tc>
+          <w:tcPr>
+            <w:tcW w:type="dxa" w:w="2448"/>
+            <w:vAlign w:val="center"/>
+            <w:tcMar>
+              <w:top w:w="75" w:type="dxa"/>
+              <w:bottom w:w="75" w:type="dxa"/>
+              <w:left w:w="90" w:type="dxa"/>
+              <w:right w:w="90" w:type="dxa"/>
+            </w:tcMar>
+            <w:shd w:fill="FFFFFF"/>
+          </w:tcPr>
+          <w:p>
+            <w:pPr>
+              <w:keepNext w:val="0"/>
+              <w:spacing w:after="0" w:before="0" w:line="269" w:lineRule="auto"/>
+              <w:jc w:val="left"/>
+            </w:pPr>
+            <w:r>
+              <w:rPr>
+                <w:rFonts w:ascii="Microsoft YaHei" w:hAnsi="Microsoft YaHei" w:eastAsia="Microsoft YaHei"/>
+                <w:b w:val="0"/>
+                <w:color w:val="000000"/>
+                <w:sz w:val="19"/>
+              </w:rPr>
+              <w:t>json 可空</w:t>
+            </w:r>
+          </w:p>
+        </w:tc>
+        <w:tc>
+          <w:tcPr>
+            <w:tcW w:type="dxa" w:w="4752"/>
+            <w:vAlign w:val="center"/>
+            <w:tcMar>
+              <w:top w:w="75" w:type="dxa"/>
+              <w:bottom w:w="75" w:type="dxa"/>
+              <w:left w:w="90" w:type="dxa"/>
+              <w:right w:w="90" w:type="dxa"/>
+            </w:tcMar>
+            <w:shd w:fill="FFFFFF"/>
+          </w:tcPr>
+          <w:p>
+            <w:pPr>
+              <w:keepNext w:val="0"/>
+              <w:spacing w:after="0" w:before="0" w:line="269" w:lineRule="auto"/>
+              <w:jc w:val="left"/>
+            </w:pPr>
+            <w:r>
+              <w:rPr>
+                <w:rFonts w:ascii="Microsoft YaHei" w:hAnsi="Microsoft YaHei" w:eastAsia="Microsoft YaHei"/>
+                <w:b w:val="0"/>
+                <w:color w:val="000000"/>
+                <w:sz w:val="19"/>
+              </w:rPr>
+              <w:t>状态转换路径、任务参数摘要、原系统定位、来源证据引用</w:t>
+            </w:r>
+          </w:p>
+        </w:tc>
+      </w:tr>
+      <w:tr>
+        <w:trPr>
+          <w:cantSplit/>
+        </w:trPr>
+        <w:tc>
+          <w:tcPr>
+            <w:tcW w:type="dxa" w:w="2880"/>
+            <w:vAlign w:val="center"/>
+            <w:tcMar>
+              <w:top w:w="75" w:type="dxa"/>
+              <w:bottom w:w="75" w:type="dxa"/>
+              <w:left w:w="90" w:type="dxa"/>
+              <w:right w:w="90" w:type="dxa"/>
+            </w:tcMar>
+            <w:shd w:fill="F7F9FB"/>
+          </w:tcPr>
+          <w:p>
+            <w:pPr>
+              <w:keepNext w:val="0"/>
               <w:spacing w:after="0" w:before="0" w:line="269" w:lineRule="auto"/>
               <w:jc w:val="left"/>
             </w:pPr>
@@ -5419,10 +5932,11 @@
               <w:left w:w="90" w:type="dxa"/>
               <w:right w:w="90" w:type="dxa"/>
             </w:tcMar>
-            <w:shd w:fill="FFFFFF"/>
-          </w:tcPr>
-          <w:p>
-            <w:pPr>
+            <w:shd w:fill="F7F9FB"/>
+          </w:tcPr>
+          <w:p>
+            <w:pPr>
+              <w:keepNext w:val="0"/>
               <w:spacing w:after="0" w:before="0" w:line="269" w:lineRule="auto"/>
               <w:jc w:val="left"/>
             </w:pPr>
@@ -5447,10 +5961,11 @@
               <w:left w:w="90" w:type="dxa"/>
               <w:right w:w="90" w:type="dxa"/>
             </w:tcMar>
-            <w:shd w:fill="FFFFFF"/>
-          </w:tcPr>
-          <w:p>
-            <w:pPr>
+            <w:shd w:fill="F7F9FB"/>
+          </w:tcPr>
+          <w:p>
+            <w:pPr>
+              <w:keepNext w:val="0"/>
               <w:spacing w:after="0" w:before="0" w:line="269" w:lineRule="auto"/>
               <w:jc w:val="left"/>
             </w:pPr>
@@ -5483,7 +5998,16 @@
         <w:jc w:val="left"/>
       </w:pPr>
       <w:r>
-        <w:t>唯一索引 uk_audit_event_key(tenant_id, event_key)；查询索引 idx_event_operation(tenant_id, operation_id, id)、idx_event_batch(tenant_id, batch_id, id)、idx_event_stage_time(tenant_id, stage, recorded_at, id)。原始上游 key 应结合来源和业务范围构造 event_key，不直接信任客户端任意填值。</w:t>
+        <w:t>唯一索引 uk_audit_event_key(tenant_id, event_key)；查询索引 idx_event_operation(tenant_id, operation_id, id)、idx_event_batch(tenant_id, batch_id, id)、idx_event_stage_time(tenant_id, stage, occurred_at, id)、idx_event_scope_time(tenant_id, audit_scope, occurred_at, id)。原始上游 key 应结合来源和业务范围构造 event_key，不直接信任客户端任意填值。</w:t>
+      </w:r>
+    </w:p>
+    <w:p>
+      <w:pPr>
+        <w:widowControl/>
+        <w:jc w:val="left"/>
+      </w:pPr>
+      <w:r>
+        <w:t>audit_scope=SAMPLE 的成功写入事件必须有样本 subject；NON_SAMPLE 不建 subject，stage 使用 SYSTEM 或实际配置阶段。非样本事件保存自身所属租户或平台范围，并由独立权限控制；不得用操作者当前选择的样本或药企兜底。</w:t>
       </w:r>
     </w:p>
     <w:p>
@@ -5548,6 +6072,7 @@
           </w:tcPr>
           <w:p>
             <w:pPr>
+              <w:keepNext/>
               <w:spacing w:after="0" w:before="0" w:line="269" w:lineRule="auto"/>
               <w:jc w:val="left"/>
             </w:pPr>
@@ -5576,6 +6101,7 @@
           </w:tcPr>
           <w:p>
             <w:pPr>
+              <w:keepNext/>
               <w:spacing w:after="0" w:before="0" w:line="269" w:lineRule="auto"/>
               <w:jc w:val="left"/>
             </w:pPr>
@@ -5604,6 +6130,7 @@
           </w:tcPr>
           <w:p>
             <w:pPr>
+              <w:keepNext/>
               <w:spacing w:after="0" w:before="0" w:line="269" w:lineRule="auto"/>
               <w:jc w:val="left"/>
             </w:pPr>
@@ -5637,6 +6164,7 @@
           </w:tcPr>
           <w:p>
             <w:pPr>
+              <w:keepNext w:val="0"/>
               <w:spacing w:after="0" w:before="0" w:line="269" w:lineRule="auto"/>
               <w:jc w:val="left"/>
             </w:pPr>
@@ -5665,6 +6193,7 @@
           </w:tcPr>
           <w:p>
             <w:pPr>
+              <w:keepNext w:val="0"/>
               <w:spacing w:after="0" w:before="0" w:line="269" w:lineRule="auto"/>
               <w:jc w:val="left"/>
             </w:pPr>
@@ -5693,6 +6222,7 @@
           </w:tcPr>
           <w:p>
             <w:pPr>
+              <w:keepNext w:val="0"/>
               <w:spacing w:after="0" w:before="0" w:line="269" w:lineRule="auto"/>
               <w:jc w:val="left"/>
             </w:pPr>
@@ -5726,6 +6256,7 @@
           </w:tcPr>
           <w:p>
             <w:pPr>
+              <w:keepNext w:val="0"/>
               <w:spacing w:after="0" w:before="0" w:line="269" w:lineRule="auto"/>
               <w:jc w:val="left"/>
             </w:pPr>
@@ -5754,6 +6285,7 @@
           </w:tcPr>
           <w:p>
             <w:pPr>
+              <w:keepNext w:val="0"/>
               <w:spacing w:after="0" w:before="0" w:line="269" w:lineRule="auto"/>
               <w:jc w:val="left"/>
             </w:pPr>
@@ -5782,6 +6314,7 @@
           </w:tcPr>
           <w:p>
             <w:pPr>
+              <w:keepNext w:val="0"/>
               <w:spacing w:after="0" w:before="0" w:line="269" w:lineRule="auto"/>
               <w:jc w:val="left"/>
             </w:pPr>
@@ -5815,6 +6348,7 @@
           </w:tcPr>
           <w:p>
             <w:pPr>
+              <w:keepNext w:val="0"/>
               <w:spacing w:after="0" w:before="0" w:line="269" w:lineRule="auto"/>
               <w:jc w:val="left"/>
             </w:pPr>
@@ -5843,6 +6377,7 @@
           </w:tcPr>
           <w:p>
             <w:pPr>
+              <w:keepNext w:val="0"/>
               <w:spacing w:after="0" w:before="0" w:line="269" w:lineRule="auto"/>
               <w:jc w:val="left"/>
             </w:pPr>
@@ -5871,6 +6406,7 @@
           </w:tcPr>
           <w:p>
             <w:pPr>
+              <w:keepNext w:val="0"/>
               <w:spacing w:after="0" w:before="0" w:line="269" w:lineRule="auto"/>
               <w:jc w:val="left"/>
             </w:pPr>
@@ -5904,6 +6440,7 @@
           </w:tcPr>
           <w:p>
             <w:pPr>
+              <w:keepNext w:val="0"/>
               <w:spacing w:after="0" w:before="0" w:line="269" w:lineRule="auto"/>
               <w:jc w:val="left"/>
             </w:pPr>
@@ -5932,6 +6469,7 @@
           </w:tcPr>
           <w:p>
             <w:pPr>
+              <w:keepNext w:val="0"/>
               <w:spacing w:after="0" w:before="0" w:line="269" w:lineRule="auto"/>
               <w:jc w:val="left"/>
             </w:pPr>
@@ -5960,6 +6498,7 @@
           </w:tcPr>
           <w:p>
             <w:pPr>
+              <w:keepNext w:val="0"/>
               <w:spacing w:after="0" w:before="0" w:line="269" w:lineRule="auto"/>
               <w:jc w:val="left"/>
             </w:pPr>
@@ -5993,6 +6532,7 @@
           </w:tcPr>
           <w:p>
             <w:pPr>
+              <w:keepNext w:val="0"/>
               <w:spacing w:after="0" w:before="0" w:line="269" w:lineRule="auto"/>
               <w:jc w:val="left"/>
             </w:pPr>
@@ -6021,6 +6561,7 @@
           </w:tcPr>
           <w:p>
             <w:pPr>
+              <w:keepNext w:val="0"/>
               <w:spacing w:after="0" w:before="0" w:line="269" w:lineRule="auto"/>
               <w:jc w:val="left"/>
             </w:pPr>
@@ -6049,6 +6590,7 @@
           </w:tcPr>
           <w:p>
             <w:pPr>
+              <w:keepNext w:val="0"/>
               <w:spacing w:after="0" w:before="0" w:line="269" w:lineRule="auto"/>
               <w:jc w:val="left"/>
             </w:pPr>
@@ -6082,6 +6624,7 @@
           </w:tcPr>
           <w:p>
             <w:pPr>
+              <w:keepNext w:val="0"/>
               <w:spacing w:after="0" w:before="0" w:line="269" w:lineRule="auto"/>
               <w:jc w:val="left"/>
             </w:pPr>
@@ -6110,6 +6653,7 @@
           </w:tcPr>
           <w:p>
             <w:pPr>
+              <w:keepNext w:val="0"/>
               <w:spacing w:after="0" w:before="0" w:line="269" w:lineRule="auto"/>
               <w:jc w:val="left"/>
             </w:pPr>
@@ -6138,17 +6682,18 @@
           </w:tcPr>
           <w:p>
             <w:pPr>
-              <w:spacing w:after="0" w:before="0" w:line="269" w:lineRule="auto"/>
-              <w:jc w:val="left"/>
-            </w:pPr>
-            <w:r>
-              <w:rPr>
-                <w:rFonts w:ascii="Microsoft YaHei" w:hAnsi="Microsoft YaHei" w:eastAsia="Microsoft YaHei"/>
-                <w:b w:val="0"/>
-                <w:color w:val="000000"/>
-                <w:sz w:val="19"/>
-              </w:rPr>
-              <w:t>产品、分析日期、多个对象 id、关联依据及缺口摘要</w:t>
+              <w:keepNext w:val="0"/>
+              <w:spacing w:after="0" w:before="0" w:line="269" w:lineRule="auto"/>
+              <w:jc w:val="left"/>
+            </w:pPr>
+            <w:r>
+              <w:rPr>
+                <w:rFonts w:ascii="Microsoft YaHei" w:hAnsi="Microsoft YaHei" w:eastAsia="Microsoft YaHei"/>
+                <w:b w:val="0"/>
+                <w:color w:val="000000"/>
+                <w:sz w:val="19"/>
+              </w:rPr>
+              <w:t>产品、分析日期、数据与报告版本标签、输入文件清单摘要、多个对象 id、关联依据及缺口</w:t>
             </w:r>
           </w:p>
         </w:tc>
@@ -6171,6 +6716,15 @@
       </w:pPr>
       <w:r>
         <w:t>唯一索引 uk_audit_event_subject(tenant_id, event_id, subbarcode_snapshot)。增加 idx_subject_number(tenant_id, subbarcode_snapshot, event_id)；查询索引 idx_subject_timeline(tenant_id, sample_id, event_id)、idx_subject_analysis(tenant_id, analysis_id, event_id)、idx_subject_report(tenant_id, report_id, event_id)。</w:t>
+      </w:r>
+    </w:p>
+    <w:p>
+      <w:pPr>
+        <w:widowControl/>
+        <w:jc w:val="left"/>
+      </w:pPr>
+      <w:r>
+        <w:t>样本时间线查询由 subject 按编号定位 event，再按 event.occurred_at、event.id 组合排序；现有编号与事件索引用于关联过滤，不能仅按 subject.id 代替操作时间。实施时基于真实数据量用执行计划检验索引与分页性能，不预先增加未经验证的冗余排序列。</w:t>
       </w:r>
     </w:p>
     <w:p>
@@ -6235,6 +6789,7 @@
           </w:tcPr>
           <w:p>
             <w:pPr>
+              <w:keepNext/>
               <w:spacing w:after="0" w:before="0" w:line="269" w:lineRule="auto"/>
               <w:jc w:val="left"/>
             </w:pPr>
@@ -6263,6 +6818,7 @@
           </w:tcPr>
           <w:p>
             <w:pPr>
+              <w:keepNext/>
               <w:spacing w:after="0" w:before="0" w:line="269" w:lineRule="auto"/>
               <w:jc w:val="left"/>
             </w:pPr>
@@ -6291,6 +6847,7 @@
           </w:tcPr>
           <w:p>
             <w:pPr>
+              <w:keepNext/>
               <w:spacing w:after="0" w:before="0" w:line="269" w:lineRule="auto"/>
               <w:jc w:val="left"/>
             </w:pPr>
@@ -6324,6 +6881,7 @@
           </w:tcPr>
           <w:p>
             <w:pPr>
+              <w:keepNext w:val="0"/>
               <w:spacing w:after="0" w:before="0" w:line="269" w:lineRule="auto"/>
               <w:jc w:val="left"/>
             </w:pPr>
@@ -6352,6 +6910,7 @@
           </w:tcPr>
           <w:p>
             <w:pPr>
+              <w:keepNext w:val="0"/>
               <w:spacing w:after="0" w:before="0" w:line="269" w:lineRule="auto"/>
               <w:jc w:val="left"/>
             </w:pPr>
@@ -6380,6 +6939,7 @@
           </w:tcPr>
           <w:p>
             <w:pPr>
+              <w:keepNext w:val="0"/>
               <w:spacing w:after="0" w:before="0" w:line="269" w:lineRule="auto"/>
               <w:jc w:val="left"/>
             </w:pPr>
@@ -6413,6 +6973,7 @@
           </w:tcPr>
           <w:p>
             <w:pPr>
+              <w:keepNext w:val="0"/>
               <w:spacing w:after="0" w:before="0" w:line="269" w:lineRule="auto"/>
               <w:jc w:val="left"/>
             </w:pPr>
@@ -6441,6 +7002,7 @@
           </w:tcPr>
           <w:p>
             <w:pPr>
+              <w:keepNext w:val="0"/>
               <w:spacing w:after="0" w:before="0" w:line="269" w:lineRule="auto"/>
               <w:jc w:val="left"/>
             </w:pPr>
@@ -6469,6 +7031,7 @@
           </w:tcPr>
           <w:p>
             <w:pPr>
+              <w:keepNext w:val="0"/>
               <w:spacing w:after="0" w:before="0" w:line="269" w:lineRule="auto"/>
               <w:jc w:val="left"/>
             </w:pPr>
@@ -6502,6 +7065,7 @@
           </w:tcPr>
           <w:p>
             <w:pPr>
+              <w:keepNext w:val="0"/>
               <w:spacing w:after="0" w:before="0" w:line="269" w:lineRule="auto"/>
               <w:jc w:val="left"/>
             </w:pPr>
@@ -6530,6 +7094,7 @@
           </w:tcPr>
           <w:p>
             <w:pPr>
+              <w:keepNext w:val="0"/>
               <w:spacing w:after="0" w:before="0" w:line="269" w:lineRule="auto"/>
               <w:jc w:val="left"/>
             </w:pPr>
@@ -6558,6 +7123,7 @@
           </w:tcPr>
           <w:p>
             <w:pPr>
+              <w:keepNext w:val="0"/>
               <w:spacing w:after="0" w:before="0" w:line="269" w:lineRule="auto"/>
               <w:jc w:val="left"/>
             </w:pPr>
@@ -6591,6 +7157,7 @@
           </w:tcPr>
           <w:p>
             <w:pPr>
+              <w:keepNext w:val="0"/>
               <w:spacing w:after="0" w:before="0" w:line="269" w:lineRule="auto"/>
               <w:jc w:val="left"/>
             </w:pPr>
@@ -6619,6 +7186,7 @@
           </w:tcPr>
           <w:p>
             <w:pPr>
+              <w:keepNext w:val="0"/>
               <w:spacing w:after="0" w:before="0" w:line="269" w:lineRule="auto"/>
               <w:jc w:val="left"/>
             </w:pPr>
@@ -6647,6 +7215,7 @@
           </w:tcPr>
           <w:p>
             <w:pPr>
+              <w:keepNext w:val="0"/>
               <w:spacing w:after="0" w:before="0" w:line="269" w:lineRule="auto"/>
               <w:jc w:val="left"/>
             </w:pPr>
@@ -6680,6 +7249,7 @@
           </w:tcPr>
           <w:p>
             <w:pPr>
+              <w:keepNext w:val="0"/>
               <w:spacing w:after="0" w:before="0" w:line="269" w:lineRule="auto"/>
               <w:jc w:val="left"/>
             </w:pPr>
@@ -6708,6 +7278,7 @@
           </w:tcPr>
           <w:p>
             <w:pPr>
+              <w:keepNext w:val="0"/>
               <w:spacing w:after="0" w:before="0" w:line="269" w:lineRule="auto"/>
               <w:jc w:val="left"/>
             </w:pPr>
@@ -6736,17 +7307,18 @@
           </w:tcPr>
           <w:p>
             <w:pPr>
-              <w:spacing w:after="0" w:before="0" w:line="269" w:lineRule="auto"/>
-              <w:jc w:val="left"/>
-            </w:pPr>
-            <w:r>
-              <w:rPr>
-                <w:rFonts w:ascii="Microsoft YaHei" w:hAnsi="Microsoft YaHei" w:eastAsia="Microsoft YaHei"/>
-                <w:b w:val="0"/>
-                <w:color w:val="000000"/>
-                <w:sz w:val="19"/>
-              </w:rPr>
-              <w:t>SAMPLE／BIO_QC／REPORT／VARIANT／HISTORY 等业务对象类别</w:t>
+              <w:keepNext w:val="0"/>
+              <w:spacing w:after="0" w:before="0" w:line="269" w:lineRule="auto"/>
+              <w:jc w:val="left"/>
+            </w:pPr>
+            <w:r>
+              <w:rPr>
+                <w:rFonts w:ascii="Microsoft YaHei" w:hAnsi="Microsoft YaHei" w:eastAsia="Microsoft YaHei"/>
+                <w:b w:val="0"/>
+                <w:color w:val="000000"/>
+                <w:sz w:val="19"/>
+              </w:rPr>
+              <w:t>SAMPLE／BIO_QC／REPORT／VARIANT／HISTORY／USER／ROLE／USER_ROLE／ROLE_MENU 等类别</w:t>
             </w:r>
           </w:p>
         </w:tc>
@@ -6769,6 +7341,7 @@
           </w:tcPr>
           <w:p>
             <w:pPr>
+              <w:keepNext w:val="0"/>
               <w:spacing w:after="0" w:before="0" w:line="269" w:lineRule="auto"/>
               <w:jc w:val="left"/>
             </w:pPr>
@@ -6797,6 +7370,7 @@
           </w:tcPr>
           <w:p>
             <w:pPr>
+              <w:keepNext w:val="0"/>
               <w:spacing w:after="0" w:before="0" w:line="269" w:lineRule="auto"/>
               <w:jc w:val="left"/>
             </w:pPr>
@@ -6825,6 +7399,7 @@
           </w:tcPr>
           <w:p>
             <w:pPr>
+              <w:keepNext w:val="0"/>
               <w:spacing w:after="0" w:before="0" w:line="269" w:lineRule="auto"/>
               <w:jc w:val="left"/>
             </w:pPr>
@@ -6858,6 +7433,7 @@
           </w:tcPr>
           <w:p>
             <w:pPr>
+              <w:keepNext w:val="0"/>
               <w:spacing w:after="0" w:before="0" w:line="269" w:lineRule="auto"/>
               <w:jc w:val="left"/>
             </w:pPr>
@@ -6886,6 +7462,7 @@
           </w:tcPr>
           <w:p>
             <w:pPr>
+              <w:keepNext w:val="0"/>
               <w:spacing w:after="0" w:before="0" w:line="269" w:lineRule="auto"/>
               <w:jc w:val="left"/>
             </w:pPr>
@@ -6914,6 +7491,7 @@
           </w:tcPr>
           <w:p>
             <w:pPr>
+              <w:keepNext w:val="0"/>
               <w:spacing w:after="0" w:before="0" w:line="269" w:lineRule="auto"/>
               <w:jc w:val="left"/>
             </w:pPr>
@@ -6947,6 +7525,7 @@
           </w:tcPr>
           <w:p>
             <w:pPr>
+              <w:keepNext w:val="0"/>
               <w:spacing w:after="0" w:before="0" w:line="269" w:lineRule="auto"/>
               <w:jc w:val="left"/>
             </w:pPr>
@@ -6975,6 +7554,7 @@
           </w:tcPr>
           <w:p>
             <w:pPr>
+              <w:keepNext w:val="0"/>
               <w:spacing w:after="0" w:before="0" w:line="269" w:lineRule="auto"/>
               <w:jc w:val="left"/>
             </w:pPr>
@@ -7003,6 +7583,7 @@
           </w:tcPr>
           <w:p>
             <w:pPr>
+              <w:keepNext w:val="0"/>
               <w:spacing w:after="0" w:before="0" w:line="269" w:lineRule="auto"/>
               <w:jc w:val="left"/>
             </w:pPr>
@@ -7036,6 +7617,7 @@
           </w:tcPr>
           <w:p>
             <w:pPr>
+              <w:keepNext w:val="0"/>
               <w:spacing w:after="0" w:before="0" w:line="269" w:lineRule="auto"/>
               <w:jc w:val="left"/>
             </w:pPr>
@@ -7064,6 +7646,7 @@
           </w:tcPr>
           <w:p>
             <w:pPr>
+              <w:keepNext w:val="0"/>
               <w:spacing w:after="0" w:before="0" w:line="269" w:lineRule="auto"/>
               <w:jc w:val="left"/>
             </w:pPr>
@@ -7092,6 +7675,7 @@
           </w:tcPr>
           <w:p>
             <w:pPr>
+              <w:keepNext w:val="0"/>
               <w:spacing w:after="0" w:before="0" w:line="269" w:lineRule="auto"/>
               <w:jc w:val="left"/>
             </w:pPr>
@@ -7125,6 +7709,7 @@
           </w:tcPr>
           <w:p>
             <w:pPr>
+              <w:keepNext w:val="0"/>
               <w:spacing w:after="0" w:before="0" w:line="269" w:lineRule="auto"/>
               <w:jc w:val="left"/>
             </w:pPr>
@@ -7153,6 +7738,7 @@
           </w:tcPr>
           <w:p>
             <w:pPr>
+              <w:keepNext w:val="0"/>
               <w:spacing w:after="0" w:before="0" w:line="269" w:lineRule="auto"/>
               <w:jc w:val="left"/>
             </w:pPr>
@@ -7181,6 +7767,7 @@
           </w:tcPr>
           <w:p>
             <w:pPr>
+              <w:keepNext w:val="0"/>
               <w:spacing w:after="0" w:before="0" w:line="269" w:lineRule="auto"/>
               <w:jc w:val="left"/>
             </w:pPr>
@@ -7214,6 +7801,7 @@
           </w:tcPr>
           <w:p>
             <w:pPr>
+              <w:keepNext w:val="0"/>
               <w:spacing w:after="0" w:before="0" w:line="269" w:lineRule="auto"/>
               <w:jc w:val="left"/>
             </w:pPr>
@@ -7242,6 +7830,7 @@
           </w:tcPr>
           <w:p>
             <w:pPr>
+              <w:keepNext w:val="0"/>
               <w:spacing w:after="0" w:before="0" w:line="269" w:lineRule="auto"/>
               <w:jc w:val="left"/>
             </w:pPr>
@@ -7270,6 +7859,7 @@
           </w:tcPr>
           <w:p>
             <w:pPr>
+              <w:keepNext w:val="0"/>
               <w:spacing w:after="0" w:before="0" w:line="269" w:lineRule="auto"/>
               <w:jc w:val="left"/>
             </w:pPr>
@@ -7303,6 +7893,7 @@
           </w:tcPr>
           <w:p>
             <w:pPr>
+              <w:keepNext w:val="0"/>
               <w:spacing w:after="0" w:before="0" w:line="269" w:lineRule="auto"/>
               <w:jc w:val="left"/>
             </w:pPr>
@@ -7331,6 +7922,7 @@
           </w:tcPr>
           <w:p>
             <w:pPr>
+              <w:keepNext w:val="0"/>
               <w:spacing w:after="0" w:before="0" w:line="269" w:lineRule="auto"/>
               <w:jc w:val="left"/>
             </w:pPr>
@@ -7359,6 +7951,7 @@
           </w:tcPr>
           <w:p>
             <w:pPr>
+              <w:keepNext w:val="0"/>
               <w:spacing w:after="0" w:before="0" w:line="269" w:lineRule="auto"/>
               <w:jc w:val="left"/>
             </w:pPr>
@@ -7392,6 +7985,7 @@
           </w:tcPr>
           <w:p>
             <w:pPr>
+              <w:keepNext w:val="0"/>
               <w:spacing w:after="0" w:before="0" w:line="269" w:lineRule="auto"/>
               <w:jc w:val="left"/>
             </w:pPr>
@@ -7420,6 +8014,7 @@
           </w:tcPr>
           <w:p>
             <w:pPr>
+              <w:keepNext w:val="0"/>
               <w:spacing w:after="0" w:before="0" w:line="269" w:lineRule="auto"/>
               <w:jc w:val="left"/>
             </w:pPr>
@@ -7448,6 +8043,7 @@
           </w:tcPr>
           <w:p>
             <w:pPr>
+              <w:keepNext w:val="0"/>
               <w:spacing w:after="0" w:before="0" w:line="269" w:lineRule="auto"/>
               <w:jc w:val="left"/>
             </w:pPr>
@@ -7481,6 +8077,7 @@
           </w:tcPr>
           <w:p>
             <w:pPr>
+              <w:keepNext w:val="0"/>
               <w:spacing w:after="0" w:before="0" w:line="269" w:lineRule="auto"/>
               <w:jc w:val="left"/>
             </w:pPr>
@@ -7509,6 +8106,7 @@
           </w:tcPr>
           <w:p>
             <w:pPr>
+              <w:keepNext w:val="0"/>
               <w:spacing w:after="0" w:before="0" w:line="269" w:lineRule="auto"/>
               <w:jc w:val="left"/>
             </w:pPr>
@@ -7537,6 +8135,7 @@
           </w:tcPr>
           <w:p>
             <w:pPr>
+              <w:keepNext w:val="0"/>
               <w:spacing w:after="0" w:before="0" w:line="269" w:lineRule="auto"/>
               <w:jc w:val="left"/>
             </w:pPr>
@@ -7578,7 +8177,7 @@
         <w:jc w:val="left"/>
       </w:pPr>
       <w:r>
-        <w:t>before／after 是纳入审计字段集合的完整业务快照，不是任意 ORM 实体的全量序列化。字段集合由模块接入规则明确定义，涵盖影响业务含义的字段；自动更新时间等技术列默认不进入差异。大文件记录摘要与制品引用，不把文件正文塞进每行 JSON。新增、删除即使所有值为空，也必须有对象级动作。实现时对单行快照、事务明细总量和数据库报文设置限额；超限应在提交前明确拒绝或采用受控的不可变外置快照，不能截断内容后标记为完整。</w:t>
+        <w:t>before／after 是纳入审计字段集合的完整业务快照，不是任意 ORM 实体的全量序列化。字段集合由模块接入规则明确定义，涵盖影响业务含义的字段；自动更新时间等技术列默认不进入差异，但事件本身必须记录操作时间。密码、密码哈希、Token、密钥与认证会话内容不得进入 before／after、差异或 context；密码重置只记录对象、执行者、动作和结果。手机号等个人信息按字段规则受控保存和展示。大文件记录摘要与制品引用，不把文件正文塞进每行 JSON。新增、删除即使所有值为空，也必须有对象级动作。实现时对单行快照、事务明细总量和数据库报文设置限额；超限应在提交前明确拒绝或采用受控的不可变外置快照，不能截断内容后标记为完整。</w:t>
       </w:r>
     </w:p>
     <w:p>
@@ -7634,6 +8233,7 @@
           </w:tcPr>
           <w:p>
             <w:pPr>
+              <w:keepNext/>
               <w:spacing w:after="0" w:before="0" w:line="269" w:lineRule="auto"/>
               <w:jc w:val="left"/>
             </w:pPr>
@@ -7662,6 +8262,7 @@
           </w:tcPr>
           <w:p>
             <w:pPr>
+              <w:keepNext/>
               <w:spacing w:after="0" w:before="0" w:line="269" w:lineRule="auto"/>
               <w:jc w:val="left"/>
             </w:pPr>
@@ -7690,6 +8291,7 @@
           </w:tcPr>
           <w:p>
             <w:pPr>
+              <w:keepNext/>
               <w:spacing w:after="0" w:before="0" w:line="269" w:lineRule="auto"/>
               <w:jc w:val="left"/>
             </w:pPr>
@@ -7723,6 +8325,7 @@
           </w:tcPr>
           <w:p>
             <w:pPr>
+              <w:keepNext w:val="0"/>
               <w:spacing w:after="0" w:before="0" w:line="269" w:lineRule="auto"/>
               <w:jc w:val="left"/>
             </w:pPr>
@@ -7751,6 +8354,7 @@
           </w:tcPr>
           <w:p>
             <w:pPr>
+              <w:keepNext w:val="0"/>
               <w:spacing w:after="0" w:before="0" w:line="269" w:lineRule="auto"/>
               <w:jc w:val="left"/>
             </w:pPr>
@@ -7779,6 +8383,7 @@
           </w:tcPr>
           <w:p>
             <w:pPr>
+              <w:keepNext w:val="0"/>
               <w:spacing w:after="0" w:before="0" w:line="269" w:lineRule="auto"/>
               <w:jc w:val="left"/>
             </w:pPr>
@@ -7812,6 +8417,7 @@
           </w:tcPr>
           <w:p>
             <w:pPr>
+              <w:keepNext w:val="0"/>
               <w:spacing w:after="0" w:before="0" w:line="269" w:lineRule="auto"/>
               <w:jc w:val="left"/>
             </w:pPr>
@@ -7840,6 +8446,7 @@
           </w:tcPr>
           <w:p>
             <w:pPr>
+              <w:keepNext w:val="0"/>
               <w:spacing w:after="0" w:before="0" w:line="269" w:lineRule="auto"/>
               <w:jc w:val="left"/>
             </w:pPr>
@@ -7868,6 +8475,7 @@
           </w:tcPr>
           <w:p>
             <w:pPr>
+              <w:keepNext w:val="0"/>
               <w:spacing w:after="0" w:before="0" w:line="269" w:lineRule="auto"/>
               <w:jc w:val="left"/>
             </w:pPr>
@@ -7901,6 +8509,7 @@
           </w:tcPr>
           <w:p>
             <w:pPr>
+              <w:keepNext w:val="0"/>
               <w:spacing w:after="0" w:before="0" w:line="269" w:lineRule="auto"/>
               <w:jc w:val="left"/>
             </w:pPr>
@@ -7929,6 +8538,7 @@
           </w:tcPr>
           <w:p>
             <w:pPr>
+              <w:keepNext w:val="0"/>
               <w:spacing w:after="0" w:before="0" w:line="269" w:lineRule="auto"/>
               <w:jc w:val="left"/>
             </w:pPr>
@@ -7957,6 +8567,7 @@
           </w:tcPr>
           <w:p>
             <w:pPr>
+              <w:keepNext w:val="0"/>
               <w:spacing w:after="0" w:before="0" w:line="269" w:lineRule="auto"/>
               <w:jc w:val="left"/>
             </w:pPr>
@@ -7990,6 +8601,7 @@
           </w:tcPr>
           <w:p>
             <w:pPr>
+              <w:keepNext w:val="0"/>
               <w:spacing w:after="0" w:before="0" w:line="269" w:lineRule="auto"/>
               <w:jc w:val="left"/>
             </w:pPr>
@@ -8018,6 +8630,7 @@
           </w:tcPr>
           <w:p>
             <w:pPr>
+              <w:keepNext w:val="0"/>
               <w:spacing w:after="0" w:before="0" w:line="269" w:lineRule="auto"/>
               <w:jc w:val="left"/>
             </w:pPr>
@@ -8046,6 +8659,7 @@
           </w:tcPr>
           <w:p>
             <w:pPr>
+              <w:keepNext w:val="0"/>
               <w:spacing w:after="0" w:before="0" w:line="269" w:lineRule="auto"/>
               <w:jc w:val="left"/>
             </w:pPr>
@@ -8079,6 +8693,7 @@
           </w:tcPr>
           <w:p>
             <w:pPr>
+              <w:keepNext w:val="0"/>
               <w:spacing w:after="0" w:before="0" w:line="269" w:lineRule="auto"/>
               <w:jc w:val="left"/>
             </w:pPr>
@@ -8107,6 +8722,7 @@
           </w:tcPr>
           <w:p>
             <w:pPr>
+              <w:keepNext w:val="0"/>
               <w:spacing w:after="0" w:before="0" w:line="269" w:lineRule="auto"/>
               <w:jc w:val="left"/>
             </w:pPr>
@@ -8135,6 +8751,7 @@
           </w:tcPr>
           <w:p>
             <w:pPr>
+              <w:keepNext w:val="0"/>
               <w:spacing w:after="0" w:before="0" w:line="269" w:lineRule="auto"/>
               <w:jc w:val="left"/>
             </w:pPr>
@@ -8168,6 +8785,7 @@
           </w:tcPr>
           <w:p>
             <w:pPr>
+              <w:keepNext w:val="0"/>
               <w:spacing w:after="0" w:before="0" w:line="269" w:lineRule="auto"/>
               <w:jc w:val="left"/>
             </w:pPr>
@@ -8196,6 +8814,7 @@
           </w:tcPr>
           <w:p>
             <w:pPr>
+              <w:keepNext w:val="0"/>
               <w:spacing w:after="0" w:before="0" w:line="269" w:lineRule="auto"/>
               <w:jc w:val="left"/>
             </w:pPr>
@@ -8224,6 +8843,7 @@
           </w:tcPr>
           <w:p>
             <w:pPr>
+              <w:keepNext w:val="0"/>
               <w:spacing w:after="0" w:before="0" w:line="269" w:lineRule="auto"/>
               <w:jc w:val="left"/>
             </w:pPr>
@@ -8257,6 +8877,7 @@
           </w:tcPr>
           <w:p>
             <w:pPr>
+              <w:keepNext w:val="0"/>
               <w:spacing w:after="0" w:before="0" w:line="269" w:lineRule="auto"/>
               <w:jc w:val="left"/>
             </w:pPr>
@@ -8285,6 +8906,7 @@
           </w:tcPr>
           <w:p>
             <w:pPr>
+              <w:keepNext w:val="0"/>
               <w:spacing w:after="0" w:before="0" w:line="269" w:lineRule="auto"/>
               <w:jc w:val="left"/>
             </w:pPr>
@@ -8313,6 +8935,7 @@
           </w:tcPr>
           <w:p>
             <w:pPr>
+              <w:keepNext w:val="0"/>
               <w:spacing w:after="0" w:before="0" w:line="269" w:lineRule="auto"/>
               <w:jc w:val="left"/>
             </w:pPr>
@@ -8346,6 +8969,7 @@
           </w:tcPr>
           <w:p>
             <w:pPr>
+              <w:keepNext w:val="0"/>
               <w:spacing w:after="0" w:before="0" w:line="269" w:lineRule="auto"/>
               <w:jc w:val="left"/>
             </w:pPr>
@@ -8374,6 +8998,7 @@
           </w:tcPr>
           <w:p>
             <w:pPr>
+              <w:keepNext w:val="0"/>
               <w:spacing w:after="0" w:before="0" w:line="269" w:lineRule="auto"/>
               <w:jc w:val="left"/>
             </w:pPr>
@@ -8402,6 +9027,7 @@
           </w:tcPr>
           <w:p>
             <w:pPr>
+              <w:keepNext w:val="0"/>
               <w:spacing w:after="0" w:before="0" w:line="269" w:lineRule="auto"/>
               <w:jc w:val="left"/>
             </w:pPr>
@@ -8435,6 +9061,7 @@
           </w:tcPr>
           <w:p>
             <w:pPr>
+              <w:keepNext w:val="0"/>
               <w:spacing w:after="0" w:before="0" w:line="269" w:lineRule="auto"/>
               <w:jc w:val="left"/>
             </w:pPr>
@@ -8463,6 +9090,7 @@
           </w:tcPr>
           <w:p>
             <w:pPr>
+              <w:keepNext w:val="0"/>
               <w:spacing w:after="0" w:before="0" w:line="269" w:lineRule="auto"/>
               <w:jc w:val="left"/>
             </w:pPr>
@@ -8491,6 +9119,7 @@
           </w:tcPr>
           <w:p>
             <w:pPr>
+              <w:keepNext w:val="0"/>
               <w:spacing w:after="0" w:before="0" w:line="269" w:lineRule="auto"/>
               <w:jc w:val="left"/>
             </w:pPr>
@@ -8524,6 +9153,7 @@
           </w:tcPr>
           <w:p>
             <w:pPr>
+              <w:keepNext w:val="0"/>
               <w:spacing w:after="0" w:before="0" w:line="269" w:lineRule="auto"/>
               <w:jc w:val="left"/>
             </w:pPr>
@@ -8552,6 +9182,7 @@
           </w:tcPr>
           <w:p>
             <w:pPr>
+              <w:keepNext w:val="0"/>
               <w:spacing w:after="0" w:before="0" w:line="269" w:lineRule="auto"/>
               <w:jc w:val="left"/>
             </w:pPr>
@@ -8580,6 +9211,7 @@
           </w:tcPr>
           <w:p>
             <w:pPr>
+              <w:keepNext w:val="0"/>
               <w:spacing w:after="0" w:before="0" w:line="269" w:lineRule="auto"/>
               <w:jc w:val="left"/>
             </w:pPr>
@@ -8613,6 +9245,7 @@
           </w:tcPr>
           <w:p>
             <w:pPr>
+              <w:keepNext w:val="0"/>
               <w:spacing w:after="0" w:before="0" w:line="269" w:lineRule="auto"/>
               <w:jc w:val="left"/>
             </w:pPr>
@@ -8641,6 +9274,7 @@
           </w:tcPr>
           <w:p>
             <w:pPr>
+              <w:keepNext w:val="0"/>
               <w:spacing w:after="0" w:before="0" w:line="269" w:lineRule="auto"/>
               <w:jc w:val="left"/>
             </w:pPr>
@@ -8669,6 +9303,7 @@
           </w:tcPr>
           <w:p>
             <w:pPr>
+              <w:keepNext w:val="0"/>
               <w:spacing w:after="0" w:before="0" w:line="269" w:lineRule="auto"/>
               <w:jc w:val="left"/>
             </w:pPr>
@@ -8702,6 +9337,7 @@
           </w:tcPr>
           <w:p>
             <w:pPr>
+              <w:keepNext w:val="0"/>
               <w:spacing w:after="0" w:before="0" w:line="269" w:lineRule="auto"/>
               <w:jc w:val="left"/>
             </w:pPr>
@@ -8730,6 +9366,7 @@
           </w:tcPr>
           <w:p>
             <w:pPr>
+              <w:keepNext w:val="0"/>
               <w:spacing w:after="0" w:before="0" w:line="269" w:lineRule="auto"/>
               <w:jc w:val="left"/>
             </w:pPr>
@@ -8758,6 +9395,7 @@
           </w:tcPr>
           <w:p>
             <w:pPr>
+              <w:keepNext w:val="0"/>
               <w:spacing w:after="0" w:before="0" w:line="269" w:lineRule="auto"/>
               <w:jc w:val="left"/>
             </w:pPr>
@@ -8791,6 +9429,7 @@
           </w:tcPr>
           <w:p>
             <w:pPr>
+              <w:keepNext w:val="0"/>
               <w:spacing w:after="0" w:before="0" w:line="269" w:lineRule="auto"/>
               <w:jc w:val="left"/>
             </w:pPr>
@@ -8819,6 +9458,7 @@
           </w:tcPr>
           <w:p>
             <w:pPr>
+              <w:keepNext w:val="0"/>
               <w:spacing w:after="0" w:before="0" w:line="269" w:lineRule="auto"/>
               <w:jc w:val="left"/>
             </w:pPr>
@@ -8847,6 +9487,7 @@
           </w:tcPr>
           <w:p>
             <w:pPr>
+              <w:keepNext w:val="0"/>
               <w:spacing w:after="0" w:before="0" w:line="269" w:lineRule="auto"/>
               <w:jc w:val="left"/>
             </w:pPr>
@@ -8880,6 +9521,7 @@
           </w:tcPr>
           <w:p>
             <w:pPr>
+              <w:keepNext w:val="0"/>
               <w:spacing w:after="0" w:before="0" w:line="269" w:lineRule="auto"/>
               <w:jc w:val="left"/>
             </w:pPr>
@@ -8908,6 +9550,7 @@
           </w:tcPr>
           <w:p>
             <w:pPr>
+              <w:keepNext w:val="0"/>
               <w:spacing w:after="0" w:before="0" w:line="269" w:lineRule="auto"/>
               <w:jc w:val="left"/>
             </w:pPr>
@@ -8936,6 +9579,7 @@
           </w:tcPr>
           <w:p>
             <w:pPr>
+              <w:keepNext w:val="0"/>
               <w:spacing w:after="0" w:before="0" w:line="269" w:lineRule="auto"/>
               <w:jc w:val="left"/>
             </w:pPr>
@@ -8969,6 +9613,7 @@
           </w:tcPr>
           <w:p>
             <w:pPr>
+              <w:keepNext w:val="0"/>
               <w:spacing w:after="0" w:before="0" w:line="269" w:lineRule="auto"/>
               <w:jc w:val="left"/>
             </w:pPr>
@@ -8997,6 +9642,7 @@
           </w:tcPr>
           <w:p>
             <w:pPr>
+              <w:keepNext w:val="0"/>
               <w:spacing w:after="0" w:before="0" w:line="269" w:lineRule="auto"/>
               <w:jc w:val="left"/>
             </w:pPr>
@@ -9025,17 +9671,18 @@
           </w:tcPr>
           <w:p>
             <w:pPr>
-              <w:spacing w:after="0" w:before="0" w:line="269" w:lineRule="auto"/>
-              <w:jc w:val="left"/>
-            </w:pPr>
-            <w:r>
-              <w:rPr>
-                <w:rFonts w:ascii="Microsoft YaHei" w:hAnsi="Microsoft YaHei" w:eastAsia="Microsoft YaHei"/>
-                <w:b w:val="0"/>
-                <w:color w:val="000000"/>
-                <w:sz w:val="19"/>
-              </w:rPr>
-              <w:t>模板内容摘要、规则快照／版本、知识证据标识、来源文件与生成器版本</w:t>
+              <w:keepNext w:val="0"/>
+              <w:spacing w:after="0" w:before="0" w:line="269" w:lineRule="auto"/>
+              <w:jc w:val="left"/>
+            </w:pPr>
+            <w:r>
+              <w:rPr>
+                <w:rFonts w:ascii="Microsoft YaHei" w:hAnsi="Microsoft YaHei" w:eastAsia="Microsoft YaHei"/>
+                <w:b w:val="0"/>
+                <w:color w:val="000000"/>
+                <w:sz w:val="19"/>
+              </w:rPr>
+              <w:t>analysis_id + subbarcode、数据与报告版本标签、实际 sourceFileIds 与输入清单校验值、模板／规则快照、知识证据及生成器版本</w:t>
             </w:r>
           </w:p>
         </w:tc>
@@ -9058,6 +9705,7 @@
           </w:tcPr>
           <w:p>
             <w:pPr>
+              <w:keepNext w:val="0"/>
               <w:spacing w:after="0" w:before="0" w:line="269" w:lineRule="auto"/>
               <w:jc w:val="left"/>
             </w:pPr>
@@ -9086,6 +9734,7 @@
           </w:tcPr>
           <w:p>
             <w:pPr>
+              <w:keepNext w:val="0"/>
               <w:spacing w:after="0" w:before="0" w:line="269" w:lineRule="auto"/>
               <w:jc w:val="left"/>
             </w:pPr>
@@ -9114,6 +9763,7 @@
           </w:tcPr>
           <w:p>
             <w:pPr>
+              <w:keepNext w:val="0"/>
               <w:spacing w:after="0" w:before="0" w:line="269" w:lineRule="auto"/>
               <w:jc w:val="left"/>
             </w:pPr>
@@ -9233,7 +9883,7 @@
         <w:jc w:val="left"/>
       </w:pPr>
       <w:r>
-        <w:t>建议新增独立 ruoyi-audit 模块，提供一个具体 AuditRecorder 写入组件和审计查询服务。报告、质控等模块依赖它；审计模块只依赖公共基础能力，不反向依赖报告／质控服务。各业务模块自行解析样本身份并传入，避免循环依赖。</w:t>
+        <w:t>建议新增独立 ruoyi-audit 模块，提供一个具体 AuditRecorder 写入组件和审计查询服务。报告、质控、系统用户与角色等纳入范围的模块依赖它；审计模块只依赖公共基础能力，不反向依赖报告／质控服务。样本模块自行解析编号与批次并传入；用户／角色模块传真实对象和非样本范围，不依赖样本模块，避免循环依赖。</w:t>
       </w:r>
     </w:p>
     <w:p>
@@ -9251,7 +9901,7 @@
         <w:jc w:val="left"/>
       </w:pPr>
       <w:r>
-        <w:t>新增一个需要审计的写操作时，开发者依次完成：识别事务入口；登记对象和字段口径；解析唯一编号及现有样本主键；捕获旧值；执行业务并读取实际结果；共同写入事件及明细；补充正常、并发、回滚、重试和权限用例。接入映射随模块代码维护，不增加可被普通管理员关闭关键审计的开关。</w:t>
+        <w:t>新增一个需要审计的写操作时，开发者依次完成：识别事务入口；登记对象和字段口径；判定样本或非样本范围，样本事件解析唯一编号、批次和现有主键，非样本事件解析对象主键；捕获旧值；执行业务并读取实际结果；共同写入事件及明细；补充正常、并发、回滚、重试和权限用例。接入映射随模块代码维护，不增加可被普通管理员关闭关键审计的开关。</w:t>
       </w:r>
     </w:p>
     <w:p>
@@ -9356,6 +10006,7 @@
           </w:tcPr>
           <w:p>
             <w:pPr>
+              <w:keepNext/>
               <w:spacing w:after="0" w:before="0" w:line="269" w:lineRule="auto"/>
               <w:jc w:val="left"/>
             </w:pPr>
@@ -9384,6 +10035,7 @@
           </w:tcPr>
           <w:p>
             <w:pPr>
+              <w:keepNext/>
               <w:spacing w:after="0" w:before="0" w:line="269" w:lineRule="auto"/>
               <w:jc w:val="left"/>
             </w:pPr>
@@ -9417,6 +10069,7 @@
           </w:tcPr>
           <w:p>
             <w:pPr>
+              <w:keepNext w:val="0"/>
               <w:spacing w:after="0" w:before="0" w:line="269" w:lineRule="auto"/>
               <w:jc w:val="left"/>
             </w:pPr>
@@ -9445,6 +10098,7 @@
           </w:tcPr>
           <w:p>
             <w:pPr>
+              <w:keepNext w:val="0"/>
               <w:spacing w:after="0" w:before="0" w:line="269" w:lineRule="auto"/>
               <w:jc w:val="left"/>
             </w:pPr>
@@ -9478,6 +10132,7 @@
           </w:tcPr>
           <w:p>
             <w:pPr>
+              <w:keepNext w:val="0"/>
               <w:spacing w:after="0" w:before="0" w:line="269" w:lineRule="auto"/>
               <w:jc w:val="left"/>
             </w:pPr>
@@ -9506,6 +10161,7 @@
           </w:tcPr>
           <w:p>
             <w:pPr>
+              <w:keepNext w:val="0"/>
               <w:spacing w:after="0" w:before="0" w:line="269" w:lineRule="auto"/>
               <w:jc w:val="left"/>
             </w:pPr>
@@ -9539,6 +10195,7 @@
           </w:tcPr>
           <w:p>
             <w:pPr>
+              <w:keepNext w:val="0"/>
               <w:spacing w:after="0" w:before="0" w:line="269" w:lineRule="auto"/>
               <w:jc w:val="left"/>
             </w:pPr>
@@ -9567,6 +10224,7 @@
           </w:tcPr>
           <w:p>
             <w:pPr>
+              <w:keepNext w:val="0"/>
               <w:spacing w:after="0" w:before="0" w:line="269" w:lineRule="auto"/>
               <w:jc w:val="left"/>
             </w:pPr>
@@ -9600,6 +10258,7 @@
           </w:tcPr>
           <w:p>
             <w:pPr>
+              <w:keepNext w:val="0"/>
               <w:spacing w:after="0" w:before="0" w:line="269" w:lineRule="auto"/>
               <w:jc w:val="left"/>
             </w:pPr>
@@ -9628,6 +10287,7 @@
           </w:tcPr>
           <w:p>
             <w:pPr>
+              <w:keepNext w:val="0"/>
               <w:spacing w:after="0" w:before="0" w:line="269" w:lineRule="auto"/>
               <w:jc w:val="left"/>
             </w:pPr>
@@ -9661,6 +10321,7 @@
           </w:tcPr>
           <w:p>
             <w:pPr>
+              <w:keepNext w:val="0"/>
               <w:spacing w:after="0" w:before="0" w:line="269" w:lineRule="auto"/>
               <w:jc w:val="left"/>
             </w:pPr>
@@ -9689,6 +10350,7 @@
           </w:tcPr>
           <w:p>
             <w:pPr>
+              <w:keepNext w:val="0"/>
               <w:spacing w:after="0" w:before="0" w:line="269" w:lineRule="auto"/>
               <w:jc w:val="left"/>
             </w:pPr>
@@ -9722,6 +10384,7 @@
           </w:tcPr>
           <w:p>
             <w:pPr>
+              <w:keepNext w:val="0"/>
               <w:spacing w:after="0" w:before="0" w:line="269" w:lineRule="auto"/>
               <w:jc w:val="left"/>
             </w:pPr>
@@ -9750,6 +10413,7 @@
           </w:tcPr>
           <w:p>
             <w:pPr>
+              <w:keepNext w:val="0"/>
               <w:spacing w:after="0" w:before="0" w:line="269" w:lineRule="auto"/>
               <w:jc w:val="left"/>
             </w:pPr>
@@ -9783,6 +10447,7 @@
           </w:tcPr>
           <w:p>
             <w:pPr>
+              <w:keepNext w:val="0"/>
               <w:spacing w:after="0" w:before="0" w:line="269" w:lineRule="auto"/>
               <w:jc w:val="left"/>
             </w:pPr>
@@ -9811,6 +10476,7 @@
           </w:tcPr>
           <w:p>
             <w:pPr>
+              <w:keepNext w:val="0"/>
               <w:spacing w:after="0" w:before="0" w:line="269" w:lineRule="auto"/>
               <w:jc w:val="left"/>
             </w:pPr>
@@ -9875,7 +10541,7 @@
         <w:jc w:val="left"/>
       </w:pPr>
       <w:r>
-        <w:t>一次原子事务修改多个样本时，保存一个事件、多条 subject、多个 change；每个 change 标记所属样本或共享范围。页面按样本裁剪明细，不泄露同一事件中其他样本数据。</w:t>
+        <w:t>一次原子事务修改多个样本时，保存一个事件、多条 subject、多个 change；非样本的多表修改保存一个 NON_SAMPLE 事件和多个 change，不创建 subject；每个 change 标记所属样本或共享范围。页面按样本裁剪明细，不泄露同一事件中其他样本数据。</w:t>
       </w:r>
     </w:p>
     <w:p>
@@ -9903,6 +10569,15 @@
       </w:pPr>
       <w:r>
         <w:t>共享 history 行的修改要记录真实 history 主键及本次操作样本的使用上下文，不把该行的当前值显示成所有旧样本当时的解读结论。产品、规则、模板变更作为配置对象事件单独留痕；某样本实际采用的版本在处理事件／报告输入快照中冻结，不向所有历史样本追加“发生过配置修改”的伪事件。</w:t>
+      </w:r>
+    </w:p>
+    <w:p>
+      <w:pPr>
+        <w:widowControl/>
+        <w:jc w:val="left"/>
+      </w:pPr>
+      <w:r>
+        <w:t>用户新增并分配角色时，保存一个“创建用户”事件，内含 sys_user 新增及 sys_user_role 新增明细；角色修改并替换菜单权限时，保存一个“修改角色权限”事件，内含 sys_role 前后值及 sys_role_menu 成员删除／新增。授权、撤权和账号启停有各自事件；对象关联表使用真实复合主键，记录实际已提交的成员变化，不能只保存表单中的 roleIds 或 menuIds。</w:t>
       </w:r>
     </w:p>
     <w:p>
@@ -10030,7 +10705,7 @@
         <w:jc w:val="left"/>
       </w:pPr>
       <w:r>
-        <w:t>先在授权范围内按唯一样本编号查询，得到已有 sample_file.id，再按 audit_event_subject 的 sample_id 或编号快照查事件，批量读取事件头和该样本明细。录单行已删除或尚未到达时，直接从审计编号快照定位事件和已有样本主键，不要求业务表查询成功。录单前事件通过编号快照纳入；发生过原业务编号更正时，依据同一 sample_id 的更正事件扩展旧号查询范围。主链查询不依赖 sample_file 当前是否存在，也不要求报告仍是最新版本。</w:t>
+        <w:t>先在授权范围内按全局唯一样本编号查询，得到已有 sample_file.id，再按 audit_event_subject 的 sample_id 或编号快照查事件，批量读取事件头和该样本明细。录单行已删除或尚未到达时，直接从审计编号快照定位事件和已有样本主键，不要求业务表查询成功。录单前事件通过编号快照纳入；发生过原业务编号更正时，依据同一 sample_id 的更正事件扩展旧号查询范围。主链查询不依赖 sample_file 当前是否存在，也不要求报告仍是最新版本。</w:t>
       </w:r>
     </w:p>
     <w:p>
@@ -10104,6 +10779,7 @@
           </w:tcPr>
           <w:p>
             <w:pPr>
+              <w:keepNext/>
               <w:spacing w:after="0" w:before="0" w:line="269" w:lineRule="auto"/>
               <w:jc w:val="left"/>
             </w:pPr>
@@ -10132,6 +10808,7 @@
           </w:tcPr>
           <w:p>
             <w:pPr>
+              <w:keepNext/>
               <w:spacing w:after="0" w:before="0" w:line="269" w:lineRule="auto"/>
               <w:jc w:val="left"/>
             </w:pPr>
@@ -10160,6 +10837,7 @@
           </w:tcPr>
           <w:p>
             <w:pPr>
+              <w:keepNext/>
               <w:spacing w:after="0" w:before="0" w:line="269" w:lineRule="auto"/>
               <w:jc w:val="left"/>
             </w:pPr>
@@ -10193,6 +10871,7 @@
           </w:tcPr>
           <w:p>
             <w:pPr>
+              <w:keepNext w:val="0"/>
               <w:spacing w:after="0" w:before="0" w:line="269" w:lineRule="auto"/>
               <w:jc w:val="left"/>
             </w:pPr>
@@ -10221,6 +10900,7 @@
           </w:tcPr>
           <w:p>
             <w:pPr>
+              <w:keepNext w:val="0"/>
               <w:spacing w:after="0" w:before="0" w:line="269" w:lineRule="auto"/>
               <w:jc w:val="left"/>
             </w:pPr>
@@ -10249,6 +10929,7 @@
           </w:tcPr>
           <w:p>
             <w:pPr>
+              <w:keepNext w:val="0"/>
               <w:spacing w:after="0" w:before="0" w:line="269" w:lineRule="auto"/>
               <w:jc w:val="left"/>
             </w:pPr>
@@ -10282,6 +10963,7 @@
           </w:tcPr>
           <w:p>
             <w:pPr>
+              <w:keepNext w:val="0"/>
               <w:spacing w:after="0" w:before="0" w:line="269" w:lineRule="auto"/>
               <w:jc w:val="left"/>
             </w:pPr>
@@ -10310,6 +10992,7 @@
           </w:tcPr>
           <w:p>
             <w:pPr>
+              <w:keepNext w:val="0"/>
               <w:spacing w:after="0" w:before="0" w:line="269" w:lineRule="auto"/>
               <w:jc w:val="left"/>
             </w:pPr>
@@ -10338,6 +11021,7 @@
           </w:tcPr>
           <w:p>
             <w:pPr>
+              <w:keepNext w:val="0"/>
               <w:spacing w:after="0" w:before="0" w:line="269" w:lineRule="auto"/>
               <w:jc w:val="left"/>
             </w:pPr>
@@ -10371,6 +11055,7 @@
           </w:tcPr>
           <w:p>
             <w:pPr>
+              <w:keepNext w:val="0"/>
               <w:spacing w:after="0" w:before="0" w:line="269" w:lineRule="auto"/>
               <w:jc w:val="left"/>
             </w:pPr>
@@ -10399,17 +11084,18 @@
           </w:tcPr>
           <w:p>
             <w:pPr>
-              <w:spacing w:after="0" w:before="0" w:line="269" w:lineRule="auto"/>
-              <w:jc w:val="left"/>
-            </w:pPr>
-            <w:r>
-              <w:rPr>
-                <w:rFonts w:ascii="Microsoft YaHei" w:hAnsi="Microsoft YaHei" w:eastAsia="Microsoft YaHei"/>
-                <w:b w:val="0"/>
-                <w:color w:val="000000"/>
-                <w:sz w:val="19"/>
-              </w:rPr>
-              <w:t>subbarcode 必填；支持 stage、eventCode、outcome、analysisId、reportId、时间、cursor、pageSize；返回事件卡片</w:t>
+              <w:keepNext w:val="0"/>
+              <w:spacing w:after="0" w:before="0" w:line="269" w:lineRule="auto"/>
+              <w:jc w:val="left"/>
+            </w:pPr>
+            <w:r>
+              <w:rPr>
+                <w:rFonts w:ascii="Microsoft YaHei" w:hAnsi="Microsoft YaHei" w:eastAsia="Microsoft YaHei"/>
+                <w:b w:val="0"/>
+                <w:color w:val="000000"/>
+                <w:sz w:val="19"/>
+              </w:rPr>
+              <w:t>subbarcode 必填；支持 stage、eventCode、outcome、analysisId、reportId、includeSampleCommon、时间、sort、cursor、pageSize；返回样本过程事件</w:t>
             </w:r>
           </w:p>
         </w:tc>
@@ -10427,6 +11113,7 @@
           </w:tcPr>
           <w:p>
             <w:pPr>
+              <w:keepNext w:val="0"/>
               <w:spacing w:after="0" w:before="0" w:line="269" w:lineRule="auto"/>
               <w:jc w:val="left"/>
             </w:pPr>
@@ -10460,17 +11147,18 @@
           </w:tcPr>
           <w:p>
             <w:pPr>
-              <w:spacing w:after="0" w:before="0" w:line="269" w:lineRule="auto"/>
-              <w:jc w:val="left"/>
-            </w:pPr>
-            <w:r>
-              <w:rPr>
-                <w:rFonts w:ascii="Microsoft YaHei" w:hAnsi="Microsoft YaHei" w:eastAsia="Microsoft YaHei"/>
-                <w:b w:val="0"/>
-                <w:color w:val="000000"/>
-                <w:sz w:val="19"/>
-              </w:rPr>
-              <w:t>GET /audit/events/{eventId}</w:t>
+              <w:keepNext w:val="0"/>
+              <w:spacing w:after="0" w:before="0" w:line="269" w:lineRule="auto"/>
+              <w:jc w:val="left"/>
+            </w:pPr>
+            <w:r>
+              <w:rPr>
+                <w:rFonts w:ascii="Microsoft YaHei" w:hAnsi="Microsoft YaHei" w:eastAsia="Microsoft YaHei"/>
+                <w:b w:val="0"/>
+                <w:color w:val="000000"/>
+                <w:sz w:val="19"/>
+              </w:rPr>
+              <w:t>GET /audit/changes</w:t>
             </w:r>
           </w:p>
         </w:tc>
@@ -10488,17 +11176,18 @@
           </w:tcPr>
           <w:p>
             <w:pPr>
-              <w:spacing w:after="0" w:before="0" w:line="269" w:lineRule="auto"/>
-              <w:jc w:val="left"/>
-            </w:pPr>
-            <w:r>
-              <w:rPr>
-                <w:rFonts w:ascii="Microsoft YaHei" w:hAnsi="Microsoft YaHei" w:eastAsia="Microsoft YaHei"/>
-                <w:b w:val="0"/>
-                <w:color w:val="000000"/>
-                <w:sz w:val="19"/>
-              </w:rPr>
-              <w:t>必须附当前 subbarcode 查询上下文；返回该样本可见的多表明细与因果事件</w:t>
+              <w:keepNext w:val="0"/>
+              <w:spacing w:after="0" w:before="0" w:line="269" w:lineRule="auto"/>
+              <w:jc w:val="left"/>
+            </w:pPr>
+            <w:r>
+              <w:rPr>
+                <w:rFonts w:ascii="Microsoft YaHei" w:hAnsi="Microsoft YaHei" w:eastAsia="Microsoft YaHei"/>
+                <w:b w:val="0"/>
+                <w:color w:val="000000"/>
+                <w:sz w:val="19"/>
+              </w:rPr>
+              <w:t>auditScope、objectType、objectKey、操作人、动作、subbarcode、时间及游标；返回两类对象变更，不要求填写样本编号</w:t>
             </w:r>
           </w:p>
         </w:tc>
@@ -10516,17 +11205,18 @@
           </w:tcPr>
           <w:p>
             <w:pPr>
-              <w:spacing w:after="0" w:before="0" w:line="269" w:lineRule="auto"/>
-              <w:jc w:val="left"/>
-            </w:pPr>
-            <w:r>
-              <w:rPr>
-                <w:rFonts w:ascii="Microsoft YaHei" w:hAnsi="Microsoft YaHei" w:eastAsia="Microsoft YaHei"/>
-                <w:b w:val="0"/>
-                <w:color w:val="000000"/>
-                <w:sz w:val="19"/>
-              </w:rPr>
-              <w:t>audit:event:query</w:t>
+              <w:keepNext w:val="0"/>
+              <w:spacing w:after="0" w:before="0" w:line="269" w:lineRule="auto"/>
+              <w:jc w:val="left"/>
+            </w:pPr>
+            <w:r>
+              <w:rPr>
+                <w:rFonts w:ascii="Microsoft YaHei" w:hAnsi="Microsoft YaHei" w:eastAsia="Microsoft YaHei"/>
+                <w:b w:val="0"/>
+                <w:color w:val="000000"/>
+                <w:sz w:val="19"/>
+              </w:rPr>
+              <w:t>audit:change:list</w:t>
             </w:r>
           </w:p>
         </w:tc>
@@ -10549,17 +11239,18 @@
           </w:tcPr>
           <w:p>
             <w:pPr>
-              <w:spacing w:after="0" w:before="0" w:line="269" w:lineRule="auto"/>
-              <w:jc w:val="left"/>
-            </w:pPr>
-            <w:r>
-              <w:rPr>
-                <w:rFonts w:ascii="Microsoft YaHei" w:hAnsi="Microsoft YaHei" w:eastAsia="Microsoft YaHei"/>
-                <w:b w:val="0"/>
-                <w:color w:val="000000"/>
-                <w:sz w:val="19"/>
-              </w:rPr>
-              <w:t>GET /audit/samples/reports</w:t>
+              <w:keepNext w:val="0"/>
+              <w:spacing w:after="0" w:before="0" w:line="269" w:lineRule="auto"/>
+              <w:jc w:val="left"/>
+            </w:pPr>
+            <w:r>
+              <w:rPr>
+                <w:rFonts w:ascii="Microsoft YaHei" w:hAnsi="Microsoft YaHei" w:eastAsia="Microsoft YaHei"/>
+                <w:b w:val="0"/>
+                <w:color w:val="000000"/>
+                <w:sz w:val="19"/>
+              </w:rPr>
+              <w:t>GET /audit/events/{eventId}</w:t>
             </w:r>
           </w:p>
         </w:tc>
@@ -10577,17 +11268,18 @@
           </w:tcPr>
           <w:p>
             <w:pPr>
-              <w:spacing w:after="0" w:before="0" w:line="269" w:lineRule="auto"/>
-              <w:jc w:val="left"/>
-            </w:pPr>
-            <w:r>
-              <w:rPr>
-                <w:rFonts w:ascii="Microsoft YaHei" w:hAnsi="Microsoft YaHei" w:eastAsia="Microsoft YaHei"/>
-                <w:b w:val="0"/>
-                <w:color w:val="000000"/>
-                <w:sz w:val="19"/>
-              </w:rPr>
-              <w:t>subbarcode 必填；返回所有 analysisId／reportId、生成与签署制品、交付事件</w:t>
+              <w:keepNext w:val="0"/>
+              <w:spacing w:after="0" w:before="0" w:line="269" w:lineRule="auto"/>
+              <w:jc w:val="left"/>
+            </w:pPr>
+            <w:r>
+              <w:rPr>
+                <w:rFonts w:ascii="Microsoft YaHei" w:hAnsi="Microsoft YaHei" w:eastAsia="Microsoft YaHei"/>
+                <w:b w:val="0"/>
+                <w:color w:val="000000"/>
+                <w:sz w:val="19"/>
+              </w:rPr>
+              <w:t>样本事件附 subbarcode 上下文；非样本事件按对象权限校验；返回授权明细与因果事件</w:t>
             </w:r>
           </w:p>
         </w:tc>
@@ -10605,17 +11297,18 @@
           </w:tcPr>
           <w:p>
             <w:pPr>
-              <w:spacing w:after="0" w:before="0" w:line="269" w:lineRule="auto"/>
-              <w:jc w:val="left"/>
-            </w:pPr>
-            <w:r>
-              <w:rPr>
-                <w:rFonts w:ascii="Microsoft YaHei" w:hAnsi="Microsoft YaHei" w:eastAsia="Microsoft YaHei"/>
-                <w:b w:val="0"/>
-                <w:color w:val="000000"/>
-                <w:sz w:val="19"/>
-              </w:rPr>
-              <w:t>audit:sample:query</w:t>
+              <w:keepNext w:val="0"/>
+              <w:spacing w:after="0" w:before="0" w:line="269" w:lineRule="auto"/>
+              <w:jc w:val="left"/>
+            </w:pPr>
+            <w:r>
+              <w:rPr>
+                <w:rFonts w:ascii="Microsoft YaHei" w:hAnsi="Microsoft YaHei" w:eastAsia="Microsoft YaHei"/>
+                <w:b w:val="0"/>
+                <w:color w:val="000000"/>
+                <w:sz w:val="19"/>
+              </w:rPr>
+              <w:t>audit:event:query</w:t>
             </w:r>
           </w:p>
         </w:tc>
@@ -10638,6 +11331,99 @@
           </w:tcPr>
           <w:p>
             <w:pPr>
+              <w:keepNext w:val="0"/>
+              <w:spacing w:after="0" w:before="0" w:line="269" w:lineRule="auto"/>
+              <w:jc w:val="left"/>
+            </w:pPr>
+            <w:r>
+              <w:rPr>
+                <w:rFonts w:ascii="Microsoft YaHei" w:hAnsi="Microsoft YaHei" w:eastAsia="Microsoft YaHei"/>
+                <w:b w:val="0"/>
+                <w:color w:val="000000"/>
+                <w:sz w:val="19"/>
+              </w:rPr>
+              <w:t>GET /audit/samples/reports</w:t>
+            </w:r>
+          </w:p>
+        </w:tc>
+        <w:tc>
+          <w:tcPr>
+            <w:tcW w:type="dxa" w:w="4291"/>
+            <w:vAlign w:val="center"/>
+            <w:tcMar>
+              <w:top w:w="75" w:type="dxa"/>
+              <w:bottom w:w="75" w:type="dxa"/>
+              <w:left w:w="90" w:type="dxa"/>
+              <w:right w:w="90" w:type="dxa"/>
+            </w:tcMar>
+            <w:shd w:fill="F7F9FB"/>
+          </w:tcPr>
+          <w:p>
+            <w:pPr>
+              <w:keepNext w:val="0"/>
+              <w:spacing w:after="0" w:before="0" w:line="269" w:lineRule="auto"/>
+              <w:jc w:val="left"/>
+            </w:pPr>
+            <w:r>
+              <w:rPr>
+                <w:rFonts w:ascii="Microsoft YaHei" w:hAnsi="Microsoft YaHei" w:eastAsia="Microsoft YaHei"/>
+                <w:b w:val="0"/>
+                <w:color w:val="000000"/>
+                <w:sz w:val="19"/>
+              </w:rPr>
+              <w:t>subbarcode 必填；返回所有 analysisId／reportId、生成与签署制品、交付事件</w:t>
+            </w:r>
+          </w:p>
+        </w:tc>
+        <w:tc>
+          <w:tcPr>
+            <w:tcW w:type="dxa" w:w="2117"/>
+            <w:vAlign w:val="center"/>
+            <w:tcMar>
+              <w:top w:w="75" w:type="dxa"/>
+              <w:bottom w:w="75" w:type="dxa"/>
+              <w:left w:w="90" w:type="dxa"/>
+              <w:right w:w="90" w:type="dxa"/>
+            </w:tcMar>
+            <w:shd w:fill="F7F9FB"/>
+          </w:tcPr>
+          <w:p>
+            <w:pPr>
+              <w:keepNext w:val="0"/>
+              <w:spacing w:after="0" w:before="0" w:line="269" w:lineRule="auto"/>
+              <w:jc w:val="left"/>
+            </w:pPr>
+            <w:r>
+              <w:rPr>
+                <w:rFonts w:ascii="Microsoft YaHei" w:hAnsi="Microsoft YaHei" w:eastAsia="Microsoft YaHei"/>
+                <w:b w:val="0"/>
+                <w:color w:val="000000"/>
+                <w:sz w:val="19"/>
+              </w:rPr>
+              <w:t>audit:sample:query</w:t>
+            </w:r>
+          </w:p>
+        </w:tc>
+      </w:tr>
+      <w:tr>
+        <w:trPr>
+          <w:cantSplit/>
+        </w:trPr>
+        <w:tc>
+          <w:tcPr>
+            <w:tcW w:type="dxa" w:w="3672"/>
+            <w:vAlign w:val="center"/>
+            <w:tcMar>
+              <w:top w:w="75" w:type="dxa"/>
+              <w:bottom w:w="75" w:type="dxa"/>
+              <w:left w:w="90" w:type="dxa"/>
+              <w:right w:w="90" w:type="dxa"/>
+            </w:tcMar>
+            <w:shd w:fill="FFFFFF"/>
+          </w:tcPr>
+          <w:p>
+            <w:pPr>
+              <w:keepNext w:val="0"/>
               <w:spacing w:after="0" w:before="0" w:line="269" w:lineRule="auto"/>
               <w:jc w:val="left"/>
             </w:pPr>
@@ -10662,10 +11448,11 @@
               <w:left w:w="90" w:type="dxa"/>
               <w:right w:w="90" w:type="dxa"/>
             </w:tcMar>
-            <w:shd w:fill="F7F9FB"/>
-          </w:tcPr>
-          <w:p>
-            <w:pPr>
+            <w:shd w:fill="FFFFFF"/>
+          </w:tcPr>
+          <w:p>
+            <w:pPr>
+              <w:keepNext w:val="0"/>
               <w:spacing w:after="0" w:before="0" w:line="269" w:lineRule="auto"/>
               <w:jc w:val="left"/>
             </w:pPr>
@@ -10690,10 +11477,11 @@
               <w:left w:w="90" w:type="dxa"/>
               <w:right w:w="90" w:type="dxa"/>
             </w:tcMar>
-            <w:shd w:fill="F7F9FB"/>
-          </w:tcPr>
-          <w:p>
-            <w:pPr>
+            <w:shd w:fill="FFFFFF"/>
+          </w:tcPr>
+          <w:p>
+            <w:pPr>
+              <w:keepNext w:val="0"/>
               <w:spacing w:after="0" w:before="0" w:line="269" w:lineRule="auto"/>
               <w:jc w:val="left"/>
             </w:pPr>
@@ -10735,7 +11523,7 @@
         <w:jc w:val="left"/>
       </w:pPr>
       <w:r>
-        <w:t>输入完整样本编号直接定位唯一履历，无同号多候选步骤；模糊搜索只用于样本列表，限制长度、页大小及频率。旧号查询通过已审计更正事件定位同一 sample_id，若更正历史缺失则明确提示，不能猜测。时间线默认按 event_id 倒序进行键集分页，首屏返回 ceilingEventId，后续请求固定上界，避免新写入使翻页重复；新数据通过刷新获取。记录时间筛选与排序口径分别标明，不伪装为完整时间点数据库快照。</w:t>
+        <w:t>输入完整样本编号直接定位唯一履历，无同号多候选步骤；模糊搜索只用于样本列表，限制长度、页大小及频率。旧号查询通过已审计更正事件定位同一 sample_id，若更正历史缺失则明确提示，不能猜测。样本时间线默认按 (occurred_at, event_id) 升序进行键集分页，游标同时携带时间和 id；切换倒序同步反转两个字段。首屏返回 ceilingEventId，后续固定上界和排序／筛选，避免通常的新写入挤动分页；新增或延迟登记事件刷新后纳入。ID 分配与提交可能交错，ceilingEventId 不构成严格事务快照；有严格导出快照需求时须另行设计一致读取，本期不作此保证。变更记录列表默认同一组合倒序。时间筛选明确使用 occurred_at，recorded_at 另作登记时间筛选。</w:t>
       </w:r>
     </w:p>
     <w:p>
@@ -10758,7 +11546,7 @@
         <w:jc w:val="left"/>
       </w:pPr>
       <w:r>
-        <w:t>审计权限与原业务权限分别校验，范围至少为药企与当前已有的业务授权；未来增加项目／试验限制时同样下推到检索、统计、列表、详情与文件。批次标题和计数也不能暴露其他药企数据。多样本事件详情只返回当前样本明细：已录单按 sample_id，录单前明细按 subbarcode_snapshot 精确匹配；共享对象快照须有共享配置查看权限。</w:t>
+        <w:t>audit:change:list 不自动授予跨租户或系统权限；非样本变更详情还须满足对象授权，平台范围的配置仅系统审计授权可见。样本编号全局唯一仍须检查所属药企权限。审计权限与原业务权限分别校验，范围至少为药企与当前已有的业务授权；未来增加项目／试验限制时同样下推到检索、统计、列表、详情与文件。批次标题和计数也不能暴露其他药企数据。多样本事件详情只返回当前样本明细：已录单按 sample_id，录单前明细按 subbarcode_snapshot 精确匹配；共享对象快照须有共享配置查看权限。</w:t>
       </w:r>
     </w:p>
     <w:p>
@@ -10813,7 +11601,7 @@
         <w:jc w:val="left"/>
       </w:pPr>
       <w:r>
-        <w:t>建议新增“审计追踪 → 样本履历”独立页面，拟议路由 /audit/samples。输入唯一编号直接进入该样本；样本列表包含编号、药企、录单主键、来源摘要、分析次数、报告数和关联缺口，不显示同号样本选择器。</w:t>
+        <w:t>建议新增“审计追踪”菜单，下设“样本履历”和“变更记录”。样本履历为独立页面，拟议路由 /audit/samples。输入唯一编号直接进入该样本；样本列表包含编号、药企、录单主键、来源摘要、分析次数、报告数和关联缺口，不显示同号样本选择器。</w:t>
       </w:r>
     </w:p>
     <w:p>
@@ -10846,6 +11634,15 @@
       </w:pPr>
       <w:r>
         <w:t>页面顶部展示唯一样本编号、现有录单主键、所属药企和历史起点；录单尚未到达、缺失关联或启用前历史不完整须直接可见。发生过编号更正时展示其事件，不增加独立追踪号。</w:t>
+      </w:r>
+    </w:p>
+    <w:p>
+      <w:pPr>
+        <w:widowControl/>
+        <w:jc w:val="left"/>
+      </w:pPr>
+      <w:r>
+        <w:t>默认按操作时间由早到晚呈现一条线性履历，事件卡片标明数据v1／v2、analysis_id、report_id；切换版本只筛选视图，不改变事件本身。页面提供“全部过程”和“仅有字段变更”的筛选；质控导入但无字段变化可显示 NO_CHANGE 的实际处理结果，普通查看和页面跳转不产生虚假业务进展。</w:t>
       </w:r>
     </w:p>
     <w:p>
@@ -10895,7 +11692,7 @@
         <w:jc w:val="left"/>
       </w:pPr>
       <w:r>
-        <w:t>以下编号与数值仅为设计示例，非运行数据。录单主键 sample_file.id=101、唯一样本编号 S001，有两个分析批次 A10、A20。</w:t>
+        <w:t>以下编号与数值仅为设计示例，非运行数据。录单主键 sample_file.id=101、全局唯一样本编号 S001；第一次上传为数据v1（A10），第二次上传为数据v2（A20）。表格按操作时间从早到晚排列，实际到达顺序可以不同，界面不强行按业务阶段重排。</w:t>
       </w:r>
     </w:p>
     <w:tbl>
@@ -10937,6 +11734,7 @@
           </w:tcPr>
           <w:p>
             <w:pPr>
+              <w:keepNext/>
               <w:spacing w:after="0" w:before="0" w:line="269" w:lineRule="auto"/>
               <w:jc w:val="left"/>
             </w:pPr>
@@ -10965,6 +11763,7 @@
           </w:tcPr>
           <w:p>
             <w:pPr>
+              <w:keepNext/>
               <w:spacing w:after="0" w:before="0" w:line="269" w:lineRule="auto"/>
               <w:jc w:val="left"/>
             </w:pPr>
@@ -10993,6 +11792,7 @@
           </w:tcPr>
           <w:p>
             <w:pPr>
+              <w:keepNext/>
               <w:spacing w:after="0" w:before="0" w:line="269" w:lineRule="auto"/>
               <w:jc w:val="left"/>
             </w:pPr>
@@ -11026,6 +11826,7 @@
           </w:tcPr>
           <w:p>
             <w:pPr>
+              <w:keepNext w:val="0"/>
               <w:spacing w:after="0" w:before="0" w:line="269" w:lineRule="auto"/>
               <w:jc w:val="left"/>
             </w:pPr>
@@ -11054,17 +11855,18 @@
           </w:tcPr>
           <w:p>
             <w:pPr>
-              <w:spacing w:after="0" w:before="0" w:line="269" w:lineRule="auto"/>
-              <w:jc w:val="left"/>
-            </w:pPr>
-            <w:r>
-              <w:rPr>
-                <w:rFonts w:ascii="Microsoft YaHei" w:hAnsi="Microsoft YaHei" w:eastAsia="Microsoft YaHei"/>
-                <w:b w:val="0"/>
-                <w:color w:val="000000"/>
-                <w:sz w:val="19"/>
-              </w:rPr>
-              <w:t>录单新增</w:t>
+              <w:keepNext w:val="0"/>
+              <w:spacing w:after="0" w:before="0" w:line="269" w:lineRule="auto"/>
+              <w:jc w:val="left"/>
+            </w:pPr>
+            <w:r>
+              <w:rPr>
+                <w:rFonts w:ascii="Microsoft YaHei" w:hAnsi="Microsoft YaHei" w:eastAsia="Microsoft YaHei"/>
+                <w:b w:val="0"/>
+                <w:color w:val="000000"/>
+                <w:sz w:val="19"/>
+              </w:rPr>
+              <w:t>样本信息导入</w:t>
             </w:r>
           </w:p>
         </w:tc>
@@ -11082,17 +11884,18 @@
           </w:tcPr>
           <w:p>
             <w:pPr>
-              <w:spacing w:after="0" w:before="0" w:line="269" w:lineRule="auto"/>
-              <w:jc w:val="left"/>
-            </w:pPr>
-            <w:r>
-              <w:rPr>
-                <w:rFonts w:ascii="Microsoft YaHei" w:hAnsi="Microsoft YaHei" w:eastAsia="Microsoft YaHei"/>
-                <w:b w:val="0"/>
-                <w:color w:val="000000"/>
-                <w:sz w:val="19"/>
-              </w:rPr>
-              <w:t>sample_file#101；样本信息创建；完整新增快照</w:t>
+              <w:keepNext w:val="0"/>
+              <w:spacing w:after="0" w:before="0" w:line="269" w:lineRule="auto"/>
+              <w:jc w:val="left"/>
+            </w:pPr>
+            <w:r>
+              <w:rPr>
+                <w:rFonts w:ascii="Microsoft YaHei" w:hAnsi="Microsoft YaHei" w:eastAsia="Microsoft YaHei"/>
+                <w:b w:val="0"/>
+                <w:color w:val="000000"/>
+                <w:sz w:val="19"/>
+              </w:rPr>
+              <w:t>sample_file#101 新增，完整快照及来源批次</w:t>
             </w:r>
           </w:p>
         </w:tc>
@@ -11115,6 +11918,7 @@
           </w:tcPr>
           <w:p>
             <w:pPr>
+              <w:keepNext w:val="0"/>
               <w:spacing w:after="0" w:before="0" w:line="269" w:lineRule="auto"/>
               <w:jc w:val="left"/>
             </w:pPr>
@@ -11143,17 +11947,18 @@
           </w:tcPr>
           <w:p>
             <w:pPr>
-              <w:spacing w:after="0" w:before="0" w:line="269" w:lineRule="auto"/>
-              <w:jc w:val="left"/>
-            </w:pPr>
-            <w:r>
-              <w:rPr>
-                <w:rFonts w:ascii="Microsoft YaHei" w:hAnsi="Microsoft YaHei" w:eastAsia="Microsoft YaHei"/>
-                <w:b w:val="0"/>
-                <w:color w:val="000000"/>
-                <w:sz w:val="19"/>
-              </w:rPr>
-              <w:t>湿实验质控接收</w:t>
+              <w:keepNext w:val="0"/>
+              <w:spacing w:after="0" w:before="0" w:line="269" w:lineRule="auto"/>
+              <w:jc w:val="left"/>
+            </w:pPr>
+            <w:r>
+              <w:rPr>
+                <w:rFonts w:ascii="Microsoft YaHei" w:hAnsi="Microsoft YaHei" w:eastAsia="Microsoft YaHei"/>
+                <w:b w:val="0"/>
+                <w:color w:val="000000"/>
+                <w:sz w:val="19"/>
+              </w:rPr>
+              <w:t>样本信息修改</w:t>
             </w:r>
           </w:p>
         </w:tc>
@@ -11171,17 +11976,18 @@
           </w:tcPr>
           <w:p>
             <w:pPr>
-              <w:spacing w:after="0" w:before="0" w:line="269" w:lineRule="auto"/>
-              <w:jc w:val="left"/>
-            </w:pPr>
-            <w:r>
-              <w:rPr>
-                <w:rFonts w:ascii="Microsoft YaHei" w:hAnsi="Microsoft YaHei" w:eastAsia="Microsoft YaHei"/>
-                <w:b w:val="0"/>
-                <w:color w:val="000000"/>
-                <w:sz w:val="19"/>
-              </w:rPr>
-              <w:t>wet_lab_qc#50；数值录入；判定及依据快照</w:t>
+              <w:keepNext w:val="0"/>
+              <w:spacing w:after="0" w:before="0" w:line="269" w:lineRule="auto"/>
+              <w:jc w:val="left"/>
+            </w:pPr>
+            <w:r>
+              <w:rPr>
+                <w:rFonts w:ascii="Microsoft YaHei" w:hAnsi="Microsoft YaHei" w:eastAsia="Microsoft YaHei"/>
+                <w:b w:val="0"/>
+                <w:color w:val="000000"/>
+                <w:sz w:val="19"/>
+              </w:rPr>
+              <w:t>旧值→新值；操作者及操作时间；属于样本公共事件</w:t>
             </w:r>
           </w:p>
         </w:tc>
@@ -11204,6 +12010,7 @@
           </w:tcPr>
           <w:p>
             <w:pPr>
+              <w:keepNext w:val="0"/>
               <w:spacing w:after="0" w:before="0" w:line="269" w:lineRule="auto"/>
               <w:jc w:val="left"/>
             </w:pPr>
@@ -11232,17 +12039,18 @@
           </w:tcPr>
           <w:p>
             <w:pPr>
-              <w:spacing w:after="0" w:before="0" w:line="269" w:lineRule="auto"/>
-              <w:jc w:val="left"/>
-            </w:pPr>
-            <w:r>
-              <w:rPr>
-                <w:rFonts w:ascii="Microsoft YaHei" w:hAnsi="Microsoft YaHei" w:eastAsia="Microsoft YaHei"/>
-                <w:b w:val="0"/>
-                <w:color w:val="000000"/>
-                <w:sz w:val="19"/>
-              </w:rPr>
-              <w:t>生信质控更正</w:t>
+              <w:keepNext w:val="0"/>
+              <w:spacing w:after="0" w:before="0" w:line="269" w:lineRule="auto"/>
+              <w:jc w:val="left"/>
+            </w:pPr>
+            <w:r>
+              <w:rPr>
+                <w:rFonts w:ascii="Microsoft YaHei" w:hAnsi="Microsoft YaHei" w:eastAsia="Microsoft YaHei"/>
+                <w:b w:val="0"/>
+                <w:color w:val="000000"/>
+                <w:sz w:val="19"/>
+              </w:rPr>
+              <w:t>湿实验质控导入／更正</w:t>
             </w:r>
           </w:p>
         </w:tc>
@@ -11260,17 +12068,18 @@
           </w:tcPr>
           <w:p>
             <w:pPr>
-              <w:spacing w:after="0" w:before="0" w:line="269" w:lineRule="auto"/>
-              <w:jc w:val="left"/>
-            </w:pPr>
-            <w:r>
-              <w:rPr>
-                <w:rFonts w:ascii="Microsoft YaHei" w:hAnsi="Microsoft YaHei" w:eastAsia="Microsoft YaHei"/>
-                <w:b w:val="0"/>
-                <w:color w:val="000000"/>
-                <w:sz w:val="19"/>
-              </w:rPr>
-              <w:t>average_depth 500→620；判定前后值；源记录号</w:t>
+              <w:keepNext w:val="0"/>
+              <w:spacing w:after="0" w:before="0" w:line="269" w:lineRule="auto"/>
+              <w:jc w:val="left"/>
+            </w:pPr>
+            <w:r>
+              <w:rPr>
+                <w:rFonts w:ascii="Microsoft YaHei" w:hAnsi="Microsoft YaHei" w:eastAsia="Microsoft YaHei"/>
+                <w:b w:val="0"/>
+                <w:color w:val="000000"/>
+                <w:sz w:val="19"/>
+              </w:rPr>
+              <w:t>导入结果、原始指标、修改前后值和判定依据</w:t>
             </w:r>
           </w:p>
         </w:tc>
@@ -11293,6 +12102,7 @@
           </w:tcPr>
           <w:p>
             <w:pPr>
+              <w:keepNext w:val="0"/>
               <w:spacing w:after="0" w:before="0" w:line="269" w:lineRule="auto"/>
               <w:jc w:val="left"/>
             </w:pPr>
@@ -11321,17 +12131,18 @@
           </w:tcPr>
           <w:p>
             <w:pPr>
-              <w:spacing w:after="0" w:before="0" w:line="269" w:lineRule="auto"/>
-              <w:jc w:val="left"/>
-            </w:pPr>
-            <w:r>
-              <w:rPr>
-                <w:rFonts w:ascii="Microsoft YaHei" w:hAnsi="Microsoft YaHei" w:eastAsia="Microsoft YaHei"/>
-                <w:b w:val="0"/>
-                <w:color w:val="000000"/>
-                <w:sz w:val="19"/>
-              </w:rPr>
-              <w:t>A10 文件重新驱动</w:t>
+              <w:keepNext w:val="0"/>
+              <w:spacing w:after="0" w:before="0" w:line="269" w:lineRule="auto"/>
+              <w:jc w:val="left"/>
+            </w:pPr>
+            <w:r>
+              <w:rPr>
+                <w:rFonts w:ascii="Microsoft YaHei" w:hAnsi="Microsoft YaHei" w:eastAsia="Microsoft YaHei"/>
+                <w:b w:val="0"/>
+                <w:color w:val="000000"/>
+                <w:sz w:val="19"/>
+              </w:rPr>
+              <w:t>干实验质控导入／更正</w:t>
             </w:r>
           </w:p>
         </w:tc>
@@ -11349,17 +12160,18 @@
           </w:tcPr>
           <w:p>
             <w:pPr>
-              <w:spacing w:after="0" w:before="0" w:line="269" w:lineRule="auto"/>
-              <w:jc w:val="left"/>
-            </w:pPr>
-            <w:r>
-              <w:rPr>
-                <w:rFonts w:ascii="Microsoft YaHei" w:hAnsi="Microsoft YaHei" w:eastAsia="Microsoft YaHei"/>
-                <w:b w:val="0"/>
-                <w:color w:val="000000"/>
-                <w:sz w:val="19"/>
-              </w:rPr>
-              <w:t>某文件删除旧解析行并新增新行；一个事件展开全部变化</w:t>
+              <w:keepNext w:val="0"/>
+              <w:spacing w:after="0" w:before="0" w:line="269" w:lineRule="auto"/>
+              <w:jc w:val="left"/>
+            </w:pPr>
+            <w:r>
+              <w:rPr>
+                <w:rFonts w:ascii="Microsoft YaHei" w:hAnsi="Microsoft YaHei" w:eastAsia="Microsoft YaHei"/>
+                <w:b w:val="0"/>
+                <w:color w:val="000000"/>
+                <w:sz w:val="19"/>
+              </w:rPr>
+              <w:t>实际指标及判定变化；已知批次时关联 A10</w:t>
             </w:r>
           </w:p>
         </w:tc>
@@ -11382,6 +12194,7 @@
           </w:tcPr>
           <w:p>
             <w:pPr>
+              <w:keepNext w:val="0"/>
               <w:spacing w:after="0" w:before="0" w:line="269" w:lineRule="auto"/>
               <w:jc w:val="left"/>
             </w:pPr>
@@ -11410,17 +12223,18 @@
           </w:tcPr>
           <w:p>
             <w:pPr>
-              <w:spacing w:after="0" w:before="0" w:line="269" w:lineRule="auto"/>
-              <w:jc w:val="left"/>
-            </w:pPr>
-            <w:r>
-              <w:rPr>
-                <w:rFonts w:ascii="Microsoft YaHei" w:hAnsi="Microsoft YaHei" w:eastAsia="Microsoft YaHei"/>
-                <w:b w:val="0"/>
-                <w:color w:val="000000"/>
-                <w:sz w:val="19"/>
-              </w:rPr>
-              <w:t>A10 报告 R30 解读</w:t>
+              <w:keepNext w:val="0"/>
+              <w:spacing w:after="0" w:before="0" w:line="269" w:lineRule="auto"/>
+              <w:jc w:val="left"/>
+            </w:pPr>
+            <w:r>
+              <w:rPr>
+                <w:rFonts w:ascii="Microsoft YaHei" w:hAnsi="Microsoft YaHei" w:eastAsia="Microsoft YaHei"/>
+                <w:b w:val="0"/>
+                <w:color w:val="000000"/>
+                <w:sz w:val="19"/>
+              </w:rPr>
+              <w:t>上传数据v1及位点</w:t>
             </w:r>
           </w:p>
         </w:tc>
@@ -11438,17 +12252,18 @@
           </w:tcPr>
           <w:p>
             <w:pPr>
-              <w:spacing w:after="0" w:before="0" w:line="269" w:lineRule="auto"/>
-              <w:jc w:val="left"/>
-            </w:pPr>
-            <w:r>
-              <w:rPr>
-                <w:rFonts w:ascii="Microsoft YaHei" w:hAnsi="Microsoft YaHei" w:eastAsia="Microsoft YaHei"/>
-                <w:b w:val="0"/>
-                <w:color w:val="000000"/>
-                <w:sz w:val="19"/>
-              </w:rPr>
-              <w:t>改靶／临床意义变更；源位点和共享历史对象分别列出</w:t>
+              <w:keepNext w:val="0"/>
+              <w:spacing w:after="0" w:before="0" w:line="269" w:lineRule="auto"/>
+              <w:jc w:val="left"/>
+            </w:pPr>
+            <w:r>
+              <w:rPr>
+                <w:rFonts w:ascii="Microsoft YaHei" w:hAnsi="Microsoft YaHei" w:eastAsia="Microsoft YaHei"/>
+                <w:b w:val="0"/>
+                <w:color w:val="000000"/>
+                <w:sz w:val="19"/>
+              </w:rPr>
+              <w:t>A10 + S001；原始文件主键、输入清单校验值、解析行新增／替换</w:t>
             </w:r>
           </w:p>
         </w:tc>
@@ -11471,6 +12286,7 @@
           </w:tcPr>
           <w:p>
             <w:pPr>
+              <w:keepNext w:val="0"/>
               <w:spacing w:after="0" w:before="0" w:line="269" w:lineRule="auto"/>
               <w:jc w:val="left"/>
             </w:pPr>
@@ -11499,17 +12315,18 @@
           </w:tcPr>
           <w:p>
             <w:pPr>
-              <w:spacing w:after="0" w:before="0" w:line="269" w:lineRule="auto"/>
-              <w:jc w:val="left"/>
-            </w:pPr>
-            <w:r>
-              <w:rPr>
-                <w:rFonts w:ascii="Microsoft YaHei" w:hAnsi="Microsoft YaHei" w:eastAsia="Microsoft YaHei"/>
-                <w:b w:val="0"/>
-                <w:color w:val="000000"/>
-                <w:sz w:val="19"/>
-              </w:rPr>
-              <w:t>R30 第1次生成</w:t>
+              <w:keepNext w:val="0"/>
+              <w:spacing w:after="0" w:before="0" w:line="269" w:lineRule="auto"/>
+              <w:jc w:val="left"/>
+            </w:pPr>
+            <w:r>
+              <w:rPr>
+                <w:rFonts w:ascii="Microsoft YaHei" w:hAnsi="Microsoft YaHei" w:eastAsia="Microsoft YaHei"/>
+                <w:b w:val="0"/>
+                <w:color w:val="000000"/>
+                <w:sz w:val="19"/>
+              </w:rPr>
+              <w:t>数据v1报出选择与解读</w:t>
             </w:r>
           </w:p>
         </w:tc>
@@ -11527,17 +12344,18 @@
           </w:tcPr>
           <w:p>
             <w:pPr>
-              <w:spacing w:after="0" w:before="0" w:line="269" w:lineRule="auto"/>
-              <w:jc w:val="left"/>
-            </w:pPr>
-            <w:r>
-              <w:rPr>
-                <w:rFonts w:ascii="Microsoft YaHei" w:hAnsi="Microsoft YaHei" w:eastAsia="Microsoft YaHei"/>
-                <w:b w:val="0"/>
-                <w:color w:val="000000"/>
-                <w:sz w:val="19"/>
-              </w:rPr>
-              <w:t>输入 JSON、DOCX、PDF，各有制品号和校验值</w:t>
+              <w:keepNext w:val="0"/>
+              <w:spacing w:after="0" w:before="0" w:line="269" w:lineRule="auto"/>
+              <w:jc w:val="left"/>
+            </w:pPr>
+            <w:r>
+              <w:rPr>
+                <w:rFonts w:ascii="Microsoft YaHei" w:hAnsi="Microsoft YaHei" w:eastAsia="Microsoft YaHei"/>
+                <w:b w:val="0"/>
+                <w:color w:val="000000"/>
+                <w:sz w:val="19"/>
+              </w:rPr>
+              <w:t>是否报出前后值、实际报出位点集合、解读字段变化及依据</w:t>
             </w:r>
           </w:p>
         </w:tc>
@@ -11560,6 +12378,7 @@
           </w:tcPr>
           <w:p>
             <w:pPr>
+              <w:keepNext w:val="0"/>
               <w:spacing w:after="0" w:before="0" w:line="269" w:lineRule="auto"/>
               <w:jc w:val="left"/>
             </w:pPr>
@@ -11588,17 +12407,18 @@
           </w:tcPr>
           <w:p>
             <w:pPr>
-              <w:spacing w:after="0" w:before="0" w:line="269" w:lineRule="auto"/>
-              <w:jc w:val="left"/>
-            </w:pPr>
-            <w:r>
-              <w:rPr>
-                <w:rFonts w:ascii="Microsoft YaHei" w:hAnsi="Microsoft YaHei" w:eastAsia="Microsoft YaHei"/>
-                <w:b w:val="0"/>
-                <w:color w:val="000000"/>
-                <w:sz w:val="19"/>
-              </w:rPr>
-              <w:t>R30 第2次生成</w:t>
+              <w:keepNext w:val="0"/>
+              <w:spacing w:after="0" w:before="0" w:line="269" w:lineRule="auto"/>
+              <w:jc w:val="left"/>
+            </w:pPr>
+            <w:r>
+              <w:rPr>
+                <w:rFonts w:ascii="Microsoft YaHei" w:hAnsi="Microsoft YaHei" w:eastAsia="Microsoft YaHei"/>
+                <w:b w:val="0"/>
+                <w:color w:val="000000"/>
+                <w:sz w:val="19"/>
+              </w:rPr>
+              <w:t>报告v1状态流转</w:t>
             </w:r>
           </w:p>
         </w:tc>
@@ -11616,17 +12436,18 @@
           </w:tcPr>
           <w:p>
             <w:pPr>
-              <w:spacing w:after="0" w:before="0" w:line="269" w:lineRule="auto"/>
-              <w:jc w:val="left"/>
-            </w:pPr>
-            <w:r>
-              <w:rPr>
-                <w:rFonts w:ascii="Microsoft YaHei" w:hAnsi="Microsoft YaHei" w:eastAsia="Microsoft YaHei"/>
-                <w:b w:val="0"/>
-                <w:color w:val="000000"/>
-                <w:sz w:val="19"/>
-              </w:rPr>
-              <w:t>保留第1次；显示当次参数和报告字段变化</w:t>
+              <w:keepNext w:val="0"/>
+              <w:spacing w:after="0" w:before="0" w:line="269" w:lineRule="auto"/>
+              <w:jc w:val="left"/>
+            </w:pPr>
+            <w:r>
+              <w:rPr>
+                <w:rFonts w:ascii="Microsoft YaHei" w:hAnsi="Microsoft YaHei" w:eastAsia="Microsoft YaHei"/>
+                <w:b w:val="0"/>
+                <w:color w:val="000000"/>
+                <w:sz w:val="19"/>
+              </w:rPr>
+              <w:t>R30；认领／提交／退回／完成等真实起止状态、动作与操作者</w:t>
             </w:r>
           </w:p>
         </w:tc>
@@ -11649,6 +12470,7 @@
           </w:tcPr>
           <w:p>
             <w:pPr>
+              <w:keepNext w:val="0"/>
               <w:spacing w:after="0" w:before="0" w:line="269" w:lineRule="auto"/>
               <w:jc w:val="left"/>
             </w:pPr>
@@ -11677,17 +12499,18 @@
           </w:tcPr>
           <w:p>
             <w:pPr>
-              <w:spacing w:after="0" w:before="0" w:line="269" w:lineRule="auto"/>
-              <w:jc w:val="left"/>
-            </w:pPr>
-            <w:r>
-              <w:rPr>
-                <w:rFonts w:ascii="Microsoft YaHei" w:hAnsi="Microsoft YaHei" w:eastAsia="Microsoft YaHei"/>
-                <w:b w:val="0"/>
-                <w:color w:val="000000"/>
-                <w:sz w:val="19"/>
-              </w:rPr>
-              <w:t>R30 第2次生成签署</w:t>
+              <w:keepNext w:val="0"/>
+              <w:spacing w:after="0" w:before="0" w:line="269" w:lineRule="auto"/>
+              <w:jc w:val="left"/>
+            </w:pPr>
+            <w:r>
+              <w:rPr>
+                <w:rFonts w:ascii="Microsoft YaHei" w:hAnsi="Microsoft YaHei" w:eastAsia="Microsoft YaHei"/>
+                <w:b w:val="0"/>
+                <w:color w:val="000000"/>
+                <w:sz w:val="19"/>
+              </w:rPr>
+              <w:t>报告v1生成与交付</w:t>
             </w:r>
           </w:p>
         </w:tc>
@@ -11705,17 +12528,18 @@
           </w:tcPr>
           <w:p>
             <w:pPr>
-              <w:spacing w:after="0" w:before="0" w:line="269" w:lineRule="auto"/>
-              <w:jc w:val="left"/>
-            </w:pPr>
-            <w:r>
-              <w:rPr>
-                <w:rFonts w:ascii="Microsoft YaHei" w:hAnsi="Microsoft YaHei" w:eastAsia="Microsoft YaHei"/>
-                <w:b w:val="0"/>
-                <w:color w:val="000000"/>
-                <w:sz w:val="19"/>
-              </w:rPr>
-              <w:t>签署 PDF 指向确切送签 PDF</w:t>
+              <w:keepNext w:val="0"/>
+              <w:spacing w:after="0" w:before="0" w:line="269" w:lineRule="auto"/>
+              <w:jc w:val="left"/>
+            </w:pPr>
+            <w:r>
+              <w:rPr>
+                <w:rFonts w:ascii="Microsoft YaHei" w:hAnsi="Microsoft YaHei" w:eastAsia="Microsoft YaHei"/>
+                <w:b w:val="0"/>
+                <w:color w:val="000000"/>
+                <w:sz w:val="19"/>
+              </w:rPr>
+              <w:t>R30 第1／2次生成、签署和发送；输入均指向数据v1</w:t>
             </w:r>
           </w:p>
         </w:tc>
@@ -11738,6 +12562,7 @@
           </w:tcPr>
           <w:p>
             <w:pPr>
+              <w:keepNext w:val="0"/>
               <w:spacing w:after="0" w:before="0" w:line="269" w:lineRule="auto"/>
               <w:jc w:val="left"/>
             </w:pPr>
@@ -11766,17 +12591,18 @@
           </w:tcPr>
           <w:p>
             <w:pPr>
-              <w:spacing w:after="0" w:before="0" w:line="269" w:lineRule="auto"/>
-              <w:jc w:val="left"/>
-            </w:pPr>
-            <w:r>
-              <w:rPr>
-                <w:rFonts w:ascii="Microsoft YaHei" w:hAnsi="Microsoft YaHei" w:eastAsia="Microsoft YaHei"/>
-                <w:b w:val="0"/>
-                <w:color w:val="000000"/>
-                <w:sz w:val="19"/>
-              </w:rPr>
-              <w:t>R30 两次发送尝试</w:t>
+              <w:keepNext w:val="0"/>
+              <w:spacing w:after="0" w:before="0" w:line="269" w:lineRule="auto"/>
+              <w:jc w:val="left"/>
+            </w:pPr>
+            <w:r>
+              <w:rPr>
+                <w:rFonts w:ascii="Microsoft YaHei" w:hAnsi="Microsoft YaHei" w:eastAsia="Microsoft YaHei"/>
+                <w:b w:val="0"/>
+                <w:color w:val="000000"/>
+                <w:sz w:val="19"/>
+              </w:rPr>
+              <w:t>再次上传数据v2</w:t>
             </w:r>
           </w:p>
         </w:tc>
@@ -11794,17 +12620,18 @@
           </w:tcPr>
           <w:p>
             <w:pPr>
-              <w:spacing w:after="0" w:before="0" w:line="269" w:lineRule="auto"/>
-              <w:jc w:val="left"/>
-            </w:pPr>
-            <w:r>
-              <w:rPr>
-                <w:rFonts w:ascii="Microsoft YaHei" w:hAnsi="Microsoft YaHei" w:eastAsia="Microsoft YaHei"/>
-                <w:b w:val="0"/>
-                <w:color w:val="000000"/>
-                <w:sz w:val="19"/>
-              </w:rPr>
-              <w:t>第一次失败、第二次服务商接受；各自附件与结果独立</w:t>
+              <w:keepNext w:val="0"/>
+              <w:spacing w:after="0" w:before="0" w:line="269" w:lineRule="auto"/>
+              <w:jc w:val="left"/>
+            </w:pPr>
+            <w:r>
+              <w:rPr>
+                <w:rFonts w:ascii="Microsoft YaHei" w:hAnsi="Microsoft YaHei" w:eastAsia="Microsoft YaHei"/>
+                <w:b w:val="0"/>
+                <w:color w:val="000000"/>
+                <w:sz w:val="19"/>
+              </w:rPr>
+              <w:t>A20 + S001；新文件及输入快照，不覆盖数据v1历史</w:t>
             </w:r>
           </w:p>
         </w:tc>
@@ -11827,6 +12654,7 @@
           </w:tcPr>
           <w:p>
             <w:pPr>
+              <w:keepNext w:val="0"/>
               <w:spacing w:after="0" w:before="0" w:line="269" w:lineRule="auto"/>
               <w:jc w:val="left"/>
             </w:pPr>
@@ -11855,17 +12683,18 @@
           </w:tcPr>
           <w:p>
             <w:pPr>
-              <w:spacing w:after="0" w:before="0" w:line="269" w:lineRule="auto"/>
-              <w:jc w:val="left"/>
-            </w:pPr>
-            <w:r>
-              <w:rPr>
-                <w:rFonts w:ascii="Microsoft YaHei" w:hAnsi="Microsoft YaHei" w:eastAsia="Microsoft YaHei"/>
-                <w:b w:val="0"/>
-                <w:color w:val="000000"/>
-                <w:sz w:val="19"/>
-              </w:rPr>
-              <w:t>A10 再次进入解读建 R31</w:t>
+              <w:keepNext w:val="0"/>
+              <w:spacing w:after="0" w:before="0" w:line="269" w:lineRule="auto"/>
+              <w:jc w:val="left"/>
+            </w:pPr>
+            <w:r>
+              <w:rPr>
+                <w:rFonts w:ascii="Microsoft YaHei" w:hAnsi="Microsoft YaHei" w:eastAsia="Microsoft YaHei"/>
+                <w:b w:val="0"/>
+                <w:color w:val="000000"/>
+                <w:sz w:val="19"/>
+              </w:rPr>
+              <w:t>数据v2解读并形成报告v2</w:t>
             </w:r>
           </w:p>
         </w:tc>
@@ -11883,106 +12712,18 @@
           </w:tcPr>
           <w:p>
             <w:pPr>
-              <w:spacing w:after="0" w:before="0" w:line="269" w:lineRule="auto"/>
-              <w:jc w:val="left"/>
-            </w:pPr>
-            <w:r>
-              <w:rPr>
-                <w:rFonts w:ascii="Microsoft YaHei" w:hAnsi="Microsoft YaHei" w:eastAsia="Microsoft YaHei"/>
-                <w:b w:val="0"/>
-                <w:color w:val="000000"/>
-                <w:sz w:val="19"/>
-              </w:rPr>
-              <w:t>新业务报告分支，不覆盖 R30 的交付记录</w:t>
-            </w:r>
-          </w:p>
-        </w:tc>
-      </w:tr>
-      <w:tr>
-        <w:trPr>
-          <w:cantSplit/>
-        </w:trPr>
-        <w:tc>
-          <w:tcPr>
-            <w:tcW w:type="dxa" w:w="2232"/>
-            <w:vAlign w:val="center"/>
-            <w:tcMar>
-              <w:top w:w="75" w:type="dxa"/>
-              <w:bottom w:w="75" w:type="dxa"/>
-              <w:left w:w="90" w:type="dxa"/>
-              <w:right w:w="90" w:type="dxa"/>
-            </w:tcMar>
-            <w:shd w:fill="FFFFFF"/>
-          </w:tcPr>
-          <w:p>
-            <w:pPr>
-              <w:spacing w:after="0" w:before="0" w:line="269" w:lineRule="auto"/>
-              <w:jc w:val="left"/>
-            </w:pPr>
-            <w:r>
-              <w:rPr>
-                <w:rFonts w:ascii="Microsoft YaHei" w:hAnsi="Microsoft YaHei" w:eastAsia="Microsoft YaHei"/>
-                <w:b w:val="0"/>
-                <w:color w:val="000000"/>
-                <w:sz w:val="19"/>
-              </w:rPr>
-              <w:t>11</w:t>
-            </w:r>
-          </w:p>
-        </w:tc>
-        <w:tc>
-          <w:tcPr>
-            <w:tcW w:type="dxa" w:w="3168"/>
-            <w:vAlign w:val="center"/>
-            <w:tcMar>
-              <w:top w:w="75" w:type="dxa"/>
-              <w:bottom w:w="75" w:type="dxa"/>
-              <w:left w:w="90" w:type="dxa"/>
-              <w:right w:w="90" w:type="dxa"/>
-            </w:tcMar>
-            <w:shd w:fill="FFFFFF"/>
-          </w:tcPr>
-          <w:p>
-            <w:pPr>
-              <w:spacing w:after="0" w:before="0" w:line="269" w:lineRule="auto"/>
-              <w:jc w:val="left"/>
-            </w:pPr>
-            <w:r>
-              <w:rPr>
-                <w:rFonts w:ascii="Microsoft YaHei" w:hAnsi="Microsoft YaHei" w:eastAsia="Microsoft YaHei"/>
-                <w:b w:val="0"/>
-                <w:color w:val="000000"/>
-                <w:sz w:val="19"/>
-              </w:rPr>
-              <w:t>A20 后续分析</w:t>
-            </w:r>
-          </w:p>
-        </w:tc>
-        <w:tc>
-          <w:tcPr>
-            <w:tcW w:type="dxa" w:w="4680"/>
-            <w:vAlign w:val="center"/>
-            <w:tcMar>
-              <w:top w:w="75" w:type="dxa"/>
-              <w:bottom w:w="75" w:type="dxa"/>
-              <w:left w:w="90" w:type="dxa"/>
-              <w:right w:w="90" w:type="dxa"/>
-            </w:tcMar>
-            <w:shd w:fill="FFFFFF"/>
-          </w:tcPr>
-          <w:p>
-            <w:pPr>
-              <w:spacing w:after="0" w:before="0" w:line="269" w:lineRule="auto"/>
-              <w:jc w:val="left"/>
-            </w:pPr>
-            <w:r>
-              <w:rPr>
-                <w:rFonts w:ascii="Microsoft YaHei" w:hAnsi="Microsoft YaHei" w:eastAsia="Microsoft YaHei"/>
-                <w:b w:val="0"/>
-                <w:color w:val="000000"/>
-                <w:sz w:val="19"/>
-              </w:rPr>
-              <w:t>同一样本的新分析分支，与 A10 并列</w:t>
+              <w:keepNext w:val="0"/>
+              <w:spacing w:after="0" w:before="0" w:line="269" w:lineRule="auto"/>
+              <w:jc w:val="left"/>
+            </w:pPr>
+            <w:r>
+              <w:rPr>
+                <w:rFonts w:ascii="Microsoft YaHei" w:hAnsi="Microsoft YaHei" w:eastAsia="Microsoft YaHei"/>
+                <w:b w:val="0"/>
+                <w:color w:val="000000"/>
+                <w:sz w:val="19"/>
+              </w:rPr>
+              <w:t>R40；报出集合、解读和状态变化独立记录，输入指向数据v2</w:t>
             </w:r>
           </w:p>
         </w:tc>
@@ -12004,7 +12745,7 @@
         <w:jc w:val="left"/>
       </w:pPr>
       <w:r>
-        <w:t>“报告与交付”按分析批次 → report_id → generation_no 分组，再列 JSON／DOCX／PDF／签署件及发送尝试。版本标签明确写“报告 R30 第2次生成”，不把不同报告的局部序号统称为全样本 V2。文件下载指向历史制品，发送记录显示实际附件，不能只有一个“当前报告”链接。</w:t>
+        <w:t>“报告与交付”按数据版本 → 报告业务版本／report_id → generation_no 分组，再列 JSON／DOCX／PDF／签署件及发送尝试。显示“数据v1 → 报告v1 R30 第2次生成”，不把生成次数等同于报告业务版本。没有可信版本标签的旧记录按真实 analysis_id／report_id 显示并标明版本未知。文件下载指向历史制品，发送记录显示实际附件，不能只有一个“当前报告”链接。</w:t>
       </w:r>
     </w:p>
     <w:p>
@@ -12037,6 +12778,38 @@
       </w:pPr>
       <w:r>
         <w:t>空状态区分“该样本无审计”“当前筛选无结果”“启用前仅有基线”“关联待确认”。请求失败允许重试，禁止以空数组吞掉异常；无权访问返回明确拒绝。已删对象仍显示快照，业务跳转不可用时提示已删除。字段值和导入文本按纯文本展示，不执行其中的 HTML 或脚本。无复核、还原、删除审计按钮。</w:t>
+      </w:r>
+    </w:p>
+    <w:p>
+      <w:pPr>
+        <w:pStyle w:val="Heading2"/>
+        <w:jc w:val="left"/>
+      </w:pPr>
+      <w:r>
+        <w:rPr>
+          <w:rFonts w:ascii="Microsoft YaHei" w:hAnsi="Microsoft YaHei" w:eastAsia="Microsoft YaHei"/>
+          <w:b/>
+          <w:color w:val="000000"/>
+        </w:rPr>
+        <w:t>7.5 变更记录页面</w:t>
+      </w:r>
+    </w:p>
+    <w:p>
+      <w:pPr>
+        <w:widowControl/>
+        <w:jc w:val="left"/>
+      </w:pPr>
+      <w:r>
+        <w:t>拟议路由 /audit/changes，输入为范围、模块、对象类型／主键、操作人、动作和操作时间；样本编号为可选条件。列表展示事件时间、范围、对象摘要、动作、操作人、来源、结果与变化数量，默认由新到旧。非样本记录的样本编号显示“不适用”，不设置必填样本条件；按具体用户／角色对象可查看连续变更历史。</w:t>
+      </w:r>
+    </w:p>
+    <w:p>
+      <w:pPr>
+        <w:widowControl/>
+        <w:jc w:val="left"/>
+      </w:pPr>
+      <w:r>
+        <w:t>展开事件后展示主表及关联表的字段前后值。创建、删除、角色绑定和授权变化均可查询；密码重置仅显示动作结果，不显示密码、哈希或 Token。无权限与无记录分别提示；审计入口不提供修改、删除、复核和还原按钮。样本相关记录可跳转该样本时间线，非样本配置变化不伪造样本关联。</w:t>
       </w:r>
     </w:p>
     <w:p>
@@ -12105,6 +12878,7 @@
           </w:tcPr>
           <w:p>
             <w:pPr>
+              <w:keepNext/>
               <w:spacing w:after="0" w:before="0" w:line="269" w:lineRule="auto"/>
               <w:jc w:val="left"/>
             </w:pPr>
@@ -12133,6 +12907,7 @@
           </w:tcPr>
           <w:p>
             <w:pPr>
+              <w:keepNext/>
               <w:spacing w:after="0" w:before="0" w:line="269" w:lineRule="auto"/>
               <w:jc w:val="left"/>
             </w:pPr>
@@ -12166,6 +12941,7 @@
           </w:tcPr>
           <w:p>
             <w:pPr>
+              <w:keepNext w:val="0"/>
               <w:spacing w:after="0" w:before="0" w:line="269" w:lineRule="auto"/>
               <w:jc w:val="left"/>
             </w:pPr>
@@ -12194,6 +12970,7 @@
           </w:tcPr>
           <w:p>
             <w:pPr>
+              <w:keepNext w:val="0"/>
               <w:spacing w:after="0" w:before="0" w:line="269" w:lineRule="auto"/>
               <w:jc w:val="left"/>
             </w:pPr>
@@ -12227,6 +13004,7 @@
           </w:tcPr>
           <w:p>
             <w:pPr>
+              <w:keepNext w:val="0"/>
               <w:spacing w:after="0" w:before="0" w:line="269" w:lineRule="auto"/>
               <w:jc w:val="left"/>
             </w:pPr>
@@ -12255,6 +13033,7 @@
           </w:tcPr>
           <w:p>
             <w:pPr>
+              <w:keepNext w:val="0"/>
               <w:spacing w:after="0" w:before="0" w:line="269" w:lineRule="auto"/>
               <w:jc w:val="left"/>
             </w:pPr>
@@ -12288,6 +13067,7 @@
           </w:tcPr>
           <w:p>
             <w:pPr>
+              <w:keepNext w:val="0"/>
               <w:spacing w:after="0" w:before="0" w:line="269" w:lineRule="auto"/>
               <w:jc w:val="left"/>
             </w:pPr>
@@ -12316,6 +13096,7 @@
           </w:tcPr>
           <w:p>
             <w:pPr>
+              <w:keepNext w:val="0"/>
               <w:spacing w:after="0" w:before="0" w:line="269" w:lineRule="auto"/>
               <w:jc w:val="left"/>
             </w:pPr>
@@ -12349,6 +13130,7 @@
           </w:tcPr>
           <w:p>
             <w:pPr>
+              <w:keepNext w:val="0"/>
               <w:spacing w:after="0" w:before="0" w:line="269" w:lineRule="auto"/>
               <w:jc w:val="left"/>
             </w:pPr>
@@ -12377,6 +13159,7 @@
           </w:tcPr>
           <w:p>
             <w:pPr>
+              <w:keepNext w:val="0"/>
               <w:spacing w:after="0" w:before="0" w:line="269" w:lineRule="auto"/>
               <w:jc w:val="left"/>
             </w:pPr>
@@ -12410,6 +13193,7 @@
           </w:tcPr>
           <w:p>
             <w:pPr>
+              <w:keepNext w:val="0"/>
               <w:spacing w:after="0" w:before="0" w:line="269" w:lineRule="auto"/>
               <w:jc w:val="left"/>
             </w:pPr>
@@ -12438,6 +13222,7 @@
           </w:tcPr>
           <w:p>
             <w:pPr>
+              <w:keepNext w:val="0"/>
               <w:spacing w:after="0" w:before="0" w:line="269" w:lineRule="auto"/>
               <w:jc w:val="left"/>
             </w:pPr>
@@ -12471,6 +13256,7 @@
           </w:tcPr>
           <w:p>
             <w:pPr>
+              <w:keepNext w:val="0"/>
               <w:spacing w:after="0" w:before="0" w:line="269" w:lineRule="auto"/>
               <w:jc w:val="left"/>
             </w:pPr>
@@ -12499,6 +13285,7 @@
           </w:tcPr>
           <w:p>
             <w:pPr>
+              <w:keepNext w:val="0"/>
               <w:spacing w:after="0" w:before="0" w:line="269" w:lineRule="auto"/>
               <w:jc w:val="left"/>
             </w:pPr>
@@ -12532,6 +13319,7 @@
           </w:tcPr>
           <w:p>
             <w:pPr>
+              <w:keepNext w:val="0"/>
               <w:spacing w:after="0" w:before="0" w:line="269" w:lineRule="auto"/>
               <w:jc w:val="left"/>
             </w:pPr>
@@ -12560,6 +13348,7 @@
           </w:tcPr>
           <w:p>
             <w:pPr>
+              <w:keepNext w:val="0"/>
               <w:spacing w:after="0" w:before="0" w:line="269" w:lineRule="auto"/>
               <w:jc w:val="left"/>
             </w:pPr>
@@ -12593,6 +13382,7 @@
           </w:tcPr>
           <w:p>
             <w:pPr>
+              <w:keepNext w:val="0"/>
               <w:spacing w:after="0" w:before="0" w:line="269" w:lineRule="auto"/>
               <w:jc w:val="left"/>
             </w:pPr>
@@ -12621,6 +13411,7 @@
           </w:tcPr>
           <w:p>
             <w:pPr>
+              <w:keepNext w:val="0"/>
               <w:spacing w:after="0" w:before="0" w:line="269" w:lineRule="auto"/>
               <w:jc w:val="left"/>
             </w:pPr>
@@ -12654,6 +13445,7 @@
           </w:tcPr>
           <w:p>
             <w:pPr>
+              <w:keepNext w:val="0"/>
               <w:spacing w:after="0" w:before="0" w:line="269" w:lineRule="auto"/>
               <w:jc w:val="left"/>
             </w:pPr>
@@ -12682,6 +13474,7 @@
           </w:tcPr>
           <w:p>
             <w:pPr>
+              <w:keepNext w:val="0"/>
               <w:spacing w:after="0" w:before="0" w:line="269" w:lineRule="auto"/>
               <w:jc w:val="left"/>
             </w:pPr>
@@ -12715,6 +13508,7 @@
           </w:tcPr>
           <w:p>
             <w:pPr>
+              <w:keepNext w:val="0"/>
               <w:spacing w:after="0" w:before="0" w:line="269" w:lineRule="auto"/>
               <w:jc w:val="left"/>
             </w:pPr>
@@ -12743,17 +13537,144 @@
           </w:tcPr>
           <w:p>
             <w:pPr>
-              <w:spacing w:after="0" w:before="0" w:line="269" w:lineRule="auto"/>
-              <w:jc w:val="left"/>
-            </w:pPr>
-            <w:r>
-              <w:rPr>
-                <w:rFonts w:ascii="Microsoft YaHei" w:hAnsi="Microsoft YaHei" w:eastAsia="Microsoft YaHei"/>
-                <w:b w:val="0"/>
-                <w:color w:val="000000"/>
-                <w:sz w:val="19"/>
-              </w:rPr>
-              <w:t>清点实际写库入口；建立受控审计上下文，不假设仓库内组件覆盖外部副作用</w:t>
+              <w:keepNext w:val="0"/>
+              <w:spacing w:after="0" w:before="0" w:line="269" w:lineRule="auto"/>
+              <w:jc w:val="left"/>
+            </w:pPr>
+            <w:r>
+              <w:rPr>
+                <w:rFonts w:ascii="Microsoft YaHei" w:hAnsi="Microsoft YaHei" w:eastAsia="Microsoft YaHei"/>
+                <w:b w:val="0"/>
+                <w:color w:val="000000"/>
+                <w:sz w:val="19"/>
+              </w:rPr>
+              <w:t>确定每次上传与 analysis_id + subbarcode、真实 file_id 和版本标签关系；记录不可变输入清单；清点外部写库入口</w:t>
+            </w:r>
+          </w:p>
+        </w:tc>
+      </w:tr>
+      <w:tr>
+        <w:trPr>
+          <w:cantSplit/>
+        </w:trPr>
+        <w:tc>
+          <w:tcPr>
+            <w:tcW w:type="dxa" w:w="2376"/>
+            <w:vAlign w:val="center"/>
+            <w:tcMar>
+              <w:top w:w="75" w:type="dxa"/>
+              <w:bottom w:w="75" w:type="dxa"/>
+              <w:left w:w="90" w:type="dxa"/>
+              <w:right w:w="90" w:type="dxa"/>
+            </w:tcMar>
+            <w:shd w:fill="FFFFFF"/>
+          </w:tcPr>
+          <w:p>
+            <w:pPr>
+              <w:keepNext w:val="0"/>
+              <w:spacing w:after="0" w:before="0" w:line="269" w:lineRule="auto"/>
+              <w:jc w:val="left"/>
+            </w:pPr>
+            <w:r>
+              <w:rPr>
+                <w:rFonts w:ascii="Microsoft YaHei" w:hAnsi="Microsoft YaHei" w:eastAsia="Microsoft YaHei"/>
+                <w:b w:val="0"/>
+                <w:color w:val="000000"/>
+                <w:sz w:val="19"/>
+              </w:rPr>
+              <w:t>SysUserServiceImpl</w:t>
+            </w:r>
+          </w:p>
+        </w:tc>
+        <w:tc>
+          <w:tcPr>
+            <w:tcW w:type="dxa" w:w="7704"/>
+            <w:vAlign w:val="center"/>
+            <w:tcMar>
+              <w:top w:w="75" w:type="dxa"/>
+              <w:bottom w:w="75" w:type="dxa"/>
+              <w:left w:w="90" w:type="dxa"/>
+              <w:right w:w="90" w:type="dxa"/>
+            </w:tcMar>
+            <w:shd w:fill="FFFFFF"/>
+          </w:tcPr>
+          <w:p>
+            <w:pPr>
+              <w:keepNext w:val="0"/>
+              <w:spacing w:after="0" w:before="0" w:line="269" w:lineRule="auto"/>
+              <w:jc w:val="left"/>
+            </w:pPr>
+            <w:r>
+              <w:rPr>
+                <w:rFonts w:ascii="Microsoft YaHei" w:hAnsi="Microsoft YaHei" w:eastAsia="Microsoft YaHei"/>
+                <w:b w:val="0"/>
+                <w:color w:val="000000"/>
+                <w:sz w:val="19"/>
+              </w:rPr>
+              <w:t>用户新增／修改／删除／启停、角色分配与密码重置；主表和关联表共同留痕，排除凭证</w:t>
+            </w:r>
+          </w:p>
+        </w:tc>
+      </w:tr>
+      <w:tr>
+        <w:trPr>
+          <w:cantSplit/>
+        </w:trPr>
+        <w:tc>
+          <w:tcPr>
+            <w:tcW w:type="dxa" w:w="2376"/>
+            <w:vAlign w:val="center"/>
+            <w:tcMar>
+              <w:top w:w="75" w:type="dxa"/>
+              <w:bottom w:w="75" w:type="dxa"/>
+              <w:left w:w="90" w:type="dxa"/>
+              <w:right w:w="90" w:type="dxa"/>
+            </w:tcMar>
+            <w:shd w:fill="F7F9FB"/>
+          </w:tcPr>
+          <w:p>
+            <w:pPr>
+              <w:keepNext w:val="0"/>
+              <w:spacing w:after="0" w:before="0" w:line="269" w:lineRule="auto"/>
+              <w:jc w:val="left"/>
+            </w:pPr>
+            <w:r>
+              <w:rPr>
+                <w:rFonts w:ascii="Microsoft YaHei" w:hAnsi="Microsoft YaHei" w:eastAsia="Microsoft YaHei"/>
+                <w:b w:val="0"/>
+                <w:color w:val="000000"/>
+                <w:sz w:val="19"/>
+              </w:rPr>
+              <w:t>SysRoleServiceImpl</w:t>
+            </w:r>
+          </w:p>
+        </w:tc>
+        <w:tc>
+          <w:tcPr>
+            <w:tcW w:type="dxa" w:w="7704"/>
+            <w:vAlign w:val="center"/>
+            <w:tcMar>
+              <w:top w:w="75" w:type="dxa"/>
+              <w:bottom w:w="75" w:type="dxa"/>
+              <w:left w:w="90" w:type="dxa"/>
+              <w:right w:w="90" w:type="dxa"/>
+            </w:tcMar>
+            <w:shd w:fill="F7F9FB"/>
+          </w:tcPr>
+          <w:p>
+            <w:pPr>
+              <w:keepNext w:val="0"/>
+              <w:spacing w:after="0" w:before="0" w:line="269" w:lineRule="auto"/>
+              <w:jc w:val="left"/>
+            </w:pPr>
+            <w:r>
+              <w:rPr>
+                <w:rFonts w:ascii="Microsoft YaHei" w:hAnsi="Microsoft YaHei" w:eastAsia="Microsoft YaHei"/>
+                <w:b w:val="0"/>
+                <w:color w:val="000000"/>
+                <w:sz w:val="19"/>
+              </w:rPr>
+              <w:t>角色新增／修改／删除／启停、菜单权限、授权及撤权；捕获真实成员增删，不伪造样本关联</w:t>
             </w:r>
           </w:p>
         </w:tc>
@@ -12789,7 +13710,7 @@
         <w:jc w:val="left"/>
       </w:pPr>
       <w:r>
-        <w:t>先只读体检运行库：样本编号唯一约束是否落实、空编号、孤儿 analysis_id／report_id、跨租户关联、软删对象、外部源 id 冲突，以及仅剩最新路径的旧报告。体检结果不能由仓库 DDL 或模拟数据代替。</w:t>
+        <w:t>先只读体检运行库：样本编号跨药企全局唯一是否落实、空编号、孤儿 analysis_id／report_id、跨租户关联、软删对象、外部源 id 冲突，以及仅剩最新路径的旧报告。体检结果不能由仓库 DDL 或模拟数据代替。</w:t>
       </w:r>
     </w:p>
     <w:p>
@@ -12830,7 +13751,7 @@
         <w:jc w:val="left"/>
       </w:pPr>
       <w:r>
-        <w:t>第一步核对唯一样本编号关联和一条样本的端到端设计。第二步实现四表、现有主键关联、统一写入与查询，并以样本／质控 CRUD 验证事务、差异和删除后查询。第三步接入解读多表、文件重驱动、报告多版本和交付尝试。第四步核对全部实际写入方、迁移基线及权限后再启用完整覆盖声明。</w:t>
+        <w:t>第一步核对跨药企全局唯一约束、上传版本契约和一条样本两次上传／两份报告的端到端实例。第二步实现四表、事件范围、统一写入与变更记录查询，以样本／质控和用户／角色的多表变更验证事务及权限。第三步接入位点上传／报出、解读、状态流转、报告版本和交付，形成按操作时间排序的样本完整履历。第四步核对全部实际写入方、存量基线及权限后再声明已覆盖范围。</w:t>
       </w:r>
     </w:p>
     <w:p>
@@ -12904,6 +13825,7 @@
           </w:tcPr>
           <w:p>
             <w:pPr>
+              <w:keepNext/>
               <w:spacing w:after="0" w:before="0" w:line="269" w:lineRule="auto"/>
               <w:jc w:val="left"/>
             </w:pPr>
@@ -12932,6 +13854,7 @@
           </w:tcPr>
           <w:p>
             <w:pPr>
+              <w:keepNext/>
               <w:spacing w:after="0" w:before="0" w:line="269" w:lineRule="auto"/>
               <w:jc w:val="left"/>
             </w:pPr>
@@ -12960,6 +13883,7 @@
           </w:tcPr>
           <w:p>
             <w:pPr>
+              <w:keepNext/>
               <w:spacing w:after="0" w:before="0" w:line="269" w:lineRule="auto"/>
               <w:jc w:val="left"/>
             </w:pPr>
@@ -12993,6 +13917,7 @@
           </w:tcPr>
           <w:p>
             <w:pPr>
+              <w:keepNext w:val="0"/>
               <w:spacing w:after="0" w:before="0" w:line="269" w:lineRule="auto"/>
               <w:jc w:val="left"/>
             </w:pPr>
@@ -13021,6 +13946,7 @@
           </w:tcPr>
           <w:p>
             <w:pPr>
+              <w:keepNext w:val="0"/>
               <w:spacing w:after="0" w:before="0" w:line="269" w:lineRule="auto"/>
               <w:jc w:val="left"/>
             </w:pPr>
@@ -13049,6 +13975,7 @@
           </w:tcPr>
           <w:p>
             <w:pPr>
+              <w:keepNext w:val="0"/>
               <w:spacing w:after="0" w:before="0" w:line="269" w:lineRule="auto"/>
               <w:jc w:val="left"/>
             </w:pPr>
@@ -13082,6 +14009,7 @@
           </w:tcPr>
           <w:p>
             <w:pPr>
+              <w:keepNext w:val="0"/>
               <w:spacing w:after="0" w:before="0" w:line="269" w:lineRule="auto"/>
               <w:jc w:val="left"/>
             </w:pPr>
@@ -13110,17 +14038,18 @@
           </w:tcPr>
           <w:p>
             <w:pPr>
-              <w:spacing w:after="0" w:before="0" w:line="269" w:lineRule="auto"/>
-              <w:jc w:val="left"/>
-            </w:pPr>
-            <w:r>
-              <w:rPr>
-                <w:rFonts w:ascii="Microsoft YaHei" w:hAnsi="Microsoft YaHei" w:eastAsia="Microsoft YaHei"/>
-                <w:b w:val="0"/>
-                <w:color w:val="000000"/>
-                <w:sz w:val="19"/>
-              </w:rPr>
-              <w:t>唯一编号下有多个分析与多个报告</w:t>
+              <w:keepNext w:val="0"/>
+              <w:spacing w:after="0" w:before="0" w:line="269" w:lineRule="auto"/>
+              <w:jc w:val="left"/>
+            </w:pPr>
+            <w:r>
+              <w:rPr>
+                <w:rFonts w:ascii="Microsoft YaHei" w:hAnsi="Microsoft YaHei" w:eastAsia="Microsoft YaHei"/>
+                <w:b w:val="0"/>
+                <w:color w:val="000000"/>
+                <w:sz w:val="19"/>
+              </w:rPr>
+              <w:t>同一编号两次上传，两份报告</w:t>
             </w:r>
           </w:p>
         </w:tc>
@@ -13138,17 +14067,18 @@
           </w:tcPr>
           <w:p>
             <w:pPr>
-              <w:spacing w:after="0" w:before="0" w:line="269" w:lineRule="auto"/>
-              <w:jc w:val="left"/>
-            </w:pPr>
-            <w:r>
-              <w:rPr>
-                <w:rFonts w:ascii="Microsoft YaHei" w:hAnsi="Microsoft YaHei" w:eastAsia="Microsoft YaHei"/>
-                <w:b w:val="0"/>
-                <w:color w:val="000000"/>
-                <w:sz w:val="19"/>
-              </w:rPr>
-              <w:t>直接打开一个样本；全部分析和报告独立分支展示</w:t>
+              <w:keepNext w:val="0"/>
+              <w:spacing w:after="0" w:before="0" w:line="269" w:lineRule="auto"/>
+              <w:jc w:val="left"/>
+            </w:pPr>
+            <w:r>
+              <w:rPr>
+                <w:rFonts w:ascii="Microsoft YaHei" w:hAnsi="Microsoft YaHei" w:eastAsia="Microsoft YaHei"/>
+                <w:b w:val="0"/>
+                <w:color w:val="000000"/>
+                <w:sz w:val="19"/>
+              </w:rPr>
+              <w:t>直接打开一个样本；A10＋S001 的数据v1对应 R30，A20＋S001 的数据v2对应 R40；各输入和解读独立可查</w:t>
             </w:r>
           </w:p>
         </w:tc>
@@ -13171,6 +14101,7 @@
           </w:tcPr>
           <w:p>
             <w:pPr>
+              <w:keepNext w:val="0"/>
               <w:spacing w:after="0" w:before="0" w:line="269" w:lineRule="auto"/>
               <w:jc w:val="left"/>
             </w:pPr>
@@ -13199,6 +14130,7 @@
           </w:tcPr>
           <w:p>
             <w:pPr>
+              <w:keepNext w:val="0"/>
               <w:spacing w:after="0" w:before="0" w:line="269" w:lineRule="auto"/>
               <w:jc w:val="left"/>
             </w:pPr>
@@ -13227,6 +14159,7 @@
           </w:tcPr>
           <w:p>
             <w:pPr>
+              <w:keepNext w:val="0"/>
               <w:spacing w:after="0" w:before="0" w:line="269" w:lineRule="auto"/>
               <w:jc w:val="left"/>
             </w:pPr>
@@ -13260,6 +14193,7 @@
           </w:tcPr>
           <w:p>
             <w:pPr>
+              <w:keepNext w:val="0"/>
               <w:spacing w:after="0" w:before="0" w:line="269" w:lineRule="auto"/>
               <w:jc w:val="left"/>
             </w:pPr>
@@ -13288,6 +14222,7 @@
           </w:tcPr>
           <w:p>
             <w:pPr>
+              <w:keepNext w:val="0"/>
               <w:spacing w:after="0" w:before="0" w:line="269" w:lineRule="auto"/>
               <w:jc w:val="left"/>
             </w:pPr>
@@ -13316,6 +14251,7 @@
           </w:tcPr>
           <w:p>
             <w:pPr>
+              <w:keepNext w:val="0"/>
               <w:spacing w:after="0" w:before="0" w:line="269" w:lineRule="auto"/>
               <w:jc w:val="left"/>
             </w:pPr>
@@ -13349,6 +14285,7 @@
           </w:tcPr>
           <w:p>
             <w:pPr>
+              <w:keepNext w:val="0"/>
               <w:spacing w:after="0" w:before="0" w:line="269" w:lineRule="auto"/>
               <w:jc w:val="left"/>
             </w:pPr>
@@ -13377,6 +14314,7 @@
           </w:tcPr>
           <w:p>
             <w:pPr>
+              <w:keepNext w:val="0"/>
               <w:spacing w:after="0" w:before="0" w:line="269" w:lineRule="auto"/>
               <w:jc w:val="left"/>
             </w:pPr>
@@ -13405,6 +14343,7 @@
           </w:tcPr>
           <w:p>
             <w:pPr>
+              <w:keepNext w:val="0"/>
               <w:spacing w:after="0" w:before="0" w:line="269" w:lineRule="auto"/>
               <w:jc w:val="left"/>
             </w:pPr>
@@ -13438,6 +14377,7 @@
           </w:tcPr>
           <w:p>
             <w:pPr>
+              <w:keepNext w:val="0"/>
               <w:spacing w:after="0" w:before="0" w:line="269" w:lineRule="auto"/>
               <w:jc w:val="left"/>
             </w:pPr>
@@ -13466,6 +14406,7 @@
           </w:tcPr>
           <w:p>
             <w:pPr>
+              <w:keepNext w:val="0"/>
               <w:spacing w:after="0" w:before="0" w:line="269" w:lineRule="auto"/>
               <w:jc w:val="left"/>
             </w:pPr>
@@ -13494,6 +14435,7 @@
           </w:tcPr>
           <w:p>
             <w:pPr>
+              <w:keepNext w:val="0"/>
               <w:spacing w:after="0" w:before="0" w:line="269" w:lineRule="auto"/>
               <w:jc w:val="left"/>
             </w:pPr>
@@ -13527,6 +14469,7 @@
           </w:tcPr>
           <w:p>
             <w:pPr>
+              <w:keepNext w:val="0"/>
               <w:spacing w:after="0" w:before="0" w:line="269" w:lineRule="auto"/>
               <w:jc w:val="left"/>
             </w:pPr>
@@ -13555,6 +14498,7 @@
           </w:tcPr>
           <w:p>
             <w:pPr>
+              <w:keepNext w:val="0"/>
               <w:spacing w:after="0" w:before="0" w:line="269" w:lineRule="auto"/>
               <w:jc w:val="left"/>
             </w:pPr>
@@ -13583,6 +14527,7 @@
           </w:tcPr>
           <w:p>
             <w:pPr>
+              <w:keepNext w:val="0"/>
               <w:spacing w:after="0" w:before="0" w:line="269" w:lineRule="auto"/>
               <w:jc w:val="left"/>
             </w:pPr>
@@ -13616,6 +14561,7 @@
           </w:tcPr>
           <w:p>
             <w:pPr>
+              <w:keepNext w:val="0"/>
               <w:spacing w:after="0" w:before="0" w:line="269" w:lineRule="auto"/>
               <w:jc w:val="left"/>
             </w:pPr>
@@ -13644,6 +14590,7 @@
           </w:tcPr>
           <w:p>
             <w:pPr>
+              <w:keepNext w:val="0"/>
               <w:spacing w:after="0" w:before="0" w:line="269" w:lineRule="auto"/>
               <w:jc w:val="left"/>
             </w:pPr>
@@ -13672,6 +14619,7 @@
           </w:tcPr>
           <w:p>
             <w:pPr>
+              <w:keepNext w:val="0"/>
               <w:spacing w:after="0" w:before="0" w:line="269" w:lineRule="auto"/>
               <w:jc w:val="left"/>
             </w:pPr>
@@ -13705,6 +14653,7 @@
           </w:tcPr>
           <w:p>
             <w:pPr>
+              <w:keepNext w:val="0"/>
               <w:spacing w:after="0" w:before="0" w:line="269" w:lineRule="auto"/>
               <w:jc w:val="left"/>
             </w:pPr>
@@ -13733,6 +14682,7 @@
           </w:tcPr>
           <w:p>
             <w:pPr>
+              <w:keepNext w:val="0"/>
               <w:spacing w:after="0" w:before="0" w:line="269" w:lineRule="auto"/>
               <w:jc w:val="left"/>
             </w:pPr>
@@ -13761,6 +14711,7 @@
           </w:tcPr>
           <w:p>
             <w:pPr>
+              <w:keepNext w:val="0"/>
               <w:spacing w:after="0" w:before="0" w:line="269" w:lineRule="auto"/>
               <w:jc w:val="left"/>
             </w:pPr>
@@ -13794,6 +14745,7 @@
           </w:tcPr>
           <w:p>
             <w:pPr>
+              <w:keepNext w:val="0"/>
               <w:spacing w:after="0" w:before="0" w:line="269" w:lineRule="auto"/>
               <w:jc w:val="left"/>
             </w:pPr>
@@ -13822,6 +14774,7 @@
           </w:tcPr>
           <w:p>
             <w:pPr>
+              <w:keepNext w:val="0"/>
               <w:spacing w:after="0" w:before="0" w:line="269" w:lineRule="auto"/>
               <w:jc w:val="left"/>
             </w:pPr>
@@ -13850,6 +14803,7 @@
           </w:tcPr>
           <w:p>
             <w:pPr>
+              <w:keepNext w:val="0"/>
               <w:spacing w:after="0" w:before="0" w:line="269" w:lineRule="auto"/>
               <w:jc w:val="left"/>
             </w:pPr>
@@ -13883,6 +14837,7 @@
           </w:tcPr>
           <w:p>
             <w:pPr>
+              <w:keepNext w:val="0"/>
               <w:spacing w:after="0" w:before="0" w:line="269" w:lineRule="auto"/>
               <w:jc w:val="left"/>
             </w:pPr>
@@ -13911,6 +14866,7 @@
           </w:tcPr>
           <w:p>
             <w:pPr>
+              <w:keepNext w:val="0"/>
               <w:spacing w:after="0" w:before="0" w:line="269" w:lineRule="auto"/>
               <w:jc w:val="left"/>
             </w:pPr>
@@ -13939,6 +14895,7 @@
           </w:tcPr>
           <w:p>
             <w:pPr>
+              <w:keepNext w:val="0"/>
               <w:spacing w:after="0" w:before="0" w:line="269" w:lineRule="auto"/>
               <w:jc w:val="left"/>
             </w:pPr>
@@ -13972,6 +14929,7 @@
           </w:tcPr>
           <w:p>
             <w:pPr>
+              <w:keepNext w:val="0"/>
               <w:spacing w:after="0" w:before="0" w:line="269" w:lineRule="auto"/>
               <w:jc w:val="left"/>
             </w:pPr>
@@ -14000,6 +14958,7 @@
           </w:tcPr>
           <w:p>
             <w:pPr>
+              <w:keepNext w:val="0"/>
               <w:spacing w:after="0" w:before="0" w:line="269" w:lineRule="auto"/>
               <w:jc w:val="left"/>
             </w:pPr>
@@ -14028,6 +14987,7 @@
           </w:tcPr>
           <w:p>
             <w:pPr>
+              <w:keepNext w:val="0"/>
               <w:spacing w:after="0" w:before="0" w:line="269" w:lineRule="auto"/>
               <w:jc w:val="left"/>
             </w:pPr>
@@ -14061,6 +15021,7 @@
           </w:tcPr>
           <w:p>
             <w:pPr>
+              <w:keepNext w:val="0"/>
               <w:spacing w:after="0" w:before="0" w:line="269" w:lineRule="auto"/>
               <w:jc w:val="left"/>
             </w:pPr>
@@ -14089,6 +15050,7 @@
           </w:tcPr>
           <w:p>
             <w:pPr>
+              <w:keepNext w:val="0"/>
               <w:spacing w:after="0" w:before="0" w:line="269" w:lineRule="auto"/>
               <w:jc w:val="left"/>
             </w:pPr>
@@ -14117,6 +15079,7 @@
           </w:tcPr>
           <w:p>
             <w:pPr>
+              <w:keepNext w:val="0"/>
               <w:spacing w:after="0" w:before="0" w:line="269" w:lineRule="auto"/>
               <w:jc w:val="left"/>
             </w:pPr>
@@ -14150,6 +15113,7 @@
           </w:tcPr>
           <w:p>
             <w:pPr>
+              <w:keepNext w:val="0"/>
               <w:spacing w:after="0" w:before="0" w:line="269" w:lineRule="auto"/>
               <w:jc w:val="left"/>
             </w:pPr>
@@ -14178,6 +15142,7 @@
           </w:tcPr>
           <w:p>
             <w:pPr>
+              <w:keepNext w:val="0"/>
               <w:spacing w:after="0" w:before="0" w:line="269" w:lineRule="auto"/>
               <w:jc w:val="left"/>
             </w:pPr>
@@ -14206,6 +15171,7 @@
           </w:tcPr>
           <w:p>
             <w:pPr>
+              <w:keepNext w:val="0"/>
               <w:spacing w:after="0" w:before="0" w:line="269" w:lineRule="auto"/>
               <w:jc w:val="left"/>
             </w:pPr>
@@ -14239,6 +15205,7 @@
           </w:tcPr>
           <w:p>
             <w:pPr>
+              <w:keepNext w:val="0"/>
               <w:spacing w:after="0" w:before="0" w:line="269" w:lineRule="auto"/>
               <w:jc w:val="left"/>
             </w:pPr>
@@ -14267,17 +15234,18 @@
           </w:tcPr>
           <w:p>
             <w:pPr>
-              <w:spacing w:after="0" w:before="0" w:line="269" w:lineRule="auto"/>
-              <w:jc w:val="left"/>
-            </w:pPr>
-            <w:r>
-              <w:rPr>
-                <w:rFonts w:ascii="Microsoft YaHei" w:hAnsi="Microsoft YaHei" w:eastAsia="Microsoft YaHei"/>
-                <w:b w:val="0"/>
-                <w:color w:val="000000"/>
-                <w:sz w:val="19"/>
-              </w:rPr>
-              <w:t>同报告两次生成，再新建另一报告</w:t>
+              <w:keepNext w:val="0"/>
+              <w:spacing w:after="0" w:before="0" w:line="269" w:lineRule="auto"/>
+              <w:jc w:val="left"/>
+            </w:pPr>
+            <w:r>
+              <w:rPr>
+                <w:rFonts w:ascii="Microsoft YaHei" w:hAnsi="Microsoft YaHei" w:eastAsia="Microsoft YaHei"/>
+                <w:b w:val="0"/>
+                <w:color w:val="000000"/>
+                <w:sz w:val="19"/>
+              </w:rPr>
+              <w:t>同报告两次生成，再基于数据v2出报告v2</w:t>
             </w:r>
           </w:p>
         </w:tc>
@@ -14295,17 +15263,18 @@
           </w:tcPr>
           <w:p>
             <w:pPr>
-              <w:spacing w:after="0" w:before="0" w:line="269" w:lineRule="auto"/>
-              <w:jc w:val="left"/>
-            </w:pPr>
-            <w:r>
-              <w:rPr>
-                <w:rFonts w:ascii="Microsoft YaHei" w:hAnsi="Microsoft YaHei" w:eastAsia="Microsoft YaHei"/>
-                <w:b w:val="0"/>
-                <w:color w:val="000000"/>
-                <w:sz w:val="19"/>
-              </w:rPr>
-              <w:t>三层身份清晰；旧输入、文件与后续交付均可追踪</w:t>
+              <w:keepNext w:val="0"/>
+              <w:spacing w:after="0" w:before="0" w:line="269" w:lineRule="auto"/>
+              <w:jc w:val="left"/>
+            </w:pPr>
+            <w:r>
+              <w:rPr>
+                <w:rFonts w:ascii="Microsoft YaHei" w:hAnsi="Microsoft YaHei" w:eastAsia="Microsoft YaHei"/>
+                <w:b w:val="0"/>
+                <w:color w:val="000000"/>
+                <w:sz w:val="19"/>
+              </w:rPr>
+              <w:t>R30 的 generation_no=1、2 均属于报告v1；R40属于数据v2和报告v2；不按生成次数误标版本</w:t>
             </w:r>
           </w:p>
         </w:tc>
@@ -14328,6 +15297,7 @@
           </w:tcPr>
           <w:p>
             <w:pPr>
+              <w:keepNext w:val="0"/>
               <w:spacing w:after="0" w:before="0" w:line="269" w:lineRule="auto"/>
               <w:jc w:val="left"/>
             </w:pPr>
@@ -14356,6 +15326,7 @@
           </w:tcPr>
           <w:p>
             <w:pPr>
+              <w:keepNext w:val="0"/>
               <w:spacing w:after="0" w:before="0" w:line="269" w:lineRule="auto"/>
               <w:jc w:val="left"/>
             </w:pPr>
@@ -14384,6 +15355,7 @@
           </w:tcPr>
           <w:p>
             <w:pPr>
+              <w:keepNext w:val="0"/>
               <w:spacing w:after="0" w:before="0" w:line="269" w:lineRule="auto"/>
               <w:jc w:val="left"/>
             </w:pPr>
@@ -14417,6 +15389,7 @@
           </w:tcPr>
           <w:p>
             <w:pPr>
+              <w:keepNext w:val="0"/>
               <w:spacing w:after="0" w:before="0" w:line="269" w:lineRule="auto"/>
               <w:jc w:val="left"/>
             </w:pPr>
@@ -14445,6 +15418,7 @@
           </w:tcPr>
           <w:p>
             <w:pPr>
+              <w:keepNext w:val="0"/>
               <w:spacing w:after="0" w:before="0" w:line="269" w:lineRule="auto"/>
               <w:jc w:val="left"/>
             </w:pPr>
@@ -14473,6 +15447,7 @@
           </w:tcPr>
           <w:p>
             <w:pPr>
+              <w:keepNext w:val="0"/>
               <w:spacing w:after="0" w:before="0" w:line="269" w:lineRule="auto"/>
               <w:jc w:val="left"/>
             </w:pPr>
@@ -14506,6 +15481,7 @@
           </w:tcPr>
           <w:p>
             <w:pPr>
+              <w:keepNext w:val="0"/>
               <w:spacing w:after="0" w:before="0" w:line="269" w:lineRule="auto"/>
               <w:jc w:val="left"/>
             </w:pPr>
@@ -14534,6 +15510,7 @@
           </w:tcPr>
           <w:p>
             <w:pPr>
+              <w:keepNext w:val="0"/>
               <w:spacing w:after="0" w:before="0" w:line="269" w:lineRule="auto"/>
               <w:jc w:val="left"/>
             </w:pPr>
@@ -14562,6 +15539,7 @@
           </w:tcPr>
           <w:p>
             <w:pPr>
+              <w:keepNext w:val="0"/>
               <w:spacing w:after="0" w:before="0" w:line="269" w:lineRule="auto"/>
               <w:jc w:val="left"/>
             </w:pPr>
@@ -14595,6 +15573,7 @@
           </w:tcPr>
           <w:p>
             <w:pPr>
+              <w:keepNext w:val="0"/>
               <w:spacing w:after="0" w:before="0" w:line="269" w:lineRule="auto"/>
               <w:jc w:val="left"/>
             </w:pPr>
@@ -14623,6 +15602,7 @@
           </w:tcPr>
           <w:p>
             <w:pPr>
+              <w:keepNext w:val="0"/>
               <w:spacing w:after="0" w:before="0" w:line="269" w:lineRule="auto"/>
               <w:jc w:val="left"/>
             </w:pPr>
@@ -14651,6 +15631,7 @@
           </w:tcPr>
           <w:p>
             <w:pPr>
+              <w:keepNext w:val="0"/>
               <w:spacing w:after="0" w:before="0" w:line="269" w:lineRule="auto"/>
               <w:jc w:val="left"/>
             </w:pPr>
@@ -14684,6 +15665,7 @@
           </w:tcPr>
           <w:p>
             <w:pPr>
+              <w:keepNext w:val="0"/>
               <w:spacing w:after="0" w:before="0" w:line="269" w:lineRule="auto"/>
               <w:jc w:val="left"/>
             </w:pPr>
@@ -14712,17 +15694,18 @@
           </w:tcPr>
           <w:p>
             <w:pPr>
-              <w:spacing w:after="0" w:before="0" w:line="269" w:lineRule="auto"/>
-              <w:jc w:val="left"/>
-            </w:pPr>
-            <w:r>
-              <w:rPr>
-                <w:rFonts w:ascii="Microsoft YaHei" w:hAnsi="Microsoft YaHei" w:eastAsia="Microsoft YaHei"/>
-                <w:b w:val="0"/>
-                <w:color w:val="000000"/>
-                <w:sz w:val="19"/>
-              </w:rPr>
-              <w:t>多页查询时插入新事件</w:t>
+              <w:keepNext w:val="0"/>
+              <w:spacing w:after="0" w:before="0" w:line="269" w:lineRule="auto"/>
+              <w:jc w:val="left"/>
+            </w:pPr>
+            <w:r>
+              <w:rPr>
+                <w:rFonts w:ascii="Microsoft YaHei" w:hAnsi="Microsoft YaHei" w:eastAsia="Microsoft YaHei"/>
+                <w:b w:val="0"/>
+                <w:color w:val="000000"/>
+                <w:sz w:val="19"/>
+              </w:rPr>
+              <w:t>相同毫秒、延迟登记和翻页期间新增事件</w:t>
             </w:r>
           </w:p>
         </w:tc>
@@ -14740,17 +15723,18 @@
           </w:tcPr>
           <w:p>
             <w:pPr>
-              <w:spacing w:after="0" w:before="0" w:line="269" w:lineRule="auto"/>
-              <w:jc w:val="left"/>
-            </w:pPr>
-            <w:r>
-              <w:rPr>
-                <w:rFonts w:ascii="Microsoft YaHei" w:hAnsi="Microsoft YaHei" w:eastAsia="Microsoft YaHei"/>
-                <w:b w:val="0"/>
-                <w:color w:val="000000"/>
-                <w:sz w:val="19"/>
-              </w:rPr>
-              <w:t>固定上界与键集分页无重复；刷新后获取新事件</w:t>
+              <w:keepNext w:val="0"/>
+              <w:spacing w:after="0" w:before="0" w:line="269" w:lineRule="auto"/>
+              <w:jc w:val="left"/>
+            </w:pPr>
+            <w:r>
+              <w:rPr>
+                <w:rFonts w:ascii="Microsoft YaHei" w:hAnsi="Microsoft YaHei" w:eastAsia="Microsoft YaHei"/>
+                <w:b w:val="0"/>
+                <w:color w:val="000000"/>
+                <w:sz w:val="19"/>
+              </w:rPr>
+              <w:t>按 occurred_at＋id 稳定排序和组合游标；刷新纳入新事件；明确非严格事务快照</w:t>
             </w:r>
           </w:p>
         </w:tc>
@@ -14773,6 +15757,7 @@
           </w:tcPr>
           <w:p>
             <w:pPr>
+              <w:keepNext w:val="0"/>
               <w:spacing w:after="0" w:before="0" w:line="269" w:lineRule="auto"/>
               <w:jc w:val="left"/>
             </w:pPr>
@@ -14801,6 +15786,7 @@
           </w:tcPr>
           <w:p>
             <w:pPr>
+              <w:keepNext w:val="0"/>
               <w:spacing w:after="0" w:before="0" w:line="269" w:lineRule="auto"/>
               <w:jc w:val="left"/>
             </w:pPr>
@@ -14829,6 +15815,7 @@
           </w:tcPr>
           <w:p>
             <w:pPr>
+              <w:keepNext w:val="0"/>
               <w:spacing w:after="0" w:before="0" w:line="269" w:lineRule="auto"/>
               <w:jc w:val="left"/>
             </w:pPr>
@@ -14862,6 +15849,7 @@
           </w:tcPr>
           <w:p>
             <w:pPr>
+              <w:keepNext w:val="0"/>
               <w:spacing w:after="0" w:before="0" w:line="269" w:lineRule="auto"/>
               <w:jc w:val="left"/>
             </w:pPr>
@@ -14890,6 +15878,7 @@
           </w:tcPr>
           <w:p>
             <w:pPr>
+              <w:keepNext w:val="0"/>
               <w:spacing w:after="0" w:before="0" w:line="269" w:lineRule="auto"/>
               <w:jc w:val="left"/>
             </w:pPr>
@@ -14918,6 +15907,7 @@
           </w:tcPr>
           <w:p>
             <w:pPr>
+              <w:keepNext w:val="0"/>
               <w:spacing w:after="0" w:before="0" w:line="269" w:lineRule="auto"/>
               <w:jc w:val="left"/>
             </w:pPr>
@@ -14951,6 +15941,7 @@
           </w:tcPr>
           <w:p>
             <w:pPr>
+              <w:keepNext w:val="0"/>
               <w:spacing w:after="0" w:before="0" w:line="269" w:lineRule="auto"/>
               <w:jc w:val="left"/>
             </w:pPr>
@@ -14979,6 +15970,7 @@
           </w:tcPr>
           <w:p>
             <w:pPr>
+              <w:keepNext w:val="0"/>
               <w:spacing w:after="0" w:before="0" w:line="269" w:lineRule="auto"/>
               <w:jc w:val="left"/>
             </w:pPr>
@@ -15007,6 +15999,7 @@
           </w:tcPr>
           <w:p>
             <w:pPr>
+              <w:keepNext w:val="0"/>
               <w:spacing w:after="0" w:before="0" w:line="269" w:lineRule="auto"/>
               <w:jc w:val="left"/>
             </w:pPr>
@@ -15040,6 +16033,7 @@
           </w:tcPr>
           <w:p>
             <w:pPr>
+              <w:keepNext w:val="0"/>
               <w:spacing w:after="0" w:before="0" w:line="269" w:lineRule="auto"/>
               <w:jc w:val="left"/>
             </w:pPr>
@@ -15068,6 +16062,7 @@
           </w:tcPr>
           <w:p>
             <w:pPr>
+              <w:keepNext w:val="0"/>
               <w:spacing w:after="0" w:before="0" w:line="269" w:lineRule="auto"/>
               <w:jc w:val="left"/>
             </w:pPr>
@@ -15096,6 +16091,7 @@
           </w:tcPr>
           <w:p>
             <w:pPr>
+              <w:keepNext w:val="0"/>
               <w:spacing w:after="0" w:before="0" w:line="269" w:lineRule="auto"/>
               <w:jc w:val="left"/>
             </w:pPr>
@@ -15129,6 +16125,7 @@
           </w:tcPr>
           <w:p>
             <w:pPr>
+              <w:keepNext w:val="0"/>
               <w:spacing w:after="0" w:before="0" w:line="269" w:lineRule="auto"/>
               <w:jc w:val="left"/>
             </w:pPr>
@@ -15157,6 +16154,7 @@
           </w:tcPr>
           <w:p>
             <w:pPr>
+              <w:keepNext w:val="0"/>
               <w:spacing w:after="0" w:before="0" w:line="269" w:lineRule="auto"/>
               <w:jc w:val="left"/>
             </w:pPr>
@@ -15185,6 +16183,7 @@
           </w:tcPr>
           <w:p>
             <w:pPr>
+              <w:keepNext w:val="0"/>
               <w:spacing w:after="0" w:before="0" w:line="269" w:lineRule="auto"/>
               <w:jc w:val="left"/>
             </w:pPr>
@@ -15196,6 +16195,558 @@
                 <w:sz w:val="19"/>
               </w:rPr>
               <w:t>接入清单与事务用例同步，未接入不能声明覆盖</w:t>
+            </w:r>
+          </w:p>
+        </w:tc>
+      </w:tr>
+      <w:tr>
+        <w:trPr>
+          <w:cantSplit/>
+        </w:trPr>
+        <w:tc>
+          <w:tcPr>
+            <w:tcW w:type="dxa" w:w="2232"/>
+            <w:vAlign w:val="center"/>
+            <w:tcMar>
+              <w:top w:w="75" w:type="dxa"/>
+              <w:bottom w:w="75" w:type="dxa"/>
+              <w:left w:w="90" w:type="dxa"/>
+              <w:right w:w="90" w:type="dxa"/>
+            </w:tcMar>
+            <w:shd w:fill="F7F9FB"/>
+          </w:tcPr>
+          <w:p>
+            <w:pPr>
+              <w:keepNext w:val="0"/>
+              <w:spacing w:after="0" w:before="0" w:line="269" w:lineRule="auto"/>
+              <w:jc w:val="left"/>
+            </w:pPr>
+            <w:r>
+              <w:rPr>
+                <w:rFonts w:ascii="Microsoft YaHei" w:hAnsi="Microsoft YaHei" w:eastAsia="Microsoft YaHei"/>
+                <w:b w:val="0"/>
+                <w:color w:val="000000"/>
+                <w:sz w:val="19"/>
+              </w:rPr>
+              <w:t>AT26</w:t>
+            </w:r>
+          </w:p>
+        </w:tc>
+        <w:tc>
+          <w:tcPr>
+            <w:tcW w:type="dxa" w:w="3168"/>
+            <w:vAlign w:val="center"/>
+            <w:tcMar>
+              <w:top w:w="75" w:type="dxa"/>
+              <w:bottom w:w="75" w:type="dxa"/>
+              <w:left w:w="90" w:type="dxa"/>
+              <w:right w:w="90" w:type="dxa"/>
+            </w:tcMar>
+            <w:shd w:fill="F7F9FB"/>
+          </w:tcPr>
+          <w:p>
+            <w:pPr>
+              <w:keepNext w:val="0"/>
+              <w:spacing w:after="0" w:before="0" w:line="269" w:lineRule="auto"/>
+              <w:jc w:val="left"/>
+            </w:pPr>
+            <w:r>
+              <w:rPr>
+                <w:rFonts w:ascii="Microsoft YaHei" w:hAnsi="Microsoft YaHei" w:eastAsia="Microsoft YaHei"/>
+                <w:b w:val="0"/>
+                <w:color w:val="000000"/>
+                <w:sz w:val="19"/>
+              </w:rPr>
+              <w:t>另一药企试图新增已存在编号</w:t>
+            </w:r>
+          </w:p>
+        </w:tc>
+        <w:tc>
+          <w:tcPr>
+            <w:tcW w:type="dxa" w:w="4680"/>
+            <w:vAlign w:val="center"/>
+            <w:tcMar>
+              <w:top w:w="75" w:type="dxa"/>
+              <w:bottom w:w="75" w:type="dxa"/>
+              <w:left w:w="90" w:type="dxa"/>
+              <w:right w:w="90" w:type="dxa"/>
+            </w:tcMar>
+            <w:shd w:fill="F7F9FB"/>
+          </w:tcPr>
+          <w:p>
+            <w:pPr>
+              <w:keepNext w:val="0"/>
+              <w:spacing w:after="0" w:before="0" w:line="269" w:lineRule="auto"/>
+              <w:jc w:val="left"/>
+            </w:pPr>
+            <w:r>
+              <w:rPr>
+                <w:rFonts w:ascii="Microsoft YaHei" w:hAnsi="Microsoft YaHei" w:eastAsia="Microsoft YaHei"/>
+                <w:b w:val="0"/>
+                <w:color w:val="000000"/>
+                <w:sz w:val="19"/>
+              </w:rPr>
+              <w:t>全局唯一业务规则拒绝；不能依赖 tenant_id 联合唯一放行</w:t>
+            </w:r>
+          </w:p>
+        </w:tc>
+      </w:tr>
+      <w:tr>
+        <w:trPr>
+          <w:cantSplit/>
+        </w:trPr>
+        <w:tc>
+          <w:tcPr>
+            <w:tcW w:type="dxa" w:w="2232"/>
+            <w:vAlign w:val="center"/>
+            <w:tcMar>
+              <w:top w:w="75" w:type="dxa"/>
+              <w:bottom w:w="75" w:type="dxa"/>
+              <w:left w:w="90" w:type="dxa"/>
+              <w:right w:w="90" w:type="dxa"/>
+            </w:tcMar>
+            <w:shd w:fill="FFFFFF"/>
+          </w:tcPr>
+          <w:p>
+            <w:pPr>
+              <w:keepNext w:val="0"/>
+              <w:spacing w:after="0" w:before="0" w:line="269" w:lineRule="auto"/>
+              <w:jc w:val="left"/>
+            </w:pPr>
+            <w:r>
+              <w:rPr>
+                <w:rFonts w:ascii="Microsoft YaHei" w:hAnsi="Microsoft YaHei" w:eastAsia="Microsoft YaHei"/>
+                <w:b w:val="0"/>
+                <w:color w:val="000000"/>
+                <w:sz w:val="19"/>
+              </w:rPr>
+              <w:t>AT27</w:t>
+            </w:r>
+          </w:p>
+        </w:tc>
+        <w:tc>
+          <w:tcPr>
+            <w:tcW w:type="dxa" w:w="3168"/>
+            <w:vAlign w:val="center"/>
+            <w:tcMar>
+              <w:top w:w="75" w:type="dxa"/>
+              <w:bottom w:w="75" w:type="dxa"/>
+              <w:left w:w="90" w:type="dxa"/>
+              <w:right w:w="90" w:type="dxa"/>
+            </w:tcMar>
+            <w:shd w:fill="FFFFFF"/>
+          </w:tcPr>
+          <w:p>
+            <w:pPr>
+              <w:keepNext w:val="0"/>
+              <w:spacing w:after="0" w:before="0" w:line="269" w:lineRule="auto"/>
+              <w:jc w:val="left"/>
+            </w:pPr>
+            <w:r>
+              <w:rPr>
+                <w:rFonts w:ascii="Microsoft YaHei" w:hAnsi="Microsoft YaHei" w:eastAsia="Microsoft YaHei"/>
+                <w:b w:val="0"/>
+                <w:color w:val="000000"/>
+                <w:sz w:val="19"/>
+              </w:rPr>
+              <w:t>创建用户并分配角色</w:t>
+            </w:r>
+          </w:p>
+        </w:tc>
+        <w:tc>
+          <w:tcPr>
+            <w:tcW w:type="dxa" w:w="4680"/>
+            <w:vAlign w:val="center"/>
+            <w:tcMar>
+              <w:top w:w="75" w:type="dxa"/>
+              <w:bottom w:w="75" w:type="dxa"/>
+              <w:left w:w="90" w:type="dxa"/>
+              <w:right w:w="90" w:type="dxa"/>
+            </w:tcMar>
+            <w:shd w:fill="FFFFFF"/>
+          </w:tcPr>
+          <w:p>
+            <w:pPr>
+              <w:keepNext w:val="0"/>
+              <w:spacing w:after="0" w:before="0" w:line="269" w:lineRule="auto"/>
+              <w:jc w:val="left"/>
+            </w:pPr>
+            <w:r>
+              <w:rPr>
+                <w:rFonts w:ascii="Microsoft YaHei" w:hAnsi="Microsoft YaHei" w:eastAsia="Microsoft YaHei"/>
+                <w:b w:val="0"/>
+                <w:color w:val="000000"/>
+                <w:sz w:val="19"/>
+              </w:rPr>
+              <w:t>一个 NON_SAMPLE 事件；用户和角色绑定逐条明细；不要求样本编号</w:t>
+            </w:r>
+          </w:p>
+        </w:tc>
+      </w:tr>
+      <w:tr>
+        <w:trPr>
+          <w:cantSplit/>
+        </w:trPr>
+        <w:tc>
+          <w:tcPr>
+            <w:tcW w:type="dxa" w:w="2232"/>
+            <w:vAlign w:val="center"/>
+            <w:tcMar>
+              <w:top w:w="75" w:type="dxa"/>
+              <w:bottom w:w="75" w:type="dxa"/>
+              <w:left w:w="90" w:type="dxa"/>
+              <w:right w:w="90" w:type="dxa"/>
+            </w:tcMar>
+            <w:shd w:fill="F7F9FB"/>
+          </w:tcPr>
+          <w:p>
+            <w:pPr>
+              <w:keepNext w:val="0"/>
+              <w:spacing w:after="0" w:before="0" w:line="269" w:lineRule="auto"/>
+              <w:jc w:val="left"/>
+            </w:pPr>
+            <w:r>
+              <w:rPr>
+                <w:rFonts w:ascii="Microsoft YaHei" w:hAnsi="Microsoft YaHei" w:eastAsia="Microsoft YaHei"/>
+                <w:b w:val="0"/>
+                <w:color w:val="000000"/>
+                <w:sz w:val="19"/>
+              </w:rPr>
+              <w:t>AT28</w:t>
+            </w:r>
+          </w:p>
+        </w:tc>
+        <w:tc>
+          <w:tcPr>
+            <w:tcW w:type="dxa" w:w="3168"/>
+            <w:vAlign w:val="center"/>
+            <w:tcMar>
+              <w:top w:w="75" w:type="dxa"/>
+              <w:bottom w:w="75" w:type="dxa"/>
+              <w:left w:w="90" w:type="dxa"/>
+              <w:right w:w="90" w:type="dxa"/>
+            </w:tcMar>
+            <w:shd w:fill="F7F9FB"/>
+          </w:tcPr>
+          <w:p>
+            <w:pPr>
+              <w:keepNext w:val="0"/>
+              <w:spacing w:after="0" w:before="0" w:line="269" w:lineRule="auto"/>
+              <w:jc w:val="left"/>
+            </w:pPr>
+            <w:r>
+              <w:rPr>
+                <w:rFonts w:ascii="Microsoft YaHei" w:hAnsi="Microsoft YaHei" w:eastAsia="Microsoft YaHei"/>
+                <w:b w:val="0"/>
+                <w:color w:val="000000"/>
+                <w:sz w:val="19"/>
+              </w:rPr>
+              <w:t>修改角色及替换菜单权限，随后撤权</w:t>
+            </w:r>
+          </w:p>
+        </w:tc>
+        <w:tc>
+          <w:tcPr>
+            <w:tcW w:type="dxa" w:w="4680"/>
+            <w:vAlign w:val="center"/>
+            <w:tcMar>
+              <w:top w:w="75" w:type="dxa"/>
+              <w:bottom w:w="75" w:type="dxa"/>
+              <w:left w:w="90" w:type="dxa"/>
+              <w:right w:w="90" w:type="dxa"/>
+            </w:tcMar>
+            <w:shd w:fill="F7F9FB"/>
+          </w:tcPr>
+          <w:p>
+            <w:pPr>
+              <w:keepNext w:val="0"/>
+              <w:spacing w:after="0" w:before="0" w:line="269" w:lineRule="auto"/>
+              <w:jc w:val="left"/>
+            </w:pPr>
+            <w:r>
+              <w:rPr>
+                <w:rFonts w:ascii="Microsoft YaHei" w:hAnsi="Microsoft YaHei" w:eastAsia="Microsoft YaHei"/>
+                <w:b w:val="0"/>
+                <w:color w:val="000000"/>
+                <w:sz w:val="19"/>
+              </w:rPr>
+              <w:t>主表前后值与实际关系增删齐全；各已提交动作独立可查</w:t>
+            </w:r>
+          </w:p>
+        </w:tc>
+      </w:tr>
+      <w:tr>
+        <w:trPr>
+          <w:cantSplit/>
+        </w:trPr>
+        <w:tc>
+          <w:tcPr>
+            <w:tcW w:type="dxa" w:w="2232"/>
+            <w:vAlign w:val="center"/>
+            <w:tcMar>
+              <w:top w:w="75" w:type="dxa"/>
+              <w:bottom w:w="75" w:type="dxa"/>
+              <w:left w:w="90" w:type="dxa"/>
+              <w:right w:w="90" w:type="dxa"/>
+            </w:tcMar>
+            <w:shd w:fill="FFFFFF"/>
+          </w:tcPr>
+          <w:p>
+            <w:pPr>
+              <w:keepNext w:val="0"/>
+              <w:spacing w:after="0" w:before="0" w:line="269" w:lineRule="auto"/>
+              <w:jc w:val="left"/>
+            </w:pPr>
+            <w:r>
+              <w:rPr>
+                <w:rFonts w:ascii="Microsoft YaHei" w:hAnsi="Microsoft YaHei" w:eastAsia="Microsoft YaHei"/>
+                <w:b w:val="0"/>
+                <w:color w:val="000000"/>
+                <w:sz w:val="19"/>
+              </w:rPr>
+              <w:t>AT29</w:t>
+            </w:r>
+          </w:p>
+        </w:tc>
+        <w:tc>
+          <w:tcPr>
+            <w:tcW w:type="dxa" w:w="3168"/>
+            <w:vAlign w:val="center"/>
+            <w:tcMar>
+              <w:top w:w="75" w:type="dxa"/>
+              <w:bottom w:w="75" w:type="dxa"/>
+              <w:left w:w="90" w:type="dxa"/>
+              <w:right w:w="90" w:type="dxa"/>
+            </w:tcMar>
+            <w:shd w:fill="FFFFFF"/>
+          </w:tcPr>
+          <w:p>
+            <w:pPr>
+              <w:keepNext w:val="0"/>
+              <w:spacing w:after="0" w:before="0" w:line="269" w:lineRule="auto"/>
+              <w:jc w:val="left"/>
+            </w:pPr>
+            <w:r>
+              <w:rPr>
+                <w:rFonts w:ascii="Microsoft YaHei" w:hAnsi="Microsoft YaHei" w:eastAsia="Microsoft YaHei"/>
+                <w:b w:val="0"/>
+                <w:color w:val="000000"/>
+                <w:sz w:val="19"/>
+              </w:rPr>
+              <w:t>密码重置</w:t>
+            </w:r>
+          </w:p>
+        </w:tc>
+        <w:tc>
+          <w:tcPr>
+            <w:tcW w:type="dxa" w:w="4680"/>
+            <w:vAlign w:val="center"/>
+            <w:tcMar>
+              <w:top w:w="75" w:type="dxa"/>
+              <w:bottom w:w="75" w:type="dxa"/>
+              <w:left w:w="90" w:type="dxa"/>
+              <w:right w:w="90" w:type="dxa"/>
+            </w:tcMar>
+            <w:shd w:fill="FFFFFF"/>
+          </w:tcPr>
+          <w:p>
+            <w:pPr>
+              <w:keepNext w:val="0"/>
+              <w:spacing w:after="0" w:before="0" w:line="269" w:lineRule="auto"/>
+              <w:jc w:val="left"/>
+            </w:pPr>
+            <w:r>
+              <w:rPr>
+                <w:rFonts w:ascii="Microsoft YaHei" w:hAnsi="Microsoft YaHei" w:eastAsia="Microsoft YaHei"/>
+                <w:b w:val="0"/>
+                <w:color w:val="000000"/>
+                <w:sz w:val="19"/>
+              </w:rPr>
+              <w:t>保存执行者、对象、时间和结果；审计中无密码、哈希、Token或会话内容</w:t>
+            </w:r>
+          </w:p>
+        </w:tc>
+      </w:tr>
+      <w:tr>
+        <w:trPr>
+          <w:cantSplit/>
+        </w:trPr>
+        <w:tc>
+          <w:tcPr>
+            <w:tcW w:type="dxa" w:w="2232"/>
+            <w:vAlign w:val="center"/>
+            <w:tcMar>
+              <w:top w:w="75" w:type="dxa"/>
+              <w:bottom w:w="75" w:type="dxa"/>
+              <w:left w:w="90" w:type="dxa"/>
+              <w:right w:w="90" w:type="dxa"/>
+            </w:tcMar>
+            <w:shd w:fill="F7F9FB"/>
+          </w:tcPr>
+          <w:p>
+            <w:pPr>
+              <w:keepNext w:val="0"/>
+              <w:spacing w:after="0" w:before="0" w:line="269" w:lineRule="auto"/>
+              <w:jc w:val="left"/>
+            </w:pPr>
+            <w:r>
+              <w:rPr>
+                <w:rFonts w:ascii="Microsoft YaHei" w:hAnsi="Microsoft YaHei" w:eastAsia="Microsoft YaHei"/>
+                <w:b w:val="0"/>
+                <w:color w:val="000000"/>
+                <w:sz w:val="19"/>
+              </w:rPr>
+              <w:t>AT30</w:t>
+            </w:r>
+          </w:p>
+        </w:tc>
+        <w:tc>
+          <w:tcPr>
+            <w:tcW w:type="dxa" w:w="3168"/>
+            <w:vAlign w:val="center"/>
+            <w:tcMar>
+              <w:top w:w="75" w:type="dxa"/>
+              <w:bottom w:w="75" w:type="dxa"/>
+              <w:left w:w="90" w:type="dxa"/>
+              <w:right w:w="90" w:type="dxa"/>
+            </w:tcMar>
+            <w:shd w:fill="F7F9FB"/>
+          </w:tcPr>
+          <w:p>
+            <w:pPr>
+              <w:keepNext w:val="0"/>
+              <w:spacing w:after="0" w:before="0" w:line="269" w:lineRule="auto"/>
+              <w:jc w:val="left"/>
+            </w:pPr>
+            <w:r>
+              <w:rPr>
+                <w:rFonts w:ascii="Microsoft YaHei" w:hAnsi="Microsoft YaHei" w:eastAsia="Microsoft YaHei"/>
+                <w:b w:val="0"/>
+                <w:color w:val="000000"/>
+                <w:sz w:val="19"/>
+              </w:rPr>
+              <w:t>样本导入、质控、位点、状态与解读连续操作</w:t>
+            </w:r>
+          </w:p>
+        </w:tc>
+        <w:tc>
+          <w:tcPr>
+            <w:tcW w:type="dxa" w:w="4680"/>
+            <w:vAlign w:val="center"/>
+            <w:tcMar>
+              <w:top w:w="75" w:type="dxa"/>
+              <w:bottom w:w="75" w:type="dxa"/>
+              <w:left w:w="90" w:type="dxa"/>
+              <w:right w:w="90" w:type="dxa"/>
+            </w:tcMar>
+            <w:shd w:fill="F7F9FB"/>
+          </w:tcPr>
+          <w:p>
+            <w:pPr>
+              <w:keepNext w:val="0"/>
+              <w:spacing w:after="0" w:before="0" w:line="269" w:lineRule="auto"/>
+              <w:jc w:val="left"/>
+            </w:pPr>
+            <w:r>
+              <w:rPr>
+                <w:rFonts w:ascii="Microsoft YaHei" w:hAnsi="Microsoft YaHei" w:eastAsia="Microsoft YaHei"/>
+                <w:b w:val="0"/>
+                <w:color w:val="000000"/>
+                <w:sz w:val="19"/>
+              </w:rPr>
+              <w:t>一条按操作时间排序的履历；每次修改前后值、报出位点和状态起止值完整；公共事件不伪挂某版本</w:t>
+            </w:r>
+          </w:p>
+        </w:tc>
+      </w:tr>
+      <w:tr>
+        <w:trPr>
+          <w:cantSplit/>
+        </w:trPr>
+        <w:tc>
+          <w:tcPr>
+            <w:tcW w:type="dxa" w:w="2232"/>
+            <w:vAlign w:val="center"/>
+            <w:tcMar>
+              <w:top w:w="75" w:type="dxa"/>
+              <w:bottom w:w="75" w:type="dxa"/>
+              <w:left w:w="90" w:type="dxa"/>
+              <w:right w:w="90" w:type="dxa"/>
+            </w:tcMar>
+            <w:shd w:fill="FFFFFF"/>
+          </w:tcPr>
+          <w:p>
+            <w:pPr>
+              <w:keepNext w:val="0"/>
+              <w:spacing w:after="0" w:before="0" w:line="269" w:lineRule="auto"/>
+              <w:jc w:val="left"/>
+            </w:pPr>
+            <w:r>
+              <w:rPr>
+                <w:rFonts w:ascii="Microsoft YaHei" w:hAnsi="Microsoft YaHei" w:eastAsia="Microsoft YaHei"/>
+                <w:b w:val="0"/>
+                <w:color w:val="000000"/>
+                <w:sz w:val="19"/>
+              </w:rPr>
+              <w:t>AT31</w:t>
+            </w:r>
+          </w:p>
+        </w:tc>
+        <w:tc>
+          <w:tcPr>
+            <w:tcW w:type="dxa" w:w="3168"/>
+            <w:vAlign w:val="center"/>
+            <w:tcMar>
+              <w:top w:w="75" w:type="dxa"/>
+              <w:bottom w:w="75" w:type="dxa"/>
+              <w:left w:w="90" w:type="dxa"/>
+              <w:right w:w="90" w:type="dxa"/>
+            </w:tcMar>
+            <w:shd w:fill="FFFFFF"/>
+          </w:tcPr>
+          <w:p>
+            <w:pPr>
+              <w:keepNext w:val="0"/>
+              <w:spacing w:after="0" w:before="0" w:line="269" w:lineRule="auto"/>
+              <w:jc w:val="left"/>
+            </w:pPr>
+            <w:r>
+              <w:rPr>
+                <w:rFonts w:ascii="Microsoft YaHei" w:hAnsi="Microsoft YaHei" w:eastAsia="Microsoft YaHei"/>
+                <w:b w:val="0"/>
+                <w:color w:val="000000"/>
+                <w:sz w:val="19"/>
+              </w:rPr>
+              <w:t>同产品同日再次上传或原路径文件被覆盖</w:t>
+            </w:r>
+          </w:p>
+        </w:tc>
+        <w:tc>
+          <w:tcPr>
+            <w:tcW w:type="dxa" w:w="4680"/>
+            <w:vAlign w:val="center"/>
+            <w:tcMar>
+              <w:top w:w="75" w:type="dxa"/>
+              <w:bottom w:w="75" w:type="dxa"/>
+              <w:left w:w="90" w:type="dxa"/>
+              <w:right w:w="90" w:type="dxa"/>
+            </w:tcMar>
+            <w:shd w:fill="FFFFFF"/>
+          </w:tcPr>
+          <w:p>
+            <w:pPr>
+              <w:keepNext w:val="0"/>
+              <w:spacing w:after="0" w:before="0" w:line="269" w:lineRule="auto"/>
+              <w:jc w:val="left"/>
+            </w:pPr>
+            <w:r>
+              <w:rPr>
+                <w:rFonts w:ascii="Microsoft YaHei" w:hAnsi="Microsoft YaHei" w:eastAsia="Microsoft YaHei"/>
+                <w:b w:val="0"/>
+                <w:color w:val="000000"/>
+                <w:sz w:val="19"/>
+              </w:rPr>
+              <w:t>不静默覆盖旧数据版本；保留原输入证据，正确区分新版本与同版本重解析；契约不明时明确关联缺口</w:t>
             </w:r>
           </w:p>
         </w:tc>
@@ -15217,7 +16768,7 @@
         <w:jc w:val="left"/>
       </w:pPr>
       <w:r>
-        <w:t>需求映射：AUD-01 对应 AT01、AT15、AT19、AT20、AT23；AUD-02 对应 AT06—AT14、AT17、AT18；AUD-03 对应 AT02—AT05、AT09、AT15、AT16；AUD-04 对应第4—8章及 AT21—AT25。</w:t>
+        <w:t>需求映射：AUD-01 对应 AT01、AT15、AT19、AT20、AT23、AT30；AUD-02 对应 AT06—AT14、AT17、AT18、AT27—AT29；AUD-03 对应 AT02—AT05、AT09、AT15、AT16、AT26、AT31；AUD-04 对应第4—8章及 AT21—AT25。</w:t>
       </w:r>
     </w:p>
     <w:p>
@@ -15240,7 +16791,7 @@
         <w:jc w:val="left"/>
       </w:pPr>
       <w:r>
-        <w:t>已确认：样本编号唯一。实施前需核对业务唯一范围与数据库约束、原业务是否允许编号更正；上游幂等消息号；真实运行库的孤儿情况；外部集群及脚本的写库边界；审计可见范围与敏感原值权限；文件及审计保留策略。这些不阻止本版方案评审，但不能在实现中用猜测补齐。</w:t>
+        <w:t>已确认：subbarcode 跨药企全局唯一；同一样本多份数据按 analysis_id + subbarcode 关联；记录样本相关和非样本修改，并按操作时间查询样本流转解读履历。暂定 file-v1 → report-v1、file-v2 → report-v2。实施前需核对全局唯一数据库约束及规范例外、相同产品同日重传如何形成独立数据版本、v1／v2标签分配和存量同分析多报告的处理口径、原业务是否允许编号更正；还须核对上游幂等消息号、运行库孤儿、外部写库边界、非样本对象完整清单、可见范围与敏感原值权限、文件及审计保留策略。这些不阻止本版方案评审，但不能在实现中用猜测补齐。</w:t>
       </w:r>
     </w:p>
     <w:p>
@@ -15286,7 +16837,7 @@
         <w:color w:val="000000"/>
         <w:sz w:val="16"/>
       </w:rPr>
-      <w:t xml:space="preserve">V0.2  |  </w:t>
+      <w:t xml:space="preserve">V0.3  |  </w:t>
     </w:r>
     <w:fldSimple w:instr="PAGE"/>
   </w:p>
